--- a/docs/диплом.docx
+++ b/docs/диплом.docx
@@ -155,6 +155,54 @@
     </w:p>
     <w:p>
       <w:pPr>
+        <w:spacing w:before="0" w:after="120"/>
+        <w:ind w:firstLine="0"/>
+      </w:pPr>
+      <w:r>
+        <w:rPr>
+          <w:rFonts w:ascii="Times New Roman" w:hAnsi="Times New Roman" w:cs="Times New Roman"/>
+          <w:rFonts w:ascii="Times New Roman" w:hAnsi="Times New Roman"/>
+          <w:b/>
+          <w:sz w:val="28"/>
+        </w:rPr>
+        <w:t>Объект исследования</w:t>
+      </w:r>
+      <w:r>
+        <w:rPr>
+          <w:rFonts w:ascii="Times New Roman" w:hAnsi="Times New Roman" w:cs="Times New Roman"/>
+          <w:rFonts w:ascii="Times New Roman" w:hAnsi="Times New Roman"/>
+          <w:b w:val="0"/>
+          <w:sz w:val="28"/>
+        </w:rPr>
+        <w:t xml:space="preserve"> — система метаданных научных публикаций и журналов, представленных в открытых библиографических каталогах.</w:t>
+      </w:r>
+    </w:p>
+    <w:p>
+      <w:pPr>
+        <w:spacing w:before="0" w:after="120"/>
+        <w:ind w:firstLine="0"/>
+      </w:pPr>
+      <w:r>
+        <w:rPr>
+          <w:rFonts w:ascii="Times New Roman" w:hAnsi="Times New Roman" w:cs="Times New Roman"/>
+          <w:rFonts w:ascii="Times New Roman" w:hAnsi="Times New Roman"/>
+          <w:b/>
+          <w:sz w:val="28"/>
+        </w:rPr>
+        <w:t>Предмет исследования</w:t>
+      </w:r>
+      <w:r>
+        <w:rPr>
+          <w:rFonts w:ascii="Times New Roman" w:hAnsi="Times New Roman" w:cs="Times New Roman"/>
+          <w:rFonts w:ascii="Times New Roman" w:hAnsi="Times New Roman"/>
+          <w:b w:val="0"/>
+          <w:sz w:val="28"/>
+        </w:rPr>
+        <w:t xml:space="preserve"> — методы интерактивной визуализации метаданных научных публикаций: географической карты аффилиаций авторов и графа связей между публикациями, авторами, журналами и организациями.</w:t>
+      </w:r>
+    </w:p>
+    <w:p>
+      <w:pPr>
         <w:spacing w:after="0"/>
         <w:ind w:firstLine="709"/>
         <w:jc w:val="both"/>
@@ -265,12 +313,13 @@
       </w:pPr>
       <w:r>
         <w:rPr>
+          <w:rFonts w:ascii="Times New Roman" w:hAnsi="Times New Roman" w:cs="Times New Roman"/>
           <w:rFonts w:ascii="Times New Roman" w:hAnsi="Times New Roman"/>
           <w:b w:val="0"/>
           <w:i w:val="0"/>
           <w:sz w:val="28"/>
         </w:rPr>
-        <w:t>Объект исследования — метаданные научных публикаций и журналов: названия, авторы, годы, аффилиации, тематические классификаторы, ключевые слова, DOI. Данные получены из OpenAlex — бесплатного каталога с более чем 250 миллионами работ. Полные тексты статей не используются — структурированных описаний достаточно для выявления связей между участниками научного процесса.</w:t>
+        <w:t>Данные получены из OpenAlex — бесплатного каталога с более чем 250 миллионами работ. Для каждой публикации используются метаданные: название, авторы, год, аффилиации, тематические классификаторы, ключевые слова, DOI. Полные тексты статей не используются — структурированных описаний достаточно для выявления связей между участниками научного процесса.</w:t>
       </w:r>
     </w:p>
     <w:p>

--- a/docs/диплом.docx
+++ b/docs/диплом.docx
@@ -444,6 +444,1791 @@
     <w:p/>
     <w:p>
       <w:pPr>
+        <w:spacing w:before="280" w:after="160"/>
+        <w:ind w:firstLine="0"/>
+        <w:jc w:val="center"/>
+      </w:pPr>
+      <w:r>
+        <w:rPr>
+          <w:rFonts w:ascii="Times New Roman" w:hAnsi="Times New Roman" w:cs="Times New Roman"/>
+          <w:rFonts w:ascii="Times New Roman" w:hAnsi="Times New Roman"/>
+          <w:b/>
+          <w:sz w:val="28"/>
+        </w:rPr>
+        <w:t>ГЛАВА I. ОБЗОР СУЩЕСТВУЮЩИХ РЕШЕНИЙ</w:t>
+      </w:r>
+    </w:p>
+    <w:p>
+      <w:pPr>
+        <w:spacing w:before="0" w:after="120"/>
+        <w:ind w:firstLine="709"/>
+        <w:jc w:val="both"/>
+      </w:pPr>
+      <w:r>
+        <w:rPr>
+          <w:rFonts w:ascii="Times New Roman" w:hAnsi="Times New Roman" w:cs="Times New Roman"/>
+          <w:rFonts w:ascii="Times New Roman" w:hAnsi="Times New Roman"/>
+          <w:b w:val="0"/>
+          <w:sz w:val="28"/>
+        </w:rPr>
+        <w:t>В области библиометрического анализа и визуализации научных публикаций существует ряд инструментов, решающих схожие задачи. Ниже приведён обзор шести наиболее распространённых систем с анализом их возможностей и ограничений.</w:t>
+      </w:r>
+    </w:p>
+    <w:p>
+      <w:pPr>
+        <w:spacing w:before="280" w:after="160"/>
+        <w:ind w:firstLine="0"/>
+      </w:pPr>
+      <w:r>
+        <w:rPr>
+          <w:rFonts w:ascii="Times New Roman" w:hAnsi="Times New Roman" w:cs="Times New Roman"/>
+          <w:rFonts w:ascii="Times New Roman" w:hAnsi="Times New Roman"/>
+          <w:b/>
+          <w:sz w:val="28"/>
+        </w:rPr>
+        <w:t>1.1. VOSviewer</w:t>
+      </w:r>
+    </w:p>
+    <w:p>
+      <w:pPr>
+        <w:spacing w:before="0" w:after="120"/>
+        <w:ind w:firstLine="709"/>
+        <w:jc w:val="both"/>
+      </w:pPr>
+      <w:r>
+        <w:rPr>
+          <w:rFonts w:ascii="Times New Roman" w:hAnsi="Times New Roman" w:cs="Times New Roman"/>
+          <w:rFonts w:ascii="Times New Roman" w:hAnsi="Times New Roman"/>
+          <w:b w:val="0"/>
+          <w:sz w:val="28"/>
+        </w:rPr>
+        <w:t>VOSviewer — бесплатная программа для построения и визуализации библиометрических сетей, разработанная Лейденским университетом (Нидерланды). Распространяется как настольное приложение для Windows, macOS и Linux.</w:t>
+      </w:r>
+    </w:p>
+    <w:p>
+      <w:pPr>
+        <w:spacing w:before="0" w:after="120"/>
+        <w:ind w:firstLine="709"/>
+        <w:jc w:val="both"/>
+      </w:pPr>
+      <w:r>
+        <w:rPr>
+          <w:rFonts w:ascii="Times New Roman" w:hAnsi="Times New Roman" w:cs="Times New Roman"/>
+          <w:rFonts w:ascii="Times New Roman" w:hAnsi="Times New Roman"/>
+          <w:b w:val="0"/>
+          <w:sz w:val="28"/>
+        </w:rPr>
+        <w:t>Визуализации: сети соавторства, совместного цитирования, библиографического сочетания, совместного употребления ключевых слов; карты плотности и наложения. Поддерживает отображение географии сотрудничества по странам.</w:t>
+      </w:r>
+    </w:p>
+    <w:p>
+      <w:pPr>
+        <w:spacing w:before="0" w:after="120"/>
+        <w:ind w:firstLine="709"/>
+        <w:jc w:val="both"/>
+      </w:pPr>
+      <w:r>
+        <w:rPr>
+          <w:rFonts w:ascii="Times New Roman" w:hAnsi="Times New Roman" w:cs="Times New Roman"/>
+          <w:rFonts w:ascii="Times New Roman" w:hAnsi="Times New Roman"/>
+          <w:b w:val="0"/>
+          <w:sz w:val="28"/>
+        </w:rPr>
+        <w:t>Источники данных: Web of Science, Scopus, PubMed, Dimensions, Semantic Scholar. Данные необходимо подготовить и экспортировать в поддерживаемом формате заранее — встроенного поиска нет.</w:t>
+      </w:r>
+    </w:p>
+    <w:p>
+      <w:pPr>
+        <w:spacing w:before="0" w:after="120"/>
+        <w:ind w:firstLine="709"/>
+        <w:jc w:val="both"/>
+      </w:pPr>
+      <w:r>
+        <w:rPr>
+          <w:rFonts w:ascii="Times New Roman" w:hAnsi="Times New Roman" w:cs="Times New Roman"/>
+          <w:rFonts w:ascii="Times New Roman" w:hAnsi="Times New Roman"/>
+          <w:b w:val="0"/>
+          <w:sz w:val="28"/>
+        </w:rPr>
+        <w:t>Ограничения: отсутствует алгоритм поиска похожих статей; фильтрация ограничена — применяется к уже загруженному набору; установка на компьютер обязательна; веб-версия (VOSviewer Online) требует сохранения данных в облаке.</w:t>
+      </w:r>
+    </w:p>
+    <w:p>
+      <w:pPr>
+        <w:spacing w:before="280" w:after="160"/>
+        <w:ind w:firstLine="0"/>
+      </w:pPr>
+      <w:r>
+        <w:rPr>
+          <w:rFonts w:ascii="Times New Roman" w:hAnsi="Times New Roman" w:cs="Times New Roman"/>
+          <w:rFonts w:ascii="Times New Roman" w:hAnsi="Times New Roman"/>
+          <w:b/>
+          <w:sz w:val="28"/>
+        </w:rPr>
+        <w:t>1.2. CiteSpace</w:t>
+      </w:r>
+    </w:p>
+    <w:p>
+      <w:pPr>
+        <w:spacing w:before="0" w:after="120"/>
+        <w:ind w:firstLine="709"/>
+        <w:jc w:val="both"/>
+      </w:pPr>
+      <w:r>
+        <w:rPr>
+          <w:rFonts w:ascii="Times New Roman" w:hAnsi="Times New Roman" w:cs="Times New Roman"/>
+          <w:rFonts w:ascii="Times New Roman" w:hAnsi="Times New Roman"/>
+          <w:b w:val="0"/>
+          <w:sz w:val="28"/>
+        </w:rPr>
+        <w:t>CiteSpace — бесплатное Java-приложение для анализа тенденций и структурных паттернов в научной литературе, разработано в Университете Дрексела (США).</w:t>
+      </w:r>
+    </w:p>
+    <w:p>
+      <w:pPr>
+        <w:spacing w:before="0" w:after="120"/>
+        <w:ind w:firstLine="709"/>
+        <w:jc w:val="both"/>
+      </w:pPr>
+      <w:r>
+        <w:rPr>
+          <w:rFonts w:ascii="Times New Roman" w:hAnsi="Times New Roman" w:cs="Times New Roman"/>
+          <w:rFonts w:ascii="Times New Roman" w:hAnsi="Times New Roman"/>
+          <w:b w:val="0"/>
+          <w:sz w:val="28"/>
+        </w:rPr>
+        <w:t>Визуализации: сети цитирования с выделением всплесков активности (burst detection), кластерная раскладка с автоматическими метками, карты географического сотрудничества по странам (экспорт в KML для Google Earth).</w:t>
+      </w:r>
+    </w:p>
+    <w:p>
+      <w:pPr>
+        <w:spacing w:before="0" w:after="120"/>
+        <w:ind w:firstLine="709"/>
+        <w:jc w:val="both"/>
+      </w:pPr>
+      <w:r>
+        <w:rPr>
+          <w:rFonts w:ascii="Times New Roman" w:hAnsi="Times New Roman" w:cs="Times New Roman"/>
+          <w:rFonts w:ascii="Times New Roman" w:hAnsi="Times New Roman"/>
+          <w:b w:val="0"/>
+          <w:sz w:val="28"/>
+        </w:rPr>
+        <w:t>Источники данных: Web of Science, Scopus, Dimensions, Lens.org, PubMed.</w:t>
+      </w:r>
+    </w:p>
+    <w:p>
+      <w:pPr>
+        <w:spacing w:before="0" w:after="120"/>
+        <w:ind w:firstLine="709"/>
+        <w:jc w:val="both"/>
+      </w:pPr>
+      <w:r>
+        <w:rPr>
+          <w:rFonts w:ascii="Times New Roman" w:hAnsi="Times New Roman" w:cs="Times New Roman"/>
+          <w:rFonts w:ascii="Times New Roman" w:hAnsi="Times New Roman"/>
+          <w:b w:val="0"/>
+          <w:sz w:val="28"/>
+        </w:rPr>
+        <w:t>Ограничения: требует установки Java Runtime Environment; нет алгоритма похожих статей; интерфейс перегружен настройками и рассчитан на специалистов в области библиометрии; отсутствует веб-версия.</w:t>
+      </w:r>
+    </w:p>
+    <w:p>
+      <w:pPr>
+        <w:spacing w:before="280" w:after="160"/>
+        <w:ind w:firstLine="0"/>
+      </w:pPr>
+      <w:r>
+        <w:rPr>
+          <w:rFonts w:ascii="Times New Roman" w:hAnsi="Times New Roman" w:cs="Times New Roman"/>
+          <w:rFonts w:ascii="Times New Roman" w:hAnsi="Times New Roman"/>
+          <w:b/>
+          <w:sz w:val="28"/>
+        </w:rPr>
+        <w:t>1.3. Connected Papers</w:t>
+      </w:r>
+    </w:p>
+    <w:p>
+      <w:pPr>
+        <w:spacing w:before="0" w:after="120"/>
+        <w:ind w:firstLine="709"/>
+        <w:jc w:val="both"/>
+      </w:pPr>
+      <w:r>
+        <w:rPr>
+          <w:rFonts w:ascii="Times New Roman" w:hAnsi="Times New Roman" w:cs="Times New Roman"/>
+          <w:rFonts w:ascii="Times New Roman" w:hAnsi="Times New Roman"/>
+          <w:b w:val="0"/>
+          <w:sz w:val="28"/>
+        </w:rPr>
+        <w:t>Connected Papers — веб-сервис для визуального исследования тематических связей между статьями. Работает в браузере без установки. Базовый доступ бесплатный (5 графов в месяц), расширенный — от 6 долларов в месяц.</w:t>
+      </w:r>
+    </w:p>
+    <w:p>
+      <w:pPr>
+        <w:spacing w:before="0" w:after="120"/>
+        <w:ind w:firstLine="709"/>
+        <w:jc w:val="both"/>
+      </w:pPr>
+      <w:r>
+        <w:rPr>
+          <w:rFonts w:ascii="Times New Roman" w:hAnsi="Times New Roman" w:cs="Times New Roman"/>
+          <w:rFonts w:ascii="Times New Roman" w:hAnsi="Times New Roman"/>
+          <w:b w:val="0"/>
+          <w:sz w:val="28"/>
+        </w:rPr>
+        <w:t>Визуализации: граф похожих статей, построенный на основе совместного цитирования и библиографического сочетания; отдельные режимы предшественников и производных работ.</w:t>
+      </w:r>
+    </w:p>
+    <w:p>
+      <w:pPr>
+        <w:spacing w:before="0" w:after="120"/>
+        <w:ind w:firstLine="709"/>
+        <w:jc w:val="both"/>
+      </w:pPr>
+      <w:r>
+        <w:rPr>
+          <w:rFonts w:ascii="Times New Roman" w:hAnsi="Times New Roman" w:cs="Times New Roman"/>
+          <w:rFonts w:ascii="Times New Roman" w:hAnsi="Times New Roman"/>
+          <w:b w:val="0"/>
+          <w:sz w:val="28"/>
+        </w:rPr>
+        <w:t>Алгоритм схожести: учитывает совместное цитирование и сближение ссылок, приоритет отдаётся статьям близкого года публикации. Каждый граф строится вокруг одной выбранной статьи и охватывает до ~50 000 работ корпуса Semantic Scholar.</w:t>
+      </w:r>
+    </w:p>
+    <w:p>
+      <w:pPr>
+        <w:spacing w:before="0" w:after="120"/>
+        <w:ind w:firstLine="709"/>
+        <w:jc w:val="both"/>
+      </w:pPr>
+      <w:r>
+        <w:rPr>
+          <w:rFonts w:ascii="Times New Roman" w:hAnsi="Times New Roman" w:cs="Times New Roman"/>
+          <w:rFonts w:ascii="Times New Roman" w:hAnsi="Times New Roman"/>
+          <w:b w:val="0"/>
+          <w:sz w:val="28"/>
+        </w:rPr>
+        <w:t>Ограничения: нет географической карты; одновременно анализируется только одна статья; нет фильтрации по авторам, аффилиациям или журналам; платная подписка для активного использования.</w:t>
+      </w:r>
+    </w:p>
+    <w:p>
+      <w:pPr>
+        <w:spacing w:before="280" w:after="160"/>
+        <w:ind w:firstLine="0"/>
+      </w:pPr>
+      <w:r>
+        <w:rPr>
+          <w:rFonts w:ascii="Times New Roman" w:hAnsi="Times New Roman" w:cs="Times New Roman"/>
+          <w:rFonts w:ascii="Times New Roman" w:hAnsi="Times New Roman"/>
+          <w:b/>
+          <w:sz w:val="28"/>
+        </w:rPr>
+        <w:t>1.4. Bibliometrix / Biblioshiny</w:t>
+      </w:r>
+    </w:p>
+    <w:p>
+      <w:pPr>
+        <w:spacing w:before="0" w:after="120"/>
+        <w:ind w:firstLine="709"/>
+        <w:jc w:val="both"/>
+      </w:pPr>
+      <w:r>
+        <w:rPr>
+          <w:rFonts w:ascii="Times New Roman" w:hAnsi="Times New Roman" w:cs="Times New Roman"/>
+          <w:rFonts w:ascii="Times New Roman" w:hAnsi="Times New Roman"/>
+          <w:b w:val="0"/>
+          <w:sz w:val="28"/>
+        </w:rPr>
+        <w:t>Bibliometrix — пакет для языка R с открытым исходным кодом (лицензия MIT), предназначенный для количественного анализа научной литературы. Biblioshiny — его веб-интерфейс на основе фреймворка Shiny, запускаемый локально.</w:t>
+      </w:r>
+    </w:p>
+    <w:p>
+      <w:pPr>
+        <w:spacing w:before="0" w:after="120"/>
+        <w:ind w:firstLine="709"/>
+        <w:jc w:val="both"/>
+      </w:pPr>
+      <w:r>
+        <w:rPr>
+          <w:rFonts w:ascii="Times New Roman" w:hAnsi="Times New Roman" w:cs="Times New Roman"/>
+          <w:rFonts w:ascii="Times New Roman" w:hAnsi="Times New Roman"/>
+          <w:b w:val="0"/>
+          <w:sz w:val="28"/>
+        </w:rPr>
+        <w:t>Визуализации: карты соавторства по странам, сети ключевых слов, тематические карты, анализ продуктивности авторов, плотностные карты аффилиаций.</w:t>
+      </w:r>
+    </w:p>
+    <w:p>
+      <w:pPr>
+        <w:spacing w:before="0" w:after="120"/>
+        <w:ind w:firstLine="709"/>
+        <w:jc w:val="both"/>
+      </w:pPr>
+      <w:r>
+        <w:rPr>
+          <w:rFonts w:ascii="Times New Roman" w:hAnsi="Times New Roman" w:cs="Times New Roman"/>
+          <w:rFonts w:ascii="Times New Roman" w:hAnsi="Times New Roman"/>
+          <w:b w:val="0"/>
+          <w:sz w:val="28"/>
+        </w:rPr>
+        <w:t>Источники данных: Web of Science, Scopus, PubMed, OpenAlex (прямая интеграция через API), Lens.org, Dimensions.</w:t>
+      </w:r>
+    </w:p>
+    <w:p>
+      <w:pPr>
+        <w:spacing w:before="0" w:after="120"/>
+        <w:ind w:firstLine="709"/>
+        <w:jc w:val="both"/>
+      </w:pPr>
+      <w:r>
+        <w:rPr>
+          <w:rFonts w:ascii="Times New Roman" w:hAnsi="Times New Roman" w:cs="Times New Roman"/>
+          <w:rFonts w:ascii="Times New Roman" w:hAnsi="Times New Roman"/>
+          <w:b w:val="0"/>
+          <w:sz w:val="28"/>
+        </w:rPr>
+        <w:t>Ограничения: требует установки R и запуска локального Shiny-сервера; нет поиска похожих статей; порог вхождения высок для пользователей без опыта программирования.</w:t>
+      </w:r>
+    </w:p>
+    <w:p>
+      <w:pPr>
+        <w:spacing w:before="280" w:after="160"/>
+        <w:ind w:firstLine="0"/>
+      </w:pPr>
+      <w:r>
+        <w:rPr>
+          <w:rFonts w:ascii="Times New Roman" w:hAnsi="Times New Roman" w:cs="Times New Roman"/>
+          <w:rFonts w:ascii="Times New Roman" w:hAnsi="Times New Roman"/>
+          <w:b/>
+          <w:sz w:val="28"/>
+        </w:rPr>
+        <w:t>1.5. Gephi</w:t>
+      </w:r>
+    </w:p>
+    <w:p>
+      <w:pPr>
+        <w:spacing w:before="0" w:after="120"/>
+        <w:ind w:firstLine="709"/>
+        <w:jc w:val="both"/>
+      </w:pPr>
+      <w:r>
+        <w:rPr>
+          <w:rFonts w:ascii="Times New Roman" w:hAnsi="Times New Roman" w:cs="Times New Roman"/>
+          <w:rFonts w:ascii="Times New Roman" w:hAnsi="Times New Roman"/>
+          <w:b w:val="0"/>
+          <w:sz w:val="28"/>
+        </w:rPr>
+        <w:t>Gephi — бесплатная программа с открытым кодом (лицензия GPL) для визуализации и анализа больших сетей. Версия 0.11 (май 2025 года) поддерживает до 10 миллионов элементов.</w:t>
+      </w:r>
+    </w:p>
+    <w:p>
+      <w:pPr>
+        <w:spacing w:before="0" w:after="120"/>
+        <w:ind w:firstLine="709"/>
+        <w:jc w:val="both"/>
+      </w:pPr>
+      <w:r>
+        <w:rPr>
+          <w:rFonts w:ascii="Times New Roman" w:hAnsi="Times New Roman" w:cs="Times New Roman"/>
+          <w:rFonts w:ascii="Times New Roman" w:hAnsi="Times New Roman"/>
+          <w:b w:val="0"/>
+          <w:sz w:val="28"/>
+        </w:rPr>
+        <w:t>Визуализации: сетевые графы с настраиваемой раскладкой (force-directed, circular), визуализация центральности, кластеризация и модульность. Gephi Lite — ограниченная веб-версия.</w:t>
+      </w:r>
+    </w:p>
+    <w:p>
+      <w:pPr>
+        <w:spacing w:before="0" w:after="120"/>
+        <w:ind w:firstLine="709"/>
+        <w:jc w:val="both"/>
+      </w:pPr>
+      <w:r>
+        <w:rPr>
+          <w:rFonts w:ascii="Times New Roman" w:hAnsi="Times New Roman" w:cs="Times New Roman"/>
+          <w:rFonts w:ascii="Times New Roman" w:hAnsi="Times New Roman"/>
+          <w:b w:val="0"/>
+          <w:sz w:val="28"/>
+        </w:rPr>
+        <w:t>Ограничения: данные необходимо предварительно подготовить в форматах GEXF, GraphML, CSV; нет встроенного подключения к источникам научных данных; нет географической карты; нет алгоритма схожести статей.</w:t>
+      </w:r>
+    </w:p>
+    <w:p>
+      <w:pPr>
+        <w:spacing w:before="280" w:after="160"/>
+        <w:ind w:firstLine="0"/>
+      </w:pPr>
+      <w:r>
+        <w:rPr>
+          <w:rFonts w:ascii="Times New Roman" w:hAnsi="Times New Roman" w:cs="Times New Roman"/>
+          <w:rFonts w:ascii="Times New Roman" w:hAnsi="Times New Roman"/>
+          <w:b/>
+          <w:sz w:val="28"/>
+        </w:rPr>
+        <w:t>1.6. Lens.org</w:t>
+      </w:r>
+    </w:p>
+    <w:p>
+      <w:pPr>
+        <w:spacing w:before="0" w:after="120"/>
+        <w:ind w:firstLine="709"/>
+        <w:jc w:val="both"/>
+      </w:pPr>
+      <w:r>
+        <w:rPr>
+          <w:rFonts w:ascii="Times New Roman" w:hAnsi="Times New Roman" w:cs="Times New Roman"/>
+          <w:rFonts w:ascii="Times New Roman" w:hAnsi="Times New Roman"/>
+          <w:b w:val="0"/>
+          <w:sz w:val="28"/>
+        </w:rPr>
+        <w:t>Lens.org — бесплатный веб-сервис для поиска и анализа научных публикаций и патентов. Содержит более 225 миллионов научных работ. Работает в браузере без регистрации.</w:t>
+      </w:r>
+    </w:p>
+    <w:p>
+      <w:pPr>
+        <w:spacing w:before="0" w:after="120"/>
+        <w:ind w:firstLine="709"/>
+        <w:jc w:val="both"/>
+      </w:pPr>
+      <w:r>
+        <w:rPr>
+          <w:rFonts w:ascii="Times New Roman" w:hAnsi="Times New Roman" w:cs="Times New Roman"/>
+          <w:rFonts w:ascii="Times New Roman" w:hAnsi="Times New Roman"/>
+          <w:b w:val="0"/>
+          <w:sz w:val="28"/>
+        </w:rPr>
+        <w:t>Визуализации: распределение публикаций по времени, топ-институтов, географическая карта по странам, диаграммы по тематикам и авторам.</w:t>
+      </w:r>
+    </w:p>
+    <w:p>
+      <w:pPr>
+        <w:spacing w:before="0" w:after="120"/>
+        <w:ind w:firstLine="709"/>
+        <w:jc w:val="both"/>
+      </w:pPr>
+      <w:r>
+        <w:rPr>
+          <w:rFonts w:ascii="Times New Roman" w:hAnsi="Times New Roman" w:cs="Times New Roman"/>
+          <w:rFonts w:ascii="Times New Roman" w:hAnsi="Times New Roman"/>
+          <w:b w:val="0"/>
+          <w:sz w:val="28"/>
+        </w:rPr>
+        <w:t>Фильтрация: по году, автору, журналу, теме, типу доступа. Зарегистрированные пользователи могут экспортировать до 50 000 записей.</w:t>
+      </w:r>
+    </w:p>
+    <w:p>
+      <w:pPr>
+        <w:spacing w:before="0" w:after="120"/>
+        <w:ind w:firstLine="709"/>
+        <w:jc w:val="both"/>
+      </w:pPr>
+      <w:r>
+        <w:rPr>
+          <w:rFonts w:ascii="Times New Roman" w:hAnsi="Times New Roman" w:cs="Times New Roman"/>
+          <w:rFonts w:ascii="Times New Roman" w:hAnsi="Times New Roman"/>
+          <w:b w:val="0"/>
+          <w:sz w:val="28"/>
+        </w:rPr>
+        <w:t>Ограничения: нет алгоритма поиска похожих статей; нет графа связей между публикациями и авторами; инструменты визуализации ограничены агрегированными диаграммами.</w:t>
+      </w:r>
+    </w:p>
+    <w:p>
+      <w:pPr>
+        <w:spacing w:before="280" w:after="160"/>
+        <w:ind w:firstLine="0"/>
+      </w:pPr>
+      <w:r>
+        <w:rPr>
+          <w:rFonts w:ascii="Times New Roman" w:hAnsi="Times New Roman" w:cs="Times New Roman"/>
+          <w:rFonts w:ascii="Times New Roman" w:hAnsi="Times New Roman"/>
+          <w:b/>
+          <w:sz w:val="28"/>
+        </w:rPr>
+        <w:t>1.7. Сравнительная таблица</w:t>
+      </w:r>
+    </w:p>
+    <w:p>
+      <w:pPr>
+        <w:spacing w:before="0" w:after="120"/>
+        <w:ind w:firstLine="709"/>
+        <w:jc w:val="both"/>
+      </w:pPr>
+      <w:r>
+        <w:rPr>
+          <w:rFonts w:ascii="Times New Roman" w:hAnsi="Times New Roman" w:cs="Times New Roman"/>
+          <w:rFonts w:ascii="Times New Roman" w:hAnsi="Times New Roman"/>
+          <w:b w:val="0"/>
+          <w:sz w:val="28"/>
+        </w:rPr>
+        <w:t>Результаты сравнения сведены в таблицу 1.</w:t>
+      </w:r>
+    </w:p>
+    <w:tbl>
+      <w:tblPr>
+        <w:tblStyle w:val="TableGrid"/>
+        <w:tblW w:type="auto" w:w="0"/>
+        <w:tblLook w:firstColumn="1" w:firstRow="1" w:lastColumn="0" w:lastRow="0" w:noHBand="0" w:noVBand="1" w:val="04A0"/>
+      </w:tblPr>
+      <w:tblGrid>
+        <w:gridCol w:w="1080"/>
+        <w:gridCol w:w="1080"/>
+        <w:gridCol w:w="1080"/>
+        <w:gridCol w:w="1080"/>
+        <w:gridCol w:w="1080"/>
+        <w:gridCol w:w="1080"/>
+        <w:gridCol w:w="1080"/>
+        <w:gridCol w:w="1080"/>
+      </w:tblGrid>
+      <w:tr>
+        <w:tc>
+          <w:tcPr>
+            <w:tcW w:type="dxa" w:w="1080"/>
+          </w:tcPr>
+          <w:p>
+            <w:r>
+              <w:rPr>
+                <w:rFonts w:ascii="Times New Roman" w:hAnsi="Times New Roman" w:cs="Times New Roman"/>
+                <w:rFonts w:ascii="Times New Roman" w:hAnsi="Times New Roman"/>
+                <w:b/>
+                <w:sz w:val="18"/>
+              </w:rPr>
+              <w:t>Характеристика</w:t>
+            </w:r>
+          </w:p>
+        </w:tc>
+        <w:tc>
+          <w:tcPr>
+            <w:tcW w:type="dxa" w:w="1080"/>
+          </w:tcPr>
+          <w:p>
+            <w:r>
+              <w:rPr>
+                <w:rFonts w:ascii="Times New Roman" w:hAnsi="Times New Roman" w:cs="Times New Roman"/>
+                <w:rFonts w:ascii="Times New Roman" w:hAnsi="Times New Roman"/>
+                <w:b/>
+                <w:sz w:val="18"/>
+              </w:rPr>
+              <w:t>VOSviewer</w:t>
+            </w:r>
+          </w:p>
+        </w:tc>
+        <w:tc>
+          <w:tcPr>
+            <w:tcW w:type="dxa" w:w="1080"/>
+          </w:tcPr>
+          <w:p>
+            <w:r>
+              <w:rPr>
+                <w:rFonts w:ascii="Times New Roman" w:hAnsi="Times New Roman" w:cs="Times New Roman"/>
+                <w:rFonts w:ascii="Times New Roman" w:hAnsi="Times New Roman"/>
+                <w:b/>
+                <w:sz w:val="18"/>
+              </w:rPr>
+              <w:t>CiteSpace</w:t>
+            </w:r>
+          </w:p>
+        </w:tc>
+        <w:tc>
+          <w:tcPr>
+            <w:tcW w:type="dxa" w:w="1080"/>
+          </w:tcPr>
+          <w:p>
+            <w:r>
+              <w:rPr>
+                <w:rFonts w:ascii="Times New Roman" w:hAnsi="Times New Roman" w:cs="Times New Roman"/>
+                <w:rFonts w:ascii="Times New Roman" w:hAnsi="Times New Roman"/>
+                <w:b/>
+                <w:sz w:val="18"/>
+              </w:rPr>
+              <w:t>Connected Papers</w:t>
+            </w:r>
+          </w:p>
+        </w:tc>
+        <w:tc>
+          <w:tcPr>
+            <w:tcW w:type="dxa" w:w="1080"/>
+          </w:tcPr>
+          <w:p>
+            <w:r>
+              <w:rPr>
+                <w:rFonts w:ascii="Times New Roman" w:hAnsi="Times New Roman" w:cs="Times New Roman"/>
+                <w:rFonts w:ascii="Times New Roman" w:hAnsi="Times New Roman"/>
+                <w:b/>
+                <w:sz w:val="18"/>
+              </w:rPr>
+              <w:t>Bibliometrix</w:t>
+            </w:r>
+          </w:p>
+        </w:tc>
+        <w:tc>
+          <w:tcPr>
+            <w:tcW w:type="dxa" w:w="1080"/>
+          </w:tcPr>
+          <w:p>
+            <w:r>
+              <w:rPr>
+                <w:rFonts w:ascii="Times New Roman" w:hAnsi="Times New Roman" w:cs="Times New Roman"/>
+                <w:rFonts w:ascii="Times New Roman" w:hAnsi="Times New Roman"/>
+                <w:b/>
+                <w:sz w:val="18"/>
+              </w:rPr>
+              <w:t>Gephi</w:t>
+            </w:r>
+          </w:p>
+        </w:tc>
+        <w:tc>
+          <w:tcPr>
+            <w:tcW w:type="dxa" w:w="1080"/>
+          </w:tcPr>
+          <w:p>
+            <w:r>
+              <w:rPr>
+                <w:rFonts w:ascii="Times New Roman" w:hAnsi="Times New Roman" w:cs="Times New Roman"/>
+                <w:rFonts w:ascii="Times New Roman" w:hAnsi="Times New Roman"/>
+                <w:b/>
+                <w:sz w:val="18"/>
+              </w:rPr>
+              <w:t>Lens.org</w:t>
+            </w:r>
+          </w:p>
+        </w:tc>
+        <w:tc>
+          <w:tcPr>
+            <w:tcW w:type="dxa" w:w="1080"/>
+          </w:tcPr>
+          <w:p>
+            <w:r>
+              <w:rPr>
+                <w:rFonts w:ascii="Times New Roman" w:hAnsi="Times New Roman" w:cs="Times New Roman"/>
+                <w:rFonts w:ascii="Times New Roman" w:hAnsi="Times New Roman"/>
+                <w:b/>
+                <w:sz w:val="18"/>
+              </w:rPr>
+              <w:t>Разработанная система</w:t>
+            </w:r>
+          </w:p>
+        </w:tc>
+      </w:tr>
+      <w:tr>
+        <w:tc>
+          <w:tcPr>
+            <w:tcW w:type="dxa" w:w="1080"/>
+          </w:tcPr>
+          <w:p>
+            <w:r>
+              <w:rPr>
+                <w:rFonts w:ascii="Times New Roman" w:hAnsi="Times New Roman" w:cs="Times New Roman"/>
+                <w:rFonts w:ascii="Times New Roman" w:hAnsi="Times New Roman"/>
+                <w:b w:val="0"/>
+                <w:sz w:val="18"/>
+              </w:rPr>
+              <w:t>Тип доступа</w:t>
+            </w:r>
+          </w:p>
+        </w:tc>
+        <w:tc>
+          <w:tcPr>
+            <w:tcW w:type="dxa" w:w="1080"/>
+          </w:tcPr>
+          <w:p>
+            <w:r>
+              <w:rPr>
+                <w:rFonts w:ascii="Times New Roman" w:hAnsi="Times New Roman" w:cs="Times New Roman"/>
+                <w:rFonts w:ascii="Times New Roman" w:hAnsi="Times New Roman"/>
+                <w:b w:val="0"/>
+                <w:sz w:val="18"/>
+              </w:rPr>
+              <w:t>Десктоп</w:t>
+            </w:r>
+          </w:p>
+        </w:tc>
+        <w:tc>
+          <w:tcPr>
+            <w:tcW w:type="dxa" w:w="1080"/>
+          </w:tcPr>
+          <w:p>
+            <w:r>
+              <w:rPr>
+                <w:rFonts w:ascii="Times New Roman" w:hAnsi="Times New Roman" w:cs="Times New Roman"/>
+                <w:rFonts w:ascii="Times New Roman" w:hAnsi="Times New Roman"/>
+                <w:b w:val="0"/>
+                <w:sz w:val="18"/>
+              </w:rPr>
+              <w:t>Десктоп+Java</w:t>
+            </w:r>
+          </w:p>
+        </w:tc>
+        <w:tc>
+          <w:tcPr>
+            <w:tcW w:type="dxa" w:w="1080"/>
+          </w:tcPr>
+          <w:p>
+            <w:r>
+              <w:rPr>
+                <w:rFonts w:ascii="Times New Roman" w:hAnsi="Times New Roman" w:cs="Times New Roman"/>
+                <w:rFonts w:ascii="Times New Roman" w:hAnsi="Times New Roman"/>
+                <w:b w:val="0"/>
+                <w:sz w:val="18"/>
+              </w:rPr>
+              <w:t>Веб</w:t>
+            </w:r>
+          </w:p>
+        </w:tc>
+        <w:tc>
+          <w:tcPr>
+            <w:tcW w:type="dxa" w:w="1080"/>
+          </w:tcPr>
+          <w:p>
+            <w:r>
+              <w:rPr>
+                <w:rFonts w:ascii="Times New Roman" w:hAnsi="Times New Roman" w:cs="Times New Roman"/>
+                <w:rFonts w:ascii="Times New Roman" w:hAnsi="Times New Roman"/>
+                <w:b w:val="0"/>
+                <w:sz w:val="18"/>
+              </w:rPr>
+              <w:t>R-пакет</w:t>
+            </w:r>
+          </w:p>
+        </w:tc>
+        <w:tc>
+          <w:tcPr>
+            <w:tcW w:type="dxa" w:w="1080"/>
+          </w:tcPr>
+          <w:p>
+            <w:r>
+              <w:rPr>
+                <w:rFonts w:ascii="Times New Roman" w:hAnsi="Times New Roman" w:cs="Times New Roman"/>
+                <w:rFonts w:ascii="Times New Roman" w:hAnsi="Times New Roman"/>
+                <w:b w:val="0"/>
+                <w:sz w:val="18"/>
+              </w:rPr>
+              <w:t>Десктоп</w:t>
+            </w:r>
+          </w:p>
+        </w:tc>
+        <w:tc>
+          <w:tcPr>
+            <w:tcW w:type="dxa" w:w="1080"/>
+          </w:tcPr>
+          <w:p>
+            <w:r>
+              <w:rPr>
+                <w:rFonts w:ascii="Times New Roman" w:hAnsi="Times New Roman" w:cs="Times New Roman"/>
+                <w:rFonts w:ascii="Times New Roman" w:hAnsi="Times New Roman"/>
+                <w:b w:val="0"/>
+                <w:sz w:val="18"/>
+              </w:rPr>
+              <w:t>Веб</w:t>
+            </w:r>
+          </w:p>
+        </w:tc>
+        <w:tc>
+          <w:tcPr>
+            <w:tcW w:type="dxa" w:w="1080"/>
+          </w:tcPr>
+          <w:p>
+            <w:r>
+              <w:rPr>
+                <w:rFonts w:ascii="Times New Roman" w:hAnsi="Times New Roman" w:cs="Times New Roman"/>
+                <w:rFonts w:ascii="Times New Roman" w:hAnsi="Times New Roman"/>
+                <w:b w:val="0"/>
+                <w:sz w:val="18"/>
+              </w:rPr>
+              <w:t>Веб (локальный сервер)</w:t>
+            </w:r>
+          </w:p>
+        </w:tc>
+      </w:tr>
+      <w:tr>
+        <w:tc>
+          <w:tcPr>
+            <w:tcW w:type="dxa" w:w="1080"/>
+          </w:tcPr>
+          <w:p>
+            <w:r>
+              <w:rPr>
+                <w:rFonts w:ascii="Times New Roman" w:hAnsi="Times New Roman" w:cs="Times New Roman"/>
+                <w:rFonts w:ascii="Times New Roman" w:hAnsi="Times New Roman"/>
+                <w:b w:val="0"/>
+                <w:sz w:val="18"/>
+              </w:rPr>
+              <w:t>Установка не нужна</w:t>
+            </w:r>
+          </w:p>
+        </w:tc>
+        <w:tc>
+          <w:tcPr>
+            <w:tcW w:type="dxa" w:w="1080"/>
+          </w:tcPr>
+          <w:p>
+            <w:r>
+              <w:rPr>
+                <w:rFonts w:ascii="Times New Roman" w:hAnsi="Times New Roman" w:cs="Times New Roman"/>
+                <w:rFonts w:ascii="Times New Roman" w:hAnsi="Times New Roman"/>
+                <w:b w:val="0"/>
+                <w:sz w:val="18"/>
+              </w:rPr>
+              <w:t>—</w:t>
+            </w:r>
+          </w:p>
+        </w:tc>
+        <w:tc>
+          <w:tcPr>
+            <w:tcW w:type="dxa" w:w="1080"/>
+          </w:tcPr>
+          <w:p>
+            <w:r>
+              <w:rPr>
+                <w:rFonts w:ascii="Times New Roman" w:hAnsi="Times New Roman" w:cs="Times New Roman"/>
+                <w:rFonts w:ascii="Times New Roman" w:hAnsi="Times New Roman"/>
+                <w:b w:val="0"/>
+                <w:sz w:val="18"/>
+              </w:rPr>
+              <w:t>—</w:t>
+            </w:r>
+          </w:p>
+        </w:tc>
+        <w:tc>
+          <w:tcPr>
+            <w:tcW w:type="dxa" w:w="1080"/>
+          </w:tcPr>
+          <w:p>
+            <w:r>
+              <w:rPr>
+                <w:rFonts w:ascii="Times New Roman" w:hAnsi="Times New Roman" w:cs="Times New Roman"/>
+                <w:rFonts w:ascii="Times New Roman" w:hAnsi="Times New Roman"/>
+                <w:b w:val="0"/>
+                <w:sz w:val="18"/>
+              </w:rPr>
+              <w:t>✓</w:t>
+            </w:r>
+          </w:p>
+        </w:tc>
+        <w:tc>
+          <w:tcPr>
+            <w:tcW w:type="dxa" w:w="1080"/>
+          </w:tcPr>
+          <w:p>
+            <w:r>
+              <w:rPr>
+                <w:rFonts w:ascii="Times New Roman" w:hAnsi="Times New Roman" w:cs="Times New Roman"/>
+                <w:rFonts w:ascii="Times New Roman" w:hAnsi="Times New Roman"/>
+                <w:b w:val="0"/>
+                <w:sz w:val="18"/>
+              </w:rPr>
+              <w:t>—</w:t>
+            </w:r>
+          </w:p>
+        </w:tc>
+        <w:tc>
+          <w:tcPr>
+            <w:tcW w:type="dxa" w:w="1080"/>
+          </w:tcPr>
+          <w:p>
+            <w:r>
+              <w:rPr>
+                <w:rFonts w:ascii="Times New Roman" w:hAnsi="Times New Roman" w:cs="Times New Roman"/>
+                <w:rFonts w:ascii="Times New Roman" w:hAnsi="Times New Roman"/>
+                <w:b w:val="0"/>
+                <w:sz w:val="18"/>
+              </w:rPr>
+              <w:t>—</w:t>
+            </w:r>
+          </w:p>
+        </w:tc>
+        <w:tc>
+          <w:tcPr>
+            <w:tcW w:type="dxa" w:w="1080"/>
+          </w:tcPr>
+          <w:p>
+            <w:r>
+              <w:rPr>
+                <w:rFonts w:ascii="Times New Roman" w:hAnsi="Times New Roman" w:cs="Times New Roman"/>
+                <w:rFonts w:ascii="Times New Roman" w:hAnsi="Times New Roman"/>
+                <w:b w:val="0"/>
+                <w:sz w:val="18"/>
+              </w:rPr>
+              <w:t>✓</w:t>
+            </w:r>
+          </w:p>
+        </w:tc>
+        <w:tc>
+          <w:tcPr>
+            <w:tcW w:type="dxa" w:w="1080"/>
+          </w:tcPr>
+          <w:p>
+            <w:r>
+              <w:rPr>
+                <w:rFonts w:ascii="Times New Roman" w:hAnsi="Times New Roman" w:cs="Times New Roman"/>
+                <w:rFonts w:ascii="Times New Roman" w:hAnsi="Times New Roman"/>
+                <w:b w:val="0"/>
+                <w:sz w:val="18"/>
+              </w:rPr>
+              <w:t>✓</w:t>
+            </w:r>
+          </w:p>
+        </w:tc>
+      </w:tr>
+      <w:tr>
+        <w:tc>
+          <w:tcPr>
+            <w:tcW w:type="dxa" w:w="1080"/>
+          </w:tcPr>
+          <w:p>
+            <w:r>
+              <w:rPr>
+                <w:rFonts w:ascii="Times New Roman" w:hAnsi="Times New Roman" w:cs="Times New Roman"/>
+                <w:rFonts w:ascii="Times New Roman" w:hAnsi="Times New Roman"/>
+                <w:b w:val="0"/>
+                <w:sz w:val="18"/>
+              </w:rPr>
+              <w:t>Источник данных</w:t>
+            </w:r>
+          </w:p>
+        </w:tc>
+        <w:tc>
+          <w:tcPr>
+            <w:tcW w:type="dxa" w:w="1080"/>
+          </w:tcPr>
+          <w:p>
+            <w:r>
+              <w:rPr>
+                <w:rFonts w:ascii="Times New Roman" w:hAnsi="Times New Roman" w:cs="Times New Roman"/>
+                <w:rFonts w:ascii="Times New Roman" w:hAnsi="Times New Roman"/>
+                <w:b w:val="0"/>
+                <w:sz w:val="18"/>
+              </w:rPr>
+              <w:t>WoS, Scopus</w:t>
+            </w:r>
+          </w:p>
+        </w:tc>
+        <w:tc>
+          <w:tcPr>
+            <w:tcW w:type="dxa" w:w="1080"/>
+          </w:tcPr>
+          <w:p>
+            <w:r>
+              <w:rPr>
+                <w:rFonts w:ascii="Times New Roman" w:hAnsi="Times New Roman" w:cs="Times New Roman"/>
+                <w:rFonts w:ascii="Times New Roman" w:hAnsi="Times New Roman"/>
+                <w:b w:val="0"/>
+                <w:sz w:val="18"/>
+              </w:rPr>
+              <w:t>WoS, Scopus</w:t>
+            </w:r>
+          </w:p>
+        </w:tc>
+        <w:tc>
+          <w:tcPr>
+            <w:tcW w:type="dxa" w:w="1080"/>
+          </w:tcPr>
+          <w:p>
+            <w:r>
+              <w:rPr>
+                <w:rFonts w:ascii="Times New Roman" w:hAnsi="Times New Roman" w:cs="Times New Roman"/>
+                <w:rFonts w:ascii="Times New Roman" w:hAnsi="Times New Roman"/>
+                <w:b w:val="0"/>
+                <w:sz w:val="18"/>
+              </w:rPr>
+              <w:t>Semantic Scholar</w:t>
+            </w:r>
+          </w:p>
+        </w:tc>
+        <w:tc>
+          <w:tcPr>
+            <w:tcW w:type="dxa" w:w="1080"/>
+          </w:tcPr>
+          <w:p>
+            <w:r>
+              <w:rPr>
+                <w:rFonts w:ascii="Times New Roman" w:hAnsi="Times New Roman" w:cs="Times New Roman"/>
+                <w:rFonts w:ascii="Times New Roman" w:hAnsi="Times New Roman"/>
+                <w:b w:val="0"/>
+                <w:sz w:val="18"/>
+              </w:rPr>
+              <w:t>WoS, Scopus, OpenAlex</w:t>
+            </w:r>
+          </w:p>
+        </w:tc>
+        <w:tc>
+          <w:tcPr>
+            <w:tcW w:type="dxa" w:w="1080"/>
+          </w:tcPr>
+          <w:p>
+            <w:r>
+              <w:rPr>
+                <w:rFonts w:ascii="Times New Roman" w:hAnsi="Times New Roman" w:cs="Times New Roman"/>
+                <w:rFonts w:ascii="Times New Roman" w:hAnsi="Times New Roman"/>
+                <w:b w:val="0"/>
+                <w:sz w:val="18"/>
+              </w:rPr>
+              <w:t>Импорт файлов</w:t>
+            </w:r>
+          </w:p>
+        </w:tc>
+        <w:tc>
+          <w:tcPr>
+            <w:tcW w:type="dxa" w:w="1080"/>
+          </w:tcPr>
+          <w:p>
+            <w:r>
+              <w:rPr>
+                <w:rFonts w:ascii="Times New Roman" w:hAnsi="Times New Roman" w:cs="Times New Roman"/>
+                <w:rFonts w:ascii="Times New Roman" w:hAnsi="Times New Roman"/>
+                <w:b w:val="0"/>
+                <w:sz w:val="18"/>
+              </w:rPr>
+              <w:t>225 млн+ статей</w:t>
+            </w:r>
+          </w:p>
+        </w:tc>
+        <w:tc>
+          <w:tcPr>
+            <w:tcW w:type="dxa" w:w="1080"/>
+          </w:tcPr>
+          <w:p>
+            <w:r>
+              <w:rPr>
+                <w:rFonts w:ascii="Times New Roman" w:hAnsi="Times New Roman" w:cs="Times New Roman"/>
+                <w:rFonts w:ascii="Times New Roman" w:hAnsi="Times New Roman"/>
+                <w:b w:val="0"/>
+                <w:sz w:val="18"/>
+              </w:rPr>
+              <w:t>OpenAlex (10 000 статей)</w:t>
+            </w:r>
+          </w:p>
+        </w:tc>
+      </w:tr>
+      <w:tr>
+        <w:tc>
+          <w:tcPr>
+            <w:tcW w:type="dxa" w:w="1080"/>
+          </w:tcPr>
+          <w:p>
+            <w:r>
+              <w:rPr>
+                <w:rFonts w:ascii="Times New Roman" w:hAnsi="Times New Roman" w:cs="Times New Roman"/>
+                <w:rFonts w:ascii="Times New Roman" w:hAnsi="Times New Roman"/>
+                <w:b w:val="0"/>
+                <w:sz w:val="18"/>
+              </w:rPr>
+              <w:t>Географическая карта</w:t>
+            </w:r>
+          </w:p>
+        </w:tc>
+        <w:tc>
+          <w:tcPr>
+            <w:tcW w:type="dxa" w:w="1080"/>
+          </w:tcPr>
+          <w:p>
+            <w:r>
+              <w:rPr>
+                <w:rFonts w:ascii="Times New Roman" w:hAnsi="Times New Roman" w:cs="Times New Roman"/>
+                <w:rFonts w:ascii="Times New Roman" w:hAnsi="Times New Roman"/>
+                <w:b w:val="0"/>
+                <w:sz w:val="18"/>
+              </w:rPr>
+              <w:t>✓ (страны)</w:t>
+            </w:r>
+          </w:p>
+        </w:tc>
+        <w:tc>
+          <w:tcPr>
+            <w:tcW w:type="dxa" w:w="1080"/>
+          </w:tcPr>
+          <w:p>
+            <w:r>
+              <w:rPr>
+                <w:rFonts w:ascii="Times New Roman" w:hAnsi="Times New Roman" w:cs="Times New Roman"/>
+                <w:rFonts w:ascii="Times New Roman" w:hAnsi="Times New Roman"/>
+                <w:b w:val="0"/>
+                <w:sz w:val="18"/>
+              </w:rPr>
+              <w:t>✓ (страны)</w:t>
+            </w:r>
+          </w:p>
+        </w:tc>
+        <w:tc>
+          <w:tcPr>
+            <w:tcW w:type="dxa" w:w="1080"/>
+          </w:tcPr>
+          <w:p>
+            <w:r>
+              <w:rPr>
+                <w:rFonts w:ascii="Times New Roman" w:hAnsi="Times New Roman" w:cs="Times New Roman"/>
+                <w:rFonts w:ascii="Times New Roman" w:hAnsi="Times New Roman"/>
+                <w:b w:val="0"/>
+                <w:sz w:val="18"/>
+              </w:rPr>
+              <w:t>—</w:t>
+            </w:r>
+          </w:p>
+        </w:tc>
+        <w:tc>
+          <w:tcPr>
+            <w:tcW w:type="dxa" w:w="1080"/>
+          </w:tcPr>
+          <w:p>
+            <w:r>
+              <w:rPr>
+                <w:rFonts w:ascii="Times New Roman" w:hAnsi="Times New Roman" w:cs="Times New Roman"/>
+                <w:rFonts w:ascii="Times New Roman" w:hAnsi="Times New Roman"/>
+                <w:b w:val="0"/>
+                <w:sz w:val="18"/>
+              </w:rPr>
+              <w:t>✓ (страны)</w:t>
+            </w:r>
+          </w:p>
+        </w:tc>
+        <w:tc>
+          <w:tcPr>
+            <w:tcW w:type="dxa" w:w="1080"/>
+          </w:tcPr>
+          <w:p>
+            <w:r>
+              <w:rPr>
+                <w:rFonts w:ascii="Times New Roman" w:hAnsi="Times New Roman" w:cs="Times New Roman"/>
+                <w:rFonts w:ascii="Times New Roman" w:hAnsi="Times New Roman"/>
+                <w:b w:val="0"/>
+                <w:sz w:val="18"/>
+              </w:rPr>
+              <w:t>—</w:t>
+            </w:r>
+          </w:p>
+        </w:tc>
+        <w:tc>
+          <w:tcPr>
+            <w:tcW w:type="dxa" w:w="1080"/>
+          </w:tcPr>
+          <w:p>
+            <w:r>
+              <w:rPr>
+                <w:rFonts w:ascii="Times New Roman" w:hAnsi="Times New Roman" w:cs="Times New Roman"/>
+                <w:rFonts w:ascii="Times New Roman" w:hAnsi="Times New Roman"/>
+                <w:b w:val="0"/>
+                <w:sz w:val="18"/>
+              </w:rPr>
+              <w:t>✓ (страны)</w:t>
+            </w:r>
+          </w:p>
+        </w:tc>
+        <w:tc>
+          <w:tcPr>
+            <w:tcW w:type="dxa" w:w="1080"/>
+          </w:tcPr>
+          <w:p>
+            <w:r>
+              <w:rPr>
+                <w:rFonts w:ascii="Times New Roman" w:hAnsi="Times New Roman" w:cs="Times New Roman"/>
+                <w:rFonts w:ascii="Times New Roman" w:hAnsi="Times New Roman"/>
+                <w:b w:val="0"/>
+                <w:sz w:val="18"/>
+              </w:rPr>
+              <w:t>✓ (координаты организаций)</w:t>
+            </w:r>
+          </w:p>
+        </w:tc>
+      </w:tr>
+      <w:tr>
+        <w:tc>
+          <w:tcPr>
+            <w:tcW w:type="dxa" w:w="1080"/>
+          </w:tcPr>
+          <w:p>
+            <w:r>
+              <w:rPr>
+                <w:rFonts w:ascii="Times New Roman" w:hAnsi="Times New Roman" w:cs="Times New Roman"/>
+                <w:rFonts w:ascii="Times New Roman" w:hAnsi="Times New Roman"/>
+                <w:b w:val="0"/>
+                <w:sz w:val="18"/>
+              </w:rPr>
+              <w:t>Граф связей</w:t>
+            </w:r>
+          </w:p>
+        </w:tc>
+        <w:tc>
+          <w:tcPr>
+            <w:tcW w:type="dxa" w:w="1080"/>
+          </w:tcPr>
+          <w:p>
+            <w:r>
+              <w:rPr>
+                <w:rFonts w:ascii="Times New Roman" w:hAnsi="Times New Roman" w:cs="Times New Roman"/>
+                <w:rFonts w:ascii="Times New Roman" w:hAnsi="Times New Roman"/>
+                <w:b w:val="0"/>
+                <w:sz w:val="18"/>
+              </w:rPr>
+              <w:t>✓</w:t>
+            </w:r>
+          </w:p>
+        </w:tc>
+        <w:tc>
+          <w:tcPr>
+            <w:tcW w:type="dxa" w:w="1080"/>
+          </w:tcPr>
+          <w:p>
+            <w:r>
+              <w:rPr>
+                <w:rFonts w:ascii="Times New Roman" w:hAnsi="Times New Roman" w:cs="Times New Roman"/>
+                <w:rFonts w:ascii="Times New Roman" w:hAnsi="Times New Roman"/>
+                <w:b w:val="0"/>
+                <w:sz w:val="18"/>
+              </w:rPr>
+              <w:t>✓</w:t>
+            </w:r>
+          </w:p>
+        </w:tc>
+        <w:tc>
+          <w:tcPr>
+            <w:tcW w:type="dxa" w:w="1080"/>
+          </w:tcPr>
+          <w:p>
+            <w:r>
+              <w:rPr>
+                <w:rFonts w:ascii="Times New Roman" w:hAnsi="Times New Roman" w:cs="Times New Roman"/>
+                <w:rFonts w:ascii="Times New Roman" w:hAnsi="Times New Roman"/>
+                <w:b w:val="0"/>
+                <w:sz w:val="18"/>
+              </w:rPr>
+              <w:t>✓</w:t>
+            </w:r>
+          </w:p>
+        </w:tc>
+        <w:tc>
+          <w:tcPr>
+            <w:tcW w:type="dxa" w:w="1080"/>
+          </w:tcPr>
+          <w:p>
+            <w:r>
+              <w:rPr>
+                <w:rFonts w:ascii="Times New Roman" w:hAnsi="Times New Roman" w:cs="Times New Roman"/>
+                <w:rFonts w:ascii="Times New Roman" w:hAnsi="Times New Roman"/>
+                <w:b w:val="0"/>
+                <w:sz w:val="18"/>
+              </w:rPr>
+              <w:t>✓</w:t>
+            </w:r>
+          </w:p>
+        </w:tc>
+        <w:tc>
+          <w:tcPr>
+            <w:tcW w:type="dxa" w:w="1080"/>
+          </w:tcPr>
+          <w:p>
+            <w:r>
+              <w:rPr>
+                <w:rFonts w:ascii="Times New Roman" w:hAnsi="Times New Roman" w:cs="Times New Roman"/>
+                <w:rFonts w:ascii="Times New Roman" w:hAnsi="Times New Roman"/>
+                <w:b w:val="0"/>
+                <w:sz w:val="18"/>
+              </w:rPr>
+              <w:t>✓</w:t>
+            </w:r>
+          </w:p>
+        </w:tc>
+        <w:tc>
+          <w:tcPr>
+            <w:tcW w:type="dxa" w:w="1080"/>
+          </w:tcPr>
+          <w:p>
+            <w:r>
+              <w:rPr>
+                <w:rFonts w:ascii="Times New Roman" w:hAnsi="Times New Roman" w:cs="Times New Roman"/>
+                <w:rFonts w:ascii="Times New Roman" w:hAnsi="Times New Roman"/>
+                <w:b w:val="0"/>
+                <w:sz w:val="18"/>
+              </w:rPr>
+              <w:t>—</w:t>
+            </w:r>
+          </w:p>
+        </w:tc>
+        <w:tc>
+          <w:tcPr>
+            <w:tcW w:type="dxa" w:w="1080"/>
+          </w:tcPr>
+          <w:p>
+            <w:r>
+              <w:rPr>
+                <w:rFonts w:ascii="Times New Roman" w:hAnsi="Times New Roman" w:cs="Times New Roman"/>
+                <w:rFonts w:ascii="Times New Roman" w:hAnsi="Times New Roman"/>
+                <w:b w:val="0"/>
+                <w:sz w:val="18"/>
+              </w:rPr>
+              <w:t>✓ (5 режимов)</w:t>
+            </w:r>
+          </w:p>
+        </w:tc>
+      </w:tr>
+      <w:tr>
+        <w:tc>
+          <w:tcPr>
+            <w:tcW w:type="dxa" w:w="1080"/>
+          </w:tcPr>
+          <w:p>
+            <w:r>
+              <w:rPr>
+                <w:rFonts w:ascii="Times New Roman" w:hAnsi="Times New Roman" w:cs="Times New Roman"/>
+                <w:rFonts w:ascii="Times New Roman" w:hAnsi="Times New Roman"/>
+                <w:b w:val="0"/>
+                <w:sz w:val="18"/>
+              </w:rPr>
+              <w:t>Фасетные фильтры</w:t>
+            </w:r>
+          </w:p>
+        </w:tc>
+        <w:tc>
+          <w:tcPr>
+            <w:tcW w:type="dxa" w:w="1080"/>
+          </w:tcPr>
+          <w:p>
+            <w:r>
+              <w:rPr>
+                <w:rFonts w:ascii="Times New Roman" w:hAnsi="Times New Roman" w:cs="Times New Roman"/>
+                <w:rFonts w:ascii="Times New Roman" w:hAnsi="Times New Roman"/>
+                <w:b w:val="0"/>
+                <w:sz w:val="18"/>
+              </w:rPr>
+              <w:t>Частично</w:t>
+            </w:r>
+          </w:p>
+        </w:tc>
+        <w:tc>
+          <w:tcPr>
+            <w:tcW w:type="dxa" w:w="1080"/>
+          </w:tcPr>
+          <w:p>
+            <w:r>
+              <w:rPr>
+                <w:rFonts w:ascii="Times New Roman" w:hAnsi="Times New Roman" w:cs="Times New Roman"/>
+                <w:rFonts w:ascii="Times New Roman" w:hAnsi="Times New Roman"/>
+                <w:b w:val="0"/>
+                <w:sz w:val="18"/>
+              </w:rPr>
+              <w:t>Частично</w:t>
+            </w:r>
+          </w:p>
+        </w:tc>
+        <w:tc>
+          <w:tcPr>
+            <w:tcW w:type="dxa" w:w="1080"/>
+          </w:tcPr>
+          <w:p>
+            <w:r>
+              <w:rPr>
+                <w:rFonts w:ascii="Times New Roman" w:hAnsi="Times New Roman" w:cs="Times New Roman"/>
+                <w:rFonts w:ascii="Times New Roman" w:hAnsi="Times New Roman"/>
+                <w:b w:val="0"/>
+                <w:sz w:val="18"/>
+              </w:rPr>
+              <w:t>Частично</w:t>
+            </w:r>
+          </w:p>
+        </w:tc>
+        <w:tc>
+          <w:tcPr>
+            <w:tcW w:type="dxa" w:w="1080"/>
+          </w:tcPr>
+          <w:p>
+            <w:r>
+              <w:rPr>
+                <w:rFonts w:ascii="Times New Roman" w:hAnsi="Times New Roman" w:cs="Times New Roman"/>
+                <w:rFonts w:ascii="Times New Roman" w:hAnsi="Times New Roman"/>
+                <w:b w:val="0"/>
+                <w:sz w:val="18"/>
+              </w:rPr>
+              <w:t>✓</w:t>
+            </w:r>
+          </w:p>
+        </w:tc>
+        <w:tc>
+          <w:tcPr>
+            <w:tcW w:type="dxa" w:w="1080"/>
+          </w:tcPr>
+          <w:p>
+            <w:r>
+              <w:rPr>
+                <w:rFonts w:ascii="Times New Roman" w:hAnsi="Times New Roman" w:cs="Times New Roman"/>
+                <w:rFonts w:ascii="Times New Roman" w:hAnsi="Times New Roman"/>
+                <w:b w:val="0"/>
+                <w:sz w:val="18"/>
+              </w:rPr>
+              <w:t>✓</w:t>
+            </w:r>
+          </w:p>
+        </w:tc>
+        <w:tc>
+          <w:tcPr>
+            <w:tcW w:type="dxa" w:w="1080"/>
+          </w:tcPr>
+          <w:p>
+            <w:r>
+              <w:rPr>
+                <w:rFonts w:ascii="Times New Roman" w:hAnsi="Times New Roman" w:cs="Times New Roman"/>
+                <w:rFonts w:ascii="Times New Roman" w:hAnsi="Times New Roman"/>
+                <w:b w:val="0"/>
+                <w:sz w:val="18"/>
+              </w:rPr>
+              <w:t>✓</w:t>
+            </w:r>
+          </w:p>
+        </w:tc>
+        <w:tc>
+          <w:tcPr>
+            <w:tcW w:type="dxa" w:w="1080"/>
+          </w:tcPr>
+          <w:p>
+            <w:r>
+              <w:rPr>
+                <w:rFonts w:ascii="Times New Roman" w:hAnsi="Times New Roman" w:cs="Times New Roman"/>
+                <w:rFonts w:ascii="Times New Roman" w:hAnsi="Times New Roman"/>
+                <w:b w:val="0"/>
+                <w:sz w:val="18"/>
+              </w:rPr>
+              <w:t>✓ (год, журнал, автор, аффилиация)</w:t>
+            </w:r>
+          </w:p>
+        </w:tc>
+      </w:tr>
+      <w:tr>
+        <w:tc>
+          <w:tcPr>
+            <w:tcW w:type="dxa" w:w="1080"/>
+          </w:tcPr>
+          <w:p>
+            <w:r>
+              <w:rPr>
+                <w:rFonts w:ascii="Times New Roman" w:hAnsi="Times New Roman" w:cs="Times New Roman"/>
+                <w:rFonts w:ascii="Times New Roman" w:hAnsi="Times New Roman"/>
+                <w:b w:val="0"/>
+                <w:sz w:val="18"/>
+              </w:rPr>
+              <w:t>Поиск похожих статей</w:t>
+            </w:r>
+          </w:p>
+        </w:tc>
+        <w:tc>
+          <w:tcPr>
+            <w:tcW w:type="dxa" w:w="1080"/>
+          </w:tcPr>
+          <w:p>
+            <w:r>
+              <w:rPr>
+                <w:rFonts w:ascii="Times New Roman" w:hAnsi="Times New Roman" w:cs="Times New Roman"/>
+                <w:rFonts w:ascii="Times New Roman" w:hAnsi="Times New Roman"/>
+                <w:b w:val="0"/>
+                <w:sz w:val="18"/>
+              </w:rPr>
+              <w:t>—</w:t>
+            </w:r>
+          </w:p>
+        </w:tc>
+        <w:tc>
+          <w:tcPr>
+            <w:tcW w:type="dxa" w:w="1080"/>
+          </w:tcPr>
+          <w:p>
+            <w:r>
+              <w:rPr>
+                <w:rFonts w:ascii="Times New Roman" w:hAnsi="Times New Roman" w:cs="Times New Roman"/>
+                <w:rFonts w:ascii="Times New Roman" w:hAnsi="Times New Roman"/>
+                <w:b w:val="0"/>
+                <w:sz w:val="18"/>
+              </w:rPr>
+              <w:t>—</w:t>
+            </w:r>
+          </w:p>
+        </w:tc>
+        <w:tc>
+          <w:tcPr>
+            <w:tcW w:type="dxa" w:w="1080"/>
+          </w:tcPr>
+          <w:p>
+            <w:r>
+              <w:rPr>
+                <w:rFonts w:ascii="Times New Roman" w:hAnsi="Times New Roman" w:cs="Times New Roman"/>
+                <w:rFonts w:ascii="Times New Roman" w:hAnsi="Times New Roman"/>
+                <w:b w:val="0"/>
+                <w:sz w:val="18"/>
+              </w:rPr>
+              <w:t>✓</w:t>
+            </w:r>
+          </w:p>
+        </w:tc>
+        <w:tc>
+          <w:tcPr>
+            <w:tcW w:type="dxa" w:w="1080"/>
+          </w:tcPr>
+          <w:p>
+            <w:r>
+              <w:rPr>
+                <w:rFonts w:ascii="Times New Roman" w:hAnsi="Times New Roman" w:cs="Times New Roman"/>
+                <w:rFonts w:ascii="Times New Roman" w:hAnsi="Times New Roman"/>
+                <w:b w:val="0"/>
+                <w:sz w:val="18"/>
+              </w:rPr>
+              <w:t>—</w:t>
+            </w:r>
+          </w:p>
+        </w:tc>
+        <w:tc>
+          <w:tcPr>
+            <w:tcW w:type="dxa" w:w="1080"/>
+          </w:tcPr>
+          <w:p>
+            <w:r>
+              <w:rPr>
+                <w:rFonts w:ascii="Times New Roman" w:hAnsi="Times New Roman" w:cs="Times New Roman"/>
+                <w:rFonts w:ascii="Times New Roman" w:hAnsi="Times New Roman"/>
+                <w:b w:val="0"/>
+                <w:sz w:val="18"/>
+              </w:rPr>
+              <w:t>—</w:t>
+            </w:r>
+          </w:p>
+        </w:tc>
+        <w:tc>
+          <w:tcPr>
+            <w:tcW w:type="dxa" w:w="1080"/>
+          </w:tcPr>
+          <w:p>
+            <w:r>
+              <w:rPr>
+                <w:rFonts w:ascii="Times New Roman" w:hAnsi="Times New Roman" w:cs="Times New Roman"/>
+                <w:rFonts w:ascii="Times New Roman" w:hAnsi="Times New Roman"/>
+                <w:b w:val="0"/>
+                <w:sz w:val="18"/>
+              </w:rPr>
+              <w:t>—</w:t>
+            </w:r>
+          </w:p>
+        </w:tc>
+        <w:tc>
+          <w:tcPr>
+            <w:tcW w:type="dxa" w:w="1080"/>
+          </w:tcPr>
+          <w:p>
+            <w:r>
+              <w:rPr>
+                <w:rFonts w:ascii="Times New Roman" w:hAnsi="Times New Roman" w:cs="Times New Roman"/>
+                <w:rFonts w:ascii="Times New Roman" w:hAnsi="Times New Roman"/>
+                <w:b w:val="0"/>
+                <w:sz w:val="18"/>
+              </w:rPr>
+              <w:t>✓ (5 признаков с весами)</w:t>
+            </w:r>
+          </w:p>
+        </w:tc>
+      </w:tr>
+      <w:tr>
+        <w:tc>
+          <w:tcPr>
+            <w:tcW w:type="dxa" w:w="1080"/>
+          </w:tcPr>
+          <w:p>
+            <w:r>
+              <w:rPr>
+                <w:rFonts w:ascii="Times New Roman" w:hAnsi="Times New Roman" w:cs="Times New Roman"/>
+                <w:rFonts w:ascii="Times New Roman" w:hAnsi="Times New Roman"/>
+                <w:b w:val="0"/>
+                <w:sz w:val="18"/>
+              </w:rPr>
+              <w:t>Бесплатно</w:t>
+            </w:r>
+          </w:p>
+        </w:tc>
+        <w:tc>
+          <w:tcPr>
+            <w:tcW w:type="dxa" w:w="1080"/>
+          </w:tcPr>
+          <w:p>
+            <w:r>
+              <w:rPr>
+                <w:rFonts w:ascii="Times New Roman" w:hAnsi="Times New Roman" w:cs="Times New Roman"/>
+                <w:rFonts w:ascii="Times New Roman" w:hAnsi="Times New Roman"/>
+                <w:b w:val="0"/>
+                <w:sz w:val="18"/>
+              </w:rPr>
+              <w:t>✓</w:t>
+            </w:r>
+          </w:p>
+        </w:tc>
+        <w:tc>
+          <w:tcPr>
+            <w:tcW w:type="dxa" w:w="1080"/>
+          </w:tcPr>
+          <w:p>
+            <w:r>
+              <w:rPr>
+                <w:rFonts w:ascii="Times New Roman" w:hAnsi="Times New Roman" w:cs="Times New Roman"/>
+                <w:rFonts w:ascii="Times New Roman" w:hAnsi="Times New Roman"/>
+                <w:b w:val="0"/>
+                <w:sz w:val="18"/>
+              </w:rPr>
+              <w:t>✓</w:t>
+            </w:r>
+          </w:p>
+        </w:tc>
+        <w:tc>
+          <w:tcPr>
+            <w:tcW w:type="dxa" w:w="1080"/>
+          </w:tcPr>
+          <w:p>
+            <w:r>
+              <w:rPr>
+                <w:rFonts w:ascii="Times New Roman" w:hAnsi="Times New Roman" w:cs="Times New Roman"/>
+                <w:rFonts w:ascii="Times New Roman" w:hAnsi="Times New Roman"/>
+                <w:b w:val="0"/>
+                <w:sz w:val="18"/>
+              </w:rPr>
+              <w:t>Частично</w:t>
+            </w:r>
+          </w:p>
+        </w:tc>
+        <w:tc>
+          <w:tcPr>
+            <w:tcW w:type="dxa" w:w="1080"/>
+          </w:tcPr>
+          <w:p>
+            <w:r>
+              <w:rPr>
+                <w:rFonts w:ascii="Times New Roman" w:hAnsi="Times New Roman" w:cs="Times New Roman"/>
+                <w:rFonts w:ascii="Times New Roman" w:hAnsi="Times New Roman"/>
+                <w:b w:val="0"/>
+                <w:sz w:val="18"/>
+              </w:rPr>
+              <w:t>✓</w:t>
+            </w:r>
+          </w:p>
+        </w:tc>
+        <w:tc>
+          <w:tcPr>
+            <w:tcW w:type="dxa" w:w="1080"/>
+          </w:tcPr>
+          <w:p>
+            <w:r>
+              <w:rPr>
+                <w:rFonts w:ascii="Times New Roman" w:hAnsi="Times New Roman" w:cs="Times New Roman"/>
+                <w:rFonts w:ascii="Times New Roman" w:hAnsi="Times New Roman"/>
+                <w:b w:val="0"/>
+                <w:sz w:val="18"/>
+              </w:rPr>
+              <w:t>✓</w:t>
+            </w:r>
+          </w:p>
+        </w:tc>
+        <w:tc>
+          <w:tcPr>
+            <w:tcW w:type="dxa" w:w="1080"/>
+          </w:tcPr>
+          <w:p>
+            <w:r>
+              <w:rPr>
+                <w:rFonts w:ascii="Times New Roman" w:hAnsi="Times New Roman" w:cs="Times New Roman"/>
+                <w:rFonts w:ascii="Times New Roman" w:hAnsi="Times New Roman"/>
+                <w:b w:val="0"/>
+                <w:sz w:val="18"/>
+              </w:rPr>
+              <w:t>✓</w:t>
+            </w:r>
+          </w:p>
+        </w:tc>
+        <w:tc>
+          <w:tcPr>
+            <w:tcW w:type="dxa" w:w="1080"/>
+          </w:tcPr>
+          <w:p>
+            <w:r>
+              <w:rPr>
+                <w:rFonts w:ascii="Times New Roman" w:hAnsi="Times New Roman" w:cs="Times New Roman"/>
+                <w:rFonts w:ascii="Times New Roman" w:hAnsi="Times New Roman"/>
+                <w:b w:val="0"/>
+                <w:sz w:val="18"/>
+              </w:rPr>
+              <w:t>✓</w:t>
+            </w:r>
+          </w:p>
+        </w:tc>
+      </w:tr>
+    </w:tbl>
+    <w:p>
+      <w:pPr>
+        <w:spacing w:before="280" w:after="160"/>
+        <w:ind w:firstLine="0"/>
+      </w:pPr>
+      <w:r>
+        <w:rPr>
+          <w:rFonts w:ascii="Times New Roman" w:hAnsi="Times New Roman" w:cs="Times New Roman"/>
+          <w:rFonts w:ascii="Times New Roman" w:hAnsi="Times New Roman"/>
+          <w:b/>
+          <w:sz w:val="28"/>
+        </w:rPr>
+        <w:t>1.8. Выводы из обзора</w:t>
+      </w:r>
+    </w:p>
+    <w:p>
+      <w:pPr>
+        <w:spacing w:before="0" w:after="120"/>
+        <w:ind w:firstLine="709"/>
+        <w:jc w:val="both"/>
+      </w:pPr>
+      <w:r>
+        <w:rPr>
+          <w:rFonts w:ascii="Times New Roman" w:hAnsi="Times New Roman" w:cs="Times New Roman"/>
+          <w:rFonts w:ascii="Times New Roman" w:hAnsi="Times New Roman"/>
+          <w:b w:val="0"/>
+          <w:sz w:val="28"/>
+        </w:rPr>
+        <w:t>Анализ показывает, что каждый из рассмотренных инструментов решает отдельные задачи визуализации, однако ни один не сочетает одновременно все необходимые возможности.</w:t>
+      </w:r>
+    </w:p>
+    <w:p>
+      <w:pPr>
+        <w:spacing w:before="0" w:after="120"/>
+        <w:ind w:firstLine="709"/>
+        <w:jc w:val="both"/>
+      </w:pPr>
+      <w:r>
+        <w:rPr>
+          <w:rFonts w:ascii="Times New Roman" w:hAnsi="Times New Roman" w:cs="Times New Roman"/>
+          <w:rFonts w:ascii="Times New Roman" w:hAnsi="Times New Roman"/>
+          <w:b w:val="0"/>
+          <w:sz w:val="28"/>
+        </w:rPr>
+        <w:t>VOSviewer и CiteSpace — мощные инструменты для сетевого анализа, но требуют установки и предварительной подготовки данных, не имеют алгоритма похожих статей. Connected Papers обладает алгоритмом схожести, но работает только с одной статьёй за раз, не имеет карты и фильтрации по авторам и аффилиациям. Bibliometrix интегрируется с OpenAlex, однако требует знания R и запуска локального сервера. Gephi обрабатывает огромные графы, но не имеет встроенного подключения к научным данным и географической карты. Lens.org предоставляет географическую карту и фильтрацию, но ограничен агрегированными диаграммами без возможности исследовать связи между отдельными статьями.</w:t>
+      </w:r>
+    </w:p>
+    <w:p>
+      <w:pPr>
+        <w:spacing w:before="0" w:after="120"/>
+        <w:ind w:firstLine="709"/>
+        <w:jc w:val="both"/>
+      </w:pPr>
+      <w:r>
+        <w:rPr>
+          <w:rFonts w:ascii="Times New Roman" w:hAnsi="Times New Roman" w:cs="Times New Roman"/>
+          <w:rFonts w:ascii="Times New Roman" w:hAnsi="Times New Roman"/>
+          <w:b w:val="0"/>
+          <w:sz w:val="28"/>
+        </w:rPr>
+        <w:t>Разработанная система занимает нишу, не закрытую существующими решениями: она объединяет в одном браузерном интерфейсе географическую карту с точными координатами организаций, граф связей с пятью режимами, фасетную фильтрацию и алгоритм поиска похожих статей по пяти признакам. При этом не требует установки стороннего программного обеспечения и работает с данными, загруженными напрямую из OpenAlex.</w:t>
+      </w:r>
+    </w:p>
+    <w:p>
+      <w:pPr>
+        <w:spacing w:before="0" w:after="120"/>
+        <w:jc w:val="both"/>
+      </w:pPr>
+      <w:r>
+        <w:rPr>
+          <w:rFonts w:ascii="Times New Roman" w:hAnsi="Times New Roman" w:cs="Times New Roman"/>
+          <w:rFonts w:ascii="Times New Roman" w:hAnsi="Times New Roman"/>
+          <w:b w:val="0"/>
+          <w:sz w:val="28"/>
+        </w:rPr>
+      </w:r>
+    </w:p>
+    <w:p>
+      <w:pPr>
         <w:pStyle w:val="Heading1"/>
         <w:spacing w:before="240" w:after="120"/>
       </w:pPr>
@@ -454,7 +2239,7 @@
           <w:color w:val="000000"/>
           <w:sz w:val="32"/>
         </w:rPr>
-        <w:t>ГЛАВА I. ЗАГРУЗКА ДАННЫХ ИЗ OPENALEX</w:t>
+        <w:t>ГЛАВА II. ЗАГРУЗКА ДАННЫХ ИЗ OPENALEX</w:t>
       </w:r>
     </w:p>
     <w:p>
@@ -682,7 +2467,7 @@
           <w:color w:val="000000"/>
           <w:sz w:val="32"/>
         </w:rPr>
-        <w:t>ГЛАВА II. БАЗА ДАННЫХ</w:t>
+        <w:t>ГЛАВА III. БАЗА ДАННЫХ</w:t>
       </w:r>
     </w:p>
     <w:p>
@@ -1492,7 +3277,7 @@
           <w:color w:val="000000"/>
           <w:sz w:val="32"/>
         </w:rPr>
-        <w:t>ГЛАВА III. ГЕОГРАФИЧЕСКАЯ ПРИВЯЗКА</w:t>
+        <w:t>ГЛАВА IV. ГЕОГРАФИЧЕСКАЯ ПРИВЯЗКА</w:t>
       </w:r>
     </w:p>
     <w:p>
@@ -2110,7 +3895,7 @@
           <w:color w:val="000000"/>
           <w:sz w:val="32"/>
         </w:rPr>
-        <w:t>ГЛАВА IV. ИНТЕРФЕЙС И ВИЗУАЛИЗАЦИЯ ДАННЫХ</w:t>
+        <w:t>ГЛАВА V. ИНТЕРФЕЙС И ВИЗУАЛИЗАЦИЯ ДАННЫХ</w:t>
       </w:r>
     </w:p>
     <w:p>
@@ -2265,7 +4050,7 @@
           <w:color w:val="000000"/>
           <w:sz w:val="32"/>
         </w:rPr>
-        <w:t>ГЛАВА V. ГРАФ СВЯЗЕЙ</w:t>
+        <w:t>ГЛАВА VI. ГРАФ СВЯЗЕЙ</w:t>
       </w:r>
     </w:p>
     <w:p>
@@ -2685,7 +4470,7 @@
           <w:color w:val="000000"/>
           <w:sz w:val="32"/>
         </w:rPr>
-        <w:t>ГЛАВА VI. ПОИСК ПОХОЖИХ СТАТЕЙ</w:t>
+        <w:t>ГЛАВА VII. ПОИСК ПОХОЖИХ СТАТЕЙ</w:t>
       </w:r>
     </w:p>
     <w:p>
@@ -3142,7 +4927,7 @@
           <w:color w:val="000000"/>
           <w:sz w:val="32"/>
         </w:rPr>
-        <w:t>ГЛАВА VII. ПРОБЛЕМЫ В ХОДЕ РАЗРАБОТКИ</w:t>
+        <w:t>ГЛАВА VIII. ПРОБЛЕМЫ В ХОДЕ РАЗРАБОТКИ</w:t>
       </w:r>
     </w:p>
     <w:p>

--- a/docs/диплом.docx
+++ b/docs/диплом.docx
@@ -35,6 +35,7 @@
     <w:p>
       <w:pPr>
         <w:jc w:val="center"/>
+        <w:pStyle w:val="Heading1"/>
         <w:spacing w:before="320" w:after="120" w:lineRule="auto" w:line="360"/>
       </w:pPr>
       <w:r>
@@ -89,8 +90,48 @@
       </w:r>
     </w:p>
     <w:p>
+      <w:r>
+        <w:br w:type="page"/>
+      </w:r>
+    </w:p>
+    <w:p>
       <w:pPr>
         <w:jc w:val="center"/>
+      </w:pPr>
+      <w:r>
+        <w:rPr>
+          <w:b/>
+          <w:sz w:val="28"/>
+        </w:rPr>
+        <w:t>ОГЛАВЛЕНИЕ</w:t>
+      </w:r>
+    </w:p>
+    <w:p>
+      <w:r>
+        <w:fldChar w:fldCharType="begin" w:dirty="true"/>
+      </w:r>
+      <w:r>
+        <w:instrText xml:space="preserve"> TOC \o "1-2" \h \z \u </w:instrText>
+      </w:r>
+      <w:r>
+        <w:fldChar w:fldCharType="separate"/>
+      </w:r>
+      <w:r>
+        <w:t>[Нажмите правой кнопкой → Обновить поле]</w:t>
+      </w:r>
+      <w:r>
+        <w:fldChar w:fldCharType="end"/>
+      </w:r>
+    </w:p>
+    <w:p>
+      <w:r>
+        <w:br w:type="page"/>
+      </w:r>
+    </w:p>
+    <w:p>
+      <w:pPr>
+        <w:jc w:val="center"/>
+        <w:pStyle w:val="Heading1"/>
         <w:spacing w:before="320" w:after="120" w:lineRule="auto" w:line="360"/>
       </w:pPr>
       <w:r>
@@ -1645,6 +1686,7 @@
     <w:p>
       <w:pPr>
         <w:jc w:val="center"/>
+        <w:pStyle w:val="Heading1"/>
         <w:spacing w:before="320" w:after="120" w:lineRule="auto" w:line="360"/>
       </w:pPr>
       <w:r>
@@ -1676,12 +1718,13 @@
     <w:p>
       <w:pPr>
         <w:jc w:val="left"/>
+        <w:pStyle w:val="Heading2"/>
         <w:spacing w:before="240" w:after="80" w:lineRule="auto" w:line="360"/>
       </w:pPr>
       <w:r>
         <w:rPr>
           <w:rFonts w:ascii="Times New Roman" w:hAnsi="Times New Roman" w:cs="Times New Roman" w:eastAsia="Times New Roman"/>
-          <w:b/>
+          <w:b w:val="0"/>
           <w:i w:val="0"/>
           <w:sz w:val="28"/>
         </w:rPr>
@@ -1782,12 +1825,13 @@
     <w:p>
       <w:pPr>
         <w:jc w:val="left"/>
+        <w:pStyle w:val="Heading2"/>
         <w:spacing w:before="240" w:after="80" w:lineRule="auto" w:line="360"/>
       </w:pPr>
       <w:r>
         <w:rPr>
           <w:rFonts w:ascii="Times New Roman" w:hAnsi="Times New Roman" w:cs="Times New Roman" w:eastAsia="Times New Roman"/>
-          <w:b/>
+          <w:b w:val="0"/>
           <w:i w:val="0"/>
           <w:sz w:val="28"/>
         </w:rPr>
@@ -1888,12 +1932,13 @@
     <w:p>
       <w:pPr>
         <w:jc w:val="left"/>
+        <w:pStyle w:val="Heading2"/>
         <w:spacing w:before="240" w:after="80" w:lineRule="auto" w:line="360"/>
       </w:pPr>
       <w:r>
         <w:rPr>
           <w:rFonts w:ascii="Times New Roman" w:hAnsi="Times New Roman" w:cs="Times New Roman" w:eastAsia="Times New Roman"/>
-          <w:b/>
+          <w:b w:val="0"/>
           <w:i w:val="0"/>
           <w:sz w:val="28"/>
         </w:rPr>
@@ -1994,12 +2039,13 @@
     <w:p>
       <w:pPr>
         <w:jc w:val="left"/>
+        <w:pStyle w:val="Heading2"/>
         <w:spacing w:before="240" w:after="80" w:lineRule="auto" w:line="360"/>
       </w:pPr>
       <w:r>
         <w:rPr>
           <w:rFonts w:ascii="Times New Roman" w:hAnsi="Times New Roman" w:cs="Times New Roman" w:eastAsia="Times New Roman"/>
-          <w:b/>
+          <w:b w:val="0"/>
           <w:i w:val="0"/>
           <w:sz w:val="28"/>
         </w:rPr>
@@ -2100,12 +2146,13 @@
     <w:p>
       <w:pPr>
         <w:jc w:val="left"/>
+        <w:pStyle w:val="Heading2"/>
         <w:spacing w:before="240" w:after="80" w:lineRule="auto" w:line="360"/>
       </w:pPr>
       <w:r>
         <w:rPr>
           <w:rFonts w:ascii="Times New Roman" w:hAnsi="Times New Roman" w:cs="Times New Roman" w:eastAsia="Times New Roman"/>
-          <w:b/>
+          <w:b w:val="0"/>
           <w:i w:val="0"/>
           <w:sz w:val="28"/>
         </w:rPr>
@@ -2181,12 +2228,13 @@
     <w:p>
       <w:pPr>
         <w:jc w:val="left"/>
+        <w:pStyle w:val="Heading2"/>
         <w:spacing w:before="240" w:after="80" w:lineRule="auto" w:line="360"/>
       </w:pPr>
       <w:r>
         <w:rPr>
           <w:rFonts w:ascii="Times New Roman" w:hAnsi="Times New Roman" w:cs="Times New Roman" w:eastAsia="Times New Roman"/>
-          <w:b/>
+          <w:b w:val="0"/>
           <w:i w:val="0"/>
           <w:sz w:val="28"/>
         </w:rPr>
@@ -2287,12 +2335,13 @@
     <w:p>
       <w:pPr>
         <w:jc w:val="left"/>
+        <w:pStyle w:val="Heading2"/>
         <w:spacing w:before="240" w:after="80" w:lineRule="auto" w:line="360"/>
       </w:pPr>
       <w:r>
         <w:rPr>
           <w:rFonts w:ascii="Times New Roman" w:hAnsi="Times New Roman" w:cs="Times New Roman" w:eastAsia="Times New Roman"/>
-          <w:b/>
+          <w:b w:val="0"/>
           <w:i w:val="0"/>
           <w:sz w:val="28"/>
         </w:rPr>
@@ -4276,12 +4325,13 @@
     <w:p>
       <w:pPr>
         <w:jc w:val="left"/>
+        <w:pStyle w:val="Heading2"/>
         <w:spacing w:before="240" w:after="80" w:lineRule="auto" w:line="360"/>
       </w:pPr>
       <w:r>
         <w:rPr>
           <w:rFonts w:ascii="Times New Roman" w:hAnsi="Times New Roman" w:cs="Times New Roman" w:eastAsia="Times New Roman"/>
-          <w:b/>
+          <w:b w:val="0"/>
           <w:i w:val="0"/>
           <w:sz w:val="28"/>
         </w:rPr>
@@ -4520,6 +4570,7 @@
     <w:p>
       <w:pPr>
         <w:jc w:val="center"/>
+        <w:pStyle w:val="Heading1"/>
         <w:spacing w:before="320" w:after="120" w:lineRule="auto" w:line="360"/>
       </w:pPr>
       <w:r>
@@ -4535,12 +4586,13 @@
     <w:p>
       <w:pPr>
         <w:jc w:val="left"/>
+        <w:pStyle w:val="Heading2"/>
         <w:spacing w:before="240" w:after="80" w:lineRule="auto" w:line="360"/>
       </w:pPr>
       <w:r>
         <w:rPr>
           <w:rFonts w:ascii="Times New Roman" w:hAnsi="Times New Roman" w:cs="Times New Roman" w:eastAsia="Times New Roman"/>
-          <w:b/>
+          <w:b w:val="0"/>
           <w:i w:val="0"/>
           <w:sz w:val="28"/>
         </w:rPr>
@@ -5359,12 +5411,13 @@
     <w:p>
       <w:pPr>
         <w:jc w:val="left"/>
+        <w:pStyle w:val="Heading2"/>
         <w:spacing w:before="240" w:after="80" w:lineRule="auto" w:line="360"/>
       </w:pPr>
       <w:r>
         <w:rPr>
           <w:rFonts w:ascii="Times New Roman" w:hAnsi="Times New Roman" w:cs="Times New Roman" w:eastAsia="Times New Roman"/>
-          <w:b/>
+          <w:b w:val="0"/>
           <w:i w:val="0"/>
           <w:sz w:val="28"/>
         </w:rPr>
@@ -5742,12 +5795,13 @@
     <w:p>
       <w:pPr>
         <w:jc w:val="left"/>
+        <w:pStyle w:val="Heading2"/>
         <w:spacing w:before="240" w:after="80" w:lineRule="auto" w:line="360"/>
       </w:pPr>
       <w:r>
         <w:rPr>
           <w:rFonts w:ascii="Times New Roman" w:hAnsi="Times New Roman" w:cs="Times New Roman" w:eastAsia="Times New Roman"/>
-          <w:b/>
+          <w:b w:val="0"/>
           <w:i w:val="0"/>
           <w:sz w:val="28"/>
         </w:rPr>
@@ -6055,6 +6109,7 @@
     <w:p>
       <w:pPr>
         <w:jc w:val="center"/>
+        <w:pStyle w:val="Heading1"/>
         <w:spacing w:before="320" w:after="120" w:lineRule="auto" w:line="360"/>
       </w:pPr>
       <w:r>
@@ -6070,12 +6125,13 @@
     <w:p>
       <w:pPr>
         <w:jc w:val="left"/>
+        <w:pStyle w:val="Heading2"/>
         <w:spacing w:before="240" w:after="80" w:lineRule="auto" w:line="360"/>
       </w:pPr>
       <w:r>
         <w:rPr>
           <w:rFonts w:ascii="Times New Roman" w:hAnsi="Times New Roman" w:cs="Times New Roman" w:eastAsia="Times New Roman"/>
-          <w:b/>
+          <w:b w:val="0"/>
           <w:i w:val="0"/>
           <w:sz w:val="28"/>
         </w:rPr>
@@ -6133,12 +6189,13 @@
     <w:p>
       <w:pPr>
         <w:jc w:val="left"/>
+        <w:pStyle w:val="Heading2"/>
         <w:spacing w:before="240" w:after="80" w:lineRule="auto" w:line="360"/>
       </w:pPr>
       <w:r>
         <w:rPr>
           <w:rFonts w:ascii="Times New Roman" w:hAnsi="Times New Roman" w:cs="Times New Roman" w:eastAsia="Times New Roman"/>
-          <w:b/>
+          <w:b w:val="0"/>
           <w:i w:val="0"/>
           <w:sz w:val="28"/>
         </w:rPr>
@@ -6774,12 +6831,13 @@
     <w:p>
       <w:pPr>
         <w:jc w:val="left"/>
+        <w:pStyle w:val="Heading2"/>
         <w:spacing w:before="240" w:after="80" w:lineRule="auto" w:line="360"/>
       </w:pPr>
       <w:r>
         <w:rPr>
           <w:rFonts w:ascii="Times New Roman" w:hAnsi="Times New Roman" w:cs="Times New Roman" w:eastAsia="Times New Roman"/>
-          <w:b/>
+          <w:b w:val="0"/>
           <w:i w:val="0"/>
           <w:sz w:val="28"/>
         </w:rPr>
@@ -7127,6 +7185,7 @@
     <w:p>
       <w:pPr>
         <w:jc w:val="center"/>
+        <w:pStyle w:val="Heading1"/>
         <w:spacing w:before="320" w:after="120" w:lineRule="auto" w:line="360"/>
       </w:pPr>
       <w:r>
@@ -7142,12 +7201,13 @@
     <w:p>
       <w:pPr>
         <w:jc w:val="left"/>
+        <w:pStyle w:val="Heading2"/>
         <w:spacing w:before="240" w:after="80" w:lineRule="auto" w:line="360"/>
       </w:pPr>
       <w:r>
         <w:rPr>
           <w:rFonts w:ascii="Times New Roman" w:hAnsi="Times New Roman" w:cs="Times New Roman" w:eastAsia="Times New Roman"/>
-          <w:b/>
+          <w:b w:val="0"/>
           <w:i w:val="0"/>
           <w:sz w:val="28"/>
         </w:rPr>
@@ -7173,12 +7233,13 @@
     <w:p>
       <w:pPr>
         <w:jc w:val="left"/>
+        <w:pStyle w:val="Heading2"/>
         <w:spacing w:before="240" w:after="80" w:lineRule="auto" w:line="360"/>
       </w:pPr>
       <w:r>
         <w:rPr>
           <w:rFonts w:ascii="Times New Roman" w:hAnsi="Times New Roman" w:cs="Times New Roman" w:eastAsia="Times New Roman"/>
-          <w:b/>
+          <w:b w:val="0"/>
           <w:i w:val="0"/>
           <w:sz w:val="28"/>
         </w:rPr>
@@ -7402,12 +7463,13 @@
     <w:p>
       <w:pPr>
         <w:jc w:val="left"/>
+        <w:pStyle w:val="Heading2"/>
         <w:spacing w:before="240" w:after="80" w:lineRule="auto" w:line="360"/>
       </w:pPr>
       <w:r>
         <w:rPr>
           <w:rFonts w:ascii="Times New Roman" w:hAnsi="Times New Roman" w:cs="Times New Roman" w:eastAsia="Times New Roman"/>
-          <w:b/>
+          <w:b w:val="0"/>
           <w:i w:val="0"/>
           <w:sz w:val="28"/>
         </w:rPr>
@@ -8718,12 +8780,13 @@
     <w:p>
       <w:pPr>
         <w:jc w:val="left"/>
+        <w:pStyle w:val="Heading2"/>
         <w:spacing w:before="240" w:after="80" w:lineRule="auto" w:line="360"/>
       </w:pPr>
       <w:r>
         <w:rPr>
           <w:rFonts w:ascii="Times New Roman" w:hAnsi="Times New Roman" w:cs="Times New Roman" w:eastAsia="Times New Roman"/>
-          <w:b/>
+          <w:b w:val="0"/>
           <w:i w:val="0"/>
           <w:sz w:val="28"/>
         </w:rPr>
@@ -9228,12 +9291,13 @@
     <w:p>
       <w:pPr>
         <w:jc w:val="left"/>
+        <w:pStyle w:val="Heading2"/>
         <w:spacing w:before="240" w:after="80" w:lineRule="auto" w:line="360"/>
       </w:pPr>
       <w:r>
         <w:rPr>
           <w:rFonts w:ascii="Times New Roman" w:hAnsi="Times New Roman" w:cs="Times New Roman" w:eastAsia="Times New Roman"/>
-          <w:b/>
+          <w:b w:val="0"/>
           <w:i w:val="0"/>
           <w:sz w:val="28"/>
         </w:rPr>
@@ -9595,6 +9659,7 @@
     <w:p>
       <w:pPr>
         <w:jc w:val="center"/>
+        <w:pStyle w:val="Heading1"/>
         <w:spacing w:before="320" w:after="120" w:lineRule="auto" w:line="360"/>
       </w:pPr>
       <w:r>
@@ -9610,12 +9675,13 @@
     <w:p>
       <w:pPr>
         <w:jc w:val="left"/>
+        <w:pStyle w:val="Heading2"/>
         <w:spacing w:before="240" w:after="80" w:lineRule="auto" w:line="360"/>
       </w:pPr>
       <w:r>
         <w:rPr>
           <w:rFonts w:ascii="Times New Roman" w:hAnsi="Times New Roman" w:cs="Times New Roman" w:eastAsia="Times New Roman"/>
-          <w:b/>
+          <w:b w:val="0"/>
           <w:i w:val="0"/>
           <w:sz w:val="28"/>
         </w:rPr>
@@ -9923,12 +9989,13 @@
     <w:p>
       <w:pPr>
         <w:jc w:val="left"/>
+        <w:pStyle w:val="Heading2"/>
         <w:spacing w:before="240" w:after="80" w:lineRule="auto" w:line="360"/>
       </w:pPr>
       <w:r>
         <w:rPr>
           <w:rFonts w:ascii="Times New Roman" w:hAnsi="Times New Roman" w:cs="Times New Roman" w:eastAsia="Times New Roman"/>
-          <w:b/>
+          <w:b w:val="0"/>
           <w:i w:val="0"/>
           <w:sz w:val="28"/>
         </w:rPr>
@@ -10466,12 +10533,13 @@
     <w:p>
       <w:pPr>
         <w:jc w:val="left"/>
+        <w:pStyle w:val="Heading2"/>
         <w:spacing w:before="240" w:after="80" w:lineRule="auto" w:line="360"/>
       </w:pPr>
       <w:r>
         <w:rPr>
           <w:rFonts w:ascii="Times New Roman" w:hAnsi="Times New Roman" w:cs="Times New Roman" w:eastAsia="Times New Roman"/>
-          <w:b/>
+          <w:b w:val="0"/>
           <w:i w:val="0"/>
           <w:sz w:val="28"/>
         </w:rPr>
@@ -11151,6 +11219,7 @@
     <w:p>
       <w:pPr>
         <w:jc w:val="center"/>
+        <w:pStyle w:val="Heading1"/>
         <w:spacing w:before="320" w:after="120" w:lineRule="auto" w:line="360"/>
       </w:pPr>
       <w:r>
@@ -11166,12 +11235,13 @@
     <w:p>
       <w:pPr>
         <w:jc w:val="left"/>
+        <w:pStyle w:val="Heading2"/>
         <w:spacing w:before="240" w:after="80" w:lineRule="auto" w:line="360"/>
       </w:pPr>
       <w:r>
         <w:rPr>
           <w:rFonts w:ascii="Times New Roman" w:hAnsi="Times New Roman" w:cs="Times New Roman" w:eastAsia="Times New Roman"/>
-          <w:b/>
+          <w:b w:val="0"/>
           <w:i w:val="0"/>
           <w:sz w:val="28"/>
         </w:rPr>
@@ -11349,12 +11419,13 @@
     <w:p>
       <w:pPr>
         <w:jc w:val="left"/>
+        <w:pStyle w:val="Heading2"/>
         <w:spacing w:before="240" w:after="80" w:lineRule="auto" w:line="360"/>
       </w:pPr>
       <w:r>
         <w:rPr>
           <w:rFonts w:ascii="Times New Roman" w:hAnsi="Times New Roman" w:cs="Times New Roman" w:eastAsia="Times New Roman"/>
-          <w:b/>
+          <w:b w:val="0"/>
           <w:i w:val="0"/>
           <w:sz w:val="28"/>
         </w:rPr>
@@ -11398,12 +11469,13 @@
     <w:p>
       <w:pPr>
         <w:jc w:val="left"/>
+        <w:pStyle w:val="Heading2"/>
         <w:spacing w:before="240" w:after="80" w:lineRule="auto" w:line="360"/>
       </w:pPr>
       <w:r>
         <w:rPr>
           <w:rFonts w:ascii="Times New Roman" w:hAnsi="Times New Roman" w:cs="Times New Roman" w:eastAsia="Times New Roman"/>
-          <w:b/>
+          <w:b w:val="0"/>
           <w:i w:val="0"/>
           <w:sz w:val="28"/>
         </w:rPr>
@@ -11429,12 +11501,13 @@
     <w:p>
       <w:pPr>
         <w:jc w:val="left"/>
+        <w:pStyle w:val="Heading2"/>
         <w:spacing w:before="240" w:after="80" w:lineRule="auto" w:line="360"/>
       </w:pPr>
       <w:r>
         <w:rPr>
           <w:rFonts w:ascii="Times New Roman" w:hAnsi="Times New Roman" w:cs="Times New Roman" w:eastAsia="Times New Roman"/>
-          <w:b/>
+          <w:b w:val="0"/>
           <w:i w:val="0"/>
           <w:sz w:val="28"/>
         </w:rPr>
@@ -11460,12 +11533,13 @@
     <w:p>
       <w:pPr>
         <w:jc w:val="left"/>
+        <w:pStyle w:val="Heading2"/>
         <w:spacing w:before="240" w:after="80" w:lineRule="auto" w:line="360"/>
       </w:pPr>
       <w:r>
         <w:rPr>
           <w:rFonts w:ascii="Times New Roman" w:hAnsi="Times New Roman" w:cs="Times New Roman" w:eastAsia="Times New Roman"/>
-          <w:b/>
+          <w:b w:val="0"/>
           <w:i w:val="0"/>
           <w:sz w:val="28"/>
         </w:rPr>
@@ -11600,6 +11674,7 @@
     <w:p>
       <w:pPr>
         <w:jc w:val="center"/>
+        <w:pStyle w:val="Heading1"/>
         <w:spacing w:before="320" w:after="120" w:lineRule="auto" w:line="360"/>
       </w:pPr>
       <w:r>
@@ -11615,12 +11690,13 @@
     <w:p>
       <w:pPr>
         <w:jc w:val="left"/>
+        <w:pStyle w:val="Heading2"/>
         <w:spacing w:before="240" w:after="80" w:lineRule="auto" w:line="360"/>
       </w:pPr>
       <w:r>
         <w:rPr>
           <w:rFonts w:ascii="Times New Roman" w:hAnsi="Times New Roman" w:cs="Times New Roman" w:eastAsia="Times New Roman"/>
-          <w:b/>
+          <w:b w:val="0"/>
           <w:i w:val="0"/>
           <w:sz w:val="28"/>
         </w:rPr>
@@ -11758,12 +11834,13 @@
     <w:p>
       <w:pPr>
         <w:jc w:val="left"/>
+        <w:pStyle w:val="Heading2"/>
         <w:spacing w:before="240" w:after="80" w:lineRule="auto" w:line="360"/>
       </w:pPr>
       <w:r>
         <w:rPr>
           <w:rFonts w:ascii="Times New Roman" w:hAnsi="Times New Roman" w:cs="Times New Roman" w:eastAsia="Times New Roman"/>
-          <w:b/>
+          <w:b w:val="0"/>
           <w:i w:val="0"/>
           <w:sz w:val="28"/>
         </w:rPr>
@@ -11968,12 +12045,13 @@
     <w:p>
       <w:pPr>
         <w:jc w:val="left"/>
+        <w:pStyle w:val="Heading2"/>
         <w:spacing w:before="240" w:after="80" w:lineRule="auto" w:line="360"/>
       </w:pPr>
       <w:r>
         <w:rPr>
           <w:rFonts w:ascii="Times New Roman" w:hAnsi="Times New Roman" w:cs="Times New Roman" w:eastAsia="Times New Roman"/>
-          <w:b/>
+          <w:b w:val="0"/>
           <w:i w:val="0"/>
           <w:sz w:val="28"/>
         </w:rPr>
@@ -12794,6 +12872,7 @@
     <w:p>
       <w:pPr>
         <w:jc w:val="center"/>
+        <w:pStyle w:val="Heading1"/>
         <w:spacing w:before="320" w:after="120" w:lineRule="auto" w:line="360"/>
       </w:pPr>
       <w:r>
@@ -12809,12 +12888,13 @@
     <w:p>
       <w:pPr>
         <w:jc w:val="left"/>
+        <w:pStyle w:val="Heading2"/>
         <w:spacing w:before="240" w:after="80" w:lineRule="auto" w:line="360"/>
       </w:pPr>
       <w:r>
         <w:rPr>
           <w:rFonts w:ascii="Times New Roman" w:hAnsi="Times New Roman" w:cs="Times New Roman" w:eastAsia="Times New Roman"/>
-          <w:b/>
+          <w:b w:val="0"/>
           <w:i w:val="0"/>
           <w:sz w:val="28"/>
         </w:rPr>
@@ -13132,12 +13212,13 @@
     <w:p>
       <w:pPr>
         <w:jc w:val="left"/>
+        <w:pStyle w:val="Heading2"/>
         <w:spacing w:before="240" w:after="80" w:lineRule="auto" w:line="360"/>
       </w:pPr>
       <w:r>
         <w:rPr>
           <w:rFonts w:ascii="Times New Roman" w:hAnsi="Times New Roman" w:cs="Times New Roman" w:eastAsia="Times New Roman"/>
-          <w:b/>
+          <w:b w:val="0"/>
           <w:i w:val="0"/>
           <w:sz w:val="28"/>
         </w:rPr>
@@ -13626,12 +13707,13 @@
     <w:p>
       <w:pPr>
         <w:jc w:val="left"/>
+        <w:pStyle w:val="Heading2"/>
         <w:spacing w:before="240" w:after="80" w:lineRule="auto" w:line="360"/>
       </w:pPr>
       <w:r>
         <w:rPr>
           <w:rFonts w:ascii="Times New Roman" w:hAnsi="Times New Roman" w:cs="Times New Roman" w:eastAsia="Times New Roman"/>
-          <w:b/>
+          <w:b w:val="0"/>
           <w:i w:val="0"/>
           <w:sz w:val="28"/>
         </w:rPr>
@@ -13657,12 +13739,13 @@
     <w:p>
       <w:pPr>
         <w:jc w:val="left"/>
+        <w:pStyle w:val="Heading2"/>
         <w:spacing w:before="240" w:after="80" w:lineRule="auto" w:line="360"/>
       </w:pPr>
       <w:r>
         <w:rPr>
           <w:rFonts w:ascii="Times New Roman" w:hAnsi="Times New Roman" w:cs="Times New Roman" w:eastAsia="Times New Roman"/>
-          <w:b/>
+          <w:b w:val="0"/>
           <w:i w:val="0"/>
           <w:sz w:val="28"/>
         </w:rPr>
@@ -13722,6 +13805,7 @@
     <w:p>
       <w:pPr>
         <w:jc w:val="center"/>
+        <w:pStyle w:val="Heading1"/>
         <w:spacing w:before="320" w:after="120" w:lineRule="auto" w:line="360"/>
       </w:pPr>
       <w:r>
@@ -13737,12 +13821,13 @@
     <w:p>
       <w:pPr>
         <w:jc w:val="left"/>
+        <w:pStyle w:val="Heading2"/>
         <w:spacing w:before="240" w:after="80" w:lineRule="auto" w:line="360"/>
       </w:pPr>
       <w:r>
         <w:rPr>
           <w:rFonts w:ascii="Times New Roman" w:hAnsi="Times New Roman" w:cs="Times New Roman" w:eastAsia="Times New Roman"/>
-          <w:b/>
+          <w:b w:val="0"/>
           <w:i w:val="0"/>
           <w:sz w:val="28"/>
         </w:rPr>
@@ -13874,12 +13959,13 @@
     <w:p>
       <w:pPr>
         <w:jc w:val="left"/>
+        <w:pStyle w:val="Heading2"/>
         <w:spacing w:before="240" w:after="80" w:lineRule="auto" w:line="360"/>
       </w:pPr>
       <w:r>
         <w:rPr>
           <w:rFonts w:ascii="Times New Roman" w:hAnsi="Times New Roman" w:cs="Times New Roman" w:eastAsia="Times New Roman"/>
-          <w:b/>
+          <w:b w:val="0"/>
           <w:i w:val="0"/>
           <w:sz w:val="28"/>
         </w:rPr>
@@ -13957,12 +14043,13 @@
     <w:p>
       <w:pPr>
         <w:jc w:val="left"/>
+        <w:pStyle w:val="Heading2"/>
         <w:spacing w:before="240" w:after="80" w:lineRule="auto" w:line="360"/>
       </w:pPr>
       <w:r>
         <w:rPr>
           <w:rFonts w:ascii="Times New Roman" w:hAnsi="Times New Roman" w:cs="Times New Roman" w:eastAsia="Times New Roman"/>
-          <w:b/>
+          <w:b w:val="0"/>
           <w:i w:val="0"/>
           <w:sz w:val="28"/>
         </w:rPr>
@@ -14058,12 +14145,13 @@
     <w:p>
       <w:pPr>
         <w:jc w:val="left"/>
+        <w:pStyle w:val="Heading2"/>
         <w:spacing w:before="240" w:after="80" w:lineRule="auto" w:line="360"/>
       </w:pPr>
       <w:r>
         <w:rPr>
           <w:rFonts w:ascii="Times New Roman" w:hAnsi="Times New Roman" w:cs="Times New Roman" w:eastAsia="Times New Roman"/>
-          <w:b/>
+          <w:b w:val="0"/>
           <w:i w:val="0"/>
           <w:sz w:val="28"/>
         </w:rPr>
@@ -14177,12 +14265,13 @@
     <w:p>
       <w:pPr>
         <w:jc w:val="left"/>
+        <w:pStyle w:val="Heading2"/>
         <w:spacing w:before="240" w:after="80" w:lineRule="auto" w:line="360"/>
       </w:pPr>
       <w:r>
         <w:rPr>
           <w:rFonts w:ascii="Times New Roman" w:hAnsi="Times New Roman" w:cs="Times New Roman" w:eastAsia="Times New Roman"/>
-          <w:b/>
+          <w:b w:val="0"/>
           <w:i w:val="0"/>
           <w:sz w:val="28"/>
         </w:rPr>
@@ -14260,12 +14349,13 @@
     <w:p>
       <w:pPr>
         <w:jc w:val="left"/>
+        <w:pStyle w:val="Heading2"/>
         <w:spacing w:before="240" w:after="80" w:lineRule="auto" w:line="360"/>
       </w:pPr>
       <w:r>
         <w:rPr>
           <w:rFonts w:ascii="Times New Roman" w:hAnsi="Times New Roman" w:cs="Times New Roman" w:eastAsia="Times New Roman"/>
-          <w:b/>
+          <w:b w:val="0"/>
           <w:i w:val="0"/>
           <w:sz w:val="28"/>
         </w:rPr>
@@ -14379,12 +14469,13 @@
     <w:p>
       <w:pPr>
         <w:jc w:val="left"/>
+        <w:pStyle w:val="Heading2"/>
         <w:spacing w:before="240" w:after="80" w:lineRule="auto" w:line="360"/>
       </w:pPr>
       <w:r>
         <w:rPr>
           <w:rFonts w:ascii="Times New Roman" w:hAnsi="Times New Roman" w:cs="Times New Roman" w:eastAsia="Times New Roman"/>
-          <w:b/>
+          <w:b w:val="0"/>
           <w:i w:val="0"/>
           <w:sz w:val="28"/>
         </w:rPr>
@@ -14444,6 +14535,7 @@
     <w:p>
       <w:pPr>
         <w:jc w:val="center"/>
+        <w:pStyle w:val="Heading1"/>
         <w:spacing w:before="320" w:after="120" w:lineRule="auto" w:line="360"/>
       </w:pPr>
       <w:r>
@@ -14459,12 +14551,13 @@
     <w:p>
       <w:pPr>
         <w:jc w:val="left"/>
+        <w:pStyle w:val="Heading2"/>
         <w:spacing w:before="240" w:after="80" w:lineRule="auto" w:line="360"/>
       </w:pPr>
       <w:r>
         <w:rPr>
           <w:rFonts w:ascii="Times New Roman" w:hAnsi="Times New Roman" w:cs="Times New Roman" w:eastAsia="Times New Roman"/>
-          <w:b/>
+          <w:b w:val="0"/>
           <w:i w:val="0"/>
           <w:sz w:val="28"/>
         </w:rPr>
@@ -14490,12 +14583,13 @@
     <w:p>
       <w:pPr>
         <w:jc w:val="left"/>
+        <w:pStyle w:val="Heading2"/>
         <w:spacing w:before="240" w:after="80" w:lineRule="auto" w:line="360"/>
       </w:pPr>
       <w:r>
         <w:rPr>
           <w:rFonts w:ascii="Times New Roman" w:hAnsi="Times New Roman" w:cs="Times New Roman" w:eastAsia="Times New Roman"/>
-          <w:b/>
+          <w:b w:val="0"/>
           <w:i w:val="0"/>
           <w:sz w:val="28"/>
         </w:rPr>
@@ -14971,12 +15065,13 @@
     <w:p>
       <w:pPr>
         <w:jc w:val="left"/>
+        <w:pStyle w:val="Heading2"/>
         <w:spacing w:before="240" w:after="80" w:lineRule="auto" w:line="360"/>
       </w:pPr>
       <w:r>
         <w:rPr>
           <w:rFonts w:ascii="Times New Roman" w:hAnsi="Times New Roman" w:cs="Times New Roman" w:eastAsia="Times New Roman"/>
-          <w:b/>
+          <w:b w:val="0"/>
           <w:i w:val="0"/>
           <w:sz w:val="28"/>
         </w:rPr>
@@ -15523,12 +15618,13 @@
     <w:p>
       <w:pPr>
         <w:jc w:val="left"/>
+        <w:pStyle w:val="Heading2"/>
         <w:spacing w:before="240" w:after="80" w:lineRule="auto" w:line="360"/>
       </w:pPr>
       <w:r>
         <w:rPr>
           <w:rFonts w:ascii="Times New Roman" w:hAnsi="Times New Roman" w:cs="Times New Roman" w:eastAsia="Times New Roman"/>
-          <w:b/>
+          <w:b w:val="0"/>
           <w:i w:val="0"/>
           <w:sz w:val="28"/>
         </w:rPr>
@@ -15602,12 +15698,13 @@
     <w:p>
       <w:pPr>
         <w:jc w:val="left"/>
+        <w:pStyle w:val="Heading2"/>
         <w:spacing w:before="240" w:after="80" w:lineRule="auto" w:line="360"/>
       </w:pPr>
       <w:r>
         <w:rPr>
           <w:rFonts w:ascii="Times New Roman" w:hAnsi="Times New Roman" w:cs="Times New Roman" w:eastAsia="Times New Roman"/>
-          <w:b/>
+          <w:b w:val="0"/>
           <w:i w:val="0"/>
           <w:sz w:val="28"/>
         </w:rPr>
@@ -16001,12 +16098,13 @@
     <w:p>
       <w:pPr>
         <w:jc w:val="left"/>
+        <w:pStyle w:val="Heading2"/>
         <w:spacing w:before="240" w:after="80" w:lineRule="auto" w:line="360"/>
       </w:pPr>
       <w:r>
         <w:rPr>
           <w:rFonts w:ascii="Times New Roman" w:hAnsi="Times New Roman" w:cs="Times New Roman" w:eastAsia="Times New Roman"/>
-          <w:b/>
+          <w:b w:val="0"/>
           <w:i w:val="0"/>
           <w:sz w:val="28"/>
         </w:rPr>
@@ -16162,6 +16260,7 @@
     <w:p>
       <w:pPr>
         <w:jc w:val="center"/>
+        <w:pStyle w:val="Heading1"/>
         <w:spacing w:before="320" w:after="120" w:lineRule="auto" w:line="360"/>
       </w:pPr>
       <w:r>
@@ -16854,6 +16953,7 @@
     <w:p>
       <w:pPr>
         <w:jc w:val="center"/>
+        <w:pStyle w:val="Heading1"/>
         <w:spacing w:before="320" w:after="120" w:lineRule="auto" w:line="360"/>
       </w:pPr>
       <w:r>

--- a/docs/диплом.docx
+++ b/docs/диплом.docx
@@ -569,7 +569,7 @@
               <w:rPr>
                 <w:rFonts w:ascii="Times New Roman" w:hAnsi="Times New Roman"/>
                 <w:b/>
-                <w:sz w:val="22"/>
+                <w:sz w:val="20"/>
               </w:rPr>
               <w:t>Термин</w:t>
             </w:r>
@@ -588,7 +588,7 @@
               <w:rPr>
                 <w:rFonts w:ascii="Times New Roman" w:hAnsi="Times New Roman"/>
                 <w:b/>
-                <w:sz w:val="22"/>
+                <w:sz w:val="20"/>
               </w:rPr>
               <w:t>Определение</w:t>
             </w:r>
@@ -609,7 +609,7 @@
               <w:rPr>
                 <w:rFonts w:ascii="Times New Roman" w:hAnsi="Times New Roman"/>
                 <w:b w:val="0"/>
-                <w:sz w:val="22"/>
+                <w:sz w:val="20"/>
               </w:rPr>
               <w:t>Метаданные публикации</w:t>
             </w:r>
@@ -628,7 +628,7 @@
               <w:rPr>
                 <w:rFonts w:ascii="Times New Roman" w:hAnsi="Times New Roman"/>
                 <w:b w:val="0"/>
-                <w:sz w:val="22"/>
+                <w:sz w:val="20"/>
               </w:rPr>
               <w:t>Структурированное описание статьи: название, авторы, год, журнал, DOI, тематики, ключевые слова — без полного текста</w:t>
             </w:r>
@@ -649,7 +649,7 @@
               <w:rPr>
                 <w:rFonts w:ascii="Times New Roman" w:hAnsi="Times New Roman"/>
                 <w:b w:val="0"/>
-                <w:sz w:val="22"/>
+                <w:sz w:val="20"/>
               </w:rPr>
               <w:t>OpenAlex</w:t>
             </w:r>
@@ -668,7 +668,7 @@
               <w:rPr>
                 <w:rFonts w:ascii="Times New Roman" w:hAnsi="Times New Roman"/>
                 <w:b w:val="0"/>
-                <w:sz w:val="22"/>
+                <w:sz w:val="20"/>
               </w:rPr>
               <w:t>Открытый бесплатный каталог научных публикаций организации OurResearch; содержит более 250 млн работ</w:t>
             </w:r>
@@ -689,7 +689,7 @@
               <w:rPr>
                 <w:rFonts w:ascii="Times New Roman" w:hAnsi="Times New Roman"/>
                 <w:b w:val="0"/>
-                <w:sz w:val="22"/>
+                <w:sz w:val="20"/>
               </w:rPr>
               <w:t>API (Application Programming Interface)</w:t>
             </w:r>
@@ -708,7 +708,7 @@
               <w:rPr>
                 <w:rFonts w:ascii="Times New Roman" w:hAnsi="Times New Roman"/>
                 <w:b w:val="0"/>
-                <w:sz w:val="22"/>
+                <w:sz w:val="20"/>
               </w:rPr>
               <w:t>Интерфейс программного взаимодействия; здесь — набор HTTP-запросов для получения данных из OpenAlex</w:t>
             </w:r>
@@ -729,7 +729,7 @@
               <w:rPr>
                 <w:rFonts w:ascii="Times New Roman" w:hAnsi="Times New Roman"/>
                 <w:b w:val="0"/>
-                <w:sz w:val="22"/>
+                <w:sz w:val="20"/>
               </w:rPr>
               <w:t>DOI (Digital Object Identifier)</w:t>
             </w:r>
@@ -748,7 +748,7 @@
               <w:rPr>
                 <w:rFonts w:ascii="Times New Roman" w:hAnsi="Times New Roman"/>
                 <w:b w:val="0"/>
-                <w:sz w:val="22"/>
+                <w:sz w:val="20"/>
               </w:rPr>
               <w:t>Уникальный цифровой идентификатор научной публикации в формате 10.XXXX/...</w:t>
             </w:r>
@@ -769,7 +769,7 @@
               <w:rPr>
                 <w:rFonts w:ascii="Times New Roman" w:hAnsi="Times New Roman"/>
                 <w:b w:val="0"/>
-                <w:sz w:val="22"/>
+                <w:sz w:val="20"/>
               </w:rPr>
               <w:t>Аффилиация</w:t>
             </w:r>
@@ -788,7 +788,7 @@
               <w:rPr>
                 <w:rFonts w:ascii="Times New Roman" w:hAnsi="Times New Roman"/>
                 <w:b w:val="0"/>
-                <w:sz w:val="22"/>
+                <w:sz w:val="20"/>
               </w:rPr>
               <w:t>Организация, с которой связан автор на момент публикации (университет, институт, компания)</w:t>
             </w:r>
@@ -809,7 +809,7 @@
               <w:rPr>
                 <w:rFonts w:ascii="Times New Roman" w:hAnsi="Times New Roman"/>
                 <w:b w:val="0"/>
-                <w:sz w:val="22"/>
+                <w:sz w:val="20"/>
               </w:rPr>
               <w:t>Геокодирование</w:t>
             </w:r>
@@ -828,7 +828,7 @@
               <w:rPr>
                 <w:rFonts w:ascii="Times New Roman" w:hAnsi="Times New Roman"/>
                 <w:b w:val="0"/>
-                <w:sz w:val="22"/>
+                <w:sz w:val="20"/>
               </w:rPr>
               <w:t>Процесс определения географических координат (широта, долгота) по названию места или идентификатору организации</w:t>
             </w:r>
@@ -849,7 +849,7 @@
               <w:rPr>
                 <w:rFonts w:ascii="Times New Roman" w:hAnsi="Times New Roman"/>
                 <w:b w:val="0"/>
-                <w:sz w:val="22"/>
+                <w:sz w:val="20"/>
               </w:rPr>
               <w:t>Граф</w:t>
             </w:r>
@@ -868,7 +868,7 @@
               <w:rPr>
                 <w:rFonts w:ascii="Times New Roman" w:hAnsi="Times New Roman"/>
                 <w:b w:val="0"/>
-                <w:sz w:val="22"/>
+                <w:sz w:val="20"/>
               </w:rPr>
               <w:t>Математическая структура из узлов (вершин) и рёбер (связей) между ними; используется для визуализации отношений</w:t>
             </w:r>
@@ -889,7 +889,7 @@
               <w:rPr>
                 <w:rFonts w:ascii="Times New Roman" w:hAnsi="Times New Roman"/>
                 <w:b w:val="0"/>
-                <w:sz w:val="22"/>
+                <w:sz w:val="20"/>
               </w:rPr>
               <w:t>REST API</w:t>
             </w:r>
@@ -908,7 +908,7 @@
               <w:rPr>
                 <w:rFonts w:ascii="Times New Roman" w:hAnsi="Times New Roman"/>
                 <w:b w:val="0"/>
-                <w:sz w:val="22"/>
+                <w:sz w:val="20"/>
               </w:rPr>
               <w:t>Архитектурный стиль веб-сервисов, где каждый ресурс доступен по URL через стандартные HTTP-методы (GET, POST)</w:t>
             </w:r>
@@ -929,7 +929,7 @@
               <w:rPr>
                 <w:rFonts w:ascii="Times New Roman" w:hAnsi="Times New Roman"/>
                 <w:b w:val="0"/>
-                <w:sz w:val="22"/>
+                <w:sz w:val="20"/>
               </w:rPr>
               <w:t>PostgreSQL</w:t>
             </w:r>
@@ -948,7 +948,7 @@
               <w:rPr>
                 <w:rFonts w:ascii="Times New Roman" w:hAnsi="Times New Roman"/>
                 <w:b w:val="0"/>
-                <w:sz w:val="22"/>
+                <w:sz w:val="20"/>
               </w:rPr>
               <w:t>Реляционная система управления базами данных (СУБД) с открытым исходным кодом</w:t>
             </w:r>
@@ -969,7 +969,7 @@
               <w:rPr>
                 <w:rFonts w:ascii="Times New Roman" w:hAnsi="Times New Roman"/>
                 <w:b w:val="0"/>
-                <w:sz w:val="22"/>
+                <w:sz w:val="20"/>
               </w:rPr>
               <w:t>gzip</w:t>
             </w:r>
@@ -988,7 +988,7 @@
               <w:rPr>
                 <w:rFonts w:ascii="Times New Roman" w:hAnsi="Times New Roman"/>
                 <w:b w:val="0"/>
-                <w:sz w:val="22"/>
+                <w:sz w:val="20"/>
               </w:rPr>
               <w:t>Алгоритм сжатия данных; здесь применяется для уменьшения объёма HTTP-ответов сервера</w:t>
             </w:r>
@@ -1009,7 +1009,7 @@
               <w:rPr>
                 <w:rFonts w:ascii="Times New Roman" w:hAnsi="Times New Roman"/>
                 <w:b w:val="0"/>
-                <w:sz w:val="22"/>
+                <w:sz w:val="20"/>
               </w:rPr>
               <w:t>Фасетная фильтрация</w:t>
             </w:r>
@@ -1028,7 +1028,7 @@
               <w:rPr>
                 <w:rFonts w:ascii="Times New Roman" w:hAnsi="Times New Roman"/>
                 <w:b w:val="0"/>
-                <w:sz w:val="22"/>
+                <w:sz w:val="20"/>
               </w:rPr>
               <w:t>Метод фильтрации, при котором параметры фильтров взаимозависимы: выбор в одном фильтре автоматически ограничивает варианты в других</w:t>
             </w:r>
@@ -1049,7 +1049,7 @@
               <w:rPr>
                 <w:rFonts w:ascii="Times New Roman" w:hAnsi="Times New Roman"/>
                 <w:b w:val="0"/>
-                <w:sz w:val="22"/>
+                <w:sz w:val="20"/>
               </w:rPr>
               <w:t>SVG (Scalable Vector Graphics)</w:t>
             </w:r>
@@ -1068,7 +1068,7 @@
               <w:rPr>
                 <w:rFonts w:ascii="Times New Roman" w:hAnsi="Times New Roman"/>
                 <w:b w:val="0"/>
-                <w:sz w:val="22"/>
+                <w:sz w:val="20"/>
               </w:rPr>
               <w:t>XML-формат для векторной графики в браузере; используется для рисования графа без внешних библиотек</w:t>
             </w:r>
@@ -1089,7 +1089,7 @@
               <w:rPr>
                 <w:rFonts w:ascii="Times New Roman" w:hAnsi="Times New Roman"/>
                 <w:b w:val="0"/>
-                <w:sz w:val="22"/>
+                <w:sz w:val="20"/>
               </w:rPr>
               <w:t>Cursor pagination</w:t>
             </w:r>
@@ -1108,7 +1108,7 @@
               <w:rPr>
                 <w:rFonts w:ascii="Times New Roman" w:hAnsi="Times New Roman"/>
                 <w:b w:val="0"/>
-                <w:sz w:val="22"/>
+                <w:sz w:val="20"/>
               </w:rPr>
               <w:t>Метод постраничного обхода данных через токены-курсоры, исключающий пропуски при изменении набора</w:t>
             </w:r>
@@ -1129,7 +1129,7 @@
               <w:rPr>
                 <w:rFonts w:ascii="Times New Roman" w:hAnsi="Times New Roman"/>
                 <w:b w:val="0"/>
-                <w:sz w:val="22"/>
+                <w:sz w:val="20"/>
               </w:rPr>
               <w:t>Библиометрия</w:t>
             </w:r>
@@ -1148,7 +1148,7 @@
               <w:rPr>
                 <w:rFonts w:ascii="Times New Roman" w:hAnsi="Times New Roman"/>
                 <w:b w:val="0"/>
-                <w:sz w:val="22"/>
+                <w:sz w:val="20"/>
               </w:rPr>
               <w:t>Количественный анализ научных публикаций: подсчёт цитирований, коавторских связей, тематических кластеров</w:t>
             </w:r>
@@ -1169,7 +1169,7 @@
               <w:rPr>
                 <w:rFonts w:ascii="Times New Roman" w:hAnsi="Times New Roman"/>
                 <w:b w:val="0"/>
-                <w:sz w:val="22"/>
+                <w:sz w:val="20"/>
               </w:rPr>
               <w:t>Балл сходства (similarity score)</w:t>
             </w:r>
@@ -1188,7 +1188,7 @@
               <w:rPr>
                 <w:rFonts w:ascii="Times New Roman" w:hAnsi="Times New Roman"/>
                 <w:b w:val="0"/>
-                <w:sz w:val="22"/>
+                <w:sz w:val="20"/>
               </w:rPr>
               <w:t>Числовая мера близости двух публикаций, вычисляемая по взвешенной сумме совпадающих признаков</w:t>
             </w:r>
@@ -1250,7 +1250,7 @@
               <w:rPr>
                 <w:rFonts w:ascii="Times New Roman" w:hAnsi="Times New Roman"/>
                 <w:b/>
-                <w:sz w:val="22"/>
+                <w:sz w:val="20"/>
               </w:rPr>
               <w:t>Инструмент</w:t>
             </w:r>
@@ -1269,7 +1269,7 @@
               <w:rPr>
                 <w:rFonts w:ascii="Times New Roman" w:hAnsi="Times New Roman"/>
                 <w:b/>
-                <w:sz w:val="22"/>
+                <w:sz w:val="20"/>
               </w:rPr>
               <w:t>Что показывает</w:t>
             </w:r>
@@ -1290,7 +1290,7 @@
               <w:rPr>
                 <w:rFonts w:ascii="Times New Roman" w:hAnsi="Times New Roman"/>
                 <w:b w:val="0"/>
-                <w:sz w:val="22"/>
+                <w:sz w:val="20"/>
               </w:rPr>
               <w:t>Карта</w:t>
             </w:r>
@@ -1309,7 +1309,7 @@
               <w:rPr>
                 <w:rFonts w:ascii="Times New Roman" w:hAnsi="Times New Roman"/>
                 <w:b w:val="0"/>
-                <w:sz w:val="22"/>
+                <w:sz w:val="20"/>
               </w:rPr>
               <w:t>Географию аффилиаций авторов — откуда в мире ведутся исследования</w:t>
             </w:r>
@@ -1330,7 +1330,7 @@
               <w:rPr>
                 <w:rFonts w:ascii="Times New Roman" w:hAnsi="Times New Roman"/>
                 <w:b w:val="0"/>
-                <w:sz w:val="22"/>
+                <w:sz w:val="20"/>
               </w:rPr>
               <w:t>Граф связей</w:t>
             </w:r>
@@ -1349,7 +1349,7 @@
               <w:rPr>
                 <w:rFonts w:ascii="Times New Roman" w:hAnsi="Times New Roman"/>
                 <w:b w:val="0"/>
-                <w:sz w:val="22"/>
+                <w:sz w:val="20"/>
               </w:rPr>
               <w:t>Связи между публикациями, авторами, журналами и темами</w:t>
             </w:r>
@@ -1385,7 +1385,7 @@
           <w:b w:val="0"/>
           <w:sz w:val="28"/>
         </w:rPr>
-        <w:t>В области библиометрического анализа и визуализации научных публикаций существует ряд инструментов, решающих схожие задачи. Ниже приведён обзор шести наиболее распространённых систем с анализом их возможностей и ограничений.</w:t>
+        <w:t>В области библиометрического анализа и визуализации научных публикаций существует ряд инструментов, решающих схожие задачи. Ниже приведён обзор девяти систем, актуальных на 2024–2025 год, с анализом их возможностей и ограничений.</w:t>
       </w:r>
     </w:p>
     <w:p>
@@ -1800,7 +1800,6 @@
         <w:t>Ограничения: нет алгоритма поиска похожих статей; нет графа связей между публикациями и авторами; инструменты визуализации ограничены агрегированными диаграммами, а не интерактивным исследованием отдельных статей.</w:t>
       </w:r>
     </w:p>
-    <w:p/>
     <w:p>
       <w:pPr>
         <w:pStyle w:val="Heading2"/>
@@ -1813,7 +1812,221 @@
           <w:b/>
           <w:sz w:val="28"/>
         </w:rPr>
-        <w:t>1.7. Сравнительная таблица</w:t>
+        <w:t>1.7. ResearchRabbit</w:t>
+      </w:r>
+    </w:p>
+    <w:p>
+      <w:pPr>
+        <w:ind w:firstLine="709"/>
+        <w:jc w:val="both"/>
+      </w:pPr>
+      <w:r>
+        <w:rPr>
+          <w:rFonts w:ascii="Times New Roman" w:hAnsi="Times New Roman"/>
+          <w:b w:val="0"/>
+          <w:sz w:val="28"/>
+        </w:rPr>
+        <w:t>ResearchRabbit — бесплатный веб-сервис (researchrabbitapp.com), запущенный в 2020 году и активно развивающийся. Позиционируется как «Spotify для научных статей». По состоянию на 2025 год насчитывает более 1 миллиона зарегистрированных пользователей.</w:t>
+      </w:r>
+    </w:p>
+    <w:p>
+      <w:pPr>
+        <w:ind w:firstLine="709"/>
+        <w:jc w:val="both"/>
+      </w:pPr>
+      <w:r>
+        <w:rPr>
+          <w:rFonts w:ascii="Times New Roman" w:hAnsi="Times New Roman"/>
+          <w:b w:val="0"/>
+          <w:sz w:val="28"/>
+        </w:rPr>
+        <w:t>Визуализации: интерактивный граф связей на основе совместного цитирования, временная шкала публикаций, кластеры авторов, карта похожих работ.</w:t>
+      </w:r>
+    </w:p>
+    <w:p>
+      <w:pPr>
+        <w:ind w:firstLine="709"/>
+        <w:jc w:val="both"/>
+      </w:pPr>
+      <w:r>
+        <w:rPr>
+          <w:rFonts w:ascii="Times New Roman" w:hAnsi="Times New Roman"/>
+          <w:b w:val="0"/>
+          <w:sz w:val="28"/>
+        </w:rPr>
+        <w:t>Алгоритм схожести: строится на анализе цитирований из базы Semantic Scholar. Пользователь создаёт коллекции статей, система рекомендует похожие работы в режиме реального времени. Интегрируется с Zotero.</w:t>
+      </w:r>
+    </w:p>
+    <w:p>
+      <w:pPr>
+        <w:ind w:firstLine="709"/>
+        <w:jc w:val="both"/>
+      </w:pPr>
+      <w:r>
+        <w:rPr>
+          <w:rFonts w:ascii="Times New Roman" w:hAnsi="Times New Roman"/>
+          <w:b w:val="0"/>
+          <w:sz w:val="28"/>
+        </w:rPr>
+        <w:t>Ограничения: нет географической карты аффилиаций; нет фильтрации по организациям; алгоритм работает только с цитированиями — статьи без цитирований (новые работы) не учитываются; нет экспорта данных в структурированном формате.</w:t>
+      </w:r>
+    </w:p>
+    <w:p>
+      <w:pPr>
+        <w:pStyle w:val="Heading2"/>
+        <w:ind w:firstLine="0"/>
+        <w:jc w:val="left"/>
+      </w:pPr>
+      <w:r>
+        <w:rPr>
+          <w:rFonts w:ascii="Times New Roman" w:hAnsi="Times New Roman"/>
+          <w:b/>
+          <w:sz w:val="28"/>
+        </w:rPr>
+        <w:t>1.8. Inciteful</w:t>
+      </w:r>
+    </w:p>
+    <w:p>
+      <w:pPr>
+        <w:ind w:firstLine="709"/>
+        <w:jc w:val="both"/>
+      </w:pPr>
+      <w:r>
+        <w:rPr>
+          <w:rFonts w:ascii="Times New Roman" w:hAnsi="Times New Roman"/>
+          <w:b w:val="0"/>
+          <w:sz w:val="28"/>
+        </w:rPr>
+        <w:t>Inciteful (inciteful.xyz) — бесплатный веб-инструмент (2021) для анализа связей между публикациями на основе графа цитирований из базы OpenAlex.</w:t>
+      </w:r>
+    </w:p>
+    <w:p>
+      <w:pPr>
+        <w:ind w:firstLine="709"/>
+        <w:jc w:val="both"/>
+      </w:pPr>
+      <w:r>
+        <w:rPr>
+          <w:rFonts w:ascii="Times New Roman" w:hAnsi="Times New Roman"/>
+          <w:b w:val="0"/>
+          <w:sz w:val="28"/>
+        </w:rPr>
+        <w:t>Визуализации: граф цитирований вокруг одной или нескольких статей; рейтинги статей по алгоритму PageRank применительно к подграфу; таблица «самых важных» работ в контексте запроса.</w:t>
+      </w:r>
+    </w:p>
+    <w:p>
+      <w:pPr>
+        <w:ind w:firstLine="709"/>
+        <w:jc w:val="both"/>
+      </w:pPr>
+      <w:r>
+        <w:rPr>
+          <w:rFonts w:ascii="Times New Roman" w:hAnsi="Times New Roman"/>
+          <w:b w:val="0"/>
+          <w:sz w:val="28"/>
+        </w:rPr>
+        <w:t>Источники данных: OpenAlex (открытый доступ без регистрации).</w:t>
+      </w:r>
+    </w:p>
+    <w:p>
+      <w:pPr>
+        <w:ind w:firstLine="709"/>
+        <w:jc w:val="both"/>
+      </w:pPr>
+      <w:r>
+        <w:rPr>
+          <w:rFonts w:ascii="Times New Roman" w:hAnsi="Times New Roman"/>
+          <w:b w:val="0"/>
+          <w:sz w:val="28"/>
+        </w:rPr>
+        <w:t>Ограничения: нет географической карты; нет поиска по авторам и аффилиациям; граф строится только вокруг явных цитирований — тематическая близость без цитирования не учитывается; нет фасетной фильтрации.</w:t>
+      </w:r>
+    </w:p>
+    <w:p>
+      <w:pPr>
+        <w:pStyle w:val="Heading2"/>
+        <w:ind w:firstLine="0"/>
+        <w:jc w:val="left"/>
+      </w:pPr>
+      <w:r>
+        <w:rPr>
+          <w:rFonts w:ascii="Times New Roman" w:hAnsi="Times New Roman"/>
+          <w:b/>
+          <w:sz w:val="28"/>
+        </w:rPr>
+        <w:t>1.9. Litmaps</w:t>
+      </w:r>
+    </w:p>
+    <w:p>
+      <w:pPr>
+        <w:ind w:firstLine="709"/>
+        <w:jc w:val="both"/>
+      </w:pPr>
+      <w:r>
+        <w:rPr>
+          <w:rFonts w:ascii="Times New Roman" w:hAnsi="Times New Roman"/>
+          <w:b w:val="0"/>
+          <w:sz w:val="28"/>
+        </w:rPr>
+        <w:t>Litmaps (litmaps.com) — веб-сервис (2021, Новая Зеландия) для построения карт научной литературы с акцентом на визуализацию временно́й динамики цитирований. Freemium-модель: бесплатно до 5 карт, от 10 долларов в месяц для неограниченного доступа.</w:t>
+      </w:r>
+    </w:p>
+    <w:p>
+      <w:pPr>
+        <w:ind w:firstLine="709"/>
+        <w:jc w:val="both"/>
+      </w:pPr>
+      <w:r>
+        <w:rPr>
+          <w:rFonts w:ascii="Times New Roman" w:hAnsi="Times New Roman"/>
+          <w:b w:val="0"/>
+          <w:sz w:val="28"/>
+        </w:rPr>
+        <w:t>Визуализации: «seedmap» — карта цитирований вокруг одной или нескольких статей с временно́й осью; автоматическое обновление карты при появлении новых работ.</w:t>
+      </w:r>
+    </w:p>
+    <w:p>
+      <w:pPr>
+        <w:ind w:firstLine="709"/>
+        <w:jc w:val="both"/>
+      </w:pPr>
+      <w:r>
+        <w:rPr>
+          <w:rFonts w:ascii="Times New Roman" w:hAnsi="Times New Roman"/>
+          <w:b w:val="0"/>
+          <w:sz w:val="28"/>
+        </w:rPr>
+        <w:t>Источники данных: Semantic Scholar (более 200 млн работ).</w:t>
+      </w:r>
+    </w:p>
+    <w:p>
+      <w:pPr>
+        <w:ind w:firstLine="709"/>
+        <w:jc w:val="both"/>
+      </w:pPr>
+      <w:r>
+        <w:rPr>
+          <w:rFonts w:ascii="Times New Roman" w:hAnsi="Times New Roman"/>
+          <w:b w:val="0"/>
+          <w:sz w:val="28"/>
+        </w:rPr>
+        <w:t>Ограничения: нет географической карты аффилиаций; нет фильтрации по авторам или организациям; ограниченный бесплатный доступ; граф строится только на основе явных цитирований.</w:t>
+      </w:r>
+    </w:p>
+    <w:p/>
+    <w:p>
+      <w:pPr>
+        <w:pStyle w:val="Heading2"/>
+        <w:ind w:firstLine="0"/>
+        <w:jc w:val="left"/>
+      </w:pPr>
+      <w:r>
+        <w:rPr>
+          <w:rFonts w:ascii="Times New Roman" w:hAnsi="Times New Roman"/>
+          <w:b/>
+          <w:sz w:val="28"/>
+        </w:rPr>
+        <w:t>1.10. Сравнительная таблица</w:t>
       </w:r>
     </w:p>
     <w:tbl>
@@ -1823,19 +2036,22 @@
         <w:tblLook w:firstColumn="1" w:firstRow="1" w:lastColumn="0" w:lastRow="0" w:noHBand="0" w:noVBand="1" w:val="04A0"/>
       </w:tblPr>
       <w:tblGrid>
-        <w:gridCol w:w="1169"/>
-        <w:gridCol w:w="1169"/>
-        <w:gridCol w:w="1169"/>
-        <w:gridCol w:w="1169"/>
-        <w:gridCol w:w="1169"/>
-        <w:gridCol w:w="1169"/>
-        <w:gridCol w:w="1169"/>
-        <w:gridCol w:w="1169"/>
+        <w:gridCol w:w="850"/>
+        <w:gridCol w:w="850"/>
+        <w:gridCol w:w="850"/>
+        <w:gridCol w:w="850"/>
+        <w:gridCol w:w="850"/>
+        <w:gridCol w:w="850"/>
+        <w:gridCol w:w="850"/>
+        <w:gridCol w:w="850"/>
+        <w:gridCol w:w="850"/>
+        <w:gridCol w:w="850"/>
+        <w:gridCol w:w="850"/>
       </w:tblGrid>
       <w:tr>
         <w:tc>
           <w:tcPr>
-            <w:tcW w:type="dxa" w:w="1169"/>
+            <w:tcW w:type="dxa" w:w="850"/>
           </w:tcPr>
           <w:p>
             <w:pPr>
@@ -1846,7 +2062,7 @@
               <w:rPr>
                 <w:rFonts w:ascii="Times New Roman" w:hAnsi="Times New Roman"/>
                 <w:b/>
-                <w:sz w:val="22"/>
+                <w:sz w:val="20"/>
               </w:rPr>
               <w:t>Характеристика</w:t>
             </w:r>
@@ -1854,7 +2070,7 @@
         </w:tc>
         <w:tc>
           <w:tcPr>
-            <w:tcW w:type="dxa" w:w="1169"/>
+            <w:tcW w:type="dxa" w:w="850"/>
           </w:tcPr>
           <w:p>
             <w:pPr>
@@ -1865,7 +2081,7 @@
               <w:rPr>
                 <w:rFonts w:ascii="Times New Roman" w:hAnsi="Times New Roman"/>
                 <w:b/>
-                <w:sz w:val="22"/>
+                <w:sz w:val="20"/>
               </w:rPr>
               <w:t>VOSviewer</w:t>
             </w:r>
@@ -1873,7 +2089,7 @@
         </w:tc>
         <w:tc>
           <w:tcPr>
-            <w:tcW w:type="dxa" w:w="1169"/>
+            <w:tcW w:type="dxa" w:w="850"/>
           </w:tcPr>
           <w:p>
             <w:pPr>
@@ -1884,7 +2100,7 @@
               <w:rPr>
                 <w:rFonts w:ascii="Times New Roman" w:hAnsi="Times New Roman"/>
                 <w:b/>
-                <w:sz w:val="22"/>
+                <w:sz w:val="20"/>
               </w:rPr>
               <w:t>CiteSpace</w:t>
             </w:r>
@@ -1892,7 +2108,7 @@
         </w:tc>
         <w:tc>
           <w:tcPr>
-            <w:tcW w:type="dxa" w:w="1169"/>
+            <w:tcW w:type="dxa" w:w="850"/>
           </w:tcPr>
           <w:p>
             <w:pPr>
@@ -1903,7 +2119,7 @@
               <w:rPr>
                 <w:rFonts w:ascii="Times New Roman" w:hAnsi="Times New Roman"/>
                 <w:b/>
-                <w:sz w:val="22"/>
+                <w:sz w:val="20"/>
               </w:rPr>
               <w:t>Connected Papers</w:t>
             </w:r>
@@ -1911,7 +2127,7 @@
         </w:tc>
         <w:tc>
           <w:tcPr>
-            <w:tcW w:type="dxa" w:w="1169"/>
+            <w:tcW w:type="dxa" w:w="850"/>
           </w:tcPr>
           <w:p>
             <w:pPr>
@@ -1922,7 +2138,7 @@
               <w:rPr>
                 <w:rFonts w:ascii="Times New Roman" w:hAnsi="Times New Roman"/>
                 <w:b/>
-                <w:sz w:val="22"/>
+                <w:sz w:val="20"/>
               </w:rPr>
               <w:t>Bibliometrix</w:t>
             </w:r>
@@ -1930,7 +2146,7 @@
         </w:tc>
         <w:tc>
           <w:tcPr>
-            <w:tcW w:type="dxa" w:w="1169"/>
+            <w:tcW w:type="dxa" w:w="850"/>
           </w:tcPr>
           <w:p>
             <w:pPr>
@@ -1941,7 +2157,7 @@
               <w:rPr>
                 <w:rFonts w:ascii="Times New Roman" w:hAnsi="Times New Roman"/>
                 <w:b/>
-                <w:sz w:val="22"/>
+                <w:sz w:val="20"/>
               </w:rPr>
               <w:t>Gephi</w:t>
             </w:r>
@@ -1949,7 +2165,7 @@
         </w:tc>
         <w:tc>
           <w:tcPr>
-            <w:tcW w:type="dxa" w:w="1169"/>
+            <w:tcW w:type="dxa" w:w="850"/>
           </w:tcPr>
           <w:p>
             <w:pPr>
@@ -1960,7 +2176,7 @@
               <w:rPr>
                 <w:rFonts w:ascii="Times New Roman" w:hAnsi="Times New Roman"/>
                 <w:b/>
-                <w:sz w:val="22"/>
+                <w:sz w:val="20"/>
               </w:rPr>
               <w:t>Lens.org</w:t>
             </w:r>
@@ -1968,7 +2184,7 @@
         </w:tc>
         <w:tc>
           <w:tcPr>
-            <w:tcW w:type="dxa" w:w="1169"/>
+            <w:tcW w:type="dxa" w:w="850"/>
           </w:tcPr>
           <w:p>
             <w:pPr>
@@ -1979,9 +2195,66 @@
               <w:rPr>
                 <w:rFonts w:ascii="Times New Roman" w:hAnsi="Times New Roman"/>
                 <w:b/>
-                <w:sz w:val="22"/>
-              </w:rPr>
-              <w:t>Разработанная система</w:t>
+                <w:sz w:val="20"/>
+              </w:rPr>
+              <w:t>ResearchRabbit</w:t>
+            </w:r>
+          </w:p>
+        </w:tc>
+        <w:tc>
+          <w:tcPr>
+            <w:tcW w:type="dxa" w:w="850"/>
+          </w:tcPr>
+          <w:p>
+            <w:pPr>
+              <w:ind w:firstLine="0"/>
+              <w:jc w:val="left"/>
+            </w:pPr>
+            <w:r>
+              <w:rPr>
+                <w:rFonts w:ascii="Times New Roman" w:hAnsi="Times New Roman"/>
+                <w:b/>
+                <w:sz w:val="20"/>
+              </w:rPr>
+              <w:t>Inciteful</w:t>
+            </w:r>
+          </w:p>
+        </w:tc>
+        <w:tc>
+          <w:tcPr>
+            <w:tcW w:type="dxa" w:w="850"/>
+          </w:tcPr>
+          <w:p>
+            <w:pPr>
+              <w:ind w:firstLine="0"/>
+              <w:jc w:val="left"/>
+            </w:pPr>
+            <w:r>
+              <w:rPr>
+                <w:rFonts w:ascii="Times New Roman" w:hAnsi="Times New Roman"/>
+                <w:b/>
+                <w:sz w:val="20"/>
+              </w:rPr>
+              <w:t>Litmaps</w:t>
+            </w:r>
+          </w:p>
+        </w:tc>
+        <w:tc>
+          <w:tcPr>
+            <w:tcW w:type="dxa" w:w="850"/>
+          </w:tcPr>
+          <w:p>
+            <w:pPr>
+              <w:ind w:firstLine="0"/>
+              <w:jc w:val="left"/>
+            </w:pPr>
+            <w:r>
+              <w:rPr>
+                <w:rFonts w:ascii="Times New Roman" w:hAnsi="Times New Roman"/>
+                <w:b/>
+                <w:sz w:val="20"/>
+              </w:rPr>
+              <w:t>Разраб. система</w:t>
             </w:r>
           </w:p>
         </w:tc>
@@ -1989,153 +2262,210 @@
       <w:tr>
         <w:tc>
           <w:tcPr>
-            <w:tcW w:type="dxa" w:w="1169"/>
-          </w:tcPr>
-          <w:p>
-            <w:pPr>
-              <w:ind w:firstLine="0"/>
-              <w:jc w:val="left"/>
-            </w:pPr>
-            <w:r>
-              <w:rPr>
-                <w:rFonts w:ascii="Times New Roman" w:hAnsi="Times New Roman"/>
-                <w:b w:val="0"/>
-                <w:sz w:val="22"/>
-              </w:rPr>
-              <w:t>Тип доступа</w:t>
-            </w:r>
-          </w:p>
-        </w:tc>
-        <w:tc>
-          <w:tcPr>
-            <w:tcW w:type="dxa" w:w="1169"/>
-          </w:tcPr>
-          <w:p>
-            <w:pPr>
-              <w:ind w:firstLine="0"/>
-              <w:jc w:val="left"/>
-            </w:pPr>
-            <w:r>
-              <w:rPr>
-                <w:rFonts w:ascii="Times New Roman" w:hAnsi="Times New Roman"/>
-                <w:b w:val="0"/>
-                <w:sz w:val="22"/>
-              </w:rPr>
-              <w:t>Десктоп</w:t>
-            </w:r>
-          </w:p>
-        </w:tc>
-        <w:tc>
-          <w:tcPr>
-            <w:tcW w:type="dxa" w:w="1169"/>
-          </w:tcPr>
-          <w:p>
-            <w:pPr>
-              <w:ind w:firstLine="0"/>
-              <w:jc w:val="left"/>
-            </w:pPr>
-            <w:r>
-              <w:rPr>
-                <w:rFonts w:ascii="Times New Roman" w:hAnsi="Times New Roman"/>
-                <w:b w:val="0"/>
-                <w:sz w:val="22"/>
-              </w:rPr>
-              <w:t>Десктоп + Java</w:t>
-            </w:r>
-          </w:p>
-        </w:tc>
-        <w:tc>
-          <w:tcPr>
-            <w:tcW w:type="dxa" w:w="1169"/>
-          </w:tcPr>
-          <w:p>
-            <w:pPr>
-              <w:ind w:firstLine="0"/>
-              <w:jc w:val="left"/>
-            </w:pPr>
-            <w:r>
-              <w:rPr>
-                <w:rFonts w:ascii="Times New Roman" w:hAnsi="Times New Roman"/>
-                <w:b w:val="0"/>
-                <w:sz w:val="22"/>
-              </w:rPr>
-              <w:t>Веб (5 граф./мес. бесплатно)</w:t>
-            </w:r>
-          </w:p>
-        </w:tc>
-        <w:tc>
-          <w:tcPr>
-            <w:tcW w:type="dxa" w:w="1169"/>
-          </w:tcPr>
-          <w:p>
-            <w:pPr>
-              <w:ind w:firstLine="0"/>
-              <w:jc w:val="left"/>
-            </w:pPr>
-            <w:r>
-              <w:rPr>
-                <w:rFonts w:ascii="Times New Roman" w:hAnsi="Times New Roman"/>
-                <w:b w:val="0"/>
-                <w:sz w:val="22"/>
-              </w:rPr>
-              <w:t>R-пакет</w:t>
-            </w:r>
-          </w:p>
-        </w:tc>
-        <w:tc>
-          <w:tcPr>
-            <w:tcW w:type="dxa" w:w="1169"/>
-          </w:tcPr>
-          <w:p>
-            <w:pPr>
-              <w:ind w:firstLine="0"/>
-              <w:jc w:val="left"/>
-            </w:pPr>
-            <w:r>
-              <w:rPr>
-                <w:rFonts w:ascii="Times New Roman" w:hAnsi="Times New Roman"/>
-                <w:b w:val="0"/>
-                <w:sz w:val="22"/>
-              </w:rPr>
-              <w:t>Десктоп</w:t>
-            </w:r>
-          </w:p>
-        </w:tc>
-        <w:tc>
-          <w:tcPr>
-            <w:tcW w:type="dxa" w:w="1169"/>
-          </w:tcPr>
-          <w:p>
-            <w:pPr>
-              <w:ind w:firstLine="0"/>
-              <w:jc w:val="left"/>
-            </w:pPr>
-            <w:r>
-              <w:rPr>
-                <w:rFonts w:ascii="Times New Roman" w:hAnsi="Times New Roman"/>
-                <w:b w:val="0"/>
-                <w:sz w:val="22"/>
-              </w:rPr>
-              <w:t>Веб</w:t>
-            </w:r>
-          </w:p>
-        </w:tc>
-        <w:tc>
-          <w:tcPr>
-            <w:tcW w:type="dxa" w:w="1169"/>
-          </w:tcPr>
-          <w:p>
-            <w:pPr>
-              <w:ind w:firstLine="0"/>
-              <w:jc w:val="left"/>
-            </w:pPr>
-            <w:r>
-              <w:rPr>
-                <w:rFonts w:ascii="Times New Roman" w:hAnsi="Times New Roman"/>
-                <w:b w:val="0"/>
-                <w:sz w:val="22"/>
-              </w:rPr>
-              <w:t>Веб (локальный сервер)</w:t>
+            <w:tcW w:type="dxa" w:w="850"/>
+          </w:tcPr>
+          <w:p>
+            <w:pPr>
+              <w:ind w:firstLine="0"/>
+              <w:jc w:val="left"/>
+            </w:pPr>
+            <w:r>
+              <w:rPr>
+                <w:rFonts w:ascii="Times New Roman" w:hAnsi="Times New Roman"/>
+                <w:b w:val="0"/>
+                <w:sz w:val="20"/>
+              </w:rPr>
+              <w:t>Год / статус (2025)</w:t>
+            </w:r>
+          </w:p>
+        </w:tc>
+        <w:tc>
+          <w:tcPr>
+            <w:tcW w:type="dxa" w:w="850"/>
+          </w:tcPr>
+          <w:p>
+            <w:pPr>
+              <w:ind w:firstLine="0"/>
+              <w:jc w:val="left"/>
+            </w:pPr>
+            <w:r>
+              <w:rPr>
+                <w:rFonts w:ascii="Times New Roman" w:hAnsi="Times New Roman"/>
+                <w:b w:val="0"/>
+                <w:sz w:val="20"/>
+              </w:rPr>
+              <w:t>2010, акт.</w:t>
+            </w:r>
+          </w:p>
+        </w:tc>
+        <w:tc>
+          <w:tcPr>
+            <w:tcW w:type="dxa" w:w="850"/>
+          </w:tcPr>
+          <w:p>
+            <w:pPr>
+              <w:ind w:firstLine="0"/>
+              <w:jc w:val="left"/>
+            </w:pPr>
+            <w:r>
+              <w:rPr>
+                <w:rFonts w:ascii="Times New Roman" w:hAnsi="Times New Roman"/>
+                <w:b w:val="0"/>
+                <w:sz w:val="20"/>
+              </w:rPr>
+              <w:t>2006, акт.</w:t>
+            </w:r>
+          </w:p>
+        </w:tc>
+        <w:tc>
+          <w:tcPr>
+            <w:tcW w:type="dxa" w:w="850"/>
+          </w:tcPr>
+          <w:p>
+            <w:pPr>
+              <w:ind w:firstLine="0"/>
+              <w:jc w:val="left"/>
+            </w:pPr>
+            <w:r>
+              <w:rPr>
+                <w:rFonts w:ascii="Times New Roman" w:hAnsi="Times New Roman"/>
+                <w:b w:val="0"/>
+                <w:sz w:val="20"/>
+              </w:rPr>
+              <w:t>2019, акт.</w:t>
+            </w:r>
+          </w:p>
+        </w:tc>
+        <w:tc>
+          <w:tcPr>
+            <w:tcW w:type="dxa" w:w="850"/>
+          </w:tcPr>
+          <w:p>
+            <w:pPr>
+              <w:ind w:firstLine="0"/>
+              <w:jc w:val="left"/>
+            </w:pPr>
+            <w:r>
+              <w:rPr>
+                <w:rFonts w:ascii="Times New Roman" w:hAnsi="Times New Roman"/>
+                <w:b w:val="0"/>
+                <w:sz w:val="20"/>
+              </w:rPr>
+              <w:t>2017, акт.</w:t>
+            </w:r>
+          </w:p>
+        </w:tc>
+        <w:tc>
+          <w:tcPr>
+            <w:tcW w:type="dxa" w:w="850"/>
+          </w:tcPr>
+          <w:p>
+            <w:pPr>
+              <w:ind w:firstLine="0"/>
+              <w:jc w:val="left"/>
+            </w:pPr>
+            <w:r>
+              <w:rPr>
+                <w:rFonts w:ascii="Times New Roman" w:hAnsi="Times New Roman"/>
+                <w:b w:val="0"/>
+                <w:sz w:val="20"/>
+              </w:rPr>
+              <w:t>2008, акт.</w:t>
+            </w:r>
+          </w:p>
+        </w:tc>
+        <w:tc>
+          <w:tcPr>
+            <w:tcW w:type="dxa" w:w="850"/>
+          </w:tcPr>
+          <w:p>
+            <w:pPr>
+              <w:ind w:firstLine="0"/>
+              <w:jc w:val="left"/>
+            </w:pPr>
+            <w:r>
+              <w:rPr>
+                <w:rFonts w:ascii="Times New Roman" w:hAnsi="Times New Roman"/>
+                <w:b w:val="0"/>
+                <w:sz w:val="20"/>
+              </w:rPr>
+              <w:t>2018, акт.</w:t>
+            </w:r>
+          </w:p>
+        </w:tc>
+        <w:tc>
+          <w:tcPr>
+            <w:tcW w:type="dxa" w:w="850"/>
+          </w:tcPr>
+          <w:p>
+            <w:pPr>
+              <w:ind w:firstLine="0"/>
+              <w:jc w:val="left"/>
+            </w:pPr>
+            <w:r>
+              <w:rPr>
+                <w:rFonts w:ascii="Times New Roman" w:hAnsi="Times New Roman"/>
+                <w:b w:val="0"/>
+                <w:sz w:val="20"/>
+              </w:rPr>
+              <w:t>2020, акт.</w:t>
+            </w:r>
+          </w:p>
+        </w:tc>
+        <w:tc>
+          <w:tcPr>
+            <w:tcW w:type="dxa" w:w="850"/>
+          </w:tcPr>
+          <w:p>
+            <w:pPr>
+              <w:ind w:firstLine="0"/>
+              <w:jc w:val="left"/>
+            </w:pPr>
+            <w:r>
+              <w:rPr>
+                <w:rFonts w:ascii="Times New Roman" w:hAnsi="Times New Roman"/>
+                <w:b w:val="0"/>
+                <w:sz w:val="20"/>
+              </w:rPr>
+              <w:t>2021, акт.</w:t>
+            </w:r>
+          </w:p>
+        </w:tc>
+        <w:tc>
+          <w:tcPr>
+            <w:tcW w:type="dxa" w:w="850"/>
+          </w:tcPr>
+          <w:p>
+            <w:pPr>
+              <w:ind w:firstLine="0"/>
+              <w:jc w:val="left"/>
+            </w:pPr>
+            <w:r>
+              <w:rPr>
+                <w:rFonts w:ascii="Times New Roman" w:hAnsi="Times New Roman"/>
+                <w:b w:val="0"/>
+                <w:sz w:val="20"/>
+              </w:rPr>
+              <w:t>2021, акт.</w:t>
+            </w:r>
+          </w:p>
+        </w:tc>
+        <w:tc>
+          <w:tcPr>
+            <w:tcW w:type="dxa" w:w="850"/>
+          </w:tcPr>
+          <w:p>
+            <w:pPr>
+              <w:ind w:firstLine="0"/>
+              <w:jc w:val="left"/>
+            </w:pPr>
+            <w:r>
+              <w:rPr>
+                <w:rFonts w:ascii="Times New Roman" w:hAnsi="Times New Roman"/>
+                <w:b w:val="0"/>
+                <w:sz w:val="20"/>
+              </w:rPr>
+              <w:t>2024</w:t>
             </w:r>
           </w:p>
         </w:tc>
@@ -2143,153 +2473,210 @@
       <w:tr>
         <w:tc>
           <w:tcPr>
-            <w:tcW w:type="dxa" w:w="1169"/>
-          </w:tcPr>
-          <w:p>
-            <w:pPr>
-              <w:ind w:firstLine="0"/>
-              <w:jc w:val="left"/>
-            </w:pPr>
-            <w:r>
-              <w:rPr>
-                <w:rFonts w:ascii="Times New Roman" w:hAnsi="Times New Roman"/>
-                <w:b w:val="0"/>
-                <w:sz w:val="22"/>
-              </w:rPr>
-              <w:t>Установка не нужна</w:t>
-            </w:r>
-          </w:p>
-        </w:tc>
-        <w:tc>
-          <w:tcPr>
-            <w:tcW w:type="dxa" w:w="1169"/>
-          </w:tcPr>
-          <w:p>
-            <w:pPr>
-              <w:ind w:firstLine="0"/>
-              <w:jc w:val="left"/>
-            </w:pPr>
-            <w:r>
-              <w:rPr>
-                <w:rFonts w:ascii="Times New Roman" w:hAnsi="Times New Roman"/>
-                <w:b w:val="0"/>
-                <w:sz w:val="22"/>
-              </w:rPr>
-              <w:t>—</w:t>
-            </w:r>
-          </w:p>
-        </w:tc>
-        <w:tc>
-          <w:tcPr>
-            <w:tcW w:type="dxa" w:w="1169"/>
-          </w:tcPr>
-          <w:p>
-            <w:pPr>
-              <w:ind w:firstLine="0"/>
-              <w:jc w:val="left"/>
-            </w:pPr>
-            <w:r>
-              <w:rPr>
-                <w:rFonts w:ascii="Times New Roman" w:hAnsi="Times New Roman"/>
-                <w:b w:val="0"/>
-                <w:sz w:val="22"/>
-              </w:rPr>
-              <w:t>—</w:t>
-            </w:r>
-          </w:p>
-        </w:tc>
-        <w:tc>
-          <w:tcPr>
-            <w:tcW w:type="dxa" w:w="1169"/>
-          </w:tcPr>
-          <w:p>
-            <w:pPr>
-              <w:ind w:firstLine="0"/>
-              <w:jc w:val="left"/>
-            </w:pPr>
-            <w:r>
-              <w:rPr>
-                <w:rFonts w:ascii="Times New Roman" w:hAnsi="Times New Roman"/>
-                <w:b w:val="0"/>
-                <w:sz w:val="22"/>
-              </w:rPr>
-              <w:t>✓</w:t>
-            </w:r>
-          </w:p>
-        </w:tc>
-        <w:tc>
-          <w:tcPr>
-            <w:tcW w:type="dxa" w:w="1169"/>
-          </w:tcPr>
-          <w:p>
-            <w:pPr>
-              <w:ind w:firstLine="0"/>
-              <w:jc w:val="left"/>
-            </w:pPr>
-            <w:r>
-              <w:rPr>
-                <w:rFonts w:ascii="Times New Roman" w:hAnsi="Times New Roman"/>
-                <w:b w:val="0"/>
-                <w:sz w:val="22"/>
-              </w:rPr>
-              <w:t>—</w:t>
-            </w:r>
-          </w:p>
-        </w:tc>
-        <w:tc>
-          <w:tcPr>
-            <w:tcW w:type="dxa" w:w="1169"/>
-          </w:tcPr>
-          <w:p>
-            <w:pPr>
-              <w:ind w:firstLine="0"/>
-              <w:jc w:val="left"/>
-            </w:pPr>
-            <w:r>
-              <w:rPr>
-                <w:rFonts w:ascii="Times New Roman" w:hAnsi="Times New Roman"/>
-                <w:b w:val="0"/>
-                <w:sz w:val="22"/>
-              </w:rPr>
-              <w:t>—</w:t>
-            </w:r>
-          </w:p>
-        </w:tc>
-        <w:tc>
-          <w:tcPr>
-            <w:tcW w:type="dxa" w:w="1169"/>
-          </w:tcPr>
-          <w:p>
-            <w:pPr>
-              <w:ind w:firstLine="0"/>
-              <w:jc w:val="left"/>
-            </w:pPr>
-            <w:r>
-              <w:rPr>
-                <w:rFonts w:ascii="Times New Roman" w:hAnsi="Times New Roman"/>
-                <w:b w:val="0"/>
-                <w:sz w:val="22"/>
-              </w:rPr>
-              <w:t>✓</w:t>
-            </w:r>
-          </w:p>
-        </w:tc>
-        <w:tc>
-          <w:tcPr>
-            <w:tcW w:type="dxa" w:w="1169"/>
-          </w:tcPr>
-          <w:p>
-            <w:pPr>
-              <w:ind w:firstLine="0"/>
-              <w:jc w:val="left"/>
-            </w:pPr>
-            <w:r>
-              <w:rPr>
-                <w:rFonts w:ascii="Times New Roman" w:hAnsi="Times New Roman"/>
-                <w:b w:val="0"/>
-                <w:sz w:val="22"/>
-              </w:rPr>
-              <w:t>✓</w:t>
+            <w:tcW w:type="dxa" w:w="850"/>
+          </w:tcPr>
+          <w:p>
+            <w:pPr>
+              <w:ind w:firstLine="0"/>
+              <w:jc w:val="left"/>
+            </w:pPr>
+            <w:r>
+              <w:rPr>
+                <w:rFonts w:ascii="Times New Roman" w:hAnsi="Times New Roman"/>
+                <w:b w:val="0"/>
+                <w:sz w:val="20"/>
+              </w:rPr>
+              <w:t>Тип доступа</w:t>
+            </w:r>
+          </w:p>
+        </w:tc>
+        <w:tc>
+          <w:tcPr>
+            <w:tcW w:type="dxa" w:w="850"/>
+          </w:tcPr>
+          <w:p>
+            <w:pPr>
+              <w:ind w:firstLine="0"/>
+              <w:jc w:val="left"/>
+            </w:pPr>
+            <w:r>
+              <w:rPr>
+                <w:rFonts w:ascii="Times New Roman" w:hAnsi="Times New Roman"/>
+                <w:b w:val="0"/>
+                <w:sz w:val="20"/>
+              </w:rPr>
+              <w:t>Десктоп</w:t>
+            </w:r>
+          </w:p>
+        </w:tc>
+        <w:tc>
+          <w:tcPr>
+            <w:tcW w:type="dxa" w:w="850"/>
+          </w:tcPr>
+          <w:p>
+            <w:pPr>
+              <w:ind w:firstLine="0"/>
+              <w:jc w:val="left"/>
+            </w:pPr>
+            <w:r>
+              <w:rPr>
+                <w:rFonts w:ascii="Times New Roman" w:hAnsi="Times New Roman"/>
+                <w:b w:val="0"/>
+                <w:sz w:val="20"/>
+              </w:rPr>
+              <w:t>Десктоп+Java</w:t>
+            </w:r>
+          </w:p>
+        </w:tc>
+        <w:tc>
+          <w:tcPr>
+            <w:tcW w:type="dxa" w:w="850"/>
+          </w:tcPr>
+          <w:p>
+            <w:pPr>
+              <w:ind w:firstLine="0"/>
+              <w:jc w:val="left"/>
+            </w:pPr>
+            <w:r>
+              <w:rPr>
+                <w:rFonts w:ascii="Times New Roman" w:hAnsi="Times New Roman"/>
+                <w:b w:val="0"/>
+                <w:sz w:val="20"/>
+              </w:rPr>
+              <w:t>Веб</w:t>
+            </w:r>
+          </w:p>
+        </w:tc>
+        <w:tc>
+          <w:tcPr>
+            <w:tcW w:type="dxa" w:w="850"/>
+          </w:tcPr>
+          <w:p>
+            <w:pPr>
+              <w:ind w:firstLine="0"/>
+              <w:jc w:val="left"/>
+            </w:pPr>
+            <w:r>
+              <w:rPr>
+                <w:rFonts w:ascii="Times New Roman" w:hAnsi="Times New Roman"/>
+                <w:b w:val="0"/>
+                <w:sz w:val="20"/>
+              </w:rPr>
+              <w:t>R-пакет</w:t>
+            </w:r>
+          </w:p>
+        </w:tc>
+        <w:tc>
+          <w:tcPr>
+            <w:tcW w:type="dxa" w:w="850"/>
+          </w:tcPr>
+          <w:p>
+            <w:pPr>
+              <w:ind w:firstLine="0"/>
+              <w:jc w:val="left"/>
+            </w:pPr>
+            <w:r>
+              <w:rPr>
+                <w:rFonts w:ascii="Times New Roman" w:hAnsi="Times New Roman"/>
+                <w:b w:val="0"/>
+                <w:sz w:val="20"/>
+              </w:rPr>
+              <w:t>Десктоп</w:t>
+            </w:r>
+          </w:p>
+        </w:tc>
+        <w:tc>
+          <w:tcPr>
+            <w:tcW w:type="dxa" w:w="850"/>
+          </w:tcPr>
+          <w:p>
+            <w:pPr>
+              <w:ind w:firstLine="0"/>
+              <w:jc w:val="left"/>
+            </w:pPr>
+            <w:r>
+              <w:rPr>
+                <w:rFonts w:ascii="Times New Roman" w:hAnsi="Times New Roman"/>
+                <w:b w:val="0"/>
+                <w:sz w:val="20"/>
+              </w:rPr>
+              <w:t>Веб</w:t>
+            </w:r>
+          </w:p>
+        </w:tc>
+        <w:tc>
+          <w:tcPr>
+            <w:tcW w:type="dxa" w:w="850"/>
+          </w:tcPr>
+          <w:p>
+            <w:pPr>
+              <w:ind w:firstLine="0"/>
+              <w:jc w:val="left"/>
+            </w:pPr>
+            <w:r>
+              <w:rPr>
+                <w:rFonts w:ascii="Times New Roman" w:hAnsi="Times New Roman"/>
+                <w:b w:val="0"/>
+                <w:sz w:val="20"/>
+              </w:rPr>
+              <w:t>Веб</w:t>
+            </w:r>
+          </w:p>
+        </w:tc>
+        <w:tc>
+          <w:tcPr>
+            <w:tcW w:type="dxa" w:w="850"/>
+          </w:tcPr>
+          <w:p>
+            <w:pPr>
+              <w:ind w:firstLine="0"/>
+              <w:jc w:val="left"/>
+            </w:pPr>
+            <w:r>
+              <w:rPr>
+                <w:rFonts w:ascii="Times New Roman" w:hAnsi="Times New Roman"/>
+                <w:b w:val="0"/>
+                <w:sz w:val="20"/>
+              </w:rPr>
+              <w:t>Веб</w:t>
+            </w:r>
+          </w:p>
+        </w:tc>
+        <w:tc>
+          <w:tcPr>
+            <w:tcW w:type="dxa" w:w="850"/>
+          </w:tcPr>
+          <w:p>
+            <w:pPr>
+              <w:ind w:firstLine="0"/>
+              <w:jc w:val="left"/>
+            </w:pPr>
+            <w:r>
+              <w:rPr>
+                <w:rFonts w:ascii="Times New Roman" w:hAnsi="Times New Roman"/>
+                <w:b w:val="0"/>
+                <w:sz w:val="20"/>
+              </w:rPr>
+              <w:t>Веб (freemium)</w:t>
+            </w:r>
+          </w:p>
+        </w:tc>
+        <w:tc>
+          <w:tcPr>
+            <w:tcW w:type="dxa" w:w="850"/>
+          </w:tcPr>
+          <w:p>
+            <w:pPr>
+              <w:ind w:firstLine="0"/>
+              <w:jc w:val="left"/>
+            </w:pPr>
+            <w:r>
+              <w:rPr>
+                <w:rFonts w:ascii="Times New Roman" w:hAnsi="Times New Roman"/>
+                <w:b w:val="0"/>
+                <w:sz w:val="20"/>
+              </w:rPr>
+              <w:t>Веб (локальный)</w:t>
             </w:r>
           </w:p>
         </w:tc>
@@ -2297,153 +2684,210 @@
       <w:tr>
         <w:tc>
           <w:tcPr>
-            <w:tcW w:type="dxa" w:w="1169"/>
-          </w:tcPr>
-          <w:p>
-            <w:pPr>
-              <w:ind w:firstLine="0"/>
-              <w:jc w:val="left"/>
-            </w:pPr>
-            <w:r>
-              <w:rPr>
-                <w:rFonts w:ascii="Times New Roman" w:hAnsi="Times New Roman"/>
-                <w:b w:val="0"/>
-                <w:sz w:val="22"/>
-              </w:rPr>
-              <w:t>Источник данных</w:t>
-            </w:r>
-          </w:p>
-        </w:tc>
-        <w:tc>
-          <w:tcPr>
-            <w:tcW w:type="dxa" w:w="1169"/>
-          </w:tcPr>
-          <w:p>
-            <w:pPr>
-              <w:ind w:firstLine="0"/>
-              <w:jc w:val="left"/>
-            </w:pPr>
-            <w:r>
-              <w:rPr>
-                <w:rFonts w:ascii="Times New Roman" w:hAnsi="Times New Roman"/>
-                <w:b w:val="0"/>
-                <w:sz w:val="22"/>
-              </w:rPr>
-              <w:t>WoS, Scopus и др.</w:t>
-            </w:r>
-          </w:p>
-        </w:tc>
-        <w:tc>
-          <w:tcPr>
-            <w:tcW w:type="dxa" w:w="1169"/>
-          </w:tcPr>
-          <w:p>
-            <w:pPr>
-              <w:ind w:firstLine="0"/>
-              <w:jc w:val="left"/>
-            </w:pPr>
-            <w:r>
-              <w:rPr>
-                <w:rFonts w:ascii="Times New Roman" w:hAnsi="Times New Roman"/>
-                <w:b w:val="0"/>
-                <w:sz w:val="22"/>
-              </w:rPr>
-              <w:t>WoS, Scopus и др.</w:t>
-            </w:r>
-          </w:p>
-        </w:tc>
-        <w:tc>
-          <w:tcPr>
-            <w:tcW w:type="dxa" w:w="1169"/>
-          </w:tcPr>
-          <w:p>
-            <w:pPr>
-              <w:ind w:firstLine="0"/>
-              <w:jc w:val="left"/>
-            </w:pPr>
-            <w:r>
-              <w:rPr>
-                <w:rFonts w:ascii="Times New Roman" w:hAnsi="Times New Roman"/>
-                <w:b w:val="0"/>
-                <w:sz w:val="22"/>
-              </w:rPr>
-              <w:t>Semantic Scholar</w:t>
-            </w:r>
-          </w:p>
-        </w:tc>
-        <w:tc>
-          <w:tcPr>
-            <w:tcW w:type="dxa" w:w="1169"/>
-          </w:tcPr>
-          <w:p>
-            <w:pPr>
-              <w:ind w:firstLine="0"/>
-              <w:jc w:val="left"/>
-            </w:pPr>
-            <w:r>
-              <w:rPr>
-                <w:rFonts w:ascii="Times New Roman" w:hAnsi="Times New Roman"/>
-                <w:b w:val="0"/>
-                <w:sz w:val="22"/>
-              </w:rPr>
-              <w:t>WoS, Scopus, OpenAlex</w:t>
-            </w:r>
-          </w:p>
-        </w:tc>
-        <w:tc>
-          <w:tcPr>
-            <w:tcW w:type="dxa" w:w="1169"/>
-          </w:tcPr>
-          <w:p>
-            <w:pPr>
-              <w:ind w:firstLine="0"/>
-              <w:jc w:val="left"/>
-            </w:pPr>
-            <w:r>
-              <w:rPr>
-                <w:rFonts w:ascii="Times New Roman" w:hAnsi="Times New Roman"/>
-                <w:b w:val="0"/>
-                <w:sz w:val="22"/>
-              </w:rPr>
-              <w:t>Импорт файлов</w:t>
-            </w:r>
-          </w:p>
-        </w:tc>
-        <w:tc>
-          <w:tcPr>
-            <w:tcW w:type="dxa" w:w="1169"/>
-          </w:tcPr>
-          <w:p>
-            <w:pPr>
-              <w:ind w:firstLine="0"/>
-              <w:jc w:val="left"/>
-            </w:pPr>
-            <w:r>
-              <w:rPr>
-                <w:rFonts w:ascii="Times New Roman" w:hAnsi="Times New Roman"/>
-                <w:b w:val="0"/>
-                <w:sz w:val="22"/>
-              </w:rPr>
-              <w:t>225 млн+ статей</w:t>
-            </w:r>
-          </w:p>
-        </w:tc>
-        <w:tc>
-          <w:tcPr>
-            <w:tcW w:type="dxa" w:w="1169"/>
-          </w:tcPr>
-          <w:p>
-            <w:pPr>
-              <w:ind w:firstLine="0"/>
-              <w:jc w:val="left"/>
-            </w:pPr>
-            <w:r>
-              <w:rPr>
-                <w:rFonts w:ascii="Times New Roman" w:hAnsi="Times New Roman"/>
-                <w:b w:val="0"/>
-                <w:sz w:val="22"/>
-              </w:rPr>
-              <w:t>OpenAlex (10 000 статей)</w:t>
+            <w:tcW w:type="dxa" w:w="850"/>
+          </w:tcPr>
+          <w:p>
+            <w:pPr>
+              <w:ind w:firstLine="0"/>
+              <w:jc w:val="left"/>
+            </w:pPr>
+            <w:r>
+              <w:rPr>
+                <w:rFonts w:ascii="Times New Roman" w:hAnsi="Times New Roman"/>
+                <w:b w:val="0"/>
+                <w:sz w:val="20"/>
+              </w:rPr>
+              <w:t>Бесплатно</w:t>
+            </w:r>
+          </w:p>
+        </w:tc>
+        <w:tc>
+          <w:tcPr>
+            <w:tcW w:type="dxa" w:w="850"/>
+          </w:tcPr>
+          <w:p>
+            <w:pPr>
+              <w:ind w:firstLine="0"/>
+              <w:jc w:val="left"/>
+            </w:pPr>
+            <w:r>
+              <w:rPr>
+                <w:rFonts w:ascii="Times New Roman" w:hAnsi="Times New Roman"/>
+                <w:b w:val="0"/>
+                <w:sz w:val="20"/>
+              </w:rPr>
+              <w:t>✓</w:t>
+            </w:r>
+          </w:p>
+        </w:tc>
+        <w:tc>
+          <w:tcPr>
+            <w:tcW w:type="dxa" w:w="850"/>
+          </w:tcPr>
+          <w:p>
+            <w:pPr>
+              <w:ind w:firstLine="0"/>
+              <w:jc w:val="left"/>
+            </w:pPr>
+            <w:r>
+              <w:rPr>
+                <w:rFonts w:ascii="Times New Roman" w:hAnsi="Times New Roman"/>
+                <w:b w:val="0"/>
+                <w:sz w:val="20"/>
+              </w:rPr>
+              <w:t>✓</w:t>
+            </w:r>
+          </w:p>
+        </w:tc>
+        <w:tc>
+          <w:tcPr>
+            <w:tcW w:type="dxa" w:w="850"/>
+          </w:tcPr>
+          <w:p>
+            <w:pPr>
+              <w:ind w:firstLine="0"/>
+              <w:jc w:val="left"/>
+            </w:pPr>
+            <w:r>
+              <w:rPr>
+                <w:rFonts w:ascii="Times New Roman" w:hAnsi="Times New Roman"/>
+                <w:b w:val="0"/>
+                <w:sz w:val="20"/>
+              </w:rPr>
+              <w:t>5 граф./мес.</w:t>
+            </w:r>
+          </w:p>
+        </w:tc>
+        <w:tc>
+          <w:tcPr>
+            <w:tcW w:type="dxa" w:w="850"/>
+          </w:tcPr>
+          <w:p>
+            <w:pPr>
+              <w:ind w:firstLine="0"/>
+              <w:jc w:val="left"/>
+            </w:pPr>
+            <w:r>
+              <w:rPr>
+                <w:rFonts w:ascii="Times New Roman" w:hAnsi="Times New Roman"/>
+                <w:b w:val="0"/>
+                <w:sz w:val="20"/>
+              </w:rPr>
+              <w:t>✓</w:t>
+            </w:r>
+          </w:p>
+        </w:tc>
+        <w:tc>
+          <w:tcPr>
+            <w:tcW w:type="dxa" w:w="850"/>
+          </w:tcPr>
+          <w:p>
+            <w:pPr>
+              <w:ind w:firstLine="0"/>
+              <w:jc w:val="left"/>
+            </w:pPr>
+            <w:r>
+              <w:rPr>
+                <w:rFonts w:ascii="Times New Roman" w:hAnsi="Times New Roman"/>
+                <w:b w:val="0"/>
+                <w:sz w:val="20"/>
+              </w:rPr>
+              <w:t>✓</w:t>
+            </w:r>
+          </w:p>
+        </w:tc>
+        <w:tc>
+          <w:tcPr>
+            <w:tcW w:type="dxa" w:w="850"/>
+          </w:tcPr>
+          <w:p>
+            <w:pPr>
+              <w:ind w:firstLine="0"/>
+              <w:jc w:val="left"/>
+            </w:pPr>
+            <w:r>
+              <w:rPr>
+                <w:rFonts w:ascii="Times New Roman" w:hAnsi="Times New Roman"/>
+                <w:b w:val="0"/>
+                <w:sz w:val="20"/>
+              </w:rPr>
+              <w:t>✓</w:t>
+            </w:r>
+          </w:p>
+        </w:tc>
+        <w:tc>
+          <w:tcPr>
+            <w:tcW w:type="dxa" w:w="850"/>
+          </w:tcPr>
+          <w:p>
+            <w:pPr>
+              <w:ind w:firstLine="0"/>
+              <w:jc w:val="left"/>
+            </w:pPr>
+            <w:r>
+              <w:rPr>
+                <w:rFonts w:ascii="Times New Roman" w:hAnsi="Times New Roman"/>
+                <w:b w:val="0"/>
+                <w:sz w:val="20"/>
+              </w:rPr>
+              <w:t>✓</w:t>
+            </w:r>
+          </w:p>
+        </w:tc>
+        <w:tc>
+          <w:tcPr>
+            <w:tcW w:type="dxa" w:w="850"/>
+          </w:tcPr>
+          <w:p>
+            <w:pPr>
+              <w:ind w:firstLine="0"/>
+              <w:jc w:val="left"/>
+            </w:pPr>
+            <w:r>
+              <w:rPr>
+                <w:rFonts w:ascii="Times New Roman" w:hAnsi="Times New Roman"/>
+                <w:b w:val="0"/>
+                <w:sz w:val="20"/>
+              </w:rPr>
+              <w:t>✓</w:t>
+            </w:r>
+          </w:p>
+        </w:tc>
+        <w:tc>
+          <w:tcPr>
+            <w:tcW w:type="dxa" w:w="850"/>
+          </w:tcPr>
+          <w:p>
+            <w:pPr>
+              <w:ind w:firstLine="0"/>
+              <w:jc w:val="left"/>
+            </w:pPr>
+            <w:r>
+              <w:rPr>
+                <w:rFonts w:ascii="Times New Roman" w:hAnsi="Times New Roman"/>
+                <w:b w:val="0"/>
+                <w:sz w:val="20"/>
+              </w:rPr>
+              <w:t>5 карт/мес.</w:t>
+            </w:r>
+          </w:p>
+        </w:tc>
+        <w:tc>
+          <w:tcPr>
+            <w:tcW w:type="dxa" w:w="850"/>
+          </w:tcPr>
+          <w:p>
+            <w:pPr>
+              <w:ind w:firstLine="0"/>
+              <w:jc w:val="left"/>
+            </w:pPr>
+            <w:r>
+              <w:rPr>
+                <w:rFonts w:ascii="Times New Roman" w:hAnsi="Times New Roman"/>
+                <w:b w:val="0"/>
+                <w:sz w:val="20"/>
+              </w:rPr>
+              <w:t>✓</w:t>
             </w:r>
           </w:p>
         </w:tc>
@@ -2451,75 +2895,37 @@
       <w:tr>
         <w:tc>
           <w:tcPr>
-            <w:tcW w:type="dxa" w:w="1169"/>
-          </w:tcPr>
-          <w:p>
-            <w:pPr>
-              <w:ind w:firstLine="0"/>
-              <w:jc w:val="left"/>
-            </w:pPr>
-            <w:r>
-              <w:rPr>
-                <w:rFonts w:ascii="Times New Roman" w:hAnsi="Times New Roman"/>
-                <w:b w:val="0"/>
-                <w:sz w:val="22"/>
-              </w:rPr>
-              <w:t>Географическая карта</w:t>
-            </w:r>
-          </w:p>
-        </w:tc>
-        <w:tc>
-          <w:tcPr>
-            <w:tcW w:type="dxa" w:w="1169"/>
-          </w:tcPr>
-          <w:p>
-            <w:pPr>
-              <w:ind w:firstLine="0"/>
-              <w:jc w:val="left"/>
-            </w:pPr>
-            <w:r>
-              <w:rPr>
-                <w:rFonts w:ascii="Times New Roman" w:hAnsi="Times New Roman"/>
-                <w:b w:val="0"/>
-                <w:sz w:val="22"/>
-              </w:rPr>
-              <w:t>✓ (страны)</w:t>
-            </w:r>
-          </w:p>
-        </w:tc>
-        <w:tc>
-          <w:tcPr>
-            <w:tcW w:type="dxa" w:w="1169"/>
-          </w:tcPr>
-          <w:p>
-            <w:pPr>
-              <w:ind w:firstLine="0"/>
-              <w:jc w:val="left"/>
-            </w:pPr>
-            <w:r>
-              <w:rPr>
-                <w:rFonts w:ascii="Times New Roman" w:hAnsi="Times New Roman"/>
-                <w:b w:val="0"/>
-                <w:sz w:val="22"/>
-              </w:rPr>
-              <w:t>✓ (страны)</w:t>
-            </w:r>
-          </w:p>
-        </w:tc>
-        <w:tc>
-          <w:tcPr>
-            <w:tcW w:type="dxa" w:w="1169"/>
-          </w:tcPr>
-          <w:p>
-            <w:pPr>
-              <w:ind w:firstLine="0"/>
-              <w:jc w:val="left"/>
-            </w:pPr>
-            <w:r>
-              <w:rPr>
-                <w:rFonts w:ascii="Times New Roman" w:hAnsi="Times New Roman"/>
-                <w:b w:val="0"/>
-                <w:sz w:val="22"/>
+            <w:tcW w:type="dxa" w:w="850"/>
+          </w:tcPr>
+          <w:p>
+            <w:pPr>
+              <w:ind w:firstLine="0"/>
+              <w:jc w:val="left"/>
+            </w:pPr>
+            <w:r>
+              <w:rPr>
+                <w:rFonts w:ascii="Times New Roman" w:hAnsi="Times New Roman"/>
+                <w:b w:val="0"/>
+                <w:sz w:val="20"/>
+              </w:rPr>
+              <w:t>Установка не нужна</w:t>
+            </w:r>
+          </w:p>
+        </w:tc>
+        <w:tc>
+          <w:tcPr>
+            <w:tcW w:type="dxa" w:w="850"/>
+          </w:tcPr>
+          <w:p>
+            <w:pPr>
+              <w:ind w:firstLine="0"/>
+              <w:jc w:val="left"/>
+            </w:pPr>
+            <w:r>
+              <w:rPr>
+                <w:rFonts w:ascii="Times New Roman" w:hAnsi="Times New Roman"/>
+                <w:b w:val="0"/>
+                <w:sz w:val="20"/>
               </w:rPr>
               <w:t>—</w:t>
             </w:r>
@@ -2527,37 +2933,18 @@
         </w:tc>
         <w:tc>
           <w:tcPr>
-            <w:tcW w:type="dxa" w:w="1169"/>
-          </w:tcPr>
-          <w:p>
-            <w:pPr>
-              <w:ind w:firstLine="0"/>
-              <w:jc w:val="left"/>
-            </w:pPr>
-            <w:r>
-              <w:rPr>
-                <w:rFonts w:ascii="Times New Roman" w:hAnsi="Times New Roman"/>
-                <w:b w:val="0"/>
-                <w:sz w:val="22"/>
-              </w:rPr>
-              <w:t>✓ (страны)</w:t>
-            </w:r>
-          </w:p>
-        </w:tc>
-        <w:tc>
-          <w:tcPr>
-            <w:tcW w:type="dxa" w:w="1169"/>
-          </w:tcPr>
-          <w:p>
-            <w:pPr>
-              <w:ind w:firstLine="0"/>
-              <w:jc w:val="left"/>
-            </w:pPr>
-            <w:r>
-              <w:rPr>
-                <w:rFonts w:ascii="Times New Roman" w:hAnsi="Times New Roman"/>
-                <w:b w:val="0"/>
-                <w:sz w:val="22"/>
+            <w:tcW w:type="dxa" w:w="850"/>
+          </w:tcPr>
+          <w:p>
+            <w:pPr>
+              <w:ind w:firstLine="0"/>
+              <w:jc w:val="left"/>
+            </w:pPr>
+            <w:r>
+              <w:rPr>
+                <w:rFonts w:ascii="Times New Roman" w:hAnsi="Times New Roman"/>
+                <w:b w:val="0"/>
+                <w:sz w:val="20"/>
               </w:rPr>
               <w:t>—</w:t>
             </w:r>
@@ -2565,39 +2952,153 @@
         </w:tc>
         <w:tc>
           <w:tcPr>
-            <w:tcW w:type="dxa" w:w="1169"/>
-          </w:tcPr>
-          <w:p>
-            <w:pPr>
-              <w:ind w:firstLine="0"/>
-              <w:jc w:val="left"/>
-            </w:pPr>
-            <w:r>
-              <w:rPr>
-                <w:rFonts w:ascii="Times New Roman" w:hAnsi="Times New Roman"/>
-                <w:b w:val="0"/>
-                <w:sz w:val="22"/>
-              </w:rPr>
-              <w:t>✓ (страны)</w:t>
-            </w:r>
-          </w:p>
-        </w:tc>
-        <w:tc>
-          <w:tcPr>
-            <w:tcW w:type="dxa" w:w="1169"/>
-          </w:tcPr>
-          <w:p>
-            <w:pPr>
-              <w:ind w:firstLine="0"/>
-              <w:jc w:val="left"/>
-            </w:pPr>
-            <w:r>
-              <w:rPr>
-                <w:rFonts w:ascii="Times New Roman" w:hAnsi="Times New Roman"/>
-                <w:b w:val="0"/>
-                <w:sz w:val="22"/>
-              </w:rPr>
-              <w:t>✓ (точные координаты организаций)</w:t>
+            <w:tcW w:type="dxa" w:w="850"/>
+          </w:tcPr>
+          <w:p>
+            <w:pPr>
+              <w:ind w:firstLine="0"/>
+              <w:jc w:val="left"/>
+            </w:pPr>
+            <w:r>
+              <w:rPr>
+                <w:rFonts w:ascii="Times New Roman" w:hAnsi="Times New Roman"/>
+                <w:b w:val="0"/>
+                <w:sz w:val="20"/>
+              </w:rPr>
+              <w:t>✓</w:t>
+            </w:r>
+          </w:p>
+        </w:tc>
+        <w:tc>
+          <w:tcPr>
+            <w:tcW w:type="dxa" w:w="850"/>
+          </w:tcPr>
+          <w:p>
+            <w:pPr>
+              <w:ind w:firstLine="0"/>
+              <w:jc w:val="left"/>
+            </w:pPr>
+            <w:r>
+              <w:rPr>
+                <w:rFonts w:ascii="Times New Roman" w:hAnsi="Times New Roman"/>
+                <w:b w:val="0"/>
+                <w:sz w:val="20"/>
+              </w:rPr>
+              <w:t>—</w:t>
+            </w:r>
+          </w:p>
+        </w:tc>
+        <w:tc>
+          <w:tcPr>
+            <w:tcW w:type="dxa" w:w="850"/>
+          </w:tcPr>
+          <w:p>
+            <w:pPr>
+              <w:ind w:firstLine="0"/>
+              <w:jc w:val="left"/>
+            </w:pPr>
+            <w:r>
+              <w:rPr>
+                <w:rFonts w:ascii="Times New Roman" w:hAnsi="Times New Roman"/>
+                <w:b w:val="0"/>
+                <w:sz w:val="20"/>
+              </w:rPr>
+              <w:t>—</w:t>
+            </w:r>
+          </w:p>
+        </w:tc>
+        <w:tc>
+          <w:tcPr>
+            <w:tcW w:type="dxa" w:w="850"/>
+          </w:tcPr>
+          <w:p>
+            <w:pPr>
+              <w:ind w:firstLine="0"/>
+              <w:jc w:val="left"/>
+            </w:pPr>
+            <w:r>
+              <w:rPr>
+                <w:rFonts w:ascii="Times New Roman" w:hAnsi="Times New Roman"/>
+                <w:b w:val="0"/>
+                <w:sz w:val="20"/>
+              </w:rPr>
+              <w:t>✓</w:t>
+            </w:r>
+          </w:p>
+        </w:tc>
+        <w:tc>
+          <w:tcPr>
+            <w:tcW w:type="dxa" w:w="850"/>
+          </w:tcPr>
+          <w:p>
+            <w:pPr>
+              <w:ind w:firstLine="0"/>
+              <w:jc w:val="left"/>
+            </w:pPr>
+            <w:r>
+              <w:rPr>
+                <w:rFonts w:ascii="Times New Roman" w:hAnsi="Times New Roman"/>
+                <w:b w:val="0"/>
+                <w:sz w:val="20"/>
+              </w:rPr>
+              <w:t>✓</w:t>
+            </w:r>
+          </w:p>
+        </w:tc>
+        <w:tc>
+          <w:tcPr>
+            <w:tcW w:type="dxa" w:w="850"/>
+          </w:tcPr>
+          <w:p>
+            <w:pPr>
+              <w:ind w:firstLine="0"/>
+              <w:jc w:val="left"/>
+            </w:pPr>
+            <w:r>
+              <w:rPr>
+                <w:rFonts w:ascii="Times New Roman" w:hAnsi="Times New Roman"/>
+                <w:b w:val="0"/>
+                <w:sz w:val="20"/>
+              </w:rPr>
+              <w:t>✓</w:t>
+            </w:r>
+          </w:p>
+        </w:tc>
+        <w:tc>
+          <w:tcPr>
+            <w:tcW w:type="dxa" w:w="850"/>
+          </w:tcPr>
+          <w:p>
+            <w:pPr>
+              <w:ind w:firstLine="0"/>
+              <w:jc w:val="left"/>
+            </w:pPr>
+            <w:r>
+              <w:rPr>
+                <w:rFonts w:ascii="Times New Roman" w:hAnsi="Times New Roman"/>
+                <w:b w:val="0"/>
+                <w:sz w:val="20"/>
+              </w:rPr>
+              <w:t>✓</w:t>
+            </w:r>
+          </w:p>
+        </w:tc>
+        <w:tc>
+          <w:tcPr>
+            <w:tcW w:type="dxa" w:w="850"/>
+          </w:tcPr>
+          <w:p>
+            <w:pPr>
+              <w:ind w:firstLine="0"/>
+              <w:jc w:val="left"/>
+            </w:pPr>
+            <w:r>
+              <w:rPr>
+                <w:rFonts w:ascii="Times New Roman" w:hAnsi="Times New Roman"/>
+                <w:b w:val="0"/>
+                <w:sz w:val="20"/>
+              </w:rPr>
+              <w:t>✓</w:t>
             </w:r>
           </w:p>
         </w:tc>
@@ -2605,153 +3106,210 @@
       <w:tr>
         <w:tc>
           <w:tcPr>
-            <w:tcW w:type="dxa" w:w="1169"/>
-          </w:tcPr>
-          <w:p>
-            <w:pPr>
-              <w:ind w:firstLine="0"/>
-              <w:jc w:val="left"/>
-            </w:pPr>
-            <w:r>
-              <w:rPr>
-                <w:rFonts w:ascii="Times New Roman" w:hAnsi="Times New Roman"/>
-                <w:b w:val="0"/>
-                <w:sz w:val="22"/>
-              </w:rPr>
-              <w:t>Граф связей</w:t>
-            </w:r>
-          </w:p>
-        </w:tc>
-        <w:tc>
-          <w:tcPr>
-            <w:tcW w:type="dxa" w:w="1169"/>
-          </w:tcPr>
-          <w:p>
-            <w:pPr>
-              <w:ind w:firstLine="0"/>
-              <w:jc w:val="left"/>
-            </w:pPr>
-            <w:r>
-              <w:rPr>
-                <w:rFonts w:ascii="Times New Roman" w:hAnsi="Times New Roman"/>
-                <w:b w:val="0"/>
-                <w:sz w:val="22"/>
-              </w:rPr>
-              <w:t>✓</w:t>
-            </w:r>
-          </w:p>
-        </w:tc>
-        <w:tc>
-          <w:tcPr>
-            <w:tcW w:type="dxa" w:w="1169"/>
-          </w:tcPr>
-          <w:p>
-            <w:pPr>
-              <w:ind w:firstLine="0"/>
-              <w:jc w:val="left"/>
-            </w:pPr>
-            <w:r>
-              <w:rPr>
-                <w:rFonts w:ascii="Times New Roman" w:hAnsi="Times New Roman"/>
-                <w:b w:val="0"/>
-                <w:sz w:val="22"/>
-              </w:rPr>
-              <w:t>✓</w:t>
-            </w:r>
-          </w:p>
-        </w:tc>
-        <w:tc>
-          <w:tcPr>
-            <w:tcW w:type="dxa" w:w="1169"/>
-          </w:tcPr>
-          <w:p>
-            <w:pPr>
-              <w:ind w:firstLine="0"/>
-              <w:jc w:val="left"/>
-            </w:pPr>
-            <w:r>
-              <w:rPr>
-                <w:rFonts w:ascii="Times New Roman" w:hAnsi="Times New Roman"/>
-                <w:b w:val="0"/>
-                <w:sz w:val="22"/>
-              </w:rPr>
-              <w:t>✓</w:t>
-            </w:r>
-          </w:p>
-        </w:tc>
-        <w:tc>
-          <w:tcPr>
-            <w:tcW w:type="dxa" w:w="1169"/>
-          </w:tcPr>
-          <w:p>
-            <w:pPr>
-              <w:ind w:firstLine="0"/>
-              <w:jc w:val="left"/>
-            </w:pPr>
-            <w:r>
-              <w:rPr>
-                <w:rFonts w:ascii="Times New Roman" w:hAnsi="Times New Roman"/>
-                <w:b w:val="0"/>
-                <w:sz w:val="22"/>
-              </w:rPr>
-              <w:t>✓</w:t>
-            </w:r>
-          </w:p>
-        </w:tc>
-        <w:tc>
-          <w:tcPr>
-            <w:tcW w:type="dxa" w:w="1169"/>
-          </w:tcPr>
-          <w:p>
-            <w:pPr>
-              <w:ind w:firstLine="0"/>
-              <w:jc w:val="left"/>
-            </w:pPr>
-            <w:r>
-              <w:rPr>
-                <w:rFonts w:ascii="Times New Roman" w:hAnsi="Times New Roman"/>
-                <w:b w:val="0"/>
-                <w:sz w:val="22"/>
-              </w:rPr>
-              <w:t>✓</w:t>
-            </w:r>
-          </w:p>
-        </w:tc>
-        <w:tc>
-          <w:tcPr>
-            <w:tcW w:type="dxa" w:w="1169"/>
-          </w:tcPr>
-          <w:p>
-            <w:pPr>
-              <w:ind w:firstLine="0"/>
-              <w:jc w:val="left"/>
-            </w:pPr>
-            <w:r>
-              <w:rPr>
-                <w:rFonts w:ascii="Times New Roman" w:hAnsi="Times New Roman"/>
-                <w:b w:val="0"/>
-                <w:sz w:val="22"/>
-              </w:rPr>
-              <w:t>—</w:t>
-            </w:r>
-          </w:p>
-        </w:tc>
-        <w:tc>
-          <w:tcPr>
-            <w:tcW w:type="dxa" w:w="1169"/>
-          </w:tcPr>
-          <w:p>
-            <w:pPr>
-              <w:ind w:firstLine="0"/>
-              <w:jc w:val="left"/>
-            </w:pPr>
-            <w:r>
-              <w:rPr>
-                <w:rFonts w:ascii="Times New Roman" w:hAnsi="Times New Roman"/>
-                <w:b w:val="0"/>
-                <w:sz w:val="22"/>
-              </w:rPr>
-              <w:t>✓ (5 режимов)</w:t>
+            <w:tcW w:type="dxa" w:w="850"/>
+          </w:tcPr>
+          <w:p>
+            <w:pPr>
+              <w:ind w:firstLine="0"/>
+              <w:jc w:val="left"/>
+            </w:pPr>
+            <w:r>
+              <w:rPr>
+                <w:rFonts w:ascii="Times New Roman" w:hAnsi="Times New Roman"/>
+                <w:b w:val="0"/>
+                <w:sz w:val="20"/>
+              </w:rPr>
+              <w:t>Источник данных</w:t>
+            </w:r>
+          </w:p>
+        </w:tc>
+        <w:tc>
+          <w:tcPr>
+            <w:tcW w:type="dxa" w:w="850"/>
+          </w:tcPr>
+          <w:p>
+            <w:pPr>
+              <w:ind w:firstLine="0"/>
+              <w:jc w:val="left"/>
+            </w:pPr>
+            <w:r>
+              <w:rPr>
+                <w:rFonts w:ascii="Times New Roman" w:hAnsi="Times New Roman"/>
+                <w:b w:val="0"/>
+                <w:sz w:val="20"/>
+              </w:rPr>
+              <w:t>WoS, Scopus</w:t>
+            </w:r>
+          </w:p>
+        </w:tc>
+        <w:tc>
+          <w:tcPr>
+            <w:tcW w:type="dxa" w:w="850"/>
+          </w:tcPr>
+          <w:p>
+            <w:pPr>
+              <w:ind w:firstLine="0"/>
+              <w:jc w:val="left"/>
+            </w:pPr>
+            <w:r>
+              <w:rPr>
+                <w:rFonts w:ascii="Times New Roman" w:hAnsi="Times New Roman"/>
+                <w:b w:val="0"/>
+                <w:sz w:val="20"/>
+              </w:rPr>
+              <w:t>WoS, Scopus</w:t>
+            </w:r>
+          </w:p>
+        </w:tc>
+        <w:tc>
+          <w:tcPr>
+            <w:tcW w:type="dxa" w:w="850"/>
+          </w:tcPr>
+          <w:p>
+            <w:pPr>
+              <w:ind w:firstLine="0"/>
+              <w:jc w:val="left"/>
+            </w:pPr>
+            <w:r>
+              <w:rPr>
+                <w:rFonts w:ascii="Times New Roman" w:hAnsi="Times New Roman"/>
+                <w:b w:val="0"/>
+                <w:sz w:val="20"/>
+              </w:rPr>
+              <w:t>Semantic Scholar</w:t>
+            </w:r>
+          </w:p>
+        </w:tc>
+        <w:tc>
+          <w:tcPr>
+            <w:tcW w:type="dxa" w:w="850"/>
+          </w:tcPr>
+          <w:p>
+            <w:pPr>
+              <w:ind w:firstLine="0"/>
+              <w:jc w:val="left"/>
+            </w:pPr>
+            <w:r>
+              <w:rPr>
+                <w:rFonts w:ascii="Times New Roman" w:hAnsi="Times New Roman"/>
+                <w:b w:val="0"/>
+                <w:sz w:val="20"/>
+              </w:rPr>
+              <w:t>OpenAlex и др.</w:t>
+            </w:r>
+          </w:p>
+        </w:tc>
+        <w:tc>
+          <w:tcPr>
+            <w:tcW w:type="dxa" w:w="850"/>
+          </w:tcPr>
+          <w:p>
+            <w:pPr>
+              <w:ind w:firstLine="0"/>
+              <w:jc w:val="left"/>
+            </w:pPr>
+            <w:r>
+              <w:rPr>
+                <w:rFonts w:ascii="Times New Roman" w:hAnsi="Times New Roman"/>
+                <w:b w:val="0"/>
+                <w:sz w:val="20"/>
+              </w:rPr>
+              <w:t>Импорт файлов</w:t>
+            </w:r>
+          </w:p>
+        </w:tc>
+        <w:tc>
+          <w:tcPr>
+            <w:tcW w:type="dxa" w:w="850"/>
+          </w:tcPr>
+          <w:p>
+            <w:pPr>
+              <w:ind w:firstLine="0"/>
+              <w:jc w:val="left"/>
+            </w:pPr>
+            <w:r>
+              <w:rPr>
+                <w:rFonts w:ascii="Times New Roman" w:hAnsi="Times New Roman"/>
+                <w:b w:val="0"/>
+                <w:sz w:val="20"/>
+              </w:rPr>
+              <w:t>225 млн статей</w:t>
+            </w:r>
+          </w:p>
+        </w:tc>
+        <w:tc>
+          <w:tcPr>
+            <w:tcW w:type="dxa" w:w="850"/>
+          </w:tcPr>
+          <w:p>
+            <w:pPr>
+              <w:ind w:firstLine="0"/>
+              <w:jc w:val="left"/>
+            </w:pPr>
+            <w:r>
+              <w:rPr>
+                <w:rFonts w:ascii="Times New Roman" w:hAnsi="Times New Roman"/>
+                <w:b w:val="0"/>
+                <w:sz w:val="20"/>
+              </w:rPr>
+              <w:t>Semantic Scholar</w:t>
+            </w:r>
+          </w:p>
+        </w:tc>
+        <w:tc>
+          <w:tcPr>
+            <w:tcW w:type="dxa" w:w="850"/>
+          </w:tcPr>
+          <w:p>
+            <w:pPr>
+              <w:ind w:firstLine="0"/>
+              <w:jc w:val="left"/>
+            </w:pPr>
+            <w:r>
+              <w:rPr>
+                <w:rFonts w:ascii="Times New Roman" w:hAnsi="Times New Roman"/>
+                <w:b w:val="0"/>
+                <w:sz w:val="20"/>
+              </w:rPr>
+              <w:t>OpenAlex</w:t>
+            </w:r>
+          </w:p>
+        </w:tc>
+        <w:tc>
+          <w:tcPr>
+            <w:tcW w:type="dxa" w:w="850"/>
+          </w:tcPr>
+          <w:p>
+            <w:pPr>
+              <w:ind w:firstLine="0"/>
+              <w:jc w:val="left"/>
+            </w:pPr>
+            <w:r>
+              <w:rPr>
+                <w:rFonts w:ascii="Times New Roman" w:hAnsi="Times New Roman"/>
+                <w:b w:val="0"/>
+                <w:sz w:val="20"/>
+              </w:rPr>
+              <w:t>Semantic Scholar</w:t>
+            </w:r>
+          </w:p>
+        </w:tc>
+        <w:tc>
+          <w:tcPr>
+            <w:tcW w:type="dxa" w:w="850"/>
+          </w:tcPr>
+          <w:p>
+            <w:pPr>
+              <w:ind w:firstLine="0"/>
+              <w:jc w:val="left"/>
+            </w:pPr>
+            <w:r>
+              <w:rPr>
+                <w:rFonts w:ascii="Times New Roman" w:hAnsi="Times New Roman"/>
+                <w:b w:val="0"/>
+                <w:sz w:val="20"/>
+              </w:rPr>
+              <w:t>OpenAlex</w:t>
             </w:r>
           </w:p>
         </w:tc>
@@ -2759,153 +3317,210 @@
       <w:tr>
         <w:tc>
           <w:tcPr>
-            <w:tcW w:type="dxa" w:w="1169"/>
-          </w:tcPr>
-          <w:p>
-            <w:pPr>
-              <w:ind w:firstLine="0"/>
-              <w:jc w:val="left"/>
-            </w:pPr>
-            <w:r>
-              <w:rPr>
-                <w:rFonts w:ascii="Times New Roman" w:hAnsi="Times New Roman"/>
-                <w:b w:val="0"/>
-                <w:sz w:val="22"/>
-              </w:rPr>
-              <w:t>Фасетные фильтры</w:t>
-            </w:r>
-          </w:p>
-        </w:tc>
-        <w:tc>
-          <w:tcPr>
-            <w:tcW w:type="dxa" w:w="1169"/>
-          </w:tcPr>
-          <w:p>
-            <w:pPr>
-              <w:ind w:firstLine="0"/>
-              <w:jc w:val="left"/>
-            </w:pPr>
-            <w:r>
-              <w:rPr>
-                <w:rFonts w:ascii="Times New Roman" w:hAnsi="Times New Roman"/>
-                <w:b w:val="0"/>
-                <w:sz w:val="22"/>
-              </w:rPr>
-              <w:t>Частично</w:t>
-            </w:r>
-          </w:p>
-        </w:tc>
-        <w:tc>
-          <w:tcPr>
-            <w:tcW w:type="dxa" w:w="1169"/>
-          </w:tcPr>
-          <w:p>
-            <w:pPr>
-              <w:ind w:firstLine="0"/>
-              <w:jc w:val="left"/>
-            </w:pPr>
-            <w:r>
-              <w:rPr>
-                <w:rFonts w:ascii="Times New Roman" w:hAnsi="Times New Roman"/>
-                <w:b w:val="0"/>
-                <w:sz w:val="22"/>
-              </w:rPr>
-              <w:t>Частично</w:t>
-            </w:r>
-          </w:p>
-        </w:tc>
-        <w:tc>
-          <w:tcPr>
-            <w:tcW w:type="dxa" w:w="1169"/>
-          </w:tcPr>
-          <w:p>
-            <w:pPr>
-              <w:ind w:firstLine="0"/>
-              <w:jc w:val="left"/>
-            </w:pPr>
-            <w:r>
-              <w:rPr>
-                <w:rFonts w:ascii="Times New Roman" w:hAnsi="Times New Roman"/>
-                <w:b w:val="0"/>
-                <w:sz w:val="22"/>
-              </w:rPr>
-              <w:t>Частично</w:t>
-            </w:r>
-          </w:p>
-        </w:tc>
-        <w:tc>
-          <w:tcPr>
-            <w:tcW w:type="dxa" w:w="1169"/>
-          </w:tcPr>
-          <w:p>
-            <w:pPr>
-              <w:ind w:firstLine="0"/>
-              <w:jc w:val="left"/>
-            </w:pPr>
-            <w:r>
-              <w:rPr>
-                <w:rFonts w:ascii="Times New Roman" w:hAnsi="Times New Roman"/>
-                <w:b w:val="0"/>
-                <w:sz w:val="22"/>
-              </w:rPr>
-              <w:t>✓</w:t>
-            </w:r>
-          </w:p>
-        </w:tc>
-        <w:tc>
-          <w:tcPr>
-            <w:tcW w:type="dxa" w:w="1169"/>
-          </w:tcPr>
-          <w:p>
-            <w:pPr>
-              <w:ind w:firstLine="0"/>
-              <w:jc w:val="left"/>
-            </w:pPr>
-            <w:r>
-              <w:rPr>
-                <w:rFonts w:ascii="Times New Roman" w:hAnsi="Times New Roman"/>
-                <w:b w:val="0"/>
-                <w:sz w:val="22"/>
-              </w:rPr>
-              <w:t>✓</w:t>
-            </w:r>
-          </w:p>
-        </w:tc>
-        <w:tc>
-          <w:tcPr>
-            <w:tcW w:type="dxa" w:w="1169"/>
-          </w:tcPr>
-          <w:p>
-            <w:pPr>
-              <w:ind w:firstLine="0"/>
-              <w:jc w:val="left"/>
-            </w:pPr>
-            <w:r>
-              <w:rPr>
-                <w:rFonts w:ascii="Times New Roman" w:hAnsi="Times New Roman"/>
-                <w:b w:val="0"/>
-                <w:sz w:val="22"/>
-              </w:rPr>
-              <w:t>✓</w:t>
-            </w:r>
-          </w:p>
-        </w:tc>
-        <w:tc>
-          <w:tcPr>
-            <w:tcW w:type="dxa" w:w="1169"/>
-          </w:tcPr>
-          <w:p>
-            <w:pPr>
-              <w:ind w:firstLine="0"/>
-              <w:jc w:val="left"/>
-            </w:pPr>
-            <w:r>
-              <w:rPr>
-                <w:rFonts w:ascii="Times New Roman" w:hAnsi="Times New Roman"/>
-                <w:b w:val="0"/>
-                <w:sz w:val="22"/>
-              </w:rPr>
-              <w:t>✓ (год, журнал, автор, аффилиация)</w:t>
+            <w:tcW w:type="dxa" w:w="850"/>
+          </w:tcPr>
+          <w:p>
+            <w:pPr>
+              <w:ind w:firstLine="0"/>
+              <w:jc w:val="left"/>
+            </w:pPr>
+            <w:r>
+              <w:rPr>
+                <w:rFonts w:ascii="Times New Roman" w:hAnsi="Times New Roman"/>
+                <w:b w:val="0"/>
+                <w:sz w:val="20"/>
+              </w:rPr>
+              <w:t>Географическая карта аффилиаций</w:t>
+            </w:r>
+          </w:p>
+        </w:tc>
+        <w:tc>
+          <w:tcPr>
+            <w:tcW w:type="dxa" w:w="850"/>
+          </w:tcPr>
+          <w:p>
+            <w:pPr>
+              <w:ind w:firstLine="0"/>
+              <w:jc w:val="left"/>
+            </w:pPr>
+            <w:r>
+              <w:rPr>
+                <w:rFonts w:ascii="Times New Roman" w:hAnsi="Times New Roman"/>
+                <w:b w:val="0"/>
+                <w:sz w:val="20"/>
+              </w:rPr>
+              <w:t>✓ (страны)</w:t>
+            </w:r>
+          </w:p>
+        </w:tc>
+        <w:tc>
+          <w:tcPr>
+            <w:tcW w:type="dxa" w:w="850"/>
+          </w:tcPr>
+          <w:p>
+            <w:pPr>
+              <w:ind w:firstLine="0"/>
+              <w:jc w:val="left"/>
+            </w:pPr>
+            <w:r>
+              <w:rPr>
+                <w:rFonts w:ascii="Times New Roman" w:hAnsi="Times New Roman"/>
+                <w:b w:val="0"/>
+                <w:sz w:val="20"/>
+              </w:rPr>
+              <w:t>✓ (страны)</w:t>
+            </w:r>
+          </w:p>
+        </w:tc>
+        <w:tc>
+          <w:tcPr>
+            <w:tcW w:type="dxa" w:w="850"/>
+          </w:tcPr>
+          <w:p>
+            <w:pPr>
+              <w:ind w:firstLine="0"/>
+              <w:jc w:val="left"/>
+            </w:pPr>
+            <w:r>
+              <w:rPr>
+                <w:rFonts w:ascii="Times New Roman" w:hAnsi="Times New Roman"/>
+                <w:b w:val="0"/>
+                <w:sz w:val="20"/>
+              </w:rPr>
+              <w:t>—</w:t>
+            </w:r>
+          </w:p>
+        </w:tc>
+        <w:tc>
+          <w:tcPr>
+            <w:tcW w:type="dxa" w:w="850"/>
+          </w:tcPr>
+          <w:p>
+            <w:pPr>
+              <w:ind w:firstLine="0"/>
+              <w:jc w:val="left"/>
+            </w:pPr>
+            <w:r>
+              <w:rPr>
+                <w:rFonts w:ascii="Times New Roman" w:hAnsi="Times New Roman"/>
+                <w:b w:val="0"/>
+                <w:sz w:val="20"/>
+              </w:rPr>
+              <w:t>✓ (страны)</w:t>
+            </w:r>
+          </w:p>
+        </w:tc>
+        <w:tc>
+          <w:tcPr>
+            <w:tcW w:type="dxa" w:w="850"/>
+          </w:tcPr>
+          <w:p>
+            <w:pPr>
+              <w:ind w:firstLine="0"/>
+              <w:jc w:val="left"/>
+            </w:pPr>
+            <w:r>
+              <w:rPr>
+                <w:rFonts w:ascii="Times New Roman" w:hAnsi="Times New Roman"/>
+                <w:b w:val="0"/>
+                <w:sz w:val="20"/>
+              </w:rPr>
+              <w:t>—</w:t>
+            </w:r>
+          </w:p>
+        </w:tc>
+        <w:tc>
+          <w:tcPr>
+            <w:tcW w:type="dxa" w:w="850"/>
+          </w:tcPr>
+          <w:p>
+            <w:pPr>
+              <w:ind w:firstLine="0"/>
+              <w:jc w:val="left"/>
+            </w:pPr>
+            <w:r>
+              <w:rPr>
+                <w:rFonts w:ascii="Times New Roman" w:hAnsi="Times New Roman"/>
+                <w:b w:val="0"/>
+                <w:sz w:val="20"/>
+              </w:rPr>
+              <w:t>✓ (страны)</w:t>
+            </w:r>
+          </w:p>
+        </w:tc>
+        <w:tc>
+          <w:tcPr>
+            <w:tcW w:type="dxa" w:w="850"/>
+          </w:tcPr>
+          <w:p>
+            <w:pPr>
+              <w:ind w:firstLine="0"/>
+              <w:jc w:val="left"/>
+            </w:pPr>
+            <w:r>
+              <w:rPr>
+                <w:rFonts w:ascii="Times New Roman" w:hAnsi="Times New Roman"/>
+                <w:b w:val="0"/>
+                <w:sz w:val="20"/>
+              </w:rPr>
+              <w:t>—</w:t>
+            </w:r>
+          </w:p>
+        </w:tc>
+        <w:tc>
+          <w:tcPr>
+            <w:tcW w:type="dxa" w:w="850"/>
+          </w:tcPr>
+          <w:p>
+            <w:pPr>
+              <w:ind w:firstLine="0"/>
+              <w:jc w:val="left"/>
+            </w:pPr>
+            <w:r>
+              <w:rPr>
+                <w:rFonts w:ascii="Times New Roman" w:hAnsi="Times New Roman"/>
+                <w:b w:val="0"/>
+                <w:sz w:val="20"/>
+              </w:rPr>
+              <w:t>—</w:t>
+            </w:r>
+          </w:p>
+        </w:tc>
+        <w:tc>
+          <w:tcPr>
+            <w:tcW w:type="dxa" w:w="850"/>
+          </w:tcPr>
+          <w:p>
+            <w:pPr>
+              <w:ind w:firstLine="0"/>
+              <w:jc w:val="left"/>
+            </w:pPr>
+            <w:r>
+              <w:rPr>
+                <w:rFonts w:ascii="Times New Roman" w:hAnsi="Times New Roman"/>
+                <w:b w:val="0"/>
+                <w:sz w:val="20"/>
+              </w:rPr>
+              <w:t>—</w:t>
+            </w:r>
+          </w:p>
+        </w:tc>
+        <w:tc>
+          <w:tcPr>
+            <w:tcW w:type="dxa" w:w="850"/>
+          </w:tcPr>
+          <w:p>
+            <w:pPr>
+              <w:ind w:firstLine="0"/>
+              <w:jc w:val="left"/>
+            </w:pPr>
+            <w:r>
+              <w:rPr>
+                <w:rFonts w:ascii="Times New Roman" w:hAnsi="Times New Roman"/>
+                <w:b w:val="0"/>
+                <w:sz w:val="20"/>
+              </w:rPr>
+              <w:t>✓ (координаты орг.)</w:t>
             </w:r>
           </w:p>
         </w:tc>
@@ -2913,37 +3528,132 @@
       <w:tr>
         <w:tc>
           <w:tcPr>
-            <w:tcW w:type="dxa" w:w="1169"/>
-          </w:tcPr>
-          <w:p>
-            <w:pPr>
-              <w:ind w:firstLine="0"/>
-              <w:jc w:val="left"/>
-            </w:pPr>
-            <w:r>
-              <w:rPr>
-                <w:rFonts w:ascii="Times New Roman" w:hAnsi="Times New Roman"/>
-                <w:b w:val="0"/>
-                <w:sz w:val="22"/>
-              </w:rPr>
-              <w:t>Поиск похожих статей</w:t>
-            </w:r>
-          </w:p>
-        </w:tc>
-        <w:tc>
-          <w:tcPr>
-            <w:tcW w:type="dxa" w:w="1169"/>
-          </w:tcPr>
-          <w:p>
-            <w:pPr>
-              <w:ind w:firstLine="0"/>
-              <w:jc w:val="left"/>
-            </w:pPr>
-            <w:r>
-              <w:rPr>
-                <w:rFonts w:ascii="Times New Roman" w:hAnsi="Times New Roman"/>
-                <w:b w:val="0"/>
-                <w:sz w:val="22"/>
+            <w:tcW w:type="dxa" w:w="850"/>
+          </w:tcPr>
+          <w:p>
+            <w:pPr>
+              <w:ind w:firstLine="0"/>
+              <w:jc w:val="left"/>
+            </w:pPr>
+            <w:r>
+              <w:rPr>
+                <w:rFonts w:ascii="Times New Roman" w:hAnsi="Times New Roman"/>
+                <w:b w:val="0"/>
+                <w:sz w:val="20"/>
+              </w:rPr>
+              <w:t>Граф связей между статьями</w:t>
+            </w:r>
+          </w:p>
+        </w:tc>
+        <w:tc>
+          <w:tcPr>
+            <w:tcW w:type="dxa" w:w="850"/>
+          </w:tcPr>
+          <w:p>
+            <w:pPr>
+              <w:ind w:firstLine="0"/>
+              <w:jc w:val="left"/>
+            </w:pPr>
+            <w:r>
+              <w:rPr>
+                <w:rFonts w:ascii="Times New Roman" w:hAnsi="Times New Roman"/>
+                <w:b w:val="0"/>
+                <w:sz w:val="20"/>
+              </w:rPr>
+              <w:t>✓</w:t>
+            </w:r>
+          </w:p>
+        </w:tc>
+        <w:tc>
+          <w:tcPr>
+            <w:tcW w:type="dxa" w:w="850"/>
+          </w:tcPr>
+          <w:p>
+            <w:pPr>
+              <w:ind w:firstLine="0"/>
+              <w:jc w:val="left"/>
+            </w:pPr>
+            <w:r>
+              <w:rPr>
+                <w:rFonts w:ascii="Times New Roman" w:hAnsi="Times New Roman"/>
+                <w:b w:val="0"/>
+                <w:sz w:val="20"/>
+              </w:rPr>
+              <w:t>✓</w:t>
+            </w:r>
+          </w:p>
+        </w:tc>
+        <w:tc>
+          <w:tcPr>
+            <w:tcW w:type="dxa" w:w="850"/>
+          </w:tcPr>
+          <w:p>
+            <w:pPr>
+              <w:ind w:firstLine="0"/>
+              <w:jc w:val="left"/>
+            </w:pPr>
+            <w:r>
+              <w:rPr>
+                <w:rFonts w:ascii="Times New Roman" w:hAnsi="Times New Roman"/>
+                <w:b w:val="0"/>
+                <w:sz w:val="20"/>
+              </w:rPr>
+              <w:t>✓</w:t>
+            </w:r>
+          </w:p>
+        </w:tc>
+        <w:tc>
+          <w:tcPr>
+            <w:tcW w:type="dxa" w:w="850"/>
+          </w:tcPr>
+          <w:p>
+            <w:pPr>
+              <w:ind w:firstLine="0"/>
+              <w:jc w:val="left"/>
+            </w:pPr>
+            <w:r>
+              <w:rPr>
+                <w:rFonts w:ascii="Times New Roman" w:hAnsi="Times New Roman"/>
+                <w:b w:val="0"/>
+                <w:sz w:val="20"/>
+              </w:rPr>
+              <w:t>✓</w:t>
+            </w:r>
+          </w:p>
+        </w:tc>
+        <w:tc>
+          <w:tcPr>
+            <w:tcW w:type="dxa" w:w="850"/>
+          </w:tcPr>
+          <w:p>
+            <w:pPr>
+              <w:ind w:firstLine="0"/>
+              <w:jc w:val="left"/>
+            </w:pPr>
+            <w:r>
+              <w:rPr>
+                <w:rFonts w:ascii="Times New Roman" w:hAnsi="Times New Roman"/>
+                <w:b w:val="0"/>
+                <w:sz w:val="20"/>
+              </w:rPr>
+              <w:t>✓</w:t>
+            </w:r>
+          </w:p>
+        </w:tc>
+        <w:tc>
+          <w:tcPr>
+            <w:tcW w:type="dxa" w:w="850"/>
+          </w:tcPr>
+          <w:p>
+            <w:pPr>
+              <w:ind w:firstLine="0"/>
+              <w:jc w:val="left"/>
+            </w:pPr>
+            <w:r>
+              <w:rPr>
+                <w:rFonts w:ascii="Times New Roman" w:hAnsi="Times New Roman"/>
+                <w:b w:val="0"/>
+                <w:sz w:val="20"/>
               </w:rPr>
               <w:t>—</w:t>
             </w:r>
@@ -2951,37 +3661,18 @@
         </w:tc>
         <w:tc>
           <w:tcPr>
-            <w:tcW w:type="dxa" w:w="1169"/>
-          </w:tcPr>
-          <w:p>
-            <w:pPr>
-              <w:ind w:firstLine="0"/>
-              <w:jc w:val="left"/>
-            </w:pPr>
-            <w:r>
-              <w:rPr>
-                <w:rFonts w:ascii="Times New Roman" w:hAnsi="Times New Roman"/>
-                <w:b w:val="0"/>
-                <w:sz w:val="22"/>
-              </w:rPr>
-              <w:t>—</w:t>
-            </w:r>
-          </w:p>
-        </w:tc>
-        <w:tc>
-          <w:tcPr>
-            <w:tcW w:type="dxa" w:w="1169"/>
-          </w:tcPr>
-          <w:p>
-            <w:pPr>
-              <w:ind w:firstLine="0"/>
-              <w:jc w:val="left"/>
-            </w:pPr>
-            <w:r>
-              <w:rPr>
-                <w:rFonts w:ascii="Times New Roman" w:hAnsi="Times New Roman"/>
-                <w:b w:val="0"/>
-                <w:sz w:val="22"/>
+            <w:tcW w:type="dxa" w:w="850"/>
+          </w:tcPr>
+          <w:p>
+            <w:pPr>
+              <w:ind w:firstLine="0"/>
+              <w:jc w:val="left"/>
+            </w:pPr>
+            <w:r>
+              <w:rPr>
+                <w:rFonts w:ascii="Times New Roman" w:hAnsi="Times New Roman"/>
+                <w:b w:val="0"/>
+                <w:sz w:val="20"/>
               </w:rPr>
               <w:t>✓</w:t>
             </w:r>
@@ -2989,77 +3680,58 @@
         </w:tc>
         <w:tc>
           <w:tcPr>
-            <w:tcW w:type="dxa" w:w="1169"/>
-          </w:tcPr>
-          <w:p>
-            <w:pPr>
-              <w:ind w:firstLine="0"/>
-              <w:jc w:val="left"/>
-            </w:pPr>
-            <w:r>
-              <w:rPr>
-                <w:rFonts w:ascii="Times New Roman" w:hAnsi="Times New Roman"/>
-                <w:b w:val="0"/>
-                <w:sz w:val="22"/>
-              </w:rPr>
-              <w:t>—</w:t>
-            </w:r>
-          </w:p>
-        </w:tc>
-        <w:tc>
-          <w:tcPr>
-            <w:tcW w:type="dxa" w:w="1169"/>
-          </w:tcPr>
-          <w:p>
-            <w:pPr>
-              <w:ind w:firstLine="0"/>
-              <w:jc w:val="left"/>
-            </w:pPr>
-            <w:r>
-              <w:rPr>
-                <w:rFonts w:ascii="Times New Roman" w:hAnsi="Times New Roman"/>
-                <w:b w:val="0"/>
-                <w:sz w:val="22"/>
-              </w:rPr>
-              <w:t>—</w:t>
-            </w:r>
-          </w:p>
-        </w:tc>
-        <w:tc>
-          <w:tcPr>
-            <w:tcW w:type="dxa" w:w="1169"/>
-          </w:tcPr>
-          <w:p>
-            <w:pPr>
-              <w:ind w:firstLine="0"/>
-              <w:jc w:val="left"/>
-            </w:pPr>
-            <w:r>
-              <w:rPr>
-                <w:rFonts w:ascii="Times New Roman" w:hAnsi="Times New Roman"/>
-                <w:b w:val="0"/>
-                <w:sz w:val="22"/>
-              </w:rPr>
-              <w:t>—</w:t>
-            </w:r>
-          </w:p>
-        </w:tc>
-        <w:tc>
-          <w:tcPr>
-            <w:tcW w:type="dxa" w:w="1169"/>
-          </w:tcPr>
-          <w:p>
-            <w:pPr>
-              <w:ind w:firstLine="0"/>
-              <w:jc w:val="left"/>
-            </w:pPr>
-            <w:r>
-              <w:rPr>
-                <w:rFonts w:ascii="Times New Roman" w:hAnsi="Times New Roman"/>
-                <w:b w:val="0"/>
-                <w:sz w:val="22"/>
-              </w:rPr>
-              <w:t>✓ (5 признаков с весами)</w:t>
+            <w:tcW w:type="dxa" w:w="850"/>
+          </w:tcPr>
+          <w:p>
+            <w:pPr>
+              <w:ind w:firstLine="0"/>
+              <w:jc w:val="left"/>
+            </w:pPr>
+            <w:r>
+              <w:rPr>
+                <w:rFonts w:ascii="Times New Roman" w:hAnsi="Times New Roman"/>
+                <w:b w:val="0"/>
+                <w:sz w:val="20"/>
+              </w:rPr>
+              <w:t>✓</w:t>
+            </w:r>
+          </w:p>
+        </w:tc>
+        <w:tc>
+          <w:tcPr>
+            <w:tcW w:type="dxa" w:w="850"/>
+          </w:tcPr>
+          <w:p>
+            <w:pPr>
+              <w:ind w:firstLine="0"/>
+              <w:jc w:val="left"/>
+            </w:pPr>
+            <w:r>
+              <w:rPr>
+                <w:rFonts w:ascii="Times New Roman" w:hAnsi="Times New Roman"/>
+                <w:b w:val="0"/>
+                <w:sz w:val="20"/>
+              </w:rPr>
+              <w:t>✓</w:t>
+            </w:r>
+          </w:p>
+        </w:tc>
+        <w:tc>
+          <w:tcPr>
+            <w:tcW w:type="dxa" w:w="850"/>
+          </w:tcPr>
+          <w:p>
+            <w:pPr>
+              <w:ind w:firstLine="0"/>
+              <w:jc w:val="left"/>
+            </w:pPr>
+            <w:r>
+              <w:rPr>
+                <w:rFonts w:ascii="Times New Roman" w:hAnsi="Times New Roman"/>
+                <w:b w:val="0"/>
+                <w:sz w:val="20"/>
+              </w:rPr>
+              <w:t>✓ (5 режимов)</w:t>
             </w:r>
           </w:p>
         </w:tc>
@@ -3067,37 +3739,56 @@
       <w:tr>
         <w:tc>
           <w:tcPr>
-            <w:tcW w:type="dxa" w:w="1169"/>
-          </w:tcPr>
-          <w:p>
-            <w:pPr>
-              <w:ind w:firstLine="0"/>
-              <w:jc w:val="left"/>
-            </w:pPr>
-            <w:r>
-              <w:rPr>
-                <w:rFonts w:ascii="Times New Roman" w:hAnsi="Times New Roman"/>
-                <w:b w:val="0"/>
-                <w:sz w:val="22"/>
-              </w:rPr>
-              <w:t>Тёмная тема</w:t>
-            </w:r>
-          </w:p>
-        </w:tc>
-        <w:tc>
-          <w:tcPr>
-            <w:tcW w:type="dxa" w:w="1169"/>
-          </w:tcPr>
-          <w:p>
-            <w:pPr>
-              <w:ind w:firstLine="0"/>
-              <w:jc w:val="left"/>
-            </w:pPr>
-            <w:r>
-              <w:rPr>
-                <w:rFonts w:ascii="Times New Roman" w:hAnsi="Times New Roman"/>
-                <w:b w:val="0"/>
-                <w:sz w:val="22"/>
+            <w:tcW w:type="dxa" w:w="850"/>
+          </w:tcPr>
+          <w:p>
+            <w:pPr>
+              <w:ind w:firstLine="0"/>
+              <w:jc w:val="left"/>
+            </w:pPr>
+            <w:r>
+              <w:rPr>
+                <w:rFonts w:ascii="Times New Roman" w:hAnsi="Times New Roman"/>
+                <w:b w:val="0"/>
+                <w:sz w:val="20"/>
+              </w:rPr>
+              <w:t>Фасетные фильтры (авт./аффил.)</w:t>
+            </w:r>
+          </w:p>
+        </w:tc>
+        <w:tc>
+          <w:tcPr>
+            <w:tcW w:type="dxa" w:w="850"/>
+          </w:tcPr>
+          <w:p>
+            <w:pPr>
+              <w:ind w:firstLine="0"/>
+              <w:jc w:val="left"/>
+            </w:pPr>
+            <w:r>
+              <w:rPr>
+                <w:rFonts w:ascii="Times New Roman" w:hAnsi="Times New Roman"/>
+                <w:b w:val="0"/>
+                <w:sz w:val="20"/>
+              </w:rPr>
+              <w:t>Частично</w:t>
+            </w:r>
+          </w:p>
+        </w:tc>
+        <w:tc>
+          <w:tcPr>
+            <w:tcW w:type="dxa" w:w="850"/>
+          </w:tcPr>
+          <w:p>
+            <w:pPr>
+              <w:ind w:firstLine="0"/>
+              <w:jc w:val="left"/>
+            </w:pPr>
+            <w:r>
+              <w:rPr>
+                <w:rFonts w:ascii="Times New Roman" w:hAnsi="Times New Roman"/>
+                <w:b w:val="0"/>
+                <w:sz w:val="20"/>
               </w:rPr>
               <w:t>—</w:t>
             </w:r>
@@ -3105,18 +3796,18 @@
         </w:tc>
         <w:tc>
           <w:tcPr>
-            <w:tcW w:type="dxa" w:w="1169"/>
-          </w:tcPr>
-          <w:p>
-            <w:pPr>
-              <w:ind w:firstLine="0"/>
-              <w:jc w:val="left"/>
-            </w:pPr>
-            <w:r>
-              <w:rPr>
-                <w:rFonts w:ascii="Times New Roman" w:hAnsi="Times New Roman"/>
-                <w:b w:val="0"/>
-                <w:sz w:val="22"/>
+            <w:tcW w:type="dxa" w:w="850"/>
+          </w:tcPr>
+          <w:p>
+            <w:pPr>
+              <w:ind w:firstLine="0"/>
+              <w:jc w:val="left"/>
+            </w:pPr>
+            <w:r>
+              <w:rPr>
+                <w:rFonts w:ascii="Times New Roman" w:hAnsi="Times New Roman"/>
+                <w:b w:val="0"/>
+                <w:sz w:val="20"/>
               </w:rPr>
               <w:t>—</w:t>
             </w:r>
@@ -3124,18 +3815,75 @@
         </w:tc>
         <w:tc>
           <w:tcPr>
-            <w:tcW w:type="dxa" w:w="1169"/>
-          </w:tcPr>
-          <w:p>
-            <w:pPr>
-              <w:ind w:firstLine="0"/>
-              <w:jc w:val="left"/>
-            </w:pPr>
-            <w:r>
-              <w:rPr>
-                <w:rFonts w:ascii="Times New Roman" w:hAnsi="Times New Roman"/>
-                <w:b w:val="0"/>
-                <w:sz w:val="22"/>
+            <w:tcW w:type="dxa" w:w="850"/>
+          </w:tcPr>
+          <w:p>
+            <w:pPr>
+              <w:ind w:firstLine="0"/>
+              <w:jc w:val="left"/>
+            </w:pPr>
+            <w:r>
+              <w:rPr>
+                <w:rFonts w:ascii="Times New Roman" w:hAnsi="Times New Roman"/>
+                <w:b w:val="0"/>
+                <w:sz w:val="20"/>
+              </w:rPr>
+              <w:t>✓</w:t>
+            </w:r>
+          </w:p>
+        </w:tc>
+        <w:tc>
+          <w:tcPr>
+            <w:tcW w:type="dxa" w:w="850"/>
+          </w:tcPr>
+          <w:p>
+            <w:pPr>
+              <w:ind w:firstLine="0"/>
+              <w:jc w:val="left"/>
+            </w:pPr>
+            <w:r>
+              <w:rPr>
+                <w:rFonts w:ascii="Times New Roman" w:hAnsi="Times New Roman"/>
+                <w:b w:val="0"/>
+                <w:sz w:val="20"/>
+              </w:rPr>
+              <w:t>✓</w:t>
+            </w:r>
+          </w:p>
+        </w:tc>
+        <w:tc>
+          <w:tcPr>
+            <w:tcW w:type="dxa" w:w="850"/>
+          </w:tcPr>
+          <w:p>
+            <w:pPr>
+              <w:ind w:firstLine="0"/>
+              <w:jc w:val="left"/>
+            </w:pPr>
+            <w:r>
+              <w:rPr>
+                <w:rFonts w:ascii="Times New Roman" w:hAnsi="Times New Roman"/>
+                <w:b w:val="0"/>
+                <w:sz w:val="20"/>
+              </w:rPr>
+              <w:t>✓</w:t>
+            </w:r>
+          </w:p>
+        </w:tc>
+        <w:tc>
+          <w:tcPr>
+            <w:tcW w:type="dxa" w:w="850"/>
+          </w:tcPr>
+          <w:p>
+            <w:pPr>
+              <w:ind w:firstLine="0"/>
+              <w:jc w:val="left"/>
+            </w:pPr>
+            <w:r>
+              <w:rPr>
+                <w:rFonts w:ascii="Times New Roman" w:hAnsi="Times New Roman"/>
+                <w:b w:val="0"/>
+                <w:sz w:val="20"/>
               </w:rPr>
               <w:t>—</w:t>
             </w:r>
@@ -3143,18 +3891,18 @@
         </w:tc>
         <w:tc>
           <w:tcPr>
-            <w:tcW w:type="dxa" w:w="1169"/>
-          </w:tcPr>
-          <w:p>
-            <w:pPr>
-              <w:ind w:firstLine="0"/>
-              <w:jc w:val="left"/>
-            </w:pPr>
-            <w:r>
-              <w:rPr>
-                <w:rFonts w:ascii="Times New Roman" w:hAnsi="Times New Roman"/>
-                <w:b w:val="0"/>
-                <w:sz w:val="22"/>
+            <w:tcW w:type="dxa" w:w="850"/>
+          </w:tcPr>
+          <w:p>
+            <w:pPr>
+              <w:ind w:firstLine="0"/>
+              <w:jc w:val="left"/>
+            </w:pPr>
+            <w:r>
+              <w:rPr>
+                <w:rFonts w:ascii="Times New Roman" w:hAnsi="Times New Roman"/>
+                <w:b w:val="0"/>
+                <w:sz w:val="20"/>
               </w:rPr>
               <w:t>—</w:t>
             </w:r>
@@ -3162,18 +3910,18 @@
         </w:tc>
         <w:tc>
           <w:tcPr>
-            <w:tcW w:type="dxa" w:w="1169"/>
-          </w:tcPr>
-          <w:p>
-            <w:pPr>
-              <w:ind w:firstLine="0"/>
-              <w:jc w:val="left"/>
-            </w:pPr>
-            <w:r>
-              <w:rPr>
-                <w:rFonts w:ascii="Times New Roman" w:hAnsi="Times New Roman"/>
-                <w:b w:val="0"/>
-                <w:sz w:val="22"/>
+            <w:tcW w:type="dxa" w:w="850"/>
+          </w:tcPr>
+          <w:p>
+            <w:pPr>
+              <w:ind w:firstLine="0"/>
+              <w:jc w:val="left"/>
+            </w:pPr>
+            <w:r>
+              <w:rPr>
+                <w:rFonts w:ascii="Times New Roman" w:hAnsi="Times New Roman"/>
+                <w:b w:val="0"/>
+                <w:sz w:val="20"/>
               </w:rPr>
               <w:t>—</w:t>
             </w:r>
@@ -3181,37 +3929,18 @@
         </w:tc>
         <w:tc>
           <w:tcPr>
-            <w:tcW w:type="dxa" w:w="1169"/>
-          </w:tcPr>
-          <w:p>
-            <w:pPr>
-              <w:ind w:firstLine="0"/>
-              <w:jc w:val="left"/>
-            </w:pPr>
-            <w:r>
-              <w:rPr>
-                <w:rFonts w:ascii="Times New Roman" w:hAnsi="Times New Roman"/>
-                <w:b w:val="0"/>
-                <w:sz w:val="22"/>
-              </w:rPr>
-              <w:t>—</w:t>
-            </w:r>
-          </w:p>
-        </w:tc>
-        <w:tc>
-          <w:tcPr>
-            <w:tcW w:type="dxa" w:w="1169"/>
-          </w:tcPr>
-          <w:p>
-            <w:pPr>
-              <w:ind w:firstLine="0"/>
-              <w:jc w:val="left"/>
-            </w:pPr>
-            <w:r>
-              <w:rPr>
-                <w:rFonts w:ascii="Times New Roman" w:hAnsi="Times New Roman"/>
-                <w:b w:val="0"/>
-                <w:sz w:val="22"/>
+            <w:tcW w:type="dxa" w:w="850"/>
+          </w:tcPr>
+          <w:p>
+            <w:pPr>
+              <w:ind w:firstLine="0"/>
+              <w:jc w:val="left"/>
+            </w:pPr>
+            <w:r>
+              <w:rPr>
+                <w:rFonts w:ascii="Times New Roman" w:hAnsi="Times New Roman"/>
+                <w:b w:val="0"/>
+                <w:sz w:val="20"/>
               </w:rPr>
               <w:t>✓</w:t>
             </w:r>
@@ -3221,37 +3950,248 @@
       <w:tr>
         <w:tc>
           <w:tcPr>
-            <w:tcW w:type="dxa" w:w="1169"/>
-          </w:tcPr>
-          <w:p>
-            <w:pPr>
-              <w:ind w:firstLine="0"/>
-              <w:jc w:val="left"/>
-            </w:pPr>
-            <w:r>
-              <w:rPr>
-                <w:rFonts w:ascii="Times New Roman" w:hAnsi="Times New Roman"/>
-                <w:b w:val="0"/>
-                <w:sz w:val="22"/>
-              </w:rPr>
-              <w:t>Бесплатно</w:t>
-            </w:r>
-          </w:p>
-        </w:tc>
-        <w:tc>
-          <w:tcPr>
-            <w:tcW w:type="dxa" w:w="1169"/>
-          </w:tcPr>
-          <w:p>
-            <w:pPr>
-              <w:ind w:firstLine="0"/>
-              <w:jc w:val="left"/>
-            </w:pPr>
-            <w:r>
-              <w:rPr>
-                <w:rFonts w:ascii="Times New Roman" w:hAnsi="Times New Roman"/>
-                <w:b w:val="0"/>
-                <w:sz w:val="22"/>
+            <w:tcW w:type="dxa" w:w="850"/>
+          </w:tcPr>
+          <w:p>
+            <w:pPr>
+              <w:ind w:firstLine="0"/>
+              <w:jc w:val="left"/>
+            </w:pPr>
+            <w:r>
+              <w:rPr>
+                <w:rFonts w:ascii="Times New Roman" w:hAnsi="Times New Roman"/>
+                <w:b w:val="0"/>
+                <w:sz w:val="20"/>
+              </w:rPr>
+              <w:t>Поиск похожих (не только цитирования)</w:t>
+            </w:r>
+          </w:p>
+        </w:tc>
+        <w:tc>
+          <w:tcPr>
+            <w:tcW w:type="dxa" w:w="850"/>
+          </w:tcPr>
+          <w:p>
+            <w:pPr>
+              <w:ind w:firstLine="0"/>
+              <w:jc w:val="left"/>
+            </w:pPr>
+            <w:r>
+              <w:rPr>
+                <w:rFonts w:ascii="Times New Roman" w:hAnsi="Times New Roman"/>
+                <w:b w:val="0"/>
+                <w:sz w:val="20"/>
+              </w:rPr>
+              <w:t>—</w:t>
+            </w:r>
+          </w:p>
+        </w:tc>
+        <w:tc>
+          <w:tcPr>
+            <w:tcW w:type="dxa" w:w="850"/>
+          </w:tcPr>
+          <w:p>
+            <w:pPr>
+              <w:ind w:firstLine="0"/>
+              <w:jc w:val="left"/>
+            </w:pPr>
+            <w:r>
+              <w:rPr>
+                <w:rFonts w:ascii="Times New Roman" w:hAnsi="Times New Roman"/>
+                <w:b w:val="0"/>
+                <w:sz w:val="20"/>
+              </w:rPr>
+              <w:t>—</w:t>
+            </w:r>
+          </w:p>
+        </w:tc>
+        <w:tc>
+          <w:tcPr>
+            <w:tcW w:type="dxa" w:w="850"/>
+          </w:tcPr>
+          <w:p>
+            <w:pPr>
+              <w:ind w:firstLine="0"/>
+              <w:jc w:val="left"/>
+            </w:pPr>
+            <w:r>
+              <w:rPr>
+                <w:rFonts w:ascii="Times New Roman" w:hAnsi="Times New Roman"/>
+                <w:b w:val="0"/>
+                <w:sz w:val="20"/>
+              </w:rPr>
+              <w:t>Цит.</w:t>
+            </w:r>
+          </w:p>
+        </w:tc>
+        <w:tc>
+          <w:tcPr>
+            <w:tcW w:type="dxa" w:w="850"/>
+          </w:tcPr>
+          <w:p>
+            <w:pPr>
+              <w:ind w:firstLine="0"/>
+              <w:jc w:val="left"/>
+            </w:pPr>
+            <w:r>
+              <w:rPr>
+                <w:rFonts w:ascii="Times New Roman" w:hAnsi="Times New Roman"/>
+                <w:b w:val="0"/>
+                <w:sz w:val="20"/>
+              </w:rPr>
+              <w:t>—</w:t>
+            </w:r>
+          </w:p>
+        </w:tc>
+        <w:tc>
+          <w:tcPr>
+            <w:tcW w:type="dxa" w:w="850"/>
+          </w:tcPr>
+          <w:p>
+            <w:pPr>
+              <w:ind w:firstLine="0"/>
+              <w:jc w:val="left"/>
+            </w:pPr>
+            <w:r>
+              <w:rPr>
+                <w:rFonts w:ascii="Times New Roman" w:hAnsi="Times New Roman"/>
+                <w:b w:val="0"/>
+                <w:sz w:val="20"/>
+              </w:rPr>
+              <w:t>—</w:t>
+            </w:r>
+          </w:p>
+        </w:tc>
+        <w:tc>
+          <w:tcPr>
+            <w:tcW w:type="dxa" w:w="850"/>
+          </w:tcPr>
+          <w:p>
+            <w:pPr>
+              <w:ind w:firstLine="0"/>
+              <w:jc w:val="left"/>
+            </w:pPr>
+            <w:r>
+              <w:rPr>
+                <w:rFonts w:ascii="Times New Roman" w:hAnsi="Times New Roman"/>
+                <w:b w:val="0"/>
+                <w:sz w:val="20"/>
+              </w:rPr>
+              <w:t>—</w:t>
+            </w:r>
+          </w:p>
+        </w:tc>
+        <w:tc>
+          <w:tcPr>
+            <w:tcW w:type="dxa" w:w="850"/>
+          </w:tcPr>
+          <w:p>
+            <w:pPr>
+              <w:ind w:firstLine="0"/>
+              <w:jc w:val="left"/>
+            </w:pPr>
+            <w:r>
+              <w:rPr>
+                <w:rFonts w:ascii="Times New Roman" w:hAnsi="Times New Roman"/>
+                <w:b w:val="0"/>
+                <w:sz w:val="20"/>
+              </w:rPr>
+              <w:t>Цит.</w:t>
+            </w:r>
+          </w:p>
+        </w:tc>
+        <w:tc>
+          <w:tcPr>
+            <w:tcW w:type="dxa" w:w="850"/>
+          </w:tcPr>
+          <w:p>
+            <w:pPr>
+              <w:ind w:firstLine="0"/>
+              <w:jc w:val="left"/>
+            </w:pPr>
+            <w:r>
+              <w:rPr>
+                <w:rFonts w:ascii="Times New Roman" w:hAnsi="Times New Roman"/>
+                <w:b w:val="0"/>
+                <w:sz w:val="20"/>
+              </w:rPr>
+              <w:t>Цит.</w:t>
+            </w:r>
+          </w:p>
+        </w:tc>
+        <w:tc>
+          <w:tcPr>
+            <w:tcW w:type="dxa" w:w="850"/>
+          </w:tcPr>
+          <w:p>
+            <w:pPr>
+              <w:ind w:firstLine="0"/>
+              <w:jc w:val="left"/>
+            </w:pPr>
+            <w:r>
+              <w:rPr>
+                <w:rFonts w:ascii="Times New Roman" w:hAnsi="Times New Roman"/>
+                <w:b w:val="0"/>
+                <w:sz w:val="20"/>
+              </w:rPr>
+              <w:t>Цит.</w:t>
+            </w:r>
+          </w:p>
+        </w:tc>
+        <w:tc>
+          <w:tcPr>
+            <w:tcW w:type="dxa" w:w="850"/>
+          </w:tcPr>
+          <w:p>
+            <w:pPr>
+              <w:ind w:firstLine="0"/>
+              <w:jc w:val="left"/>
+            </w:pPr>
+            <w:r>
+              <w:rPr>
+                <w:rFonts w:ascii="Times New Roman" w:hAnsi="Times New Roman"/>
+                <w:b w:val="0"/>
+                <w:sz w:val="20"/>
+              </w:rPr>
+              <w:t>✓ (5 признаков)</w:t>
+            </w:r>
+          </w:p>
+        </w:tc>
+      </w:tr>
+      <w:tr>
+        <w:tc>
+          <w:tcPr>
+            <w:tcW w:type="dxa" w:w="850"/>
+          </w:tcPr>
+          <w:p>
+            <w:pPr>
+              <w:ind w:firstLine="0"/>
+              <w:jc w:val="left"/>
+            </w:pPr>
+            <w:r>
+              <w:rPr>
+                <w:rFonts w:ascii="Times New Roman" w:hAnsi="Times New Roman"/>
+                <w:b w:val="0"/>
+                <w:sz w:val="20"/>
+              </w:rPr>
+              <w:t>Работа с набором из 10 000+ статей</w:t>
+            </w:r>
+          </w:p>
+        </w:tc>
+        <w:tc>
+          <w:tcPr>
+            <w:tcW w:type="dxa" w:w="850"/>
+          </w:tcPr>
+          <w:p>
+            <w:pPr>
+              <w:ind w:firstLine="0"/>
+              <w:jc w:val="left"/>
+            </w:pPr>
+            <w:r>
+              <w:rPr>
+                <w:rFonts w:ascii="Times New Roman" w:hAnsi="Times New Roman"/>
+                <w:b w:val="0"/>
+                <w:sz w:val="20"/>
               </w:rPr>
               <w:t>✓</w:t>
             </w:r>
@@ -3259,18 +4199,18 @@
         </w:tc>
         <w:tc>
           <w:tcPr>
-            <w:tcW w:type="dxa" w:w="1169"/>
-          </w:tcPr>
-          <w:p>
-            <w:pPr>
-              <w:ind w:firstLine="0"/>
-              <w:jc w:val="left"/>
-            </w:pPr>
-            <w:r>
-              <w:rPr>
-                <w:rFonts w:ascii="Times New Roman" w:hAnsi="Times New Roman"/>
-                <w:b w:val="0"/>
-                <w:sz w:val="22"/>
+            <w:tcW w:type="dxa" w:w="850"/>
+          </w:tcPr>
+          <w:p>
+            <w:pPr>
+              <w:ind w:firstLine="0"/>
+              <w:jc w:val="left"/>
+            </w:pPr>
+            <w:r>
+              <w:rPr>
+                <w:rFonts w:ascii="Times New Roman" w:hAnsi="Times New Roman"/>
+                <w:b w:val="0"/>
+                <w:sz w:val="20"/>
               </w:rPr>
               <w:t>✓</w:t>
             </w:r>
@@ -3278,18 +4218,94 @@
         </w:tc>
         <w:tc>
           <w:tcPr>
-            <w:tcW w:type="dxa" w:w="1169"/>
-          </w:tcPr>
-          <w:p>
-            <w:pPr>
-              <w:ind w:firstLine="0"/>
-              <w:jc w:val="left"/>
-            </w:pPr>
-            <w:r>
-              <w:rPr>
-                <w:rFonts w:ascii="Times New Roman" w:hAnsi="Times New Roman"/>
-                <w:b w:val="0"/>
-                <w:sz w:val="22"/>
+            <w:tcW w:type="dxa" w:w="850"/>
+          </w:tcPr>
+          <w:p>
+            <w:pPr>
+              <w:ind w:firstLine="0"/>
+              <w:jc w:val="left"/>
+            </w:pPr>
+            <w:r>
+              <w:rPr>
+                <w:rFonts w:ascii="Times New Roman" w:hAnsi="Times New Roman"/>
+                <w:b w:val="0"/>
+                <w:sz w:val="20"/>
+              </w:rPr>
+              <w:t>—</w:t>
+            </w:r>
+          </w:p>
+        </w:tc>
+        <w:tc>
+          <w:tcPr>
+            <w:tcW w:type="dxa" w:w="850"/>
+          </w:tcPr>
+          <w:p>
+            <w:pPr>
+              <w:ind w:firstLine="0"/>
+              <w:jc w:val="left"/>
+            </w:pPr>
+            <w:r>
+              <w:rPr>
+                <w:rFonts w:ascii="Times New Roman" w:hAnsi="Times New Roman"/>
+                <w:b w:val="0"/>
+                <w:sz w:val="20"/>
+              </w:rPr>
+              <w:t>✓</w:t>
+            </w:r>
+          </w:p>
+        </w:tc>
+        <w:tc>
+          <w:tcPr>
+            <w:tcW w:type="dxa" w:w="850"/>
+          </w:tcPr>
+          <w:p>
+            <w:pPr>
+              <w:ind w:firstLine="0"/>
+              <w:jc w:val="left"/>
+            </w:pPr>
+            <w:r>
+              <w:rPr>
+                <w:rFonts w:ascii="Times New Roman" w:hAnsi="Times New Roman"/>
+                <w:b w:val="0"/>
+                <w:sz w:val="20"/>
+              </w:rPr>
+              <w:t>✓</w:t>
+            </w:r>
+          </w:p>
+        </w:tc>
+        <w:tc>
+          <w:tcPr>
+            <w:tcW w:type="dxa" w:w="850"/>
+          </w:tcPr>
+          <w:p>
+            <w:pPr>
+              <w:ind w:firstLine="0"/>
+              <w:jc w:val="left"/>
+            </w:pPr>
+            <w:r>
+              <w:rPr>
+                <w:rFonts w:ascii="Times New Roman" w:hAnsi="Times New Roman"/>
+                <w:b w:val="0"/>
+                <w:sz w:val="20"/>
+              </w:rPr>
+              <w:t>✓</w:t>
+            </w:r>
+          </w:p>
+        </w:tc>
+        <w:tc>
+          <w:tcPr>
+            <w:tcW w:type="dxa" w:w="850"/>
+          </w:tcPr>
+          <w:p>
+            <w:pPr>
+              <w:ind w:firstLine="0"/>
+              <w:jc w:val="left"/>
+            </w:pPr>
+            <w:r>
+              <w:rPr>
+                <w:rFonts w:ascii="Times New Roman" w:hAnsi="Times New Roman"/>
+                <w:b w:val="0"/>
+                <w:sz w:val="20"/>
               </w:rPr>
               <w:t>Частично</w:t>
             </w:r>
@@ -3297,37 +4313,210 @@
         </w:tc>
         <w:tc>
           <w:tcPr>
-            <w:tcW w:type="dxa" w:w="1169"/>
-          </w:tcPr>
-          <w:p>
-            <w:pPr>
-              <w:ind w:firstLine="0"/>
-              <w:jc w:val="left"/>
-            </w:pPr>
-            <w:r>
-              <w:rPr>
-                <w:rFonts w:ascii="Times New Roman" w:hAnsi="Times New Roman"/>
-                <w:b w:val="0"/>
-                <w:sz w:val="22"/>
+            <w:tcW w:type="dxa" w:w="850"/>
+          </w:tcPr>
+          <w:p>
+            <w:pPr>
+              <w:ind w:firstLine="0"/>
+              <w:jc w:val="left"/>
+            </w:pPr>
+            <w:r>
+              <w:rPr>
+                <w:rFonts w:ascii="Times New Roman" w:hAnsi="Times New Roman"/>
+                <w:b w:val="0"/>
+                <w:sz w:val="20"/>
+              </w:rPr>
+              <w:t>—</w:t>
+            </w:r>
+          </w:p>
+        </w:tc>
+        <w:tc>
+          <w:tcPr>
+            <w:tcW w:type="dxa" w:w="850"/>
+          </w:tcPr>
+          <w:p>
+            <w:pPr>
+              <w:ind w:firstLine="0"/>
+              <w:jc w:val="left"/>
+            </w:pPr>
+            <w:r>
+              <w:rPr>
+                <w:rFonts w:ascii="Times New Roman" w:hAnsi="Times New Roman"/>
+                <w:b w:val="0"/>
+                <w:sz w:val="20"/>
+              </w:rPr>
+              <w:t>—</w:t>
+            </w:r>
+          </w:p>
+        </w:tc>
+        <w:tc>
+          <w:tcPr>
+            <w:tcW w:type="dxa" w:w="850"/>
+          </w:tcPr>
+          <w:p>
+            <w:pPr>
+              <w:ind w:firstLine="0"/>
+              <w:jc w:val="left"/>
+            </w:pPr>
+            <w:r>
+              <w:rPr>
+                <w:rFonts w:ascii="Times New Roman" w:hAnsi="Times New Roman"/>
+                <w:b w:val="0"/>
+                <w:sz w:val="20"/>
               </w:rPr>
               <w:t>✓</w:t>
             </w:r>
           </w:p>
         </w:tc>
-        <w:tc>
-          <w:tcPr>
-            <w:tcW w:type="dxa" w:w="1169"/>
-          </w:tcPr>
-          <w:p>
-            <w:pPr>
-              <w:ind w:firstLine="0"/>
-              <w:jc w:val="left"/>
-            </w:pPr>
-            <w:r>
-              <w:rPr>
-                <w:rFonts w:ascii="Times New Roman" w:hAnsi="Times New Roman"/>
-                <w:b w:val="0"/>
-                <w:sz w:val="22"/>
+      </w:tr>
+      <w:tr>
+        <w:tc>
+          <w:tcPr>
+            <w:tcW w:type="dxa" w:w="850"/>
+          </w:tcPr>
+          <w:p>
+            <w:pPr>
+              <w:ind w:firstLine="0"/>
+              <w:jc w:val="left"/>
+            </w:pPr>
+            <w:r>
+              <w:rPr>
+                <w:rFonts w:ascii="Times New Roman" w:hAnsi="Times New Roman"/>
+                <w:b w:val="0"/>
+                <w:sz w:val="20"/>
+              </w:rPr>
+              <w:t>Тёмная тема</w:t>
+            </w:r>
+          </w:p>
+        </w:tc>
+        <w:tc>
+          <w:tcPr>
+            <w:tcW w:type="dxa" w:w="850"/>
+          </w:tcPr>
+          <w:p>
+            <w:pPr>
+              <w:ind w:firstLine="0"/>
+              <w:jc w:val="left"/>
+            </w:pPr>
+            <w:r>
+              <w:rPr>
+                <w:rFonts w:ascii="Times New Roman" w:hAnsi="Times New Roman"/>
+                <w:b w:val="0"/>
+                <w:sz w:val="20"/>
+              </w:rPr>
+              <w:t>—</w:t>
+            </w:r>
+          </w:p>
+        </w:tc>
+        <w:tc>
+          <w:tcPr>
+            <w:tcW w:type="dxa" w:w="850"/>
+          </w:tcPr>
+          <w:p>
+            <w:pPr>
+              <w:ind w:firstLine="0"/>
+              <w:jc w:val="left"/>
+            </w:pPr>
+            <w:r>
+              <w:rPr>
+                <w:rFonts w:ascii="Times New Roman" w:hAnsi="Times New Roman"/>
+                <w:b w:val="0"/>
+                <w:sz w:val="20"/>
+              </w:rPr>
+              <w:t>—</w:t>
+            </w:r>
+          </w:p>
+        </w:tc>
+        <w:tc>
+          <w:tcPr>
+            <w:tcW w:type="dxa" w:w="850"/>
+          </w:tcPr>
+          <w:p>
+            <w:pPr>
+              <w:ind w:firstLine="0"/>
+              <w:jc w:val="left"/>
+            </w:pPr>
+            <w:r>
+              <w:rPr>
+                <w:rFonts w:ascii="Times New Roman" w:hAnsi="Times New Roman"/>
+                <w:b w:val="0"/>
+                <w:sz w:val="20"/>
+              </w:rPr>
+              <w:t>—</w:t>
+            </w:r>
+          </w:p>
+        </w:tc>
+        <w:tc>
+          <w:tcPr>
+            <w:tcW w:type="dxa" w:w="850"/>
+          </w:tcPr>
+          <w:p>
+            <w:pPr>
+              <w:ind w:firstLine="0"/>
+              <w:jc w:val="left"/>
+            </w:pPr>
+            <w:r>
+              <w:rPr>
+                <w:rFonts w:ascii="Times New Roman" w:hAnsi="Times New Roman"/>
+                <w:b w:val="0"/>
+                <w:sz w:val="20"/>
+              </w:rPr>
+              <w:t>—</w:t>
+            </w:r>
+          </w:p>
+        </w:tc>
+        <w:tc>
+          <w:tcPr>
+            <w:tcW w:type="dxa" w:w="850"/>
+          </w:tcPr>
+          <w:p>
+            <w:pPr>
+              <w:ind w:firstLine="0"/>
+              <w:jc w:val="left"/>
+            </w:pPr>
+            <w:r>
+              <w:rPr>
+                <w:rFonts w:ascii="Times New Roman" w:hAnsi="Times New Roman"/>
+                <w:b w:val="0"/>
+                <w:sz w:val="20"/>
+              </w:rPr>
+              <w:t>—</w:t>
+            </w:r>
+          </w:p>
+        </w:tc>
+        <w:tc>
+          <w:tcPr>
+            <w:tcW w:type="dxa" w:w="850"/>
+          </w:tcPr>
+          <w:p>
+            <w:pPr>
+              <w:ind w:firstLine="0"/>
+              <w:jc w:val="left"/>
+            </w:pPr>
+            <w:r>
+              <w:rPr>
+                <w:rFonts w:ascii="Times New Roman" w:hAnsi="Times New Roman"/>
+                <w:b w:val="0"/>
+                <w:sz w:val="20"/>
+              </w:rPr>
+              <w:t>—</w:t>
+            </w:r>
+          </w:p>
+        </w:tc>
+        <w:tc>
+          <w:tcPr>
+            <w:tcW w:type="dxa" w:w="850"/>
+          </w:tcPr>
+          <w:p>
+            <w:pPr>
+              <w:ind w:firstLine="0"/>
+              <w:jc w:val="left"/>
+            </w:pPr>
+            <w:r>
+              <w:rPr>
+                <w:rFonts w:ascii="Times New Roman" w:hAnsi="Times New Roman"/>
+                <w:b w:val="0"/>
+                <w:sz w:val="20"/>
               </w:rPr>
               <w:t>✓</w:t>
             </w:r>
@@ -3335,18 +4524,37 @@
         </w:tc>
         <w:tc>
           <w:tcPr>
-            <w:tcW w:type="dxa" w:w="1169"/>
-          </w:tcPr>
-          <w:p>
-            <w:pPr>
-              <w:ind w:firstLine="0"/>
-              <w:jc w:val="left"/>
-            </w:pPr>
-            <w:r>
-              <w:rPr>
-                <w:rFonts w:ascii="Times New Roman" w:hAnsi="Times New Roman"/>
-                <w:b w:val="0"/>
-                <w:sz w:val="22"/>
+            <w:tcW w:type="dxa" w:w="850"/>
+          </w:tcPr>
+          <w:p>
+            <w:pPr>
+              <w:ind w:firstLine="0"/>
+              <w:jc w:val="left"/>
+            </w:pPr>
+            <w:r>
+              <w:rPr>
+                <w:rFonts w:ascii="Times New Roman" w:hAnsi="Times New Roman"/>
+                <w:b w:val="0"/>
+                <w:sz w:val="20"/>
+              </w:rPr>
+              <w:t>—</w:t>
+            </w:r>
+          </w:p>
+        </w:tc>
+        <w:tc>
+          <w:tcPr>
+            <w:tcW w:type="dxa" w:w="850"/>
+          </w:tcPr>
+          <w:p>
+            <w:pPr>
+              <w:ind w:firstLine="0"/>
+              <w:jc w:val="left"/>
+            </w:pPr>
+            <w:r>
+              <w:rPr>
+                <w:rFonts w:ascii="Times New Roman" w:hAnsi="Times New Roman"/>
+                <w:b w:val="0"/>
+                <w:sz w:val="20"/>
               </w:rPr>
               <w:t>✓</w:t>
             </w:r>
@@ -3354,18 +4562,18 @@
         </w:tc>
         <w:tc>
           <w:tcPr>
-            <w:tcW w:type="dxa" w:w="1169"/>
-          </w:tcPr>
-          <w:p>
-            <w:pPr>
-              <w:ind w:firstLine="0"/>
-              <w:jc w:val="left"/>
-            </w:pPr>
-            <w:r>
-              <w:rPr>
-                <w:rFonts w:ascii="Times New Roman" w:hAnsi="Times New Roman"/>
-                <w:b w:val="0"/>
-                <w:sz w:val="22"/>
+            <w:tcW w:type="dxa" w:w="850"/>
+          </w:tcPr>
+          <w:p>
+            <w:pPr>
+              <w:ind w:firstLine="0"/>
+              <w:jc w:val="left"/>
+            </w:pPr>
+            <w:r>
+              <w:rPr>
+                <w:rFonts w:ascii="Times New Roman" w:hAnsi="Times New Roman"/>
+                <w:b w:val="0"/>
+                <w:sz w:val="20"/>
               </w:rPr>
               <w:t>✓</w:t>
             </w:r>
@@ -3386,7 +4594,7 @@
           <w:b/>
           <w:sz w:val="28"/>
         </w:rPr>
-        <w:t>1.8. Анализ публикационной активности на реальных данных</w:t>
+        <w:t>1.11. Анализ публикационной активности на реальных данных</w:t>
       </w:r>
     </w:p>
     <w:p>
@@ -3442,7 +4650,7 @@
               <w:rPr>
                 <w:rFonts w:ascii="Times New Roman" w:hAnsi="Times New Roman"/>
                 <w:b/>
-                <w:sz w:val="22"/>
+                <w:sz w:val="20"/>
               </w:rPr>
               <w:t>Период</w:t>
             </w:r>
@@ -3461,7 +4669,7 @@
               <w:rPr>
                 <w:rFonts w:ascii="Times New Roman" w:hAnsi="Times New Roman"/>
                 <w:b/>
-                <w:sz w:val="22"/>
+                <w:sz w:val="20"/>
               </w:rPr>
               <w:t>Публикаций</w:t>
             </w:r>
@@ -3480,7 +4688,7 @@
               <w:rPr>
                 <w:rFonts w:ascii="Times New Roman" w:hAnsi="Times New Roman"/>
                 <w:b/>
-                <w:sz w:val="22"/>
+                <w:sz w:val="20"/>
               </w:rPr>
               <w:t>Примечание</w:t>
             </w:r>
@@ -3501,7 +4709,7 @@
               <w:rPr>
                 <w:rFonts w:ascii="Times New Roman" w:hAnsi="Times New Roman"/>
                 <w:b w:val="0"/>
-                <w:sz w:val="22"/>
+                <w:sz w:val="20"/>
               </w:rPr>
               <w:t>2000–2012</w:t>
             </w:r>
@@ -3520,7 +4728,7 @@
               <w:rPr>
                 <w:rFonts w:ascii="Times New Roman" w:hAnsi="Times New Roman"/>
                 <w:b w:val="0"/>
-                <w:sz w:val="22"/>
+                <w:sz w:val="20"/>
               </w:rPr>
               <w:t>292</w:t>
             </w:r>
@@ -3539,7 +4747,7 @@
               <w:rPr>
                 <w:rFonts w:ascii="Times New Roman" w:hAnsi="Times New Roman"/>
                 <w:b w:val="0"/>
-                <w:sz w:val="22"/>
+                <w:sz w:val="20"/>
               </w:rPr>
               <w:t>базовый уровень</w:t>
             </w:r>
@@ -3560,7 +4768,7 @@
               <w:rPr>
                 <w:rFonts w:ascii="Times New Roman" w:hAnsi="Times New Roman"/>
                 <w:b w:val="0"/>
-                <w:sz w:val="22"/>
+                <w:sz w:val="20"/>
               </w:rPr>
               <w:t>2013–2024</w:t>
             </w:r>
@@ -3579,7 +4787,7 @@
               <w:rPr>
                 <w:rFonts w:ascii="Times New Roman" w:hAnsi="Times New Roman"/>
                 <w:b w:val="0"/>
-                <w:sz w:val="22"/>
+                <w:sz w:val="20"/>
               </w:rPr>
               <w:t>176</w:t>
             </w:r>
@@ -3598,7 +4806,7 @@
               <w:rPr>
                 <w:rFonts w:ascii="Times New Roman" w:hAnsi="Times New Roman"/>
                 <w:b w:val="0"/>
-                <w:sz w:val="22"/>
+                <w:sz w:val="20"/>
               </w:rPr>
               <w:t>−40% (эффект задержки индексации)</w:t>
             </w:r>
@@ -3619,7 +4827,7 @@
               <w:rPr>
                 <w:rFonts w:ascii="Times New Roman" w:hAnsi="Times New Roman"/>
                 <w:b w:val="0"/>
-                <w:sz w:val="22"/>
+                <w:sz w:val="20"/>
               </w:rPr>
               <w:t>Пик</w:t>
             </w:r>
@@ -3638,7 +4846,7 @@
               <w:rPr>
                 <w:rFonts w:ascii="Times New Roman" w:hAnsi="Times New Roman"/>
                 <w:b w:val="0"/>
-                <w:sz w:val="22"/>
+                <w:sz w:val="20"/>
               </w:rPr>
               <w:t>39 (2009)</w:t>
             </w:r>
@@ -3657,7 +4865,7 @@
               <w:rPr>
                 <w:rFonts w:ascii="Times New Roman" w:hAnsi="Times New Roman"/>
                 <w:b w:val="0"/>
-                <w:sz w:val="22"/>
+                <w:sz w:val="20"/>
               </w:rPr>
               <w:t>максимальный год в выборке</w:t>
             </w:r>
@@ -3733,7 +4941,7 @@
               <w:rPr>
                 <w:rFonts w:ascii="Times New Roman" w:hAnsi="Times New Roman"/>
                 <w:b/>
-                <w:sz w:val="22"/>
+                <w:sz w:val="20"/>
               </w:rPr>
               <w:t>Тип темы</w:t>
             </w:r>
@@ -3752,7 +4960,7 @@
               <w:rPr>
                 <w:rFonts w:ascii="Times New Roman" w:hAnsi="Times New Roman"/>
                 <w:b/>
-                <w:sz w:val="22"/>
+                <w:sz w:val="20"/>
               </w:rPr>
               <w:t>Критерий</w:t>
             </w:r>
@@ -3771,7 +4979,7 @@
               <w:rPr>
                 <w:rFonts w:ascii="Times New Roman" w:hAnsi="Times New Roman"/>
                 <w:b/>
-                <w:sz w:val="22"/>
+                <w:sz w:val="20"/>
               </w:rPr>
               <w:t>Интерпретация</w:t>
             </w:r>
@@ -3792,7 +5000,7 @@
               <w:rPr>
                 <w:rFonts w:ascii="Times New Roman" w:hAnsi="Times New Roman"/>
                 <w:b w:val="0"/>
-                <w:sz w:val="22"/>
+                <w:sz w:val="20"/>
               </w:rPr>
               <w:t>Устойчивая</w:t>
             </w:r>
@@ -3811,7 +5019,7 @@
               <w:rPr>
                 <w:rFonts w:ascii="Times New Roman" w:hAnsi="Times New Roman"/>
                 <w:b w:val="0"/>
-                <w:sz w:val="22"/>
+                <w:sz w:val="20"/>
               </w:rPr>
               <w:t>≥20% публикаций журнала</w:t>
             </w:r>
@@ -3830,7 +5038,7 @@
               <w:rPr>
                 <w:rFonts w:ascii="Times New Roman" w:hAnsi="Times New Roman"/>
                 <w:b w:val="0"/>
-                <w:sz w:val="22"/>
+                <w:sz w:val="20"/>
               </w:rPr>
               <w:t>Ядро тематики издания</w:t>
             </w:r>
@@ -3851,7 +5059,7 @@
               <w:rPr>
                 <w:rFonts w:ascii="Times New Roman" w:hAnsi="Times New Roman"/>
                 <w:b w:val="0"/>
-                <w:sz w:val="22"/>
+                <w:sz w:val="20"/>
               </w:rPr>
               <w:t>Ядерная</w:t>
             </w:r>
@@ -3870,7 +5078,7 @@
               <w:rPr>
                 <w:rFonts w:ascii="Times New Roman" w:hAnsi="Times New Roman"/>
                 <w:b w:val="0"/>
-                <w:sz w:val="22"/>
+                <w:sz w:val="20"/>
               </w:rPr>
               <w:t>10–19%</w:t>
             </w:r>
@@ -3889,7 +5097,7 @@
               <w:rPr>
                 <w:rFonts w:ascii="Times New Roman" w:hAnsi="Times New Roman"/>
                 <w:b w:val="0"/>
-                <w:sz w:val="22"/>
+                <w:sz w:val="20"/>
               </w:rPr>
               <w:t>Регулярная, но не доминирующая тема</w:t>
             </w:r>
@@ -3910,7 +5118,7 @@
               <w:rPr>
                 <w:rFonts w:ascii="Times New Roman" w:hAnsi="Times New Roman"/>
                 <w:b w:val="0"/>
-                <w:sz w:val="22"/>
+                <w:sz w:val="20"/>
               </w:rPr>
               <w:t>Периферийная</w:t>
             </w:r>
@@ -3929,7 +5137,7 @@
               <w:rPr>
                 <w:rFonts w:ascii="Times New Roman" w:hAnsi="Times New Roman"/>
                 <w:b w:val="0"/>
-                <w:sz w:val="22"/>
+                <w:sz w:val="20"/>
               </w:rPr>
               <w:t>1 упоминание</w:t>
             </w:r>
@@ -3948,7 +5156,7 @@
               <w:rPr>
                 <w:rFonts w:ascii="Times New Roman" w:hAnsi="Times New Roman"/>
                 <w:b w:val="0"/>
-                <w:sz w:val="22"/>
+                <w:sz w:val="20"/>
               </w:rPr>
               <w:t>Случайная или смежная тема</w:t>
             </w:r>
@@ -3997,7 +5205,7 @@
               <w:rPr>
                 <w:rFonts w:ascii="Times New Roman" w:hAnsi="Times New Roman"/>
                 <w:b/>
-                <w:sz w:val="22"/>
+                <w:sz w:val="20"/>
               </w:rPr>
               <w:t>Журнал</w:t>
             </w:r>
@@ -4016,7 +5224,7 @@
               <w:rPr>
                 <w:rFonts w:ascii="Times New Roman" w:hAnsi="Times New Roman"/>
                 <w:b/>
-                <w:sz w:val="22"/>
+                <w:sz w:val="20"/>
               </w:rPr>
               <w:t>Публ.</w:t>
             </w:r>
@@ -4035,7 +5243,7 @@
               <w:rPr>
                 <w:rFonts w:ascii="Times New Roman" w:hAnsi="Times New Roman"/>
                 <w:b/>
-                <w:sz w:val="22"/>
+                <w:sz w:val="20"/>
               </w:rPr>
               <w:t>Устойчивые темы (примеры)</w:t>
             </w:r>
@@ -4054,7 +5262,7 @@
               <w:rPr>
                 <w:rFonts w:ascii="Times New Roman" w:hAnsi="Times New Roman"/>
                 <w:b/>
-                <w:sz w:val="22"/>
+                <w:sz w:val="20"/>
               </w:rPr>
               <w:t>Периф.</w:t>
             </w:r>
@@ -4075,7 +5283,7 @@
               <w:rPr>
                 <w:rFonts w:ascii="Times New Roman" w:hAnsi="Times New Roman"/>
                 <w:b w:val="0"/>
-                <w:sz w:val="22"/>
+                <w:sz w:val="20"/>
               </w:rPr>
               <w:t>CA Cancer Journal</w:t>
             </w:r>
@@ -4094,7 +5302,7 @@
               <w:rPr>
                 <w:rFonts w:ascii="Times New Roman" w:hAnsi="Times New Roman"/>
                 <w:b w:val="0"/>
-                <w:sz w:val="22"/>
+                <w:sz w:val="20"/>
               </w:rPr>
               <w:t>14</w:t>
             </w:r>
@@ -4113,7 +5321,7 @@
               <w:rPr>
                 <w:rFonts w:ascii="Times New Roman" w:hAnsi="Times New Roman"/>
                 <w:b w:val="0"/>
-                <w:sz w:val="22"/>
+                <w:sz w:val="20"/>
               </w:rPr>
               <w:t>Global Cancer Incidence (100%), Colorectal Screening (79%)</w:t>
             </w:r>
@@ -4132,7 +5340,7 @@
               <w:rPr>
                 <w:rFonts w:ascii="Times New Roman" w:hAnsi="Times New Roman"/>
                 <w:b w:val="0"/>
-                <w:sz w:val="22"/>
+                <w:sz w:val="20"/>
               </w:rPr>
               <w:t>4</w:t>
             </w:r>
@@ -4153,7 +5361,7 @@
               <w:rPr>
                 <w:rFonts w:ascii="Times New Roman" w:hAnsi="Times New Roman"/>
                 <w:b w:val="0"/>
-                <w:sz w:val="22"/>
+                <w:sz w:val="20"/>
               </w:rPr>
               <w:t>Bioinformatics</w:t>
             </w:r>
@@ -4172,7 +5380,7 @@
               <w:rPr>
                 <w:rFonts w:ascii="Times New Roman" w:hAnsi="Times New Roman"/>
                 <w:b w:val="0"/>
-                <w:sz w:val="22"/>
+                <w:sz w:val="20"/>
               </w:rPr>
               <w:t>21</w:t>
             </w:r>
@@ -4191,7 +5399,7 @@
               <w:rPr>
                 <w:rFonts w:ascii="Times New Roman" w:hAnsi="Times New Roman"/>
                 <w:b w:val="0"/>
-                <w:sz w:val="22"/>
+                <w:sz w:val="20"/>
               </w:rPr>
               <w:t>Genomics &amp; Phylogenetic Studies (90%)</w:t>
             </w:r>
@@ -4210,7 +5418,7 @@
               <w:rPr>
                 <w:rFonts w:ascii="Times New Roman" w:hAnsi="Times New Roman"/>
                 <w:b w:val="0"/>
-                <w:sz w:val="22"/>
+                <w:sz w:val="20"/>
               </w:rPr>
               <w:t>9</w:t>
             </w:r>
@@ -4231,7 +5439,7 @@
               <w:rPr>
                 <w:rFonts w:ascii="Times New Roman" w:hAnsi="Times New Roman"/>
                 <w:b w:val="0"/>
-                <w:sz w:val="22"/>
+                <w:sz w:val="20"/>
               </w:rPr>
               <w:t>BMJ</w:t>
             </w:r>
@@ -4250,7 +5458,7 @@
               <w:rPr>
                 <w:rFonts w:ascii="Times New Roman" w:hAnsi="Times New Roman"/>
                 <w:b w:val="0"/>
-                <w:sz w:val="22"/>
+                <w:sz w:val="20"/>
               </w:rPr>
               <w:t>11</w:t>
             </w:r>
@@ -4269,7 +5477,7 @@
               <w:rPr>
                 <w:rFonts w:ascii="Times New Roman" w:hAnsi="Times New Roman"/>
                 <w:b w:val="0"/>
-                <w:sz w:val="22"/>
+                <w:sz w:val="20"/>
               </w:rPr>
               <w:t>Meta-analysis &amp; Systematic Reviews (91%)</w:t>
             </w:r>
@@ -4288,7 +5496,7 @@
               <w:rPr>
                 <w:rFonts w:ascii="Times New Roman" w:hAnsi="Times New Roman"/>
                 <w:b w:val="0"/>
-                <w:sz w:val="22"/>
+                <w:sz w:val="20"/>
               </w:rPr>
               <w:t>9</w:t>
             </w:r>
@@ -4309,7 +5517,7 @@
               <w:rPr>
                 <w:rFonts w:ascii="Times New Roman" w:hAnsi="Times New Roman"/>
                 <w:b w:val="0"/>
-                <w:sz w:val="22"/>
+                <w:sz w:val="20"/>
               </w:rPr>
               <w:t>Physical Review B</w:t>
             </w:r>
@@ -4328,7 +5536,7 @@
               <w:rPr>
                 <w:rFonts w:ascii="Times New Roman" w:hAnsi="Times New Roman"/>
                 <w:b w:val="0"/>
-                <w:sz w:val="22"/>
+                <w:sz w:val="20"/>
               </w:rPr>
               <w:t>13</w:t>
             </w:r>
@@ -4347,7 +5555,7 @@
               <w:rPr>
                 <w:rFonts w:ascii="Times New Roman" w:hAnsi="Times New Roman"/>
                 <w:b w:val="0"/>
-                <w:sz w:val="22"/>
+                <w:sz w:val="20"/>
               </w:rPr>
               <w:t>Advanced Chemical Physics (85%)</w:t>
             </w:r>
@@ -4366,7 +5574,7 @@
               <w:rPr>
                 <w:rFonts w:ascii="Times New Roman" w:hAnsi="Times New Roman"/>
                 <w:b w:val="0"/>
-                <w:sz w:val="22"/>
+                <w:sz w:val="20"/>
               </w:rPr>
               <w:t>9</w:t>
             </w:r>
@@ -4387,7 +5595,7 @@
               <w:rPr>
                 <w:rFonts w:ascii="Times New Roman" w:hAnsi="Times New Roman"/>
                 <w:b w:val="0"/>
-                <w:sz w:val="22"/>
+                <w:sz w:val="20"/>
               </w:rPr>
               <w:t>J. Chemical Physics</w:t>
             </w:r>
@@ -4406,7 +5614,7 @@
               <w:rPr>
                 <w:rFonts w:ascii="Times New Roman" w:hAnsi="Times New Roman"/>
                 <w:b w:val="0"/>
-                <w:sz w:val="22"/>
+                <w:sz w:val="20"/>
               </w:rPr>
               <w:t>16</w:t>
             </w:r>
@@ -4425,7 +5633,7 @@
               <w:rPr>
                 <w:rFonts w:ascii="Times New Roman" w:hAnsi="Times New Roman"/>
                 <w:b w:val="0"/>
-                <w:sz w:val="22"/>
+                <w:sz w:val="20"/>
               </w:rPr>
               <w:t>Chemical Physics (62%), Spectroscopy (56%)</w:t>
             </w:r>
@@ -4444,7 +5652,7 @@
               <w:rPr>
                 <w:rFonts w:ascii="Times New Roman" w:hAnsi="Times New Roman"/>
                 <w:b w:val="0"/>
-                <w:sz w:val="22"/>
+                <w:sz w:val="20"/>
               </w:rPr>
               <w:t>11</w:t>
             </w:r>
@@ -4465,7 +5673,7 @@
               <w:rPr>
                 <w:rFonts w:ascii="Times New Roman" w:hAnsi="Times New Roman"/>
                 <w:b w:val="0"/>
-                <w:sz w:val="22"/>
+                <w:sz w:val="20"/>
               </w:rPr>
               <w:t>Nucleic Acids Research</w:t>
             </w:r>
@@ -4484,7 +5692,7 @@
               <w:rPr>
                 <w:rFonts w:ascii="Times New Roman" w:hAnsi="Times New Roman"/>
                 <w:b w:val="0"/>
-                <w:sz w:val="22"/>
+                <w:sz w:val="20"/>
               </w:rPr>
               <w:t>13</w:t>
             </w:r>
@@ -4503,7 +5711,7 @@
               <w:rPr>
                 <w:rFonts w:ascii="Times New Roman" w:hAnsi="Times New Roman"/>
                 <w:b w:val="0"/>
-                <w:sz w:val="22"/>
+                <w:sz w:val="20"/>
               </w:rPr>
               <w:t>Genomics (54%), Bioinformatics Networks (31%)</w:t>
             </w:r>
@@ -4522,7 +5730,7 @@
               <w:rPr>
                 <w:rFonts w:ascii="Times New Roman" w:hAnsi="Times New Roman"/>
                 <w:b w:val="0"/>
-                <w:sz w:val="22"/>
+                <w:sz w:val="20"/>
               </w:rPr>
               <w:t>13</w:t>
             </w:r>
@@ -4543,7 +5751,7 @@
               <w:rPr>
                 <w:rFonts w:ascii="Times New Roman" w:hAnsi="Times New Roman"/>
                 <w:b w:val="0"/>
-                <w:sz w:val="22"/>
+                <w:sz w:val="20"/>
               </w:rPr>
               <w:t>Nature</w:t>
             </w:r>
@@ -4562,7 +5770,7 @@
               <w:rPr>
                 <w:rFonts w:ascii="Times New Roman" w:hAnsi="Times New Roman"/>
                 <w:b w:val="0"/>
-                <w:sz w:val="22"/>
+                <w:sz w:val="20"/>
               </w:rPr>
               <w:t>24</w:t>
             </w:r>
@@ -4581,7 +5789,7 @@
               <w:rPr>
                 <w:rFonts w:ascii="Times New Roman" w:hAnsi="Times New Roman"/>
                 <w:b w:val="0"/>
-                <w:sz w:val="22"/>
+                <w:sz w:val="20"/>
               </w:rPr>
               <w:t>нет (мультидисциплинарный)</w:t>
             </w:r>
@@ -4600,7 +5808,7 @@
               <w:rPr>
                 <w:rFonts w:ascii="Times New Roman" w:hAnsi="Times New Roman"/>
                 <w:b w:val="0"/>
-                <w:sz w:val="22"/>
+                <w:sz w:val="20"/>
               </w:rPr>
               <w:t>51</w:t>
             </w:r>
@@ -4621,7 +5829,7 @@
               <w:rPr>
                 <w:rFonts w:ascii="Times New Roman" w:hAnsi="Times New Roman"/>
                 <w:b w:val="0"/>
-                <w:sz w:val="22"/>
+                <w:sz w:val="20"/>
               </w:rPr>
               <w:t>Science</w:t>
             </w:r>
@@ -4640,7 +5848,7 @@
               <w:rPr>
                 <w:rFonts w:ascii="Times New Roman" w:hAnsi="Times New Roman"/>
                 <w:b w:val="0"/>
-                <w:sz w:val="22"/>
+                <w:sz w:val="20"/>
               </w:rPr>
               <w:t>17</w:t>
             </w:r>
@@ -4659,7 +5867,7 @@
               <w:rPr>
                 <w:rFonts w:ascii="Times New Roman" w:hAnsi="Times New Roman"/>
                 <w:b w:val="0"/>
-                <w:sz w:val="22"/>
+                <w:sz w:val="20"/>
               </w:rPr>
               <w:t>нет (мультидисциплинарный)</w:t>
             </w:r>
@@ -4678,7 +5886,7 @@
               <w:rPr>
                 <w:rFonts w:ascii="Times New Roman" w:hAnsi="Times New Roman"/>
                 <w:b w:val="0"/>
-                <w:sz w:val="22"/>
+                <w:sz w:val="20"/>
               </w:rPr>
               <w:t>35</w:t>
             </w:r>
@@ -4699,7 +5907,7 @@
               <w:rPr>
                 <w:rFonts w:ascii="Times New Roman" w:hAnsi="Times New Roman"/>
                 <w:b w:val="0"/>
-                <w:sz w:val="22"/>
+                <w:sz w:val="20"/>
               </w:rPr>
               <w:t>Choice Reviews Online</w:t>
             </w:r>
@@ -4718,7 +5926,7 @@
               <w:rPr>
                 <w:rFonts w:ascii="Times New Roman" w:hAnsi="Times New Roman"/>
                 <w:b w:val="0"/>
-                <w:sz w:val="22"/>
+                <w:sz w:val="20"/>
               </w:rPr>
               <w:t>14</w:t>
             </w:r>
@@ -4737,7 +5945,7 @@
               <w:rPr>
                 <w:rFonts w:ascii="Times New Roman" w:hAnsi="Times New Roman"/>
                 <w:b w:val="0"/>
-                <w:sz w:val="22"/>
+                <w:sz w:val="20"/>
               </w:rPr>
               <w:t>нет (обзорный)</w:t>
             </w:r>
@@ -4756,7 +5964,7 @@
               <w:rPr>
                 <w:rFonts w:ascii="Times New Roman" w:hAnsi="Times New Roman"/>
                 <w:b w:val="0"/>
-                <w:sz w:val="22"/>
+                <w:sz w:val="20"/>
               </w:rPr>
               <w:t>28</w:t>
             </w:r>
@@ -4805,7 +6013,7 @@
               <w:rPr>
                 <w:rFonts w:ascii="Times New Roman" w:hAnsi="Times New Roman"/>
                 <w:b/>
-                <w:sz w:val="22"/>
+                <w:sz w:val="20"/>
               </w:rPr>
               <w:t>Тема</w:t>
             </w:r>
@@ -4824,7 +6032,7 @@
               <w:rPr>
                 <w:rFonts w:ascii="Times New Roman" w:hAnsi="Times New Roman"/>
                 <w:b/>
-                <w:sz w:val="22"/>
+                <w:sz w:val="20"/>
               </w:rPr>
               <w:t>2000–2012</w:t>
             </w:r>
@@ -4843,7 +6051,7 @@
               <w:rPr>
                 <w:rFonts w:ascii="Times New Roman" w:hAnsi="Times New Roman"/>
                 <w:b/>
-                <w:sz w:val="22"/>
+                <w:sz w:val="20"/>
               </w:rPr>
               <w:t>2013–2024</w:t>
             </w:r>
@@ -4862,7 +6070,7 @@
               <w:rPr>
                 <w:rFonts w:ascii="Times New Roman" w:hAnsi="Times New Roman"/>
                 <w:b/>
-                <w:sz w:val="22"/>
+                <w:sz w:val="20"/>
               </w:rPr>
               <w:t>Динамика</w:t>
             </w:r>
@@ -4883,7 +6091,7 @@
               <w:rPr>
                 <w:rFonts w:ascii="Times New Roman" w:hAnsi="Times New Roman"/>
                 <w:b w:val="0"/>
-                <w:sz w:val="22"/>
+                <w:sz w:val="20"/>
               </w:rPr>
               <w:t>Advanced Neural Network Applications</w:t>
             </w:r>
@@ -4902,7 +6110,7 @@
               <w:rPr>
                 <w:rFonts w:ascii="Times New Roman" w:hAnsi="Times New Roman"/>
                 <w:b w:val="0"/>
-                <w:sz w:val="22"/>
+                <w:sz w:val="20"/>
               </w:rPr>
               <w:t>0</w:t>
             </w:r>
@@ -4921,7 +6129,7 @@
               <w:rPr>
                 <w:rFonts w:ascii="Times New Roman" w:hAnsi="Times New Roman"/>
                 <w:b w:val="0"/>
-                <w:sz w:val="22"/>
+                <w:sz w:val="20"/>
               </w:rPr>
               <w:t>25</w:t>
             </w:r>
@@ -4940,7 +6148,7 @@
               <w:rPr>
                 <w:rFonts w:ascii="Times New Roman" w:hAnsi="Times New Roman"/>
                 <w:b w:val="0"/>
-                <w:sz w:val="22"/>
+                <w:sz w:val="20"/>
               </w:rPr>
               <w:t>новая тема</w:t>
             </w:r>
@@ -4961,7 +6169,7 @@
               <w:rPr>
                 <w:rFonts w:ascii="Times New Roman" w:hAnsi="Times New Roman"/>
                 <w:b w:val="0"/>
-                <w:sz w:val="22"/>
+                <w:sz w:val="20"/>
               </w:rPr>
               <w:t>COVID-19 Clinical Research</w:t>
             </w:r>
@@ -4980,7 +6188,7 @@
               <w:rPr>
                 <w:rFonts w:ascii="Times New Roman" w:hAnsi="Times New Roman"/>
                 <w:b w:val="0"/>
-                <w:sz w:val="22"/>
+                <w:sz w:val="20"/>
               </w:rPr>
               <w:t>0</w:t>
             </w:r>
@@ -4999,7 +6207,7 @@
               <w:rPr>
                 <w:rFonts w:ascii="Times New Roman" w:hAnsi="Times New Roman"/>
                 <w:b w:val="0"/>
-                <w:sz w:val="22"/>
+                <w:sz w:val="20"/>
               </w:rPr>
               <w:t>10</w:t>
             </w:r>
@@ -5018,7 +6226,7 @@
               <w:rPr>
                 <w:rFonts w:ascii="Times New Roman" w:hAnsi="Times New Roman"/>
                 <w:b w:val="0"/>
-                <w:sz w:val="22"/>
+                <w:sz w:val="20"/>
               </w:rPr>
               <w:t>новая тема</w:t>
             </w:r>
@@ -5039,7 +6247,7 @@
               <w:rPr>
                 <w:rFonts w:ascii="Times New Roman" w:hAnsi="Times New Roman"/>
                 <w:b w:val="0"/>
-                <w:sz w:val="22"/>
+                <w:sz w:val="20"/>
               </w:rPr>
               <w:t>Domain Adaptation &amp; Few-Shot Learning</w:t>
             </w:r>
@@ -5058,7 +6266,7 @@
               <w:rPr>
                 <w:rFonts w:ascii="Times New Roman" w:hAnsi="Times New Roman"/>
                 <w:b w:val="0"/>
-                <w:sz w:val="22"/>
+                <w:sz w:val="20"/>
               </w:rPr>
               <w:t>3</w:t>
             </w:r>
@@ -5077,7 +6285,7 @@
               <w:rPr>
                 <w:rFonts w:ascii="Times New Roman" w:hAnsi="Times New Roman"/>
                 <w:b w:val="0"/>
-                <w:sz w:val="22"/>
+                <w:sz w:val="20"/>
               </w:rPr>
               <w:t>15</w:t>
             </w:r>
@@ -5096,7 +6304,7 @@
               <w:rPr>
                 <w:rFonts w:ascii="Times New Roman" w:hAnsi="Times New Roman"/>
                 <w:b w:val="0"/>
-                <w:sz w:val="22"/>
+                <w:sz w:val="20"/>
               </w:rPr>
               <w:t>×4.8</w:t>
             </w:r>
@@ -5117,7 +6325,7 @@
               <w:rPr>
                 <w:rFonts w:ascii="Times New Roman" w:hAnsi="Times New Roman"/>
                 <w:b w:val="0"/>
-                <w:sz w:val="22"/>
+                <w:sz w:val="20"/>
               </w:rPr>
               <w:t>Global Cancer Incidence &amp; Screening</w:t>
             </w:r>
@@ -5136,7 +6344,7 @@
               <w:rPr>
                 <w:rFonts w:ascii="Times New Roman" w:hAnsi="Times New Roman"/>
                 <w:b w:val="0"/>
-                <w:sz w:val="22"/>
+                <w:sz w:val="20"/>
               </w:rPr>
               <w:t>3</w:t>
             </w:r>
@@ -5155,7 +6363,7 @@
               <w:rPr>
                 <w:rFonts w:ascii="Times New Roman" w:hAnsi="Times New Roman"/>
                 <w:b w:val="0"/>
-                <w:sz w:val="22"/>
+                <w:sz w:val="20"/>
               </w:rPr>
               <w:t>13</w:t>
             </w:r>
@@ -5174,7 +6382,7 @@
               <w:rPr>
                 <w:rFonts w:ascii="Times New Roman" w:hAnsi="Times New Roman"/>
                 <w:b w:val="0"/>
-                <w:sz w:val="22"/>
+                <w:sz w:val="20"/>
               </w:rPr>
               <w:t>×4.2</w:t>
             </w:r>
@@ -5195,7 +6403,7 @@
               <w:rPr>
                 <w:rFonts w:ascii="Times New Roman" w:hAnsi="Times New Roman"/>
                 <w:b w:val="0"/>
-                <w:sz w:val="22"/>
+                <w:sz w:val="20"/>
               </w:rPr>
               <w:t>Advanced Chemical Physics Studies</w:t>
             </w:r>
@@ -5214,7 +6422,7 @@
               <w:rPr>
                 <w:rFonts w:ascii="Times New Roman" w:hAnsi="Times New Roman"/>
                 <w:b w:val="0"/>
-                <w:sz w:val="22"/>
+                <w:sz w:val="20"/>
               </w:rPr>
               <w:t>10</w:t>
             </w:r>
@@ -5233,7 +6441,7 @@
               <w:rPr>
                 <w:rFonts w:ascii="Times New Roman" w:hAnsi="Times New Roman"/>
                 <w:b w:val="0"/>
-                <w:sz w:val="22"/>
+                <w:sz w:val="20"/>
               </w:rPr>
               <w:t>0</w:t>
             </w:r>
@@ -5252,7 +6460,7 @@
               <w:rPr>
                 <w:rFonts w:ascii="Times New Roman" w:hAnsi="Times New Roman"/>
                 <w:b w:val="0"/>
-                <w:sz w:val="22"/>
+                <w:sz w:val="20"/>
               </w:rPr>
               <w:t>исчезла</w:t>
             </w:r>
@@ -5273,7 +6481,7 @@
               <w:rPr>
                 <w:rFonts w:ascii="Times New Roman" w:hAnsi="Times New Roman"/>
                 <w:b w:val="0"/>
-                <w:sz w:val="22"/>
+                <w:sz w:val="20"/>
               </w:rPr>
               <w:t>Graphene research and applications</w:t>
             </w:r>
@@ -5292,7 +6500,7 @@
               <w:rPr>
                 <w:rFonts w:ascii="Times New Roman" w:hAnsi="Times New Roman"/>
                 <w:b w:val="0"/>
-                <w:sz w:val="22"/>
+                <w:sz w:val="20"/>
               </w:rPr>
               <w:t>8</w:t>
             </w:r>
@@ -5311,7 +6519,7 @@
               <w:rPr>
                 <w:rFonts w:ascii="Times New Roman" w:hAnsi="Times New Roman"/>
                 <w:b w:val="0"/>
-                <w:sz w:val="22"/>
+                <w:sz w:val="20"/>
               </w:rPr>
               <w:t>0</w:t>
             </w:r>
@@ -5330,7 +6538,7 @@
               <w:rPr>
                 <w:rFonts w:ascii="Times New Roman" w:hAnsi="Times New Roman"/>
                 <w:b w:val="0"/>
-                <w:sz w:val="22"/>
+                <w:sz w:val="20"/>
               </w:rPr>
               <w:t>исчезла</w:t>
             </w:r>
@@ -5365,7 +6573,7 @@
           <w:b/>
           <w:sz w:val="28"/>
         </w:rPr>
-        <w:t>1.9. Выводы из обзора</w:t>
+        <w:t>1.12. Выводы из обзора</w:t>
       </w:r>
     </w:p>
     <w:p>
@@ -5716,7 +6924,7 @@
               <w:rPr>
                 <w:rFonts w:ascii="Times New Roman" w:hAnsi="Times New Roman"/>
                 <w:b/>
-                <w:sz w:val="22"/>
+                <w:sz w:val="20"/>
               </w:rPr>
               <w:t>Модуль</w:t>
             </w:r>
@@ -5735,7 +6943,7 @@
               <w:rPr>
                 <w:rFonts w:ascii="Times New Roman" w:hAnsi="Times New Roman"/>
                 <w:b/>
-                <w:sz w:val="22"/>
+                <w:sz w:val="20"/>
               </w:rPr>
               <w:t>Файл(ы)</w:t>
             </w:r>
@@ -5754,7 +6962,7 @@
               <w:rPr>
                 <w:rFonts w:ascii="Times New Roman" w:hAnsi="Times New Roman"/>
                 <w:b/>
-                <w:sz w:val="22"/>
+                <w:sz w:val="20"/>
               </w:rPr>
               <w:t>Функция</w:t>
             </w:r>
@@ -5775,7 +6983,7 @@
               <w:rPr>
                 <w:rFonts w:ascii="Times New Roman" w:hAnsi="Times New Roman"/>
                 <w:b w:val="0"/>
-                <w:sz w:val="22"/>
+                <w:sz w:val="20"/>
               </w:rPr>
               <w:t>Сбор данных</w:t>
             </w:r>
@@ -5794,7 +7002,7 @@
               <w:rPr>
                 <w:rFonts w:ascii="Times New Roman" w:hAnsi="Times New Roman"/>
                 <w:b w:val="0"/>
-                <w:sz w:val="22"/>
+                <w:sz w:val="20"/>
               </w:rPr>
               <w:t>`scripts/import.py`</w:t>
             </w:r>
@@ -5813,7 +7021,7 @@
               <w:rPr>
                 <w:rFonts w:ascii="Times New Roman" w:hAnsi="Times New Roman"/>
                 <w:b w:val="0"/>
-                <w:sz w:val="22"/>
+                <w:sz w:val="20"/>
               </w:rPr>
               <w:t>Загрузка публикаций из OpenAlex API</w:t>
             </w:r>
@@ -5834,7 +7042,7 @@
               <w:rPr>
                 <w:rFonts w:ascii="Times New Roman" w:hAnsi="Times New Roman"/>
                 <w:b w:val="0"/>
-                <w:sz w:val="22"/>
+                <w:sz w:val="20"/>
               </w:rPr>
               <w:t>База данных</w:t>
             </w:r>
@@ -5853,7 +7061,7 @@
               <w:rPr>
                 <w:rFonts w:ascii="Times New Roman" w:hAnsi="Times New Roman"/>
                 <w:b w:val="0"/>
-                <w:sz w:val="22"/>
+                <w:sz w:val="20"/>
               </w:rPr>
               <w:t>`database/db.sql`, `setup_pg_database.py`</w:t>
             </w:r>
@@ -5872,7 +7080,7 @@
               <w:rPr>
                 <w:rFonts w:ascii="Times New Roman" w:hAnsi="Times New Roman"/>
                 <w:b w:val="0"/>
-                <w:sz w:val="22"/>
+                <w:sz w:val="20"/>
               </w:rPr>
               <w:t>Хранение метаданных, SQL-схема</w:t>
             </w:r>
@@ -5893,7 +7101,7 @@
               <w:rPr>
                 <w:rFonts w:ascii="Times New Roman" w:hAnsi="Times New Roman"/>
                 <w:b w:val="0"/>
-                <w:sz w:val="22"/>
+                <w:sz w:val="20"/>
               </w:rPr>
               <w:t>Геокодирование</w:t>
             </w:r>
@@ -5912,7 +7120,7 @@
               <w:rPr>
                 <w:rFonts w:ascii="Times New Roman" w:hAnsi="Times New Roman"/>
                 <w:b w:val="0"/>
-                <w:sz w:val="22"/>
+                <w:sz w:val="20"/>
               </w:rPr>
               <w:t>`geocoding/fetch_geo.py`, `fetch_geo_nominatim.py`</w:t>
             </w:r>
@@ -5931,7 +7139,7 @@
               <w:rPr>
                 <w:rFonts w:ascii="Times New Roman" w:hAnsi="Times New Roman"/>
                 <w:b w:val="0"/>
-                <w:sz w:val="22"/>
+                <w:sz w:val="20"/>
               </w:rPr>
               <w:t>Получение координат аффилиаций</w:t>
             </w:r>
@@ -5952,7 +7160,7 @@
               <w:rPr>
                 <w:rFonts w:ascii="Times New Roman" w:hAnsi="Times New Roman"/>
                 <w:b w:val="0"/>
-                <w:sz w:val="22"/>
+                <w:sz w:val="20"/>
               </w:rPr>
               <w:t>Серверный API</w:t>
             </w:r>
@@ -5971,7 +7179,7 @@
               <w:rPr>
                 <w:rFonts w:ascii="Times New Roman" w:hAnsi="Times New Roman"/>
                 <w:b w:val="0"/>
-                <w:sz w:val="22"/>
+                <w:sz w:val="20"/>
               </w:rPr>
               <w:t>`openalex_server.py`, `pg_config.py`</w:t>
             </w:r>
@@ -5990,7 +7198,7 @@
               <w:rPr>
                 <w:rFonts w:ascii="Times New Roman" w:hAnsi="Times New Roman"/>
                 <w:b w:val="0"/>
-                <w:sz w:val="22"/>
+                <w:sz w:val="20"/>
               </w:rPr>
               <w:t>HTTP-сервер, REST-эндпоинты, gzip</w:t>
             </w:r>
@@ -6011,7 +7219,7 @@
               <w:rPr>
                 <w:rFonts w:ascii="Times New Roman" w:hAnsi="Times New Roman"/>
                 <w:b w:val="0"/>
-                <w:sz w:val="22"/>
+                <w:sz w:val="20"/>
               </w:rPr>
               <w:t>Интерфейс</w:t>
             </w:r>
@@ -6030,7 +7238,7 @@
               <w:rPr>
                 <w:rFonts w:ascii="Times New Roman" w:hAnsi="Times New Roman"/>
                 <w:b w:val="0"/>
-                <w:sz w:val="22"/>
+                <w:sz w:val="20"/>
               </w:rPr>
               <w:t>`interface/VKR1.html`, `vkr1_app.js`, `vkr1_styles.css`</w:t>
             </w:r>
@@ -6049,7 +7257,7 @@
               <w:rPr>
                 <w:rFonts w:ascii="Times New Roman" w:hAnsi="Times New Roman"/>
                 <w:b w:val="0"/>
-                <w:sz w:val="22"/>
+                <w:sz w:val="20"/>
               </w:rPr>
               <w:t>Карта, граф, фильтры, поиск похожих</w:t>
             </w:r>
@@ -7317,7 +8525,7 @@
               <w:rPr>
                 <w:rFonts w:ascii="Times New Roman" w:hAnsi="Times New Roman"/>
                 <w:b/>
-                <w:sz w:val="22"/>
+                <w:sz w:val="20"/>
               </w:rPr>
               <w:t>Таблица</w:t>
             </w:r>
@@ -7336,7 +8544,7 @@
               <w:rPr>
                 <w:rFonts w:ascii="Times New Roman" w:hAnsi="Times New Roman"/>
                 <w:b/>
-                <w:sz w:val="22"/>
+                <w:sz w:val="20"/>
               </w:rPr>
               <w:t>Назначение</w:t>
             </w:r>
@@ -7355,7 +8563,7 @@
               <w:rPr>
                 <w:rFonts w:ascii="Times New Roman" w:hAnsi="Times New Roman"/>
                 <w:b/>
-                <w:sz w:val="22"/>
+                <w:sz w:val="20"/>
               </w:rPr>
               <w:t>Ключевые поля</w:t>
             </w:r>
@@ -7376,7 +8584,7 @@
               <w:rPr>
                 <w:rFonts w:ascii="Times New Roman" w:hAnsi="Times New Roman"/>
                 <w:b w:val="0"/>
-                <w:sz w:val="22"/>
+                <w:sz w:val="20"/>
               </w:rPr>
               <w:t>`journals`</w:t>
             </w:r>
@@ -7395,7 +8603,7 @@
               <w:rPr>
                 <w:rFonts w:ascii="Times New Roman" w:hAnsi="Times New Roman"/>
                 <w:b w:val="0"/>
-                <w:sz w:val="22"/>
+                <w:sz w:val="20"/>
               </w:rPr>
               <w:t>Научные журналы</w:t>
             </w:r>
@@ -7414,7 +8622,7 @@
               <w:rPr>
                 <w:rFonts w:ascii="Times New Roman" w:hAnsi="Times New Roman"/>
                 <w:b w:val="0"/>
-                <w:sz w:val="22"/>
+                <w:sz w:val="20"/>
               </w:rPr>
               <w:t>`journal_id`, `openalex_id`, `name`, `issn`, `publisher`</w:t>
             </w:r>
@@ -7435,7 +8643,7 @@
               <w:rPr>
                 <w:rFonts w:ascii="Times New Roman" w:hAnsi="Times New Roman"/>
                 <w:b w:val="0"/>
-                <w:sz w:val="22"/>
+                <w:sz w:val="20"/>
               </w:rPr>
               <w:t>`publications`</w:t>
             </w:r>
@@ -7454,7 +8662,7 @@
               <w:rPr>
                 <w:rFonts w:ascii="Times New Roman" w:hAnsi="Times New Roman"/>
                 <w:b w:val="0"/>
-                <w:sz w:val="22"/>
+                <w:sz w:val="20"/>
               </w:rPr>
               <w:t>Публикации</w:t>
             </w:r>
@@ -7473,7 +8681,7 @@
               <w:rPr>
                 <w:rFonts w:ascii="Times New Roman" w:hAnsi="Times New Roman"/>
                 <w:b w:val="0"/>
-                <w:sz w:val="22"/>
+                <w:sz w:val="20"/>
               </w:rPr>
               <w:t>`publication_id`, `title`, `doi`, `publication_year`, `abstract`, `journal_id`</w:t>
             </w:r>
@@ -7494,7 +8702,7 @@
               <w:rPr>
                 <w:rFonts w:ascii="Times New Roman" w:hAnsi="Times New Roman"/>
                 <w:b w:val="0"/>
-                <w:sz w:val="22"/>
+                <w:sz w:val="20"/>
               </w:rPr>
               <w:t>`persons`</w:t>
             </w:r>
@@ -7513,7 +8721,7 @@
               <w:rPr>
                 <w:rFonts w:ascii="Times New Roman" w:hAnsi="Times New Roman"/>
                 <w:b w:val="0"/>
-                <w:sz w:val="22"/>
+                <w:sz w:val="20"/>
               </w:rPr>
               <w:t>Авторы</w:t>
             </w:r>
@@ -7532,7 +8740,7 @@
               <w:rPr>
                 <w:rFonts w:ascii="Times New Roman" w:hAnsi="Times New Roman"/>
                 <w:b w:val="0"/>
-                <w:sz w:val="22"/>
+                <w:sz w:val="20"/>
               </w:rPr>
               <w:t>`person_id`, `openalex_id`, `full_name`, `orcid`</w:t>
             </w:r>
@@ -7553,7 +8761,7 @@
               <w:rPr>
                 <w:rFonts w:ascii="Times New Roman" w:hAnsi="Times New Roman"/>
                 <w:b w:val="0"/>
-                <w:sz w:val="22"/>
+                <w:sz w:val="20"/>
               </w:rPr>
               <w:t>`affiliations`</w:t>
             </w:r>
@@ -7572,7 +8780,7 @@
               <w:rPr>
                 <w:rFonts w:ascii="Times New Roman" w:hAnsi="Times New Roman"/>
                 <w:b w:val="0"/>
-                <w:sz w:val="22"/>
+                <w:sz w:val="20"/>
               </w:rPr>
               <w:t>Организации авторов с геокоординатами</w:t>
             </w:r>
@@ -7591,7 +8799,7 @@
               <w:rPr>
                 <w:rFonts w:ascii="Times New Roman" w:hAnsi="Times New Roman"/>
                 <w:b w:val="0"/>
-                <w:sz w:val="22"/>
+                <w:sz w:val="20"/>
               </w:rPr>
               <w:t>`affiliation_id`, `person_id`, `institution`, `country`, `latitude`, `longitude`</w:t>
             </w:r>
@@ -7612,7 +8820,7 @@
               <w:rPr>
                 <w:rFonts w:ascii="Times New Roman" w:hAnsi="Times New Roman"/>
                 <w:b w:val="0"/>
-                <w:sz w:val="22"/>
+                <w:sz w:val="20"/>
               </w:rPr>
               <w:t>`publication_authors`</w:t>
             </w:r>
@@ -7631,7 +8839,7 @@
               <w:rPr>
                 <w:rFonts w:ascii="Times New Roman" w:hAnsi="Times New Roman"/>
                 <w:b w:val="0"/>
-                <w:sz w:val="22"/>
+                <w:sz w:val="20"/>
               </w:rPr>
               <w:t>Связь публикация — автор</w:t>
             </w:r>
@@ -7650,7 +8858,7 @@
               <w:rPr>
                 <w:rFonts w:ascii="Times New Roman" w:hAnsi="Times New Roman"/>
                 <w:b w:val="0"/>
-                <w:sz w:val="22"/>
+                <w:sz w:val="20"/>
               </w:rPr>
               <w:t>`publication_id`, `person_id`, `author_position`</w:t>
             </w:r>
@@ -7671,7 +8879,7 @@
               <w:rPr>
                 <w:rFonts w:ascii="Times New Roman" w:hAnsi="Times New Roman"/>
                 <w:b w:val="0"/>
-                <w:sz w:val="22"/>
+                <w:sz w:val="20"/>
               </w:rPr>
               <w:t>`publication_topics`</w:t>
             </w:r>
@@ -7690,7 +8898,7 @@
               <w:rPr>
                 <w:rFonts w:ascii="Times New Roman" w:hAnsi="Times New Roman"/>
                 <w:b w:val="0"/>
-                <w:sz w:val="22"/>
+                <w:sz w:val="20"/>
               </w:rPr>
               <w:t>Тематические классификаторы</w:t>
             </w:r>
@@ -7709,7 +8917,7 @@
               <w:rPr>
                 <w:rFonts w:ascii="Times New Roman" w:hAnsi="Times New Roman"/>
                 <w:b w:val="0"/>
-                <w:sz w:val="22"/>
+                <w:sz w:val="20"/>
               </w:rPr>
               <w:t>`id`, `publication_id`, `topic_name`, `score`</w:t>
             </w:r>
@@ -7730,7 +8938,7 @@
               <w:rPr>
                 <w:rFonts w:ascii="Times New Roman" w:hAnsi="Times New Roman"/>
                 <w:b w:val="0"/>
-                <w:sz w:val="22"/>
+                <w:sz w:val="20"/>
               </w:rPr>
               <w:t>`publication_keywords`</w:t>
             </w:r>
@@ -7749,7 +8957,7 @@
               <w:rPr>
                 <w:rFonts w:ascii="Times New Roman" w:hAnsi="Times New Roman"/>
                 <w:b w:val="0"/>
-                <w:sz w:val="22"/>
+                <w:sz w:val="20"/>
               </w:rPr>
               <w:t>Ключевые слова</w:t>
             </w:r>
@@ -7768,7 +8976,7 @@
               <w:rPr>
                 <w:rFonts w:ascii="Times New Roman" w:hAnsi="Times New Roman"/>
                 <w:b w:val="0"/>
-                <w:sz w:val="22"/>
+                <w:sz w:val="20"/>
               </w:rPr>
               <w:t>`id`, `publication_id`, `keyword_name`, `score`</w:t>
             </w:r>
@@ -8251,7 +9459,7 @@
               <w:rPr>
                 <w:rFonts w:ascii="Times New Roman" w:hAnsi="Times New Roman"/>
                 <w:b/>
-                <w:sz w:val="22"/>
+                <w:sz w:val="20"/>
               </w:rPr>
               <w:t>Эндпоинт</w:t>
             </w:r>
@@ -8270,7 +9478,7 @@
               <w:rPr>
                 <w:rFonts w:ascii="Times New Roman" w:hAnsi="Times New Roman"/>
                 <w:b/>
-                <w:sz w:val="22"/>
+                <w:sz w:val="20"/>
               </w:rPr>
               <w:t>Описание</w:t>
             </w:r>
@@ -8291,7 +9499,7 @@
               <w:rPr>
                 <w:rFonts w:ascii="Times New Roman" w:hAnsi="Times New Roman"/>
                 <w:b w:val="0"/>
-                <w:sz w:val="22"/>
+                <w:sz w:val="20"/>
               </w:rPr>
               <w:t>`GET /api/articles`</w:t>
             </w:r>
@@ -8310,7 +9518,7 @@
               <w:rPr>
                 <w:rFonts w:ascii="Times New Roman" w:hAnsi="Times New Roman"/>
                 <w:b w:val="0"/>
-                <w:sz w:val="22"/>
+                <w:sz w:val="20"/>
               </w:rPr>
               <w:t>Список публикаций с авторами, темами, аффилиациями</w:t>
             </w:r>
@@ -8331,7 +9539,7 @@
               <w:rPr>
                 <w:rFonts w:ascii="Times New Roman" w:hAnsi="Times New Roman"/>
                 <w:b w:val="0"/>
-                <w:sz w:val="22"/>
+                <w:sz w:val="20"/>
               </w:rPr>
               <w:t>`GET /api/article/{id}`</w:t>
             </w:r>
@@ -8350,7 +9558,7 @@
               <w:rPr>
                 <w:rFonts w:ascii="Times New Roman" w:hAnsi="Times New Roman"/>
                 <w:b w:val="0"/>
-                <w:sz w:val="22"/>
+                <w:sz w:val="20"/>
               </w:rPr>
               <w:t>Детали публикации (аннотация, DOI)</w:t>
             </w:r>
@@ -8371,7 +9579,7 @@
               <w:rPr>
                 <w:rFonts w:ascii="Times New Roman" w:hAnsi="Times New Roman"/>
                 <w:b w:val="0"/>
-                <w:sz w:val="22"/>
+                <w:sz w:val="20"/>
               </w:rPr>
               <w:t>`GET /api/stats`</w:t>
             </w:r>
@@ -8390,7 +9598,7 @@
               <w:rPr>
                 <w:rFonts w:ascii="Times New Roman" w:hAnsi="Times New Roman"/>
                 <w:b w:val="0"/>
-                <w:sz w:val="22"/>
+                <w:sz w:val="20"/>
               </w:rPr>
               <w:t>Счётчики по таблицам</w:t>
             </w:r>
@@ -8411,7 +9619,7 @@
               <w:rPr>
                 <w:rFonts w:ascii="Times New Roman" w:hAnsi="Times New Roman"/>
                 <w:b w:val="0"/>
-                <w:sz w:val="22"/>
+                <w:sz w:val="20"/>
               </w:rPr>
               <w:t>`GET /api/data-tables`</w:t>
             </w:r>
@@ -8430,7 +9638,7 @@
               <w:rPr>
                 <w:rFonts w:ascii="Times New Roman" w:hAnsi="Times New Roman"/>
                 <w:b w:val="0"/>
-                <w:sz w:val="22"/>
+                <w:sz w:val="20"/>
               </w:rPr>
               <w:t>Полные данные всех таблиц</w:t>
             </w:r>
@@ -8522,7 +9730,7 @@
               <w:rPr>
                 <w:rFonts w:ascii="Times New Roman" w:hAnsi="Times New Roman"/>
                 <w:b/>
-                <w:sz w:val="22"/>
+                <w:sz w:val="20"/>
               </w:rPr>
               <w:t>Понятие</w:t>
             </w:r>
@@ -8541,7 +9749,7 @@
               <w:rPr>
                 <w:rFonts w:ascii="Times New Roman" w:hAnsi="Times New Roman"/>
                 <w:b/>
-                <w:sz w:val="22"/>
+                <w:sz w:val="20"/>
               </w:rPr>
               <w:t>Пример</w:t>
             </w:r>
@@ -8562,7 +9770,7 @@
               <w:rPr>
                 <w:rFonts w:ascii="Times New Roman" w:hAnsi="Times New Roman"/>
                 <w:b w:val="0"/>
-                <w:sz w:val="22"/>
+                <w:sz w:val="20"/>
               </w:rPr>
               <w:t>Аффилиация</w:t>
             </w:r>
@@ -8581,7 +9789,7 @@
               <w:rPr>
                 <w:rFonts w:ascii="Times New Roman" w:hAnsi="Times New Roman"/>
                 <w:b w:val="0"/>
-                <w:sz w:val="22"/>
+                <w:sz w:val="20"/>
               </w:rPr>
               <w:t>«MIT, Cambridge, USA»</w:t>
             </w:r>
@@ -8602,7 +9810,7 @@
               <w:rPr>
                 <w:rFonts w:ascii="Times New Roman" w:hAnsi="Times New Roman"/>
                 <w:b w:val="0"/>
-                <w:sz w:val="22"/>
+                <w:sz w:val="20"/>
               </w:rPr>
               <w:t>Широта</w:t>
             </w:r>
@@ -8621,7 +9829,7 @@
               <w:rPr>
                 <w:rFonts w:ascii="Times New Roman" w:hAnsi="Times New Roman"/>
                 <w:b w:val="0"/>
-                <w:sz w:val="22"/>
+                <w:sz w:val="20"/>
               </w:rPr>
               <w:t>42.3601</w:t>
             </w:r>
@@ -8642,7 +9850,7 @@
               <w:rPr>
                 <w:rFonts w:ascii="Times New Roman" w:hAnsi="Times New Roman"/>
                 <w:b w:val="0"/>
-                <w:sz w:val="22"/>
+                <w:sz w:val="20"/>
               </w:rPr>
               <w:t>Долгота</w:t>
             </w:r>
@@ -8661,7 +9869,7 @@
               <w:rPr>
                 <w:rFonts w:ascii="Times New Roman" w:hAnsi="Times New Roman"/>
                 <w:b w:val="0"/>
-                <w:sz w:val="22"/>
+                <w:sz w:val="20"/>
               </w:rPr>
               <w:t>−71.0942</w:t>
             </w:r>
@@ -8682,7 +9890,7 @@
               <w:rPr>
                 <w:rFonts w:ascii="Times New Roman" w:hAnsi="Times New Roman"/>
                 <w:b w:val="0"/>
-                <w:sz w:val="22"/>
+                <w:sz w:val="20"/>
               </w:rPr>
               <w:t>Результат</w:t>
             </w:r>
@@ -8701,7 +9909,7 @@
               <w:rPr>
                 <w:rFonts w:ascii="Times New Roman" w:hAnsi="Times New Roman"/>
                 <w:b w:val="0"/>
-                <w:sz w:val="22"/>
+                <w:sz w:val="20"/>
               </w:rPr>
               <w:t>Точка на карте в Бостоне</w:t>
             </w:r>
@@ -8985,7 +10193,7 @@
               <w:rPr>
                 <w:rFonts w:ascii="Times New Roman" w:hAnsi="Times New Roman"/>
                 <w:b/>
-                <w:sz w:val="22"/>
+                <w:sz w:val="20"/>
               </w:rPr>
               <w:t>Проблема</w:t>
             </w:r>
@@ -9004,7 +10212,7 @@
               <w:rPr>
                 <w:rFonts w:ascii="Times New Roman" w:hAnsi="Times New Roman"/>
                 <w:b/>
-                <w:sz w:val="22"/>
+                <w:sz w:val="20"/>
               </w:rPr>
               <w:t>Причина</w:t>
             </w:r>
@@ -9023,7 +10231,7 @@
               <w:rPr>
                 <w:rFonts w:ascii="Times New Roman" w:hAnsi="Times New Roman"/>
                 <w:b/>
-                <w:sz w:val="22"/>
+                <w:sz w:val="20"/>
               </w:rPr>
               <w:t>Решение</w:t>
             </w:r>
@@ -9044,7 +10252,7 @@
               <w:rPr>
                 <w:rFonts w:ascii="Times New Roman" w:hAnsi="Times New Roman"/>
                 <w:b w:val="0"/>
-                <w:sz w:val="22"/>
+                <w:sz w:val="20"/>
               </w:rPr>
               <w:t>Часть аффилиаций без `institution_id`</w:t>
             </w:r>
@@ -9063,7 +10271,7 @@
               <w:rPr>
                 <w:rFonts w:ascii="Times New Roman" w:hAnsi="Times New Roman"/>
                 <w:b w:val="0"/>
-                <w:sz w:val="22"/>
+                <w:sz w:val="20"/>
               </w:rPr>
               <w:t>OpenAlex не всегда возвращает ID</w:t>
             </w:r>
@@ -9082,7 +10290,7 @@
               <w:rPr>
                 <w:rFonts w:ascii="Times New Roman" w:hAnsi="Times New Roman"/>
                 <w:b w:val="0"/>
-                <w:sz w:val="22"/>
+                <w:sz w:val="20"/>
               </w:rPr>
               <w:t>Геокодирование по строке через Photon</w:t>
             </w:r>
@@ -9103,7 +10311,7 @@
               <w:rPr>
                 <w:rFonts w:ascii="Times New Roman" w:hAnsi="Times New Roman"/>
                 <w:b w:val="0"/>
-                <w:sz w:val="22"/>
+                <w:sz w:val="20"/>
               </w:rPr>
               <w:t>Nominatim заблокировал IP с HTTP 403</w:t>
             </w:r>
@@ -9122,7 +10330,7 @@
               <w:rPr>
                 <w:rFonts w:ascii="Times New Roman" w:hAnsi="Times New Roman"/>
                 <w:b w:val="0"/>
-                <w:sz w:val="22"/>
+                <w:sz w:val="20"/>
               </w:rPr>
               <w:t>Превышение лимита запросов</w:t>
             </w:r>
@@ -9141,7 +10349,7 @@
               <w:rPr>
                 <w:rFonts w:ascii="Times New Roman" w:hAnsi="Times New Roman"/>
                 <w:b w:val="0"/>
-                <w:sz w:val="22"/>
+                <w:sz w:val="20"/>
               </w:rPr>
               <w:t>Переход на Photon</w:t>
             </w:r>
@@ -9162,7 +10370,7 @@
               <w:rPr>
                 <w:rFonts w:ascii="Times New Roman" w:hAnsi="Times New Roman"/>
                 <w:b w:val="0"/>
-                <w:sz w:val="22"/>
+                <w:sz w:val="20"/>
               </w:rPr>
               <w:t>Координаты в порядке [lon, lat]</w:t>
             </w:r>
@@ -9181,7 +10389,7 @@
               <w:rPr>
                 <w:rFonts w:ascii="Times New Roman" w:hAnsi="Times New Roman"/>
                 <w:b w:val="0"/>
-                <w:sz w:val="22"/>
+                <w:sz w:val="20"/>
               </w:rPr>
               <w:t>Формат GeoJSON</w:t>
             </w:r>
@@ -9200,7 +10408,7 @@
               <w:rPr>
                 <w:rFonts w:ascii="Times New Roman" w:hAnsi="Times New Roman"/>
                 <w:b w:val="0"/>
-                <w:sz w:val="22"/>
+                <w:sz w:val="20"/>
               </w:rPr>
               <w:t>Перестановка при сохранении</w:t>
             </w:r>
@@ -9221,7 +10429,7 @@
               <w:rPr>
                 <w:rFonts w:ascii="Times New Roman" w:hAnsi="Times New Roman"/>
                 <w:b w:val="0"/>
-                <w:sz w:val="22"/>
+                <w:sz w:val="20"/>
               </w:rPr>
               <w:t>Дублирующиеся записи</w:t>
             </w:r>
@@ -9240,7 +10448,7 @@
               <w:rPr>
                 <w:rFonts w:ascii="Times New Roman" w:hAnsi="Times New Roman"/>
                 <w:b w:val="0"/>
-                <w:sz w:val="22"/>
+                <w:sz w:val="20"/>
               </w:rPr>
               <w:t>Разные строки одной организации</w:t>
             </w:r>
@@ -9259,7 +10467,7 @@
               <w:rPr>
                 <w:rFonts w:ascii="Times New Roman" w:hAnsi="Times New Roman"/>
                 <w:b w:val="0"/>
-                <w:sz w:val="22"/>
+                <w:sz w:val="20"/>
               </w:rPr>
               <w:t>Дедупликация перед вставкой</w:t>
             </w:r>
@@ -10070,7 +11278,7 @@
               <w:rPr>
                 <w:rFonts w:ascii="Times New Roman" w:hAnsi="Times New Roman"/>
                 <w:b/>
-                <w:sz w:val="22"/>
+                <w:sz w:val="20"/>
               </w:rPr>
               <w:t>Тип узла</w:t>
             </w:r>
@@ -10089,7 +11297,7 @@
               <w:rPr>
                 <w:rFonts w:ascii="Times New Roman" w:hAnsi="Times New Roman"/>
                 <w:b/>
-                <w:sz w:val="22"/>
+                <w:sz w:val="20"/>
               </w:rPr>
               <w:t>Что означает</w:t>
             </w:r>
@@ -10110,7 +11318,7 @@
               <w:rPr>
                 <w:rFonts w:ascii="Times New Roman" w:hAnsi="Times New Roman"/>
                 <w:b w:val="0"/>
-                <w:sz w:val="22"/>
+                <w:sz w:val="20"/>
               </w:rPr>
               <w:t>Год</w:t>
             </w:r>
@@ -10129,7 +11337,7 @@
               <w:rPr>
                 <w:rFonts w:ascii="Times New Roman" w:hAnsi="Times New Roman"/>
                 <w:b w:val="0"/>
-                <w:sz w:val="22"/>
+                <w:sz w:val="20"/>
               </w:rPr>
               <w:t>Год публикации</w:t>
             </w:r>
@@ -10150,7 +11358,7 @@
               <w:rPr>
                 <w:rFonts w:ascii="Times New Roman" w:hAnsi="Times New Roman"/>
                 <w:b w:val="0"/>
-                <w:sz w:val="22"/>
+                <w:sz w:val="20"/>
               </w:rPr>
               <w:t>Журнал</w:t>
             </w:r>
@@ -10169,7 +11377,7 @@
               <w:rPr>
                 <w:rFonts w:ascii="Times New Roman" w:hAnsi="Times New Roman"/>
                 <w:b w:val="0"/>
-                <w:sz w:val="22"/>
+                <w:sz w:val="20"/>
               </w:rPr>
               <w:t>Название журнала</w:t>
             </w:r>
@@ -10190,7 +11398,7 @@
               <w:rPr>
                 <w:rFonts w:ascii="Times New Roman" w:hAnsi="Times New Roman"/>
                 <w:b w:val="0"/>
-                <w:sz w:val="22"/>
+                <w:sz w:val="20"/>
               </w:rPr>
               <w:t>Статья</w:t>
             </w:r>
@@ -10209,7 +11417,7 @@
               <w:rPr>
                 <w:rFonts w:ascii="Times New Roman" w:hAnsi="Times New Roman"/>
                 <w:b w:val="0"/>
-                <w:sz w:val="22"/>
+                <w:sz w:val="20"/>
               </w:rPr>
               <w:t>Публикация</w:t>
             </w:r>
@@ -10230,7 +11438,7 @@
               <w:rPr>
                 <w:rFonts w:ascii="Times New Roman" w:hAnsi="Times New Roman"/>
                 <w:b w:val="0"/>
-                <w:sz w:val="22"/>
+                <w:sz w:val="20"/>
               </w:rPr>
               <w:t>Автор</w:t>
             </w:r>
@@ -10249,7 +11457,7 @@
               <w:rPr>
                 <w:rFonts w:ascii="Times New Roman" w:hAnsi="Times New Roman"/>
                 <w:b w:val="0"/>
-                <w:sz w:val="22"/>
+                <w:sz w:val="20"/>
               </w:rPr>
               <w:t>Имя автора</w:t>
             </w:r>
@@ -10270,7 +11478,7 @@
               <w:rPr>
                 <w:rFonts w:ascii="Times New Roman" w:hAnsi="Times New Roman"/>
                 <w:b w:val="0"/>
-                <w:sz w:val="22"/>
+                <w:sz w:val="20"/>
               </w:rPr>
               <w:t>Аффилиация</w:t>
             </w:r>
@@ -10289,7 +11497,7 @@
               <w:rPr>
                 <w:rFonts w:ascii="Times New Roman" w:hAnsi="Times New Roman"/>
                 <w:b w:val="0"/>
-                <w:sz w:val="22"/>
+                <w:sz w:val="20"/>
               </w:rPr>
               <w:t>Организация автора</w:t>
             </w:r>
@@ -10337,7 +11545,7 @@
               <w:rPr>
                 <w:rFonts w:ascii="Times New Roman" w:hAnsi="Times New Roman"/>
                 <w:b/>
-                <w:sz w:val="22"/>
+                <w:sz w:val="20"/>
               </w:rPr>
               <w:t>Режим</w:t>
             </w:r>
@@ -10356,7 +11564,7 @@
               <w:rPr>
                 <w:rFonts w:ascii="Times New Roman" w:hAnsi="Times New Roman"/>
                 <w:b/>
-                <w:sz w:val="22"/>
+                <w:sz w:val="20"/>
               </w:rPr>
               <w:t>Колонки</w:t>
             </w:r>
@@ -10375,7 +11583,7 @@
               <w:rPr>
                 <w:rFonts w:ascii="Times New Roman" w:hAnsi="Times New Roman"/>
                 <w:b/>
-                <w:sz w:val="22"/>
+                <w:sz w:val="20"/>
               </w:rPr>
               <w:t>Что даёт</w:t>
             </w:r>
@@ -10396,7 +11604,7 @@
               <w:rPr>
                 <w:rFonts w:ascii="Times New Roman" w:hAnsi="Times New Roman"/>
                 <w:b w:val="0"/>
-                <w:sz w:val="22"/>
+                <w:sz w:val="20"/>
               </w:rPr>
               <w:t>Полный граф</w:t>
             </w:r>
@@ -10415,7 +11623,7 @@
               <w:rPr>
                 <w:rFonts w:ascii="Times New Roman" w:hAnsi="Times New Roman"/>
                 <w:b w:val="0"/>
-                <w:sz w:val="22"/>
+                <w:sz w:val="20"/>
               </w:rPr>
               <w:t>Год → Журнал → Статья → Автор → Аффилиация</w:t>
             </w:r>
@@ -10434,7 +11642,7 @@
               <w:rPr>
                 <w:rFonts w:ascii="Times New Roman" w:hAnsi="Times New Roman"/>
                 <w:b w:val="0"/>
-                <w:sz w:val="22"/>
+                <w:sz w:val="20"/>
               </w:rPr>
               <w:t>Полная картина всех связей</w:t>
             </w:r>
@@ -10455,7 +11663,7 @@
               <w:rPr>
                 <w:rFonts w:ascii="Times New Roman" w:hAnsi="Times New Roman"/>
                 <w:b w:val="0"/>
-                <w:sz w:val="22"/>
+                <w:sz w:val="20"/>
               </w:rPr>
               <w:t>Годы + журналы + статьи</w:t>
             </w:r>
@@ -10474,7 +11682,7 @@
               <w:rPr>
                 <w:rFonts w:ascii="Times New Roman" w:hAnsi="Times New Roman"/>
                 <w:b w:val="0"/>
-                <w:sz w:val="22"/>
+                <w:sz w:val="20"/>
               </w:rPr>
               <w:t>Год → Журнал → Статья</w:t>
             </w:r>
@@ -10493,7 +11701,7 @@
               <w:rPr>
                 <w:rFonts w:ascii="Times New Roman" w:hAnsi="Times New Roman"/>
                 <w:b w:val="0"/>
-                <w:sz w:val="22"/>
+                <w:sz w:val="20"/>
               </w:rPr>
               <w:t>Хронология и журнальная принадлежность</w:t>
             </w:r>
@@ -10514,7 +11722,7 @@
               <w:rPr>
                 <w:rFonts w:ascii="Times New Roman" w:hAnsi="Times New Roman"/>
                 <w:b w:val="0"/>
-                <w:sz w:val="22"/>
+                <w:sz w:val="20"/>
               </w:rPr>
               <w:t>Авторы</w:t>
             </w:r>
@@ -10533,7 +11741,7 @@
               <w:rPr>
                 <w:rFonts w:ascii="Times New Roman" w:hAnsi="Times New Roman"/>
                 <w:b w:val="0"/>
-                <w:sz w:val="22"/>
+                <w:sz w:val="20"/>
               </w:rPr>
               <w:t>Статья → Автор</w:t>
             </w:r>
@@ -10552,7 +11760,7 @@
               <w:rPr>
                 <w:rFonts w:ascii="Times New Roman" w:hAnsi="Times New Roman"/>
                 <w:b w:val="0"/>
-                <w:sz w:val="22"/>
+                <w:sz w:val="20"/>
               </w:rPr>
               <w:t>Кто написал что, соавторства</w:t>
             </w:r>
@@ -10573,7 +11781,7 @@
               <w:rPr>
                 <w:rFonts w:ascii="Times New Roman" w:hAnsi="Times New Roman"/>
                 <w:b w:val="0"/>
-                <w:sz w:val="22"/>
+                <w:sz w:val="20"/>
               </w:rPr>
               <w:t>Аффилиации</w:t>
             </w:r>
@@ -10592,7 +11800,7 @@
               <w:rPr>
                 <w:rFonts w:ascii="Times New Roman" w:hAnsi="Times New Roman"/>
                 <w:b w:val="0"/>
-                <w:sz w:val="22"/>
+                <w:sz w:val="20"/>
               </w:rPr>
               <w:t>Статья → Аффилиация</w:t>
             </w:r>
@@ -10611,7 +11819,7 @@
               <w:rPr>
                 <w:rFonts w:ascii="Times New Roman" w:hAnsi="Times New Roman"/>
                 <w:b w:val="0"/>
-                <w:sz w:val="22"/>
+                <w:sz w:val="20"/>
               </w:rPr>
               <w:t>Какие организации в каких работах</w:t>
             </w:r>
@@ -10632,7 +11840,7 @@
               <w:rPr>
                 <w:rFonts w:ascii="Times New Roman" w:hAnsi="Times New Roman"/>
                 <w:b w:val="0"/>
-                <w:sz w:val="22"/>
+                <w:sz w:val="20"/>
               </w:rPr>
               <w:t>Похожие статьи</w:t>
             </w:r>
@@ -10651,7 +11859,7 @@
               <w:rPr>
                 <w:rFonts w:ascii="Times New Roman" w:hAnsi="Times New Roman"/>
                 <w:b w:val="0"/>
-                <w:sz w:val="22"/>
+                <w:sz w:val="20"/>
               </w:rPr>
               <w:t>Статья — Статья</w:t>
             </w:r>
@@ -10670,7 +11878,7 @@
               <w:rPr>
                 <w:rFonts w:ascii="Times New Roman" w:hAnsi="Times New Roman"/>
                 <w:b w:val="0"/>
-                <w:sz w:val="22"/>
+                <w:sz w:val="20"/>
               </w:rPr>
               <w:t>Тематически близкие публикации</w:t>
             </w:r>
@@ -10950,7 +12158,7 @@
               <w:rPr>
                 <w:rFonts w:ascii="Times New Roman" w:hAnsi="Times New Roman"/>
                 <w:b/>
-                <w:sz w:val="22"/>
+                <w:sz w:val="20"/>
               </w:rPr>
               <w:t>Признак</w:t>
             </w:r>
@@ -10969,7 +12177,7 @@
               <w:rPr>
                 <w:rFonts w:ascii="Times New Roman" w:hAnsi="Times New Roman"/>
                 <w:b/>
-                <w:sz w:val="22"/>
+                <w:sz w:val="20"/>
               </w:rPr>
               <w:t>Вес</w:t>
             </w:r>
@@ -10988,7 +12196,7 @@
               <w:rPr>
                 <w:rFonts w:ascii="Times New Roman" w:hAnsi="Times New Roman"/>
                 <w:b/>
-                <w:sz w:val="22"/>
+                <w:sz w:val="20"/>
               </w:rPr>
               <w:t>Почему</w:t>
             </w:r>
@@ -11009,7 +12217,7 @@
               <w:rPr>
                 <w:rFonts w:ascii="Times New Roman" w:hAnsi="Times New Roman"/>
                 <w:b w:val="0"/>
-                <w:sz w:val="22"/>
+                <w:sz w:val="20"/>
               </w:rPr>
               <w:t>Общие авторы</w:t>
             </w:r>
@@ -11028,7 +12236,7 @@
               <w:rPr>
                 <w:rFonts w:ascii="Times New Roman" w:hAnsi="Times New Roman"/>
                 <w:b w:val="0"/>
-                <w:sz w:val="22"/>
+                <w:sz w:val="20"/>
               </w:rPr>
               <w:t>4</w:t>
             </w:r>
@@ -11047,7 +12255,7 @@
               <w:rPr>
                 <w:rFonts w:ascii="Times New Roman" w:hAnsi="Times New Roman"/>
                 <w:b w:val="0"/>
-                <w:sz w:val="22"/>
+                <w:sz w:val="20"/>
               </w:rPr>
               <w:t>Один автор пишет тематически связанные работы</w:t>
             </w:r>
@@ -11068,7 +12276,7 @@
               <w:rPr>
                 <w:rFonts w:ascii="Times New Roman" w:hAnsi="Times New Roman"/>
                 <w:b w:val="0"/>
-                <w:sz w:val="22"/>
+                <w:sz w:val="20"/>
               </w:rPr>
               <w:t>Общие темы</w:t>
             </w:r>
@@ -11087,7 +12295,7 @@
               <w:rPr>
                 <w:rFonts w:ascii="Times New Roman" w:hAnsi="Times New Roman"/>
                 <w:b w:val="0"/>
-                <w:sz w:val="22"/>
+                <w:sz w:val="20"/>
               </w:rPr>
               <w:t>3</w:t>
             </w:r>
@@ -11106,7 +12314,7 @@
               <w:rPr>
                 <w:rFonts w:ascii="Times New Roman" w:hAnsi="Times New Roman"/>
                 <w:b w:val="0"/>
-                <w:sz w:val="22"/>
+                <w:sz w:val="20"/>
               </w:rPr>
               <w:t>Главный содержательный признак близости</w:t>
             </w:r>
@@ -11127,7 +12335,7 @@
               <w:rPr>
                 <w:rFonts w:ascii="Times New Roman" w:hAnsi="Times New Roman"/>
                 <w:b w:val="0"/>
-                <w:sz w:val="22"/>
+                <w:sz w:val="20"/>
               </w:rPr>
               <w:t>Общие ключевые слова</w:t>
             </w:r>
@@ -11146,7 +12354,7 @@
               <w:rPr>
                 <w:rFonts w:ascii="Times New Roman" w:hAnsi="Times New Roman"/>
                 <w:b w:val="0"/>
-                <w:sz w:val="22"/>
+                <w:sz w:val="20"/>
               </w:rPr>
               <w:t>2</w:t>
             </w:r>
@@ -11165,7 +12373,7 @@
               <w:rPr>
                 <w:rFonts w:ascii="Times New Roman" w:hAnsi="Times New Roman"/>
                 <w:b w:val="0"/>
-                <w:sz w:val="22"/>
+                <w:sz w:val="20"/>
               </w:rPr>
               <w:t>Уточняющий признак</w:t>
             </w:r>
@@ -11186,7 +12394,7 @@
               <w:rPr>
                 <w:rFonts w:ascii="Times New Roman" w:hAnsi="Times New Roman"/>
                 <w:b w:val="0"/>
-                <w:sz w:val="22"/>
+                <w:sz w:val="20"/>
               </w:rPr>
               <w:t>Общие аффилиации</w:t>
             </w:r>
@@ -11205,7 +12413,7 @@
               <w:rPr>
                 <w:rFonts w:ascii="Times New Roman" w:hAnsi="Times New Roman"/>
                 <w:b w:val="0"/>
-                <w:sz w:val="22"/>
+                <w:sz w:val="20"/>
               </w:rPr>
               <w:t>2</w:t>
             </w:r>
@@ -11224,7 +12432,7 @@
               <w:rPr>
                 <w:rFonts w:ascii="Times New Roman" w:hAnsi="Times New Roman"/>
                 <w:b w:val="0"/>
-                <w:sz w:val="22"/>
+                <w:sz w:val="20"/>
               </w:rPr>
               <w:t>Соавторство из одной организации</w:t>
             </w:r>
@@ -11245,7 +12453,7 @@
               <w:rPr>
                 <w:rFonts w:ascii="Times New Roman" w:hAnsi="Times New Roman"/>
                 <w:b w:val="0"/>
-                <w:sz w:val="22"/>
+                <w:sz w:val="20"/>
               </w:rPr>
               <w:t>Один журнал</w:t>
             </w:r>
@@ -11264,7 +12472,7 @@
               <w:rPr>
                 <w:rFonts w:ascii="Times New Roman" w:hAnsi="Times New Roman"/>
                 <w:b w:val="0"/>
-                <w:sz w:val="22"/>
+                <w:sz w:val="20"/>
               </w:rPr>
               <w:t>2</w:t>
             </w:r>
@@ -11283,7 +12491,7 @@
               <w:rPr>
                 <w:rFonts w:ascii="Times New Roman" w:hAnsi="Times New Roman"/>
                 <w:b w:val="0"/>
-                <w:sz w:val="22"/>
+                <w:sz w:val="20"/>
               </w:rPr>
               <w:t>Публикуются в одном издании</w:t>
             </w:r>
@@ -11779,7 +12987,7 @@
               <w:rPr>
                 <w:rFonts w:ascii="Times New Roman" w:hAnsi="Times New Roman"/>
                 <w:b/>
-                <w:sz w:val="22"/>
+                <w:sz w:val="20"/>
               </w:rPr>
               <w:t>№</w:t>
             </w:r>
@@ -11798,7 +13006,7 @@
               <w:rPr>
                 <w:rFonts w:ascii="Times New Roman" w:hAnsi="Times New Roman"/>
                 <w:b/>
-                <w:sz w:val="22"/>
+                <w:sz w:val="20"/>
               </w:rPr>
               <w:t>Требование</w:t>
             </w:r>
@@ -11819,7 +13027,7 @@
               <w:rPr>
                 <w:rFonts w:ascii="Times New Roman" w:hAnsi="Times New Roman"/>
                 <w:b w:val="0"/>
-                <w:sz w:val="22"/>
+                <w:sz w:val="20"/>
               </w:rPr>
               <w:t>ФТ-1</w:t>
             </w:r>
@@ -11838,7 +13046,7 @@
               <w:rPr>
                 <w:rFonts w:ascii="Times New Roman" w:hAnsi="Times New Roman"/>
                 <w:b w:val="0"/>
-                <w:sz w:val="22"/>
+                <w:sz w:val="20"/>
               </w:rPr>
               <w:t>Система загружает метаданные публикаций из OpenAlex API и сохраняет в локальную базу данных</w:t>
             </w:r>
@@ -11859,7 +13067,7 @@
               <w:rPr>
                 <w:rFonts w:ascii="Times New Roman" w:hAnsi="Times New Roman"/>
                 <w:b w:val="0"/>
-                <w:sz w:val="22"/>
+                <w:sz w:val="20"/>
               </w:rPr>
               <w:t>ФТ-2</w:t>
             </w:r>
@@ -11878,7 +13086,7 @@
               <w:rPr>
                 <w:rFonts w:ascii="Times New Roman" w:hAnsi="Times New Roman"/>
                 <w:b w:val="0"/>
-                <w:sz w:val="22"/>
+                <w:sz w:val="20"/>
               </w:rPr>
               <w:t>Система отображает интерактивную карту с точками аффилиаций авторов</w:t>
             </w:r>
@@ -11899,7 +13107,7 @@
               <w:rPr>
                 <w:rFonts w:ascii="Times New Roman" w:hAnsi="Times New Roman"/>
                 <w:b w:val="0"/>
-                <w:sz w:val="22"/>
+                <w:sz w:val="20"/>
               </w:rPr>
               <w:t>ФТ-3</w:t>
             </w:r>
@@ -11918,7 +13126,7 @@
               <w:rPr>
                 <w:rFonts w:ascii="Times New Roman" w:hAnsi="Times New Roman"/>
                 <w:b w:val="0"/>
-                <w:sz w:val="22"/>
+                <w:sz w:val="20"/>
               </w:rPr>
               <w:t>Система отображает граф связей публикация — автор — журнал — аффилиация в пяти режимах</w:t>
             </w:r>
@@ -11939,7 +13147,7 @@
               <w:rPr>
                 <w:rFonts w:ascii="Times New Roman" w:hAnsi="Times New Roman"/>
                 <w:b w:val="0"/>
-                <w:sz w:val="22"/>
+                <w:sz w:val="20"/>
               </w:rPr>
               <w:t>ФТ-4</w:t>
             </w:r>
@@ -11958,7 +13166,7 @@
               <w:rPr>
                 <w:rFonts w:ascii="Times New Roman" w:hAnsi="Times New Roman"/>
                 <w:b w:val="0"/>
-                <w:sz w:val="22"/>
+                <w:sz w:val="20"/>
               </w:rPr>
               <w:t>Система предоставляет фасетную фильтрацию по году, журналу, автору и аффилиации</w:t>
             </w:r>
@@ -11979,7 +13187,7 @@
               <w:rPr>
                 <w:rFonts w:ascii="Times New Roman" w:hAnsi="Times New Roman"/>
                 <w:b w:val="0"/>
-                <w:sz w:val="22"/>
+                <w:sz w:val="20"/>
               </w:rPr>
               <w:t>ФТ-5</w:t>
             </w:r>
@@ -11998,7 +13206,7 @@
               <w:rPr>
                 <w:rFonts w:ascii="Times New Roman" w:hAnsi="Times New Roman"/>
                 <w:b w:val="0"/>
-                <w:sz w:val="22"/>
+                <w:sz w:val="20"/>
               </w:rPr>
               <w:t>При выборе публикации система вычисляет и показывает список похожих статей с объяснением совпадений</w:t>
             </w:r>
@@ -12019,7 +13227,7 @@
               <w:rPr>
                 <w:rFonts w:ascii="Times New Roman" w:hAnsi="Times New Roman"/>
                 <w:b w:val="0"/>
-                <w:sz w:val="22"/>
+                <w:sz w:val="20"/>
               </w:rPr>
               <w:t>ФТ-6</w:t>
             </w:r>
@@ -12038,7 +13246,7 @@
               <w:rPr>
                 <w:rFonts w:ascii="Times New Roman" w:hAnsi="Times New Roman"/>
                 <w:b w:val="0"/>
-                <w:sz w:val="22"/>
+                <w:sz w:val="20"/>
               </w:rPr>
               <w:t>Система поддерживает переключение между светлой и тёмной темой с сохранением выбора</w:t>
             </w:r>
@@ -12059,7 +13267,7 @@
               <w:rPr>
                 <w:rFonts w:ascii="Times New Roman" w:hAnsi="Times New Roman"/>
                 <w:b w:val="0"/>
-                <w:sz w:val="22"/>
+                <w:sz w:val="20"/>
               </w:rPr>
               <w:t>ФТ-7</w:t>
             </w:r>
@@ -12078,7 +13286,7 @@
               <w:rPr>
                 <w:rFonts w:ascii="Times New Roman" w:hAnsi="Times New Roman"/>
                 <w:b w:val="0"/>
-                <w:sz w:val="22"/>
+                <w:sz w:val="20"/>
               </w:rPr>
               <w:t>Система предоставляет REST API для доступа к данным по четырём эндпоинтам</w:t>
             </w:r>
@@ -12099,7 +13307,7 @@
               <w:rPr>
                 <w:rFonts w:ascii="Times New Roman" w:hAnsi="Times New Roman"/>
                 <w:b w:val="0"/>
-                <w:sz w:val="22"/>
+                <w:sz w:val="20"/>
               </w:rPr>
               <w:t>ФТ-8</w:t>
             </w:r>
@@ -12118,7 +13326,7 @@
               <w:rPr>
                 <w:rFonts w:ascii="Times New Roman" w:hAnsi="Times New Roman"/>
                 <w:b w:val="0"/>
-                <w:sz w:val="22"/>
+                <w:sz w:val="20"/>
               </w:rPr>
               <w:t>При отсутствии координат организации система пытается геокодировать её по текстовому названию</w:t>
             </w:r>
@@ -12167,7 +13375,7 @@
               <w:rPr>
                 <w:rFonts w:ascii="Times New Roman" w:hAnsi="Times New Roman"/>
                 <w:b/>
-                <w:sz w:val="22"/>
+                <w:sz w:val="20"/>
               </w:rPr>
               <w:t>№</w:t>
             </w:r>
@@ -12186,7 +13394,7 @@
               <w:rPr>
                 <w:rFonts w:ascii="Times New Roman" w:hAnsi="Times New Roman"/>
                 <w:b/>
-                <w:sz w:val="22"/>
+                <w:sz w:val="20"/>
               </w:rPr>
               <w:t>Требование</w:t>
             </w:r>
@@ -12205,7 +13413,7 @@
               <w:rPr>
                 <w:rFonts w:ascii="Times New Roman" w:hAnsi="Times New Roman"/>
                 <w:b/>
-                <w:sz w:val="22"/>
+                <w:sz w:val="20"/>
               </w:rPr>
               <w:t>Метрика</w:t>
             </w:r>
@@ -12226,7 +13434,7 @@
               <w:rPr>
                 <w:rFonts w:ascii="Times New Roman" w:hAnsi="Times New Roman"/>
                 <w:b w:val="0"/>
-                <w:sz w:val="22"/>
+                <w:sz w:val="20"/>
               </w:rPr>
               <w:t>НФТ-1</w:t>
             </w:r>
@@ -12245,7 +13453,7 @@
               <w:rPr>
                 <w:rFonts w:ascii="Times New Roman" w:hAnsi="Times New Roman"/>
                 <w:b w:val="0"/>
-                <w:sz w:val="22"/>
+                <w:sz w:val="20"/>
               </w:rPr>
               <w:t>Производительность</w:t>
             </w:r>
@@ -12264,7 +13472,7 @@
               <w:rPr>
                 <w:rFonts w:ascii="Times New Roman" w:hAnsi="Times New Roman"/>
                 <w:b w:val="0"/>
-                <w:sz w:val="22"/>
+                <w:sz w:val="20"/>
               </w:rPr>
               <w:t>Граф с 70 статьями отображается без зависания браузера</w:t>
             </w:r>
@@ -12285,7 +13493,7 @@
               <w:rPr>
                 <w:rFonts w:ascii="Times New Roman" w:hAnsi="Times New Roman"/>
                 <w:b w:val="0"/>
-                <w:sz w:val="22"/>
+                <w:sz w:val="20"/>
               </w:rPr>
               <w:t>НФТ-2</w:t>
             </w:r>
@@ -12304,7 +13512,7 @@
               <w:rPr>
                 <w:rFonts w:ascii="Times New Roman" w:hAnsi="Times New Roman"/>
                 <w:b w:val="0"/>
-                <w:sz w:val="22"/>
+                <w:sz w:val="20"/>
               </w:rPr>
               <w:t>Покрытие геокодирования</w:t>
             </w:r>
@@ -12323,7 +13531,7 @@
               <w:rPr>
                 <w:rFonts w:ascii="Times New Roman" w:hAnsi="Times New Roman"/>
                 <w:b w:val="0"/>
-                <w:sz w:val="22"/>
+                <w:sz w:val="20"/>
               </w:rPr>
               <w:t>Не менее 75% публикаций получают координаты</w:t>
             </w:r>
@@ -12344,7 +13552,7 @@
               <w:rPr>
                 <w:rFonts w:ascii="Times New Roman" w:hAnsi="Times New Roman"/>
                 <w:b w:val="0"/>
-                <w:sz w:val="22"/>
+                <w:sz w:val="20"/>
               </w:rPr>
               <w:t>НФТ-3</w:t>
             </w:r>
@@ -12363,7 +13571,7 @@
               <w:rPr>
                 <w:rFonts w:ascii="Times New Roman" w:hAnsi="Times New Roman"/>
                 <w:b w:val="0"/>
-                <w:sz w:val="22"/>
+                <w:sz w:val="20"/>
               </w:rPr>
               <w:t>Объём данных</w:t>
             </w:r>
@@ -12382,7 +13590,7 @@
               <w:rPr>
                 <w:rFonts w:ascii="Times New Roman" w:hAnsi="Times New Roman"/>
                 <w:b w:val="0"/>
-                <w:sz w:val="22"/>
+                <w:sz w:val="20"/>
               </w:rPr>
               <w:t>Поддержка не менее 10 000 публикаций в одной базе</w:t>
             </w:r>
@@ -12403,7 +13611,7 @@
               <w:rPr>
                 <w:rFonts w:ascii="Times New Roman" w:hAnsi="Times New Roman"/>
                 <w:b w:val="0"/>
-                <w:sz w:val="22"/>
+                <w:sz w:val="20"/>
               </w:rPr>
               <w:t>НФТ-4</w:t>
             </w:r>
@@ -12422,7 +13630,7 @@
               <w:rPr>
                 <w:rFonts w:ascii="Times New Roman" w:hAnsi="Times New Roman"/>
                 <w:b w:val="0"/>
-                <w:sz w:val="22"/>
+                <w:sz w:val="20"/>
               </w:rPr>
               <w:t>Время отклика</w:t>
             </w:r>
@@ -12441,7 +13649,7 @@
               <w:rPr>
                 <w:rFonts w:ascii="Times New Roman" w:hAnsi="Times New Roman"/>
                 <w:b w:val="0"/>
-                <w:sz w:val="22"/>
+                <w:sz w:val="20"/>
               </w:rPr>
               <w:t>Начальная загрузка данных в браузере — не более 10 секунд на локальном сервере</w:t>
             </w:r>
@@ -12462,7 +13670,7 @@
               <w:rPr>
                 <w:rFonts w:ascii="Times New Roman" w:hAnsi="Times New Roman"/>
                 <w:b w:val="0"/>
-                <w:sz w:val="22"/>
+                <w:sz w:val="20"/>
               </w:rPr>
               <w:t>НФТ-5</w:t>
             </w:r>
@@ -12481,7 +13689,7 @@
               <w:rPr>
                 <w:rFonts w:ascii="Times New Roman" w:hAnsi="Times New Roman"/>
                 <w:b w:val="0"/>
-                <w:sz w:val="22"/>
+                <w:sz w:val="20"/>
               </w:rPr>
               <w:t>Переносимость</w:t>
             </w:r>
@@ -12500,7 +13708,7 @@
               <w:rPr>
                 <w:rFonts w:ascii="Times New Roman" w:hAnsi="Times New Roman"/>
                 <w:b w:val="0"/>
-                <w:sz w:val="22"/>
+                <w:sz w:val="20"/>
               </w:rPr>
               <w:t>Запуск на Windows и Linux без изменения кода</w:t>
             </w:r>
@@ -12521,7 +13729,7 @@
               <w:rPr>
                 <w:rFonts w:ascii="Times New Roman" w:hAnsi="Times New Roman"/>
                 <w:b w:val="0"/>
-                <w:sz w:val="22"/>
+                <w:sz w:val="20"/>
               </w:rPr>
               <w:t>НФТ-6</w:t>
             </w:r>
@@ -12540,7 +13748,7 @@
               <w:rPr>
                 <w:rFonts w:ascii="Times New Roman" w:hAnsi="Times New Roman"/>
                 <w:b w:val="0"/>
-                <w:sz w:val="22"/>
+                <w:sz w:val="20"/>
               </w:rPr>
               <w:t>Сжатие</w:t>
             </w:r>
@@ -12559,7 +13767,7 @@
               <w:rPr>
                 <w:rFonts w:ascii="Times New Roman" w:hAnsi="Times New Roman"/>
                 <w:b w:val="0"/>
-                <w:sz w:val="22"/>
+                <w:sz w:val="20"/>
               </w:rPr>
               <w:t>Ответы API сжимаются gzip при поддержке клиентом</w:t>
             </w:r>
@@ -12678,7 +13886,7 @@
               <w:rPr>
                 <w:rFonts w:ascii="Times New Roman" w:hAnsi="Times New Roman"/>
                 <w:b/>
-                <w:sz w:val="22"/>
+                <w:sz w:val="20"/>
               </w:rPr>
               <w:t>Компонент</w:t>
             </w:r>
@@ -12697,7 +13905,7 @@
               <w:rPr>
                 <w:rFonts w:ascii="Times New Roman" w:hAnsi="Times New Roman"/>
                 <w:b/>
-                <w:sz w:val="22"/>
+                <w:sz w:val="20"/>
               </w:rPr>
               <w:t>Требование</w:t>
             </w:r>
@@ -12718,7 +13926,7 @@
               <w:rPr>
                 <w:rFonts w:ascii="Times New Roman" w:hAnsi="Times New Roman"/>
                 <w:b w:val="0"/>
-                <w:sz w:val="22"/>
+                <w:sz w:val="20"/>
               </w:rPr>
               <w:t>Операционная система</w:t>
             </w:r>
@@ -12737,7 +13945,7 @@
               <w:rPr>
                 <w:rFonts w:ascii="Times New Roman" w:hAnsi="Times New Roman"/>
                 <w:b w:val="0"/>
-                <w:sz w:val="22"/>
+                <w:sz w:val="20"/>
               </w:rPr>
               <w:t>Windows 10/11 или Linux (Ubuntu 20.04+)</w:t>
             </w:r>
@@ -12758,7 +13966,7 @@
               <w:rPr>
                 <w:rFonts w:ascii="Times New Roman" w:hAnsi="Times New Roman"/>
                 <w:b w:val="0"/>
-                <w:sz w:val="22"/>
+                <w:sz w:val="20"/>
               </w:rPr>
               <w:t>Python</w:t>
             </w:r>
@@ -12777,7 +13985,7 @@
               <w:rPr>
                 <w:rFonts w:ascii="Times New Roman" w:hAnsi="Times New Roman"/>
                 <w:b w:val="0"/>
-                <w:sz w:val="22"/>
+                <w:sz w:val="20"/>
               </w:rPr>
               <w:t>Версия 3.9 или выше</w:t>
             </w:r>
@@ -12798,7 +14006,7 @@
               <w:rPr>
                 <w:rFonts w:ascii="Times New Roman" w:hAnsi="Times New Roman"/>
                 <w:b w:val="0"/>
-                <w:sz w:val="22"/>
+                <w:sz w:val="20"/>
               </w:rPr>
               <w:t>PostgreSQL</w:t>
             </w:r>
@@ -12817,7 +14025,7 @@
               <w:rPr>
                 <w:rFonts w:ascii="Times New Roman" w:hAnsi="Times New Roman"/>
                 <w:b w:val="0"/>
-                <w:sz w:val="22"/>
+                <w:sz w:val="20"/>
               </w:rPr>
               <w:t>Версия 14 или выше</w:t>
             </w:r>
@@ -12838,7 +14046,7 @@
               <w:rPr>
                 <w:rFonts w:ascii="Times New Roman" w:hAnsi="Times New Roman"/>
                 <w:b w:val="0"/>
-                <w:sz w:val="22"/>
+                <w:sz w:val="20"/>
               </w:rPr>
               <w:t>Браузер</w:t>
             </w:r>
@@ -12857,7 +14065,7 @@
               <w:rPr>
                 <w:rFonts w:ascii="Times New Roman" w:hAnsi="Times New Roman"/>
                 <w:b w:val="0"/>
-                <w:sz w:val="22"/>
+                <w:sz w:val="20"/>
               </w:rPr>
               <w:t>Современный браузер с поддержкой ES2020 (Chrome 90+, Firefox 88+, Edge 90+)</w:t>
             </w:r>
@@ -12878,7 +14086,7 @@
               <w:rPr>
                 <w:rFonts w:ascii="Times New Roman" w:hAnsi="Times New Roman"/>
                 <w:b w:val="0"/>
-                <w:sz w:val="22"/>
+                <w:sz w:val="20"/>
               </w:rPr>
               <w:t>Зависимости Python</w:t>
             </w:r>
@@ -12897,7 +14105,7 @@
               <w:rPr>
                 <w:rFonts w:ascii="Times New Roman" w:hAnsi="Times New Roman"/>
                 <w:b w:val="0"/>
-                <w:sz w:val="22"/>
+                <w:sz w:val="20"/>
               </w:rPr>
               <w:t>`psycopg2-binary`, `ijson`</w:t>
             </w:r>
@@ -12918,7 +14126,7 @@
               <w:rPr>
                 <w:rFonts w:ascii="Times New Roman" w:hAnsi="Times New Roman"/>
                 <w:b w:val="0"/>
-                <w:sz w:val="22"/>
+                <w:sz w:val="20"/>
               </w:rPr>
               <w:t>Интернет-соединение</w:t>
             </w:r>
@@ -12937,7 +14145,7 @@
               <w:rPr>
                 <w:rFonts w:ascii="Times New Roman" w:hAnsi="Times New Roman"/>
                 <w:b w:val="0"/>
-                <w:sz w:val="22"/>
+                <w:sz w:val="20"/>
               </w:rPr>
               <w:t>Требуется только на этапе загрузки данных из OpenAlex</w:t>
             </w:r>
@@ -13282,7 +14490,7 @@
               <w:rPr>
                 <w:rFonts w:ascii="Times New Roman" w:hAnsi="Times New Roman"/>
                 <w:b/>
-                <w:sz w:val="22"/>
+                <w:sz w:val="20"/>
               </w:rPr>
               <w:t>Критерий</w:t>
             </w:r>
@@ -13301,7 +14509,7 @@
               <w:rPr>
                 <w:rFonts w:ascii="Times New Roman" w:hAnsi="Times New Roman"/>
                 <w:b/>
-                <w:sz w:val="22"/>
+                <w:sz w:val="20"/>
               </w:rPr>
               <w:t>Целевое значение</w:t>
             </w:r>
@@ -13320,7 +14528,7 @@
               <w:rPr>
                 <w:rFonts w:ascii="Times New Roman" w:hAnsi="Times New Roman"/>
                 <w:b/>
-                <w:sz w:val="22"/>
+                <w:sz w:val="20"/>
               </w:rPr>
               <w:t>Фактический результат</w:t>
             </w:r>
@@ -13341,7 +14549,7 @@
               <w:rPr>
                 <w:rFonts w:ascii="Times New Roman" w:hAnsi="Times New Roman"/>
                 <w:b w:val="0"/>
-                <w:sz w:val="22"/>
+                <w:sz w:val="20"/>
               </w:rPr>
               <w:t>Покрытие геокодирования</w:t>
             </w:r>
@@ -13360,7 +14568,7 @@
               <w:rPr>
                 <w:rFonts w:ascii="Times New Roman" w:hAnsi="Times New Roman"/>
                 <w:b w:val="0"/>
-                <w:sz w:val="22"/>
+                <w:sz w:val="20"/>
               </w:rPr>
               <w:t>≥ 75%</w:t>
             </w:r>
@@ -13379,7 +14587,7 @@
               <w:rPr>
                 <w:rFonts w:ascii="Times New Roman" w:hAnsi="Times New Roman"/>
                 <w:b w:val="0"/>
-                <w:sz w:val="22"/>
+                <w:sz w:val="20"/>
               </w:rPr>
               <w:t>80,8%** (8 077 из 9 994)</w:t>
             </w:r>
@@ -13400,7 +14608,7 @@
               <w:rPr>
                 <w:rFonts w:ascii="Times New Roman" w:hAnsi="Times New Roman"/>
                 <w:b w:val="0"/>
-                <w:sz w:val="22"/>
+                <w:sz w:val="20"/>
               </w:rPr>
               <w:t>Граф без зависания при 70 статьях</w:t>
             </w:r>
@@ -13419,7 +14627,7 @@
               <w:rPr>
                 <w:rFonts w:ascii="Times New Roman" w:hAnsi="Times New Roman"/>
                 <w:b w:val="0"/>
-                <w:sz w:val="22"/>
+                <w:sz w:val="20"/>
               </w:rPr>
               <w:t>выполнено</w:t>
             </w:r>
@@ -13438,7 +14646,7 @@
               <w:rPr>
                 <w:rFonts w:ascii="Times New Roman" w:hAnsi="Times New Roman"/>
                 <w:b w:val="0"/>
-                <w:sz w:val="22"/>
+                <w:sz w:val="20"/>
               </w:rPr>
               <w:t>✓ (requestAnimationFrame, O(1) рендер)</w:t>
             </w:r>
@@ -13459,7 +14667,7 @@
               <w:rPr>
                 <w:rFonts w:ascii="Times New Roman" w:hAnsi="Times New Roman"/>
                 <w:b w:val="0"/>
-                <w:sz w:val="22"/>
+                <w:sz w:val="20"/>
               </w:rPr>
               <w:t>Фасетные фильтры без пустых результатов</w:t>
             </w:r>
@@ -13478,7 +14686,7 @@
               <w:rPr>
                 <w:rFonts w:ascii="Times New Roman" w:hAnsi="Times New Roman"/>
                 <w:b w:val="0"/>
-                <w:sz w:val="22"/>
+                <w:sz w:val="20"/>
               </w:rPr>
               <w:t>выполнено</w:t>
             </w:r>
@@ -13497,7 +14705,7 @@
               <w:rPr>
                 <w:rFonts w:ascii="Times New Roman" w:hAnsi="Times New Roman"/>
                 <w:b w:val="0"/>
-                <w:sz w:val="22"/>
+                <w:sz w:val="20"/>
               </w:rPr>
               <w:t>✓ (зависимые списки)</w:t>
             </w:r>
@@ -13518,7 +14726,7 @@
               <w:rPr>
                 <w:rFonts w:ascii="Times New Roman" w:hAnsi="Times New Roman"/>
                 <w:b w:val="0"/>
-                <w:sz w:val="22"/>
+                <w:sz w:val="20"/>
               </w:rPr>
               <w:t>Алгоритм по ≥ 3 признакам</w:t>
             </w:r>
@@ -13537,7 +14745,7 @@
               <w:rPr>
                 <w:rFonts w:ascii="Times New Roman" w:hAnsi="Times New Roman"/>
                 <w:b w:val="0"/>
-                <w:sz w:val="22"/>
+                <w:sz w:val="20"/>
               </w:rPr>
               <w:t>≥ 3 признака</w:t>
             </w:r>
@@ -13556,7 +14764,7 @@
               <w:rPr>
                 <w:rFonts w:ascii="Times New Roman" w:hAnsi="Times New Roman"/>
                 <w:b w:val="0"/>
-                <w:sz w:val="22"/>
+                <w:sz w:val="20"/>
               </w:rPr>
               <w:t>5 признаков** (авторы, темы, ключевые слова, аффилиации, журнал)</w:t>
             </w:r>

--- a/docs/диплом.docx
+++ b/docs/диплом.docx
@@ -2,6 +2,182 @@
 <file path=word/document.xml><?xml version="1.0" encoding="utf-8"?>
 <w:document xmlns:wpc="http://schemas.microsoft.com/office/word/2010/wordprocessingCanvas" xmlns:mo="http://schemas.microsoft.com/office/mac/office/2008/main" xmlns:mc="http://schemas.openxmlformats.org/markup-compatibility/2006" xmlns:mv="urn:schemas-microsoft-com:mac:vml" xmlns:o="urn:schemas-microsoft-com:office:office" xmlns:r="http://schemas.openxmlformats.org/officeDocument/2006/relationships" xmlns:m="http://schemas.openxmlformats.org/officeDocument/2006/math" xmlns:v="urn:schemas-microsoft-com:vml" xmlns:wp14="http://schemas.microsoft.com/office/word/2010/wordprocessingDrawing" xmlns:wp="http://schemas.openxmlformats.org/drawingml/2006/wordprocessingDrawing" xmlns:w10="urn:schemas-microsoft-com:office:word" xmlns:w="http://schemas.openxmlformats.org/wordprocessingml/2006/main" xmlns:w14="http://schemas.microsoft.com/office/word/2010/wordml" xmlns:wpg="http://schemas.microsoft.com/office/word/2010/wordprocessingGroup" xmlns:wpi="http://schemas.microsoft.com/office/word/2010/wordprocessingInk" xmlns:wne="http://schemas.microsoft.com/office/word/2006/wordml" xmlns:wps="http://schemas.microsoft.com/office/word/2010/wordprocessingShape" mc:Ignorable="w14 wp14">
   <w:body>
+    <w:p>
+      <w:pPr>
+        <w:spacing w:before="0" w:after="80"/>
+        <w:ind w:firstLine="0"/>
+        <w:jc w:val="center"/>
+      </w:pPr>
+      <w:r>
+        <w:rPr>
+          <w:rFonts w:ascii="Times New Roman" w:hAnsi="Times New Roman"/>
+          <w:b w:val="0"/>
+          <w:sz w:val="28"/>
+        </w:rPr>
+        <w:t>Московский университет имени С. Ю. Витте</w:t>
+      </w:r>
+    </w:p>
+    <w:p>
+      <w:pPr>
+        <w:spacing w:before="0" w:after="800"/>
+        <w:ind w:firstLine="0"/>
+        <w:jc w:val="center"/>
+      </w:pPr>
+      <w:r>
+        <w:rPr>
+          <w:rFonts w:ascii="Times New Roman" w:hAnsi="Times New Roman"/>
+          <w:b w:val="0"/>
+          <w:sz w:val="28"/>
+        </w:rPr>
+        <w:t>Кафедра информационных технологий</w:t>
+      </w:r>
+    </w:p>
+    <w:p>
+      <w:pPr>
+        <w:spacing w:before="0" w:after="400"/>
+        <w:ind w:firstLine="0"/>
+        <w:jc w:val="center"/>
+      </w:pPr>
+      <w:r>
+        <w:rPr>
+          <w:rFonts w:ascii="Times New Roman" w:hAnsi="Times New Roman"/>
+          <w:b/>
+          <w:sz w:val="32"/>
+        </w:rPr>
+        <w:t>ВЫПУСКНАЯ КВАЛИФИКАЦИОННАЯ РАБОТА</w:t>
+      </w:r>
+    </w:p>
+    <w:p>
+      <w:pPr>
+        <w:spacing w:before="0" w:after="800"/>
+        <w:ind w:firstLine="0"/>
+        <w:jc w:val="center"/>
+      </w:pPr>
+      <w:r>
+        <w:rPr>
+          <w:rFonts w:ascii="Times New Roman" w:hAnsi="Times New Roman"/>
+          <w:b w:val="0"/>
+          <w:sz w:val="28"/>
+        </w:rPr>
+        <w:t>по направлению 38.03.05 «Бизнес-информатика»</w:t>
+      </w:r>
+    </w:p>
+    <w:p>
+      <w:pPr>
+        <w:spacing w:before="0" w:after="120"/>
+        <w:ind w:firstLine="0"/>
+        <w:jc w:val="center"/>
+      </w:pPr>
+      <w:r>
+        <w:rPr>
+          <w:rFonts w:ascii="Times New Roman" w:hAnsi="Times New Roman"/>
+          <w:b w:val="0"/>
+          <w:sz w:val="28"/>
+        </w:rPr>
+        <w:t>на тему:</w:t>
+      </w:r>
+    </w:p>
+    <w:p>
+      <w:pPr>
+        <w:spacing w:before="0" w:after="1200"/>
+        <w:ind w:firstLine="0"/>
+        <w:jc w:val="center"/>
+      </w:pPr>
+      <w:r>
+        <w:rPr>
+          <w:rFonts w:ascii="Times New Roman" w:hAnsi="Times New Roman"/>
+          <w:b/>
+          <w:sz w:val="32"/>
+        </w:rPr>
+        <w:t>«Визуализация науки на основе метаданных</w:t>
+        <w:br/>
+        <w:t>публикаций и журналов»</w:t>
+      </w:r>
+    </w:p>
+    <w:p>
+      <w:pPr>
+        <w:spacing w:after="80"/>
+        <w:ind w:firstLine="0" w:left="4535"/>
+      </w:pPr>
+      <w:r>
+        <w:rPr>
+          <w:rFonts w:ascii="Times New Roman" w:hAnsi="Times New Roman"/>
+          <w:b/>
+          <w:sz w:val="28"/>
+        </w:rPr>
+        <w:t xml:space="preserve">Студент: </w:t>
+      </w:r>
+      <w:r>
+        <w:rPr>
+          <w:rFonts w:ascii="Times New Roman" w:hAnsi="Times New Roman"/>
+          <w:sz w:val="28"/>
+        </w:rPr>
+        <w:t>Сурнова Варвара Сергеевна</w:t>
+      </w:r>
+    </w:p>
+    <w:p>
+      <w:pPr>
+        <w:spacing w:after="80"/>
+        <w:ind w:firstLine="0" w:left="4535"/>
+      </w:pPr>
+      <w:r>
+        <w:rPr>
+          <w:rFonts w:ascii="Times New Roman" w:hAnsi="Times New Roman"/>
+          <w:b/>
+          <w:sz w:val="28"/>
+        </w:rPr>
+        <w:t xml:space="preserve">Группа: </w:t>
+      </w:r>
+      <w:r>
+        <w:rPr>
+          <w:rFonts w:ascii="Times New Roman" w:hAnsi="Times New Roman"/>
+          <w:sz w:val="28"/>
+        </w:rPr>
+        <w:t>ИД 30.1/Б-22</w:t>
+      </w:r>
+    </w:p>
+    <w:p/>
+    <w:p>
+      <w:pPr>
+        <w:spacing w:after="80"/>
+        <w:ind w:firstLine="0" w:left="4535"/>
+      </w:pPr>
+      <w:r>
+        <w:rPr>
+          <w:rFonts w:ascii="Times New Roman" w:hAnsi="Times New Roman"/>
+          <w:b/>
+          <w:sz w:val="28"/>
+        </w:rPr>
+        <w:t xml:space="preserve">Научный руководитель: </w:t>
+      </w:r>
+      <w:r>
+        <w:rPr>
+          <w:rFonts w:ascii="Times New Roman" w:hAnsi="Times New Roman"/>
+          <w:sz w:val="28"/>
+        </w:rPr>
+        <w:t>Атаева Ольга Муратовна</w:t>
+      </w:r>
+    </w:p>
+    <w:p>
+      <w:pPr>
+        <w:spacing w:before="1200" w:after="0"/>
+        <w:ind w:firstLine="0"/>
+        <w:jc w:val="center"/>
+      </w:pPr>
+      <w:r>
+        <w:rPr>
+          <w:rFonts w:ascii="Times New Roman" w:hAnsi="Times New Roman"/>
+          <w:b w:val="0"/>
+          <w:sz w:val="28"/>
+        </w:rPr>
+        <w:t>Москва — 2026</w:t>
+      </w:r>
+    </w:p>
+    <w:p>
+      <w:r>
+        <w:br w:type="page"/>
+      </w:r>
+    </w:p>
     <w:p>
       <w:pPr>
         <w:spacing w:before="240" w:after="120"/>
@@ -7870,18 +8046,58 @@
     </w:p>
     <w:p>
       <w:pPr>
-        <w:spacing w:before="120" w:after="120"/>
+        <w:spacing w:before="200" w:after="120"/>
         <w:ind w:firstLine="0"/>
         <w:jc w:val="center"/>
       </w:pPr>
       <w:r>
         <w:rPr>
           <w:rFonts w:ascii="Times New Roman" w:hAnsi="Times New Roman"/>
-          <w:i/>
-          <w:color w:val="888888"/>
+          <w:b/>
           <w:sz w:val="24"/>
         </w:rPr>
         <w:t>Рисунок 3 — ER-диаграмма базы данных</w:t>
+      </w:r>
+    </w:p>
+    <w:p>
+      <w:pPr>
+        <w:spacing w:after="200"/>
+        <w:ind w:firstLine="0"/>
+        <w:jc w:val="center"/>
+      </w:pPr>
+      <w:r>
+        <w:drawing>
+          <wp:inline xmlns:a="http://schemas.openxmlformats.org/drawingml/2006/main" xmlns:pic="http://schemas.openxmlformats.org/drawingml/2006/picture">
+            <wp:extent cx="5760000" cy="8142915"/>
+            <wp:docPr id="1" name="Picture 1"/>
+            <wp:cNvGraphicFramePr>
+              <a:graphicFrameLocks noChangeAspect="1"/>
+            </wp:cNvGraphicFramePr>
+            <a:graphic>
+              <a:graphicData uri="http://schemas.openxmlformats.org/drawingml/2006/picture">
+                <pic:pic>
+                  <pic:nvPicPr>
+                    <pic:cNvPr id="0" name="er_diagram.png"/>
+                    <pic:cNvPicPr/>
+                  </pic:nvPicPr>
+                  <pic:blipFill>
+                    <a:blip r:embed="rId9"/>
+                    <a:stretch>
+                      <a:fillRect/>
+                    </a:stretch>
+                  </pic:blipFill>
+                  <pic:spPr>
+                    <a:xfrm>
+                      <a:off x="0" y="0"/>
+                      <a:ext cx="5760000" cy="8142915"/>
+                    </a:xfrm>
+                    <a:prstGeom prst="rect"/>
+                  </pic:spPr>
+                </pic:pic>
+              </a:graphicData>
+            </a:graphic>
+          </wp:inline>
+        </w:drawing>
       </w:r>
     </w:p>
     <w:tbl>

--- a/docs/диплом.docx
+++ b/docs/диплом.docx
@@ -6484,6 +6484,45 @@
     </w:p>
     <w:p>
       <w:pPr>
+        <w:jc w:val="center"/>
+      </w:pPr>
+      <w:r>
+        <w:drawing>
+          <wp:inline xmlns:a="http://schemas.openxmlformats.org/drawingml/2006/main" xmlns:pic="http://schemas.openxmlformats.org/drawingml/2006/picture">
+            <wp:extent cx="5040000" cy="2919529"/>
+            <wp:docPr id="1" name="Picture 1"/>
+            <wp:cNvGraphicFramePr>
+              <a:graphicFrameLocks noChangeAspect="1"/>
+            </wp:cNvGraphicFramePr>
+            <a:graphic>
+              <a:graphicData uri="http://schemas.openxmlformats.org/drawingml/2006/picture">
+                <pic:pic>
+                  <pic:nvPicPr>
+                    <pic:cNvPr id="0" name="fig1_architecture.png"/>
+                    <pic:cNvPicPr/>
+                  </pic:nvPicPr>
+                  <pic:blipFill>
+                    <a:blip r:embed="rId9"/>
+                    <a:stretch>
+                      <a:fillRect/>
+                    </a:stretch>
+                  </pic:blipFill>
+                  <pic:spPr>
+                    <a:xfrm>
+                      <a:off x="0" y="0"/>
+                      <a:ext cx="5040000" cy="2919529"/>
+                    </a:xfrm>
+                    <a:prstGeom prst="rect"/>
+                  </pic:spPr>
+                </pic:pic>
+              </a:graphicData>
+            </a:graphic>
+          </wp:inline>
+        </w:drawing>
+      </w:r>
+    </w:p>
+    <w:p>
+      <w:pPr>
         <w:spacing w:before="120" w:after="120"/>
         <w:ind w:firstLine="0"/>
         <w:jc w:val="center"/>
@@ -7395,6 +7434,45 @@
           <w:sz w:val="28"/>
         </w:rPr>
         <w:t>Взаимодействие модулей системы показано на рисунке 2.</w:t>
+      </w:r>
+    </w:p>
+    <w:p>
+      <w:pPr>
+        <w:jc w:val="center"/>
+      </w:pPr>
+      <w:r>
+        <w:drawing>
+          <wp:inline xmlns:a="http://schemas.openxmlformats.org/drawingml/2006/main" xmlns:pic="http://schemas.openxmlformats.org/drawingml/2006/picture">
+            <wp:extent cx="5040000" cy="3649761"/>
+            <wp:docPr id="1" name="Picture 1"/>
+            <wp:cNvGraphicFramePr>
+              <a:graphicFrameLocks noChangeAspect="1"/>
+            </wp:cNvGraphicFramePr>
+            <a:graphic>
+              <a:graphicData uri="http://schemas.openxmlformats.org/drawingml/2006/picture">
+                <pic:pic>
+                  <pic:nvPicPr>
+                    <pic:cNvPr id="0" name="fig2_dataflow.png"/>
+                    <pic:cNvPicPr/>
+                  </pic:nvPicPr>
+                  <pic:blipFill>
+                    <a:blip r:embed="rId9"/>
+                    <a:stretch>
+                      <a:fillRect/>
+                    </a:stretch>
+                  </pic:blipFill>
+                  <pic:spPr>
+                    <a:xfrm>
+                      <a:off x="0" y="0"/>
+                      <a:ext cx="5040000" cy="3649761"/>
+                    </a:xfrm>
+                    <a:prstGeom prst="rect"/>
+                  </pic:spPr>
+                </pic:pic>
+              </a:graphicData>
+            </a:graphic>
+          </wp:inline>
+        </w:drawing>
       </w:r>
     </w:p>
     <w:p>
@@ -9718,6 +9796,45 @@
     </w:p>
     <w:p>
       <w:pPr>
+        <w:jc w:val="center"/>
+      </w:pPr>
+      <w:r>
+        <w:drawing>
+          <wp:inline xmlns:a="http://schemas.openxmlformats.org/drawingml/2006/main" xmlns:pic="http://schemas.openxmlformats.org/drawingml/2006/picture">
+            <wp:extent cx="5040000" cy="5036606"/>
+            <wp:docPr id="1" name="Picture 1"/>
+            <wp:cNvGraphicFramePr>
+              <a:graphicFrameLocks noChangeAspect="1"/>
+            </wp:cNvGraphicFramePr>
+            <a:graphic>
+              <a:graphicData uri="http://schemas.openxmlformats.org/drawingml/2006/picture">
+                <pic:pic>
+                  <pic:nvPicPr>
+                    <pic:cNvPr id="0" name="fig4_dbload.png"/>
+                    <pic:cNvPicPr/>
+                  </pic:nvPicPr>
+                  <pic:blipFill>
+                    <a:blip r:embed="rId9"/>
+                    <a:stretch>
+                      <a:fillRect/>
+                    </a:stretch>
+                  </pic:blipFill>
+                  <pic:spPr>
+                    <a:xfrm>
+                      <a:off x="0" y="0"/>
+                      <a:ext cx="5040000" cy="5036606"/>
+                    </a:xfrm>
+                    <a:prstGeom prst="rect"/>
+                  </pic:spPr>
+                </pic:pic>
+              </a:graphicData>
+            </a:graphic>
+          </wp:inline>
+        </w:drawing>
+      </w:r>
+    </w:p>
+    <w:p>
+      <w:pPr>
         <w:spacing w:before="120" w:after="120"/>
         <w:ind w:firstLine="0"/>
         <w:jc w:val="center"/>
@@ -10255,6 +10372,45 @@
           <w:sz w:val="28"/>
         </w:rPr>
         <w:t>Алгоритм геокодирования показан на рисунке 5.</w:t>
+      </w:r>
+    </w:p>
+    <w:p>
+      <w:pPr>
+        <w:jc w:val="center"/>
+      </w:pPr>
+      <w:r>
+        <w:drawing>
+          <wp:inline xmlns:a="http://schemas.openxmlformats.org/drawingml/2006/main" xmlns:pic="http://schemas.openxmlformats.org/drawingml/2006/picture">
+            <wp:extent cx="5040000" cy="4112146"/>
+            <wp:docPr id="1" name="Picture 1"/>
+            <wp:cNvGraphicFramePr>
+              <a:graphicFrameLocks noChangeAspect="1"/>
+            </wp:cNvGraphicFramePr>
+            <a:graphic>
+              <a:graphicData uri="http://schemas.openxmlformats.org/drawingml/2006/picture">
+                <pic:pic>
+                  <pic:nvPicPr>
+                    <pic:cNvPr id="0" name="fig5_geocoding.png"/>
+                    <pic:cNvPicPr/>
+                  </pic:nvPicPr>
+                  <pic:blipFill>
+                    <a:blip r:embed="rId9"/>
+                    <a:stretch>
+                      <a:fillRect/>
+                    </a:stretch>
+                  </pic:blipFill>
+                  <pic:spPr>
+                    <a:xfrm>
+                      <a:off x="0" y="0"/>
+                      <a:ext cx="5040000" cy="4112146"/>
+                    </a:xfrm>
+                    <a:prstGeom prst="rect"/>
+                  </pic:spPr>
+                </pic:pic>
+              </a:graphicData>
+            </a:graphic>
+          </wp:inline>
+        </w:drawing>
       </w:r>
     </w:p>
     <w:p>

--- a/docs/диплом.docx
+++ b/docs/диплом.docx
@@ -6489,7 +6489,7 @@
       <w:r>
         <w:drawing>
           <wp:inline xmlns:a="http://schemas.openxmlformats.org/drawingml/2006/main" xmlns:pic="http://schemas.openxmlformats.org/drawingml/2006/picture">
-            <wp:extent cx="5040000" cy="2919529"/>
+            <wp:extent cx="5040000" cy="1711436"/>
             <wp:docPr id="1" name="Picture 1"/>
             <wp:cNvGraphicFramePr>
               <a:graphicFrameLocks noChangeAspect="1"/>
@@ -6510,7 +6510,7 @@
                   <pic:spPr>
                     <a:xfrm>
                       <a:off x="0" y="0"/>
-                      <a:ext cx="5040000" cy="2919529"/>
+                      <a:ext cx="5040000" cy="1711436"/>
                     </a:xfrm>
                     <a:prstGeom prst="rect"/>
                   </pic:spPr>
@@ -7443,7 +7443,7 @@
       <w:r>
         <w:drawing>
           <wp:inline xmlns:a="http://schemas.openxmlformats.org/drawingml/2006/main" xmlns:pic="http://schemas.openxmlformats.org/drawingml/2006/picture">
-            <wp:extent cx="5040000" cy="3649761"/>
+            <wp:extent cx="5040000" cy="9968292"/>
             <wp:docPr id="1" name="Picture 1"/>
             <wp:cNvGraphicFramePr>
               <a:graphicFrameLocks noChangeAspect="1"/>
@@ -7464,7 +7464,7 @@
                   <pic:spPr>
                     <a:xfrm>
                       <a:off x="0" y="0"/>
-                      <a:ext cx="5040000" cy="3649761"/>
+                      <a:ext cx="5040000" cy="9968292"/>
                     </a:xfrm>
                     <a:prstGeom prst="rect"/>
                   </pic:spPr>
@@ -9801,7 +9801,7 @@
       <w:r>
         <w:drawing>
           <wp:inline xmlns:a="http://schemas.openxmlformats.org/drawingml/2006/main" xmlns:pic="http://schemas.openxmlformats.org/drawingml/2006/picture">
-            <wp:extent cx="5040000" cy="5036606"/>
+            <wp:extent cx="5040000" cy="6903599"/>
             <wp:docPr id="1" name="Picture 1"/>
             <wp:cNvGraphicFramePr>
               <a:graphicFrameLocks noChangeAspect="1"/>
@@ -9822,7 +9822,7 @@
                   <pic:spPr>
                     <a:xfrm>
                       <a:off x="0" y="0"/>
-                      <a:ext cx="5040000" cy="5036606"/>
+                      <a:ext cx="5040000" cy="6903599"/>
                     </a:xfrm>
                     <a:prstGeom prst="rect"/>
                   </pic:spPr>
@@ -10381,7 +10381,7 @@
       <w:r>
         <w:drawing>
           <wp:inline xmlns:a="http://schemas.openxmlformats.org/drawingml/2006/main" xmlns:pic="http://schemas.openxmlformats.org/drawingml/2006/picture">
-            <wp:extent cx="5040000" cy="4112146"/>
+            <wp:extent cx="5040000" cy="4541648"/>
             <wp:docPr id="1" name="Picture 1"/>
             <wp:cNvGraphicFramePr>
               <a:graphicFrameLocks noChangeAspect="1"/>
@@ -10402,7 +10402,7 @@
                   <pic:spPr>
                     <a:xfrm>
                       <a:off x="0" y="0"/>
-                      <a:ext cx="5040000" cy="4112146"/>
+                      <a:ext cx="5040000" cy="4541648"/>
                     </a:xfrm>
                     <a:prstGeom prst="rect"/>
                   </pic:spPr>

--- a/docs/диплом.docx
+++ b/docs/диплом.docx
@@ -3,179 +3,47 @@
 <w:document xmlns:wpc="http://schemas.microsoft.com/office/word/2010/wordprocessingCanvas" xmlns:mo="http://schemas.microsoft.com/office/mac/office/2008/main" xmlns:mc="http://schemas.openxmlformats.org/markup-compatibility/2006" xmlns:mv="urn:schemas-microsoft-com:mac:vml" xmlns:o="urn:schemas-microsoft-com:office:office" xmlns:r="http://schemas.openxmlformats.org/officeDocument/2006/relationships" xmlns:m="http://schemas.openxmlformats.org/officeDocument/2006/math" xmlns:v="urn:schemas-microsoft-com:vml" xmlns:wp14="http://schemas.microsoft.com/office/word/2010/wordprocessingDrawing" xmlns:wp="http://schemas.openxmlformats.org/drawingml/2006/wordprocessingDrawing" xmlns:w10="urn:schemas-microsoft-com:office:word" xmlns:w="http://schemas.openxmlformats.org/wordprocessingml/2006/main" xmlns:w14="http://schemas.microsoft.com/office/word/2010/wordml" xmlns:wpg="http://schemas.microsoft.com/office/word/2010/wordprocessingGroup" xmlns:wpi="http://schemas.microsoft.com/office/word/2010/wordprocessingInk" xmlns:wne="http://schemas.microsoft.com/office/word/2006/wordml" xmlns:wps="http://schemas.microsoft.com/office/word/2010/wordprocessingShape" mc:Ignorable="w14 wp14">
   <w:body>
     <w:p>
-      <w:pPr>
-        <w:spacing w:before="0" w:after="80"/>
-        <w:ind w:firstLine="0"/>
-        <w:jc w:val="center"/>
-      </w:pPr>
-      <w:r>
-        <w:rPr>
-          <w:rFonts w:ascii="Times New Roman" w:hAnsi="Times New Roman"/>
-          <w:b w:val="0"/>
-          <w:sz w:val="28"/>
-        </w:rPr>
-        <w:t>Московский университет имени С. Ю. Витте</w:t>
+      <w:r>
+        <w:br w:type="page"/>
       </w:r>
     </w:p>
     <w:p>
       <w:pPr>
-        <w:spacing w:before="0" w:after="800"/>
-        <w:ind w:firstLine="0"/>
         <w:jc w:val="center"/>
       </w:pPr>
       <w:r>
-        <w:rPr>
-          <w:rFonts w:ascii="Times New Roman" w:hAnsi="Times New Roman"/>
-          <w:b w:val="0"/>
-          <w:sz w:val="28"/>
-        </w:rPr>
-        <w:t>Кафедра информационных технологий</w:t>
-      </w:r>
-    </w:p>
-    <w:p>
-      <w:pPr>
-        <w:spacing w:before="0" w:after="400"/>
-        <w:ind w:firstLine="0"/>
-        <w:jc w:val="center"/>
-      </w:pPr>
-      <w:r>
-        <w:rPr>
-          <w:rFonts w:ascii="Times New Roman" w:hAnsi="Times New Roman"/>
-          <w:b/>
-          <w:sz w:val="32"/>
-        </w:rPr>
-        <w:t>ВЫПУСКНАЯ КВАЛИФИКАЦИОННАЯ РАБОТА</w:t>
-      </w:r>
-    </w:p>
-    <w:p>
-      <w:pPr>
-        <w:spacing w:before="0" w:after="800"/>
-        <w:ind w:firstLine="0"/>
-        <w:jc w:val="center"/>
-      </w:pPr>
-      <w:r>
-        <w:rPr>
-          <w:rFonts w:ascii="Times New Roman" w:hAnsi="Times New Roman"/>
-          <w:b w:val="0"/>
-          <w:sz w:val="28"/>
-        </w:rPr>
-        <w:t>по направлению 38.03.05 «Бизнес-информатика»</w:t>
-      </w:r>
-    </w:p>
-    <w:p>
-      <w:pPr>
-        <w:spacing w:before="0" w:after="120"/>
-        <w:ind w:firstLine="0"/>
-        <w:jc w:val="center"/>
-      </w:pPr>
-      <w:r>
-        <w:rPr>
-          <w:rFonts w:ascii="Times New Roman" w:hAnsi="Times New Roman"/>
-          <w:b w:val="0"/>
-          <w:sz w:val="28"/>
-        </w:rPr>
-        <w:t>на тему:</w:t>
-      </w:r>
-    </w:p>
-    <w:p>
-      <w:pPr>
-        <w:spacing w:before="0" w:after="1200"/>
-        <w:ind w:firstLine="0"/>
-        <w:jc w:val="center"/>
-      </w:pPr>
-      <w:r>
-        <w:rPr>
-          <w:rFonts w:ascii="Times New Roman" w:hAnsi="Times New Roman"/>
-          <w:b/>
-          <w:sz w:val="32"/>
-        </w:rPr>
-        <w:t>«Визуализация науки на основе метаданных</w:t>
-        <w:br/>
-        <w:t>публикаций и журналов»</w:t>
-      </w:r>
-    </w:p>
-    <w:p>
-      <w:pPr>
-        <w:spacing w:after="80"/>
-        <w:ind w:firstLine="0" w:left="4535"/>
-      </w:pPr>
-      <w:r>
-        <w:rPr>
-          <w:rFonts w:ascii="Times New Roman" w:hAnsi="Times New Roman"/>
-          <w:b/>
-          <w:sz w:val="28"/>
-        </w:rPr>
-        <w:t xml:space="preserve">Студент: </w:t>
-      </w:r>
-      <w:r>
-        <w:rPr>
-          <w:rFonts w:ascii="Times New Roman" w:hAnsi="Times New Roman"/>
-          <w:sz w:val="28"/>
-        </w:rPr>
-        <w:t>Сурнова Варвара Сергеевна</w:t>
-      </w:r>
-    </w:p>
-    <w:p>
-      <w:pPr>
-        <w:spacing w:after="80"/>
-        <w:ind w:firstLine="0" w:left="4535"/>
-      </w:pPr>
-      <w:r>
-        <w:rPr>
-          <w:rFonts w:ascii="Times New Roman" w:hAnsi="Times New Roman"/>
-          <w:b/>
-          <w:sz w:val="28"/>
-        </w:rPr>
-        <w:t xml:space="preserve">Группа: </w:t>
-      </w:r>
-      <w:r>
-        <w:rPr>
-          <w:rFonts w:ascii="Times New Roman" w:hAnsi="Times New Roman"/>
-          <w:sz w:val="28"/>
-        </w:rPr>
-        <w:t>ИД 30.1/Б-22</w:t>
-      </w:r>
-    </w:p>
-    <w:p/>
-    <w:p>
-      <w:pPr>
-        <w:spacing w:after="80"/>
-        <w:ind w:firstLine="0" w:left="4535"/>
-      </w:pPr>
-      <w:r>
-        <w:rPr>
-          <w:rFonts w:ascii="Times New Roman" w:hAnsi="Times New Roman"/>
-          <w:b/>
-          <w:sz w:val="28"/>
-        </w:rPr>
-        <w:t xml:space="preserve">Научный руководитель: </w:t>
-      </w:r>
-      <w:r>
-        <w:rPr>
-          <w:rFonts w:ascii="Times New Roman" w:hAnsi="Times New Roman"/>
-          <w:sz w:val="28"/>
-        </w:rPr>
-        <w:t>Атаева Ольга Муратовна</w:t>
-      </w:r>
-    </w:p>
-    <w:p>
-      <w:pPr>
-        <w:spacing w:before="1200" w:after="0"/>
-        <w:ind w:firstLine="0"/>
-        <w:jc w:val="center"/>
-      </w:pPr>
-      <w:r>
-        <w:rPr>
-          <w:rFonts w:ascii="Times New Roman" w:hAnsi="Times New Roman"/>
-          <w:b w:val="0"/>
-          <w:sz w:val="28"/>
-        </w:rPr>
-        <w:t>Москва — 2026</w:t>
-      </w:r>
-    </w:p>
-    <w:p>
-      <w:r>
-        <w:br w:type="page"/>
+        <w:drawing>
+          <wp:inline xmlns:a="http://schemas.openxmlformats.org/drawingml/2006/main" xmlns:pic="http://schemas.openxmlformats.org/drawingml/2006/picture">
+            <wp:extent cx="6660000" cy="9419462"/>
+            <wp:docPr id="1" name="Picture 1"/>
+            <wp:cNvGraphicFramePr>
+              <a:graphicFrameLocks noChangeAspect="1"/>
+            </wp:cNvGraphicFramePr>
+            <a:graphic>
+              <a:graphicData uri="http://schemas.openxmlformats.org/drawingml/2006/picture">
+                <pic:pic>
+                  <pic:nvPicPr>
+                    <pic:cNvPr id="0" name="title_final.png"/>
+                    <pic:cNvPicPr/>
+                  </pic:nvPicPr>
+                  <pic:blipFill>
+                    <a:blip r:embed="rId9"/>
+                    <a:stretch>
+                      <a:fillRect/>
+                    </a:stretch>
+                  </pic:blipFill>
+                  <pic:spPr>
+                    <a:xfrm>
+                      <a:off x="0" y="0"/>
+                      <a:ext cx="6660000" cy="9419462"/>
+                    </a:xfrm>
+                    <a:prstGeom prst="rect"/>
+                  </pic:spPr>
+                </pic:pic>
+              </a:graphicData>
+            </a:graphic>
+          </wp:inline>
+        </w:drawing>
       </w:r>
     </w:p>
     <w:p>

--- a/docs/диплом.docx
+++ b/docs/диплом.docx
@@ -10862,6 +10862,45 @@
     </w:p>
     <w:p>
       <w:pPr>
+        <w:jc w:val="center"/>
+      </w:pPr>
+      <w:r>
+        <w:drawing>
+          <wp:inline xmlns:a="http://schemas.openxmlformats.org/drawingml/2006/main" xmlns:pic="http://schemas.openxmlformats.org/drawingml/2006/picture">
+            <wp:extent cx="5400000" cy="2539688"/>
+            <wp:docPr id="1" name="Picture 1"/>
+            <wp:cNvGraphicFramePr>
+              <a:graphicFrameLocks noChangeAspect="1"/>
+            </wp:cNvGraphicFramePr>
+            <a:graphic>
+              <a:graphicData uri="http://schemas.openxmlformats.org/drawingml/2006/picture">
+                <pic:pic>
+                  <pic:nvPicPr>
+                    <pic:cNvPr id="0" name="image-1780234030892.png"/>
+                    <pic:cNvPicPr/>
+                  </pic:nvPicPr>
+                  <pic:blipFill>
+                    <a:blip r:embed="rId9"/>
+                    <a:stretch>
+                      <a:fillRect/>
+                    </a:stretch>
+                  </pic:blipFill>
+                  <pic:spPr>
+                    <a:xfrm>
+                      <a:off x="0" y="0"/>
+                      <a:ext cx="5400000" cy="2539688"/>
+                    </a:xfrm>
+                    <a:prstGeom prst="rect"/>
+                  </pic:spPr>
+                </pic:pic>
+              </a:graphicData>
+            </a:graphic>
+          </wp:inline>
+        </w:drawing>
+      </w:r>
+    </w:p>
+    <w:p>
+      <w:pPr>
         <w:spacing w:before="120" w:after="120"/>
         <w:ind w:firstLine="0"/>
         <w:jc w:val="center"/>
@@ -10878,6 +10917,45 @@
     </w:p>
     <w:p>
       <w:pPr>
+        <w:jc w:val="center"/>
+      </w:pPr>
+      <w:r>
+        <w:drawing>
+          <wp:inline xmlns:a="http://schemas.openxmlformats.org/drawingml/2006/main" xmlns:pic="http://schemas.openxmlformats.org/drawingml/2006/picture">
+            <wp:extent cx="5400000" cy="2529755"/>
+            <wp:docPr id="1" name="Picture 1"/>
+            <wp:cNvGraphicFramePr>
+              <a:graphicFrameLocks noChangeAspect="1"/>
+            </wp:cNvGraphicFramePr>
+            <a:graphic>
+              <a:graphicData uri="http://schemas.openxmlformats.org/drawingml/2006/picture">
+                <pic:pic>
+                  <pic:nvPicPr>
+                    <pic:cNvPr id="0" name="image-1780234038137.png"/>
+                    <pic:cNvPicPr/>
+                  </pic:nvPicPr>
+                  <pic:blipFill>
+                    <a:blip r:embed="rId9"/>
+                    <a:stretch>
+                      <a:fillRect/>
+                    </a:stretch>
+                  </pic:blipFill>
+                  <pic:spPr>
+                    <a:xfrm>
+                      <a:off x="0" y="0"/>
+                      <a:ext cx="5400000" cy="2529755"/>
+                    </a:xfrm>
+                    <a:prstGeom prst="rect"/>
+                  </pic:spPr>
+                </pic:pic>
+              </a:graphicData>
+            </a:graphic>
+          </wp:inline>
+        </w:drawing>
+      </w:r>
+    </w:p>
+    <w:p>
+      <w:pPr>
         <w:spacing w:before="120" w:after="120"/>
         <w:ind w:firstLine="0"/>
         <w:jc w:val="center"/>
@@ -10953,6 +11031,45 @@
           <w:sz w:val="28"/>
         </w:rPr>
         <w:t>Скриншот карты с отображёнными организациями авторов приведён на рисунке 8.</w:t>
+      </w:r>
+    </w:p>
+    <w:p>
+      <w:pPr>
+        <w:jc w:val="center"/>
+      </w:pPr>
+      <w:r>
+        <w:drawing>
+          <wp:inline xmlns:a="http://schemas.openxmlformats.org/drawingml/2006/main" xmlns:pic="http://schemas.openxmlformats.org/drawingml/2006/picture">
+            <wp:extent cx="5400000" cy="2539688"/>
+            <wp:docPr id="1" name="Picture 1"/>
+            <wp:cNvGraphicFramePr>
+              <a:graphicFrameLocks noChangeAspect="1"/>
+            </wp:cNvGraphicFramePr>
+            <a:graphic>
+              <a:graphicData uri="http://schemas.openxmlformats.org/drawingml/2006/picture">
+                <pic:pic>
+                  <pic:nvPicPr>
+                    <pic:cNvPr id="0" name="image-1780234053199.png"/>
+                    <pic:cNvPicPr/>
+                  </pic:nvPicPr>
+                  <pic:blipFill>
+                    <a:blip r:embed="rId9"/>
+                    <a:stretch>
+                      <a:fillRect/>
+                    </a:stretch>
+                  </pic:blipFill>
+                  <pic:spPr>
+                    <a:xfrm>
+                      <a:off x="0" y="0"/>
+                      <a:ext cx="5400000" cy="2539688"/>
+                    </a:xfrm>
+                    <a:prstGeom prst="rect"/>
+                  </pic:spPr>
+                </pic:pic>
+              </a:graphicData>
+            </a:graphic>
+          </wp:inline>
+        </w:drawing>
       </w:r>
     </w:p>
     <w:p>
@@ -11575,6 +11692,45 @@
     </w:p>
     <w:p>
       <w:pPr>
+        <w:jc w:val="center"/>
+      </w:pPr>
+      <w:r>
+        <w:drawing>
+          <wp:inline xmlns:a="http://schemas.openxmlformats.org/drawingml/2006/main" xmlns:pic="http://schemas.openxmlformats.org/drawingml/2006/picture">
+            <wp:extent cx="5400000" cy="2521698"/>
+            <wp:docPr id="1" name="Picture 1"/>
+            <wp:cNvGraphicFramePr>
+              <a:graphicFrameLocks noChangeAspect="1"/>
+            </wp:cNvGraphicFramePr>
+            <a:graphic>
+              <a:graphicData uri="http://schemas.openxmlformats.org/drawingml/2006/picture">
+                <pic:pic>
+                  <pic:nvPicPr>
+                    <pic:cNvPr id="0" name="image-1780234044704.png"/>
+                    <pic:cNvPicPr/>
+                  </pic:nvPicPr>
+                  <pic:blipFill>
+                    <a:blip r:embed="rId9"/>
+                    <a:stretch>
+                      <a:fillRect/>
+                    </a:stretch>
+                  </pic:blipFill>
+                  <pic:spPr>
+                    <a:xfrm>
+                      <a:off x="0" y="0"/>
+                      <a:ext cx="5400000" cy="2521698"/>
+                    </a:xfrm>
+                    <a:prstGeom prst="rect"/>
+                  </pic:spPr>
+                </pic:pic>
+              </a:graphicData>
+            </a:graphic>
+          </wp:inline>
+        </w:drawing>
+      </w:r>
+    </w:p>
+    <w:p>
+      <w:pPr>
         <w:spacing w:before="120" w:after="120"/>
         <w:ind w:firstLine="0"/>
         <w:jc w:val="center"/>
@@ -11587,6 +11743,45 @@
           <w:sz w:val="24"/>
         </w:rPr>
         <w:t>Рисунок 11 — Граф связей в режиме «Полный граф»</w:t>
+      </w:r>
+    </w:p>
+    <w:p>
+      <w:pPr>
+        <w:jc w:val="center"/>
+      </w:pPr>
+      <w:r>
+        <w:drawing>
+          <wp:inline xmlns:a="http://schemas.openxmlformats.org/drawingml/2006/main" xmlns:pic="http://schemas.openxmlformats.org/drawingml/2006/picture">
+            <wp:extent cx="5400000" cy="2528438"/>
+            <wp:docPr id="1" name="Picture 1"/>
+            <wp:cNvGraphicFramePr>
+              <a:graphicFrameLocks noChangeAspect="1"/>
+            </wp:cNvGraphicFramePr>
+            <a:graphic>
+              <a:graphicData uri="http://schemas.openxmlformats.org/drawingml/2006/picture">
+                <pic:pic>
+                  <pic:nvPicPr>
+                    <pic:cNvPr id="0" name="image-1780234067170.png"/>
+                    <pic:cNvPicPr/>
+                  </pic:nvPicPr>
+                  <pic:blipFill>
+                    <a:blip r:embed="rId9"/>
+                    <a:stretch>
+                      <a:fillRect/>
+                    </a:stretch>
+                  </pic:blipFill>
+                  <pic:spPr>
+                    <a:xfrm>
+                      <a:off x="0" y="0"/>
+                      <a:ext cx="5400000" cy="2528438"/>
+                    </a:xfrm>
+                    <a:prstGeom prst="rect"/>
+                  </pic:spPr>
+                </pic:pic>
+              </a:graphicData>
+            </a:graphic>
+          </wp:inline>
+        </w:drawing>
       </w:r>
     </w:p>
     <w:p>

--- a/docs/диплом.docx
+++ b/docs/диплом.docx
@@ -11121,6 +11121,45 @@
     </w:p>
     <w:p>
       <w:pPr>
+        <w:jc w:val="center"/>
+      </w:pPr>
+      <w:r>
+        <w:drawing>
+          <wp:inline xmlns:a="http://schemas.openxmlformats.org/drawingml/2006/main" xmlns:pic="http://schemas.openxmlformats.org/drawingml/2006/picture">
+            <wp:extent cx="4320000" cy="15135000"/>
+            <wp:docPr id="1" name="Picture 1"/>
+            <wp:cNvGraphicFramePr>
+              <a:graphicFrameLocks noChangeAspect="1"/>
+            </wp:cNvGraphicFramePr>
+            <a:graphic>
+              <a:graphicData uri="http://schemas.openxmlformats.org/drawingml/2006/picture">
+                <pic:pic>
+                  <pic:nvPicPr>
+                    <pic:cNvPr id="0" name="image-1780292708536.png"/>
+                    <pic:cNvPicPr/>
+                  </pic:nvPicPr>
+                  <pic:blipFill>
+                    <a:blip r:embed="rId9"/>
+                    <a:stretch>
+                      <a:fillRect/>
+                    </a:stretch>
+                  </pic:blipFill>
+                  <pic:spPr>
+                    <a:xfrm>
+                      <a:off x="0" y="0"/>
+                      <a:ext cx="4320000" cy="15135000"/>
+                    </a:xfrm>
+                    <a:prstGeom prst="rect"/>
+                  </pic:spPr>
+                </pic:pic>
+              </a:graphicData>
+            </a:graphic>
+          </wp:inline>
+        </w:drawing>
+      </w:r>
+    </w:p>
+    <w:p>
+      <w:pPr>
         <w:spacing w:before="120" w:after="120"/>
         <w:ind w:firstLine="0"/>
         <w:jc w:val="center"/>
@@ -11164,6 +11203,45 @@
           <w:sz w:val="28"/>
         </w:rPr>
         <w:t>При выборе публикации правая панель показывает название, год, журнал, авторов, аффилиации, темы и ключевые слова. Аннотация и DOI загружаются отдельным запросом к серверу только по требованию, чтобы не увеличивать объём начальной загрузки. Правая панель с деталями показана на рисунке 10.</w:t>
+      </w:r>
+    </w:p>
+    <w:p>
+      <w:pPr>
+        <w:jc w:val="center"/>
+      </w:pPr>
+      <w:r>
+        <w:drawing>
+          <wp:inline xmlns:a="http://schemas.openxmlformats.org/drawingml/2006/main" xmlns:pic="http://schemas.openxmlformats.org/drawingml/2006/picture">
+            <wp:extent cx="4320000" cy="14526412"/>
+            <wp:docPr id="1" name="Picture 1"/>
+            <wp:cNvGraphicFramePr>
+              <a:graphicFrameLocks noChangeAspect="1"/>
+            </wp:cNvGraphicFramePr>
+            <a:graphic>
+              <a:graphicData uri="http://schemas.openxmlformats.org/drawingml/2006/picture">
+                <pic:pic>
+                  <pic:nvPicPr>
+                    <pic:cNvPr id="0" name="image-1780292718278.png"/>
+                    <pic:cNvPicPr/>
+                  </pic:nvPicPr>
+                  <pic:blipFill>
+                    <a:blip r:embed="rId9"/>
+                    <a:stretch>
+                      <a:fillRect/>
+                    </a:stretch>
+                  </pic:blipFill>
+                  <pic:spPr>
+                    <a:xfrm>
+                      <a:off x="0" y="0"/>
+                      <a:ext cx="4320000" cy="14526412"/>
+                    </a:xfrm>
+                    <a:prstGeom prst="rect"/>
+                  </pic:spPr>
+                </pic:pic>
+              </a:graphicData>
+            </a:graphic>
+          </wp:inline>
+        </w:drawing>
       </w:r>
     </w:p>
     <w:p>

--- a/docs/диплом.docx
+++ b/docs/диплом.docx
@@ -2,50 +2,6 @@
 <file path=word/document.xml><?xml version="1.0" encoding="utf-8"?>
 <w:document xmlns:wpc="http://schemas.microsoft.com/office/word/2010/wordprocessingCanvas" xmlns:mo="http://schemas.microsoft.com/office/mac/office/2008/main" xmlns:mc="http://schemas.openxmlformats.org/markup-compatibility/2006" xmlns:mv="urn:schemas-microsoft-com:mac:vml" xmlns:o="urn:schemas-microsoft-com:office:office" xmlns:r="http://schemas.openxmlformats.org/officeDocument/2006/relationships" xmlns:m="http://schemas.openxmlformats.org/officeDocument/2006/math" xmlns:v="urn:schemas-microsoft-com:vml" xmlns:wp14="http://schemas.microsoft.com/office/word/2010/wordprocessingDrawing" xmlns:wp="http://schemas.openxmlformats.org/drawingml/2006/wordprocessingDrawing" xmlns:w10="urn:schemas-microsoft-com:office:word" xmlns:w="http://schemas.openxmlformats.org/wordprocessingml/2006/main" xmlns:w14="http://schemas.microsoft.com/office/word/2010/wordml" xmlns:wpg="http://schemas.microsoft.com/office/word/2010/wordprocessingGroup" xmlns:wpi="http://schemas.microsoft.com/office/word/2010/wordprocessingInk" xmlns:wne="http://schemas.microsoft.com/office/word/2006/wordml" xmlns:wps="http://schemas.microsoft.com/office/word/2010/wordprocessingShape" mc:Ignorable="w14 wp14">
   <w:body>
-    <w:p>
-      <w:r>
-        <w:br w:type="page"/>
-      </w:r>
-    </w:p>
-    <w:p>
-      <w:pPr>
-        <w:jc w:val="center"/>
-      </w:pPr>
-      <w:r>
-        <w:drawing>
-          <wp:inline xmlns:a="http://schemas.openxmlformats.org/drawingml/2006/main" xmlns:pic="http://schemas.openxmlformats.org/drawingml/2006/picture">
-            <wp:extent cx="6660000" cy="9419462"/>
-            <wp:docPr id="1" name="Picture 1"/>
-            <wp:cNvGraphicFramePr>
-              <a:graphicFrameLocks noChangeAspect="1"/>
-            </wp:cNvGraphicFramePr>
-            <a:graphic>
-              <a:graphicData uri="http://schemas.openxmlformats.org/drawingml/2006/picture">
-                <pic:pic>
-                  <pic:nvPicPr>
-                    <pic:cNvPr id="0" name="title_final.png"/>
-                    <pic:cNvPicPr/>
-                  </pic:nvPicPr>
-                  <pic:blipFill>
-                    <a:blip r:embed="rId9"/>
-                    <a:stretch>
-                      <a:fillRect/>
-                    </a:stretch>
-                  </pic:blipFill>
-                  <pic:spPr>
-                    <a:xfrm>
-                      <a:off x="0" y="0"/>
-                      <a:ext cx="6660000" cy="9419462"/>
-                    </a:xfrm>
-                    <a:prstGeom prst="rect"/>
-                  </pic:spPr>
-                </pic:pic>
-              </a:graphicData>
-            </a:graphic>
-          </wp:inline>
-        </w:drawing>
-      </w:r>
-    </w:p>
     <w:p>
       <w:pPr>
         <w:spacing w:before="240" w:after="120"/>

--- a/docs/диплом.docx
+++ b/docs/диплом.docx
@@ -7267,7 +7267,7 @@
       <w:r>
         <w:drawing>
           <wp:inline xmlns:a="http://schemas.openxmlformats.org/drawingml/2006/main" xmlns:pic="http://schemas.openxmlformats.org/drawingml/2006/picture">
-            <wp:extent cx="5040000" cy="9968292"/>
+            <wp:extent cx="3600000" cy="7120209"/>
             <wp:docPr id="1" name="Picture 1"/>
             <wp:cNvGraphicFramePr>
               <a:graphicFrameLocks noChangeAspect="1"/>
@@ -7288,7 +7288,7 @@
                   <pic:spPr>
                     <a:xfrm>
                       <a:off x="0" y="0"/>
-                      <a:ext cx="5040000" cy="9968292"/>
+                      <a:ext cx="3600000" cy="7120209"/>
                     </a:xfrm>
                     <a:prstGeom prst="rect"/>
                   </pic:spPr>

--- a/docs/диплом.docx
+++ b/docs/диплом.docx
@@ -2,6 +2,50 @@
 <file path=word/document.xml><?xml version="1.0" encoding="utf-8"?>
 <w:document xmlns:wpc="http://schemas.microsoft.com/office/word/2010/wordprocessingCanvas" xmlns:mo="http://schemas.microsoft.com/office/mac/office/2008/main" xmlns:mc="http://schemas.openxmlformats.org/markup-compatibility/2006" xmlns:mv="urn:schemas-microsoft-com:mac:vml" xmlns:o="urn:schemas-microsoft-com:office:office" xmlns:r="http://schemas.openxmlformats.org/officeDocument/2006/relationships" xmlns:m="http://schemas.openxmlformats.org/officeDocument/2006/math" xmlns:v="urn:schemas-microsoft-com:vml" xmlns:wp14="http://schemas.microsoft.com/office/word/2010/wordprocessingDrawing" xmlns:wp="http://schemas.openxmlformats.org/drawingml/2006/wordprocessingDrawing" xmlns:w10="urn:schemas-microsoft-com:office:word" xmlns:w="http://schemas.openxmlformats.org/wordprocessingml/2006/main" xmlns:w14="http://schemas.microsoft.com/office/word/2010/wordml" xmlns:wpg="http://schemas.microsoft.com/office/word/2010/wordprocessingGroup" xmlns:wpi="http://schemas.microsoft.com/office/word/2010/wordprocessingInk" xmlns:wne="http://schemas.microsoft.com/office/word/2006/wordml" xmlns:wps="http://schemas.microsoft.com/office/word/2010/wordprocessingShape" mc:Ignorable="w14 wp14">
   <w:body>
+    <w:p>
+      <w:pPr>
+        <w:jc w:val="center"/>
+      </w:pPr>
+      <w:r>
+        <w:drawing>
+          <wp:inline xmlns:a="http://schemas.openxmlformats.org/drawingml/2006/main" xmlns:pic="http://schemas.openxmlformats.org/drawingml/2006/picture">
+            <wp:extent cx="5760000" cy="8146562"/>
+            <wp:docPr id="1" name="Picture 1"/>
+            <wp:cNvGraphicFramePr>
+              <a:graphicFrameLocks noChangeAspect="1"/>
+            </wp:cNvGraphicFramePr>
+            <a:graphic>
+              <a:graphicData uri="http://schemas.openxmlformats.org/drawingml/2006/picture">
+                <pic:pic>
+                  <pic:nvPicPr>
+                    <pic:cNvPr id="0" name="title_final.png"/>
+                    <pic:cNvPicPr/>
+                  </pic:nvPicPr>
+                  <pic:blipFill>
+                    <a:blip r:embed="rId9"/>
+                    <a:stretch>
+                      <a:fillRect/>
+                    </a:stretch>
+                  </pic:blipFill>
+                  <pic:spPr>
+                    <a:xfrm>
+                      <a:off x="0" y="0"/>
+                      <a:ext cx="5760000" cy="8146562"/>
+                    </a:xfrm>
+                    <a:prstGeom prst="rect"/>
+                  </pic:spPr>
+                </pic:pic>
+              </a:graphicData>
+            </a:graphic>
+          </wp:inline>
+        </w:drawing>
+      </w:r>
+    </w:p>
+    <w:p>
+      <w:r>
+        <w:br w:type="page"/>
+      </w:r>
+    </w:p>
     <w:p>
       <w:pPr>
         <w:spacing w:before="240" w:after="120"/>

--- a/docs/диплом.docx
+++ b/docs/диплом.docx
@@ -18,7 +18,7 @@
               <a:graphicData uri="http://schemas.openxmlformats.org/drawingml/2006/picture">
                 <pic:pic>
                   <pic:nvPicPr>
-                    <pic:cNvPr id="0" name="title_final.png"/>
+                    <pic:cNvPr id="0" name="title_new.png"/>
                     <pic:cNvPicPr/>
                   </pic:nvPicPr>
                   <pic:blipFill>
@@ -39,6 +39,11 @@
             </a:graphic>
           </wp:inline>
         </w:drawing>
+      </w:r>
+    </w:p>
+    <w:p>
+      <w:r>
+        <w:br w:type="page"/>
       </w:r>
     </w:p>
     <w:p>

--- a/docs/диплом.docx
+++ b/docs/диплом.docx
@@ -6362,7 +6362,7 @@
       <w:r>
         <w:drawing>
           <wp:inline xmlns:a="http://schemas.openxmlformats.org/drawingml/2006/main" xmlns:pic="http://schemas.openxmlformats.org/drawingml/2006/picture">
-            <wp:extent cx="5040000" cy="1711436"/>
+            <wp:extent cx="4680000" cy="1589191"/>
             <wp:docPr id="1" name="Picture 1"/>
             <wp:cNvGraphicFramePr>
               <a:graphicFrameLocks noChangeAspect="1"/>
@@ -6383,7 +6383,7 @@
                   <pic:spPr>
                     <a:xfrm>
                       <a:off x="0" y="0"/>
-                      <a:ext cx="5040000" cy="1711436"/>
+                      <a:ext cx="4680000" cy="1589191"/>
                     </a:xfrm>
                     <a:prstGeom prst="rect"/>
                   </pic:spPr>
@@ -7316,7 +7316,7 @@
       <w:r>
         <w:drawing>
           <wp:inline xmlns:a="http://schemas.openxmlformats.org/drawingml/2006/main" xmlns:pic="http://schemas.openxmlformats.org/drawingml/2006/picture">
-            <wp:extent cx="3600000" cy="7120209"/>
+            <wp:extent cx="4680000" cy="9256271"/>
             <wp:docPr id="1" name="Picture 1"/>
             <wp:cNvGraphicFramePr>
               <a:graphicFrameLocks noChangeAspect="1"/>
@@ -7337,7 +7337,7 @@
                   <pic:spPr>
                     <a:xfrm>
                       <a:off x="0" y="0"/>
-                      <a:ext cx="3600000" cy="7120209"/>
+                      <a:ext cx="4680000" cy="9256271"/>
                     </a:xfrm>
                     <a:prstGeom prst="rect"/>
                   </pic:spPr>
@@ -7997,29 +7997,12 @@
     </w:p>
     <w:p>
       <w:pPr>
-        <w:spacing w:before="200" w:after="120"/>
-        <w:ind w:firstLine="0"/>
-        <w:jc w:val="center"/>
-      </w:pPr>
-      <w:r>
-        <w:rPr>
-          <w:rFonts w:ascii="Times New Roman" w:hAnsi="Times New Roman"/>
-          <w:b/>
-          <w:sz w:val="24"/>
-        </w:rPr>
-        <w:t>Рисунок 3 — ER-диаграмма базы данных</w:t>
-      </w:r>
-    </w:p>
-    <w:p>
-      <w:pPr>
-        <w:spacing w:after="200"/>
-        <w:ind w:firstLine="0"/>
         <w:jc w:val="center"/>
       </w:pPr>
       <w:r>
         <w:drawing>
           <wp:inline xmlns:a="http://schemas.openxmlformats.org/drawingml/2006/main" xmlns:pic="http://schemas.openxmlformats.org/drawingml/2006/picture">
-            <wp:extent cx="5760000" cy="8142915"/>
+            <wp:extent cx="4680000" cy="3353439"/>
             <wp:docPr id="1" name="Picture 1"/>
             <wp:cNvGraphicFramePr>
               <a:graphicFrameLocks noChangeAspect="1"/>
@@ -8028,7 +8011,7 @@
               <a:graphicData uri="http://schemas.openxmlformats.org/drawingml/2006/picture">
                 <pic:pic>
                   <pic:nvPicPr>
-                    <pic:cNvPr id="0" name="er_diagram.png"/>
+                    <pic:cNvPr id="0" name="er_diagram_new.png"/>
                     <pic:cNvPicPr/>
                   </pic:nvPicPr>
                   <pic:blipFill>
@@ -8040,7 +8023,7 @@
                   <pic:spPr>
                     <a:xfrm>
                       <a:off x="0" y="0"/>
-                      <a:ext cx="5760000" cy="8142915"/>
+                      <a:ext cx="4680000" cy="3353439"/>
                     </a:xfrm>
                     <a:prstGeom prst="rect"/>
                   </pic:spPr>
@@ -8049,6 +8032,21 @@
             </a:graphic>
           </wp:inline>
         </w:drawing>
+      </w:r>
+    </w:p>
+    <w:p>
+      <w:pPr>
+        <w:spacing w:before="200" w:after="120"/>
+        <w:ind w:firstLine="0"/>
+        <w:jc w:val="center"/>
+      </w:pPr>
+      <w:r>
+        <w:rPr>
+          <w:rFonts w:ascii="Times New Roman" w:hAnsi="Times New Roman"/>
+          <w:b/>
+          <w:sz w:val="24"/>
+        </w:rPr>
+        <w:t>Рисунок 3 — ER-диаграмма базы данных</w:t>
       </w:r>
     </w:p>
     <w:tbl>
@@ -9674,7 +9672,7 @@
       <w:r>
         <w:drawing>
           <wp:inline xmlns:a="http://schemas.openxmlformats.org/drawingml/2006/main" xmlns:pic="http://schemas.openxmlformats.org/drawingml/2006/picture">
-            <wp:extent cx="5040000" cy="6903599"/>
+            <wp:extent cx="4680000" cy="6410485"/>
             <wp:docPr id="1" name="Picture 1"/>
             <wp:cNvGraphicFramePr>
               <a:graphicFrameLocks noChangeAspect="1"/>
@@ -9695,7 +9693,7 @@
                   <pic:spPr>
                     <a:xfrm>
                       <a:off x="0" y="0"/>
-                      <a:ext cx="5040000" cy="6903599"/>
+                      <a:ext cx="4680000" cy="6410485"/>
                     </a:xfrm>
                     <a:prstGeom prst="rect"/>
                   </pic:spPr>
@@ -10254,7 +10252,7 @@
       <w:r>
         <w:drawing>
           <wp:inline xmlns:a="http://schemas.openxmlformats.org/drawingml/2006/main" xmlns:pic="http://schemas.openxmlformats.org/drawingml/2006/picture">
-            <wp:extent cx="5040000" cy="4541648"/>
+            <wp:extent cx="4680000" cy="4217245"/>
             <wp:docPr id="1" name="Picture 1"/>
             <wp:cNvGraphicFramePr>
               <a:graphicFrameLocks noChangeAspect="1"/>
@@ -10275,7 +10273,7 @@
                   <pic:spPr>
                     <a:xfrm>
                       <a:off x="0" y="0"/>
-                      <a:ext cx="5040000" cy="4541648"/>
+                      <a:ext cx="4680000" cy="4217245"/>
                     </a:xfrm>
                     <a:prstGeom prst="rect"/>
                   </pic:spPr>
@@ -10872,7 +10870,7 @@
       <w:r>
         <w:drawing>
           <wp:inline xmlns:a="http://schemas.openxmlformats.org/drawingml/2006/main" xmlns:pic="http://schemas.openxmlformats.org/drawingml/2006/picture">
-            <wp:extent cx="5400000" cy="2539688"/>
+            <wp:extent cx="4680000" cy="2201062"/>
             <wp:docPr id="1" name="Picture 1"/>
             <wp:cNvGraphicFramePr>
               <a:graphicFrameLocks noChangeAspect="1"/>
@@ -10893,7 +10891,7 @@
                   <pic:spPr>
                     <a:xfrm>
                       <a:off x="0" y="0"/>
-                      <a:ext cx="5400000" cy="2539688"/>
+                      <a:ext cx="4680000" cy="2201062"/>
                     </a:xfrm>
                     <a:prstGeom prst="rect"/>
                   </pic:spPr>
@@ -10927,7 +10925,7 @@
       <w:r>
         <w:drawing>
           <wp:inline xmlns:a="http://schemas.openxmlformats.org/drawingml/2006/main" xmlns:pic="http://schemas.openxmlformats.org/drawingml/2006/picture">
-            <wp:extent cx="5400000" cy="2529755"/>
+            <wp:extent cx="4680000" cy="2192454"/>
             <wp:docPr id="1" name="Picture 1"/>
             <wp:cNvGraphicFramePr>
               <a:graphicFrameLocks noChangeAspect="1"/>
@@ -10948,7 +10946,7 @@
                   <pic:spPr>
                     <a:xfrm>
                       <a:off x="0" y="0"/>
-                      <a:ext cx="5400000" cy="2529755"/>
+                      <a:ext cx="4680000" cy="2192454"/>
                     </a:xfrm>
                     <a:prstGeom prst="rect"/>
                   </pic:spPr>
@@ -11045,7 +11043,7 @@
       <w:r>
         <w:drawing>
           <wp:inline xmlns:a="http://schemas.openxmlformats.org/drawingml/2006/main" xmlns:pic="http://schemas.openxmlformats.org/drawingml/2006/picture">
-            <wp:extent cx="5400000" cy="2539688"/>
+            <wp:extent cx="4680000" cy="2201062"/>
             <wp:docPr id="1" name="Picture 1"/>
             <wp:cNvGraphicFramePr>
               <a:graphicFrameLocks noChangeAspect="1"/>
@@ -11066,7 +11064,7 @@
                   <pic:spPr>
                     <a:xfrm>
                       <a:off x="0" y="0"/>
-                      <a:ext cx="5400000" cy="2539688"/>
+                      <a:ext cx="4680000" cy="2201062"/>
                     </a:xfrm>
                     <a:prstGeom prst="rect"/>
                   </pic:spPr>
@@ -11131,7 +11129,7 @@
       <w:r>
         <w:drawing>
           <wp:inline xmlns:a="http://schemas.openxmlformats.org/drawingml/2006/main" xmlns:pic="http://schemas.openxmlformats.org/drawingml/2006/picture">
-            <wp:extent cx="4320000" cy="15135000"/>
+            <wp:extent cx="4680000" cy="16396250"/>
             <wp:docPr id="1" name="Picture 1"/>
             <wp:cNvGraphicFramePr>
               <a:graphicFrameLocks noChangeAspect="1"/>
@@ -11152,7 +11150,7 @@
                   <pic:spPr>
                     <a:xfrm>
                       <a:off x="0" y="0"/>
-                      <a:ext cx="4320000" cy="15135000"/>
+                      <a:ext cx="4680000" cy="16396250"/>
                     </a:xfrm>
                     <a:prstGeom prst="rect"/>
                   </pic:spPr>
@@ -11217,7 +11215,7 @@
       <w:r>
         <w:drawing>
           <wp:inline xmlns:a="http://schemas.openxmlformats.org/drawingml/2006/main" xmlns:pic="http://schemas.openxmlformats.org/drawingml/2006/picture">
-            <wp:extent cx="4320000" cy="14526412"/>
+            <wp:extent cx="4680000" cy="15736947"/>
             <wp:docPr id="1" name="Picture 1"/>
             <wp:cNvGraphicFramePr>
               <a:graphicFrameLocks noChangeAspect="1"/>
@@ -11238,7 +11236,7 @@
                   <pic:spPr>
                     <a:xfrm>
                       <a:off x="0" y="0"/>
-                      <a:ext cx="4320000" cy="14526412"/>
+                      <a:ext cx="4680000" cy="15736947"/>
                     </a:xfrm>
                     <a:prstGeom prst="rect"/>
                   </pic:spPr>
@@ -11780,7 +11778,7 @@
       <w:r>
         <w:drawing>
           <wp:inline xmlns:a="http://schemas.openxmlformats.org/drawingml/2006/main" xmlns:pic="http://schemas.openxmlformats.org/drawingml/2006/picture">
-            <wp:extent cx="5400000" cy="2521698"/>
+            <wp:extent cx="4680000" cy="2185472"/>
             <wp:docPr id="1" name="Picture 1"/>
             <wp:cNvGraphicFramePr>
               <a:graphicFrameLocks noChangeAspect="1"/>
@@ -11801,7 +11799,7 @@
                   <pic:spPr>
                     <a:xfrm>
                       <a:off x="0" y="0"/>
-                      <a:ext cx="5400000" cy="2521698"/>
+                      <a:ext cx="4680000" cy="2185472"/>
                     </a:xfrm>
                     <a:prstGeom prst="rect"/>
                   </pic:spPr>
@@ -11835,7 +11833,7 @@
       <w:r>
         <w:drawing>
           <wp:inline xmlns:a="http://schemas.openxmlformats.org/drawingml/2006/main" xmlns:pic="http://schemas.openxmlformats.org/drawingml/2006/picture">
-            <wp:extent cx="5400000" cy="2528438"/>
+            <wp:extent cx="4680000" cy="2191312"/>
             <wp:docPr id="1" name="Picture 1"/>
             <wp:cNvGraphicFramePr>
               <a:graphicFrameLocks noChangeAspect="1"/>
@@ -11856,7 +11854,7 @@
                   <pic:spPr>
                     <a:xfrm>
                       <a:off x="0" y="0"/>
-                      <a:ext cx="5400000" cy="2528438"/>
+                      <a:ext cx="4680000" cy="2191312"/>
                     </a:xfrm>
                     <a:prstGeom prst="rect"/>
                   </pic:spPr>

--- a/docs/диплом.docx
+++ b/docs/диплом.docx
@@ -2,45 +2,6 @@
 <file path=word/document.xml><?xml version="1.0" encoding="utf-8"?>
 <w:document xmlns:wpc="http://schemas.microsoft.com/office/word/2010/wordprocessingCanvas" xmlns:mo="http://schemas.microsoft.com/office/mac/office/2008/main" xmlns:mc="http://schemas.openxmlformats.org/markup-compatibility/2006" xmlns:mv="urn:schemas-microsoft-com:mac:vml" xmlns:o="urn:schemas-microsoft-com:office:office" xmlns:r="http://schemas.openxmlformats.org/officeDocument/2006/relationships" xmlns:m="http://schemas.openxmlformats.org/officeDocument/2006/math" xmlns:v="urn:schemas-microsoft-com:vml" xmlns:wp14="http://schemas.microsoft.com/office/word/2010/wordprocessingDrawing" xmlns:wp="http://schemas.openxmlformats.org/drawingml/2006/wordprocessingDrawing" xmlns:w10="urn:schemas-microsoft-com:office:word" xmlns:w="http://schemas.openxmlformats.org/wordprocessingml/2006/main" xmlns:w14="http://schemas.microsoft.com/office/word/2010/wordml" xmlns:wpg="http://schemas.microsoft.com/office/word/2010/wordprocessingGroup" xmlns:wpi="http://schemas.microsoft.com/office/word/2010/wordprocessingInk" xmlns:wne="http://schemas.microsoft.com/office/word/2006/wordml" xmlns:wps="http://schemas.microsoft.com/office/word/2010/wordprocessingShape" mc:Ignorable="w14 wp14">
   <w:body>
-    <w:p>
-      <w:pPr>
-        <w:jc w:val="center"/>
-      </w:pPr>
-      <w:r>
-        <w:drawing>
-          <wp:inline xmlns:a="http://schemas.openxmlformats.org/drawingml/2006/main" xmlns:pic="http://schemas.openxmlformats.org/drawingml/2006/picture">
-            <wp:extent cx="5760000" cy="8146562"/>
-            <wp:docPr id="1" name="Picture 1"/>
-            <wp:cNvGraphicFramePr>
-              <a:graphicFrameLocks noChangeAspect="1"/>
-            </wp:cNvGraphicFramePr>
-            <a:graphic>
-              <a:graphicData uri="http://schemas.openxmlformats.org/drawingml/2006/picture">
-                <pic:pic>
-                  <pic:nvPicPr>
-                    <pic:cNvPr id="0" name="title_new.png"/>
-                    <pic:cNvPicPr/>
-                  </pic:nvPicPr>
-                  <pic:blipFill>
-                    <a:blip r:embed="rId9"/>
-                    <a:stretch>
-                      <a:fillRect/>
-                    </a:stretch>
-                  </pic:blipFill>
-                  <pic:spPr>
-                    <a:xfrm>
-                      <a:off x="0" y="0"/>
-                      <a:ext cx="5760000" cy="8146562"/>
-                    </a:xfrm>
-                    <a:prstGeom prst="rect"/>
-                  </pic:spPr>
-                </pic:pic>
-              </a:graphicData>
-            </a:graphic>
-          </wp:inline>
-        </w:drawing>
-      </w:r>
-    </w:p>
     <w:p>
       <w:r>
         <w:br w:type="page"/>
@@ -6362,7 +6323,7 @@
       <w:r>
         <w:drawing>
           <wp:inline xmlns:a="http://schemas.openxmlformats.org/drawingml/2006/main" xmlns:pic="http://schemas.openxmlformats.org/drawingml/2006/picture">
-            <wp:extent cx="4680000" cy="1589191"/>
+            <wp:extent cx="4320000" cy="1466946"/>
             <wp:docPr id="1" name="Picture 1"/>
             <wp:cNvGraphicFramePr>
               <a:graphicFrameLocks noChangeAspect="1"/>
@@ -6375,7 +6336,7 @@
                     <pic:cNvPicPr/>
                   </pic:nvPicPr>
                   <pic:blipFill>
-                    <a:blip r:embed="rId9"/>
+                    <a:blip r:embed="rId10"/>
                     <a:stretch>
                       <a:fillRect/>
                     </a:stretch>
@@ -6383,7 +6344,7 @@
                   <pic:spPr>
                     <a:xfrm>
                       <a:off x="0" y="0"/>
-                      <a:ext cx="4680000" cy="1589191"/>
+                      <a:ext cx="4320000" cy="1466946"/>
                     </a:xfrm>
                     <a:prstGeom prst="rect"/>
                   </pic:spPr>
@@ -7316,8 +7277,8 @@
       <w:r>
         <w:drawing>
           <wp:inline xmlns:a="http://schemas.openxmlformats.org/drawingml/2006/main" xmlns:pic="http://schemas.openxmlformats.org/drawingml/2006/picture">
-            <wp:extent cx="4680000" cy="9256271"/>
-            <wp:docPr id="1" name="Picture 1"/>
+            <wp:extent cx="3600000" cy="7120209"/>
+            <wp:docPr id="2" name="Picture 2"/>
             <wp:cNvGraphicFramePr>
               <a:graphicFrameLocks noChangeAspect="1"/>
             </wp:cNvGraphicFramePr>
@@ -7329,7 +7290,7 @@
                     <pic:cNvPicPr/>
                   </pic:nvPicPr>
                   <pic:blipFill>
-                    <a:blip r:embed="rId9"/>
+                    <a:blip r:embed="rId11"/>
                     <a:stretch>
                       <a:fillRect/>
                     </a:stretch>
@@ -7337,7 +7298,7 @@
                   <pic:spPr>
                     <a:xfrm>
                       <a:off x="0" y="0"/>
-                      <a:ext cx="4680000" cy="9256271"/>
+                      <a:ext cx="3600000" cy="7120209"/>
                     </a:xfrm>
                     <a:prstGeom prst="rect"/>
                   </pic:spPr>
@@ -8002,8 +7963,8 @@
       <w:r>
         <w:drawing>
           <wp:inline xmlns:a="http://schemas.openxmlformats.org/drawingml/2006/main" xmlns:pic="http://schemas.openxmlformats.org/drawingml/2006/picture">
-            <wp:extent cx="4680000" cy="3353439"/>
-            <wp:docPr id="1" name="Picture 1"/>
+            <wp:extent cx="5040000" cy="3611396"/>
+            <wp:docPr id="3" name="Picture 3"/>
             <wp:cNvGraphicFramePr>
               <a:graphicFrameLocks noChangeAspect="1"/>
             </wp:cNvGraphicFramePr>
@@ -8015,7 +7976,7 @@
                     <pic:cNvPicPr/>
                   </pic:nvPicPr>
                   <pic:blipFill>
-                    <a:blip r:embed="rId9"/>
+                    <a:blip r:embed="rId12"/>
                     <a:stretch>
                       <a:fillRect/>
                     </a:stretch>
@@ -8023,7 +7984,7 @@
                   <pic:spPr>
                     <a:xfrm>
                       <a:off x="0" y="0"/>
-                      <a:ext cx="4680000" cy="3353439"/>
+                      <a:ext cx="5040000" cy="3611396"/>
                     </a:xfrm>
                     <a:prstGeom prst="rect"/>
                   </pic:spPr>
@@ -9672,8 +9633,8 @@
       <w:r>
         <w:drawing>
           <wp:inline xmlns:a="http://schemas.openxmlformats.org/drawingml/2006/main" xmlns:pic="http://schemas.openxmlformats.org/drawingml/2006/picture">
-            <wp:extent cx="4680000" cy="6410485"/>
-            <wp:docPr id="1" name="Picture 1"/>
+            <wp:extent cx="4320000" cy="5917371"/>
+            <wp:docPr id="4" name="Picture 4"/>
             <wp:cNvGraphicFramePr>
               <a:graphicFrameLocks noChangeAspect="1"/>
             </wp:cNvGraphicFramePr>
@@ -9685,7 +9646,7 @@
                     <pic:cNvPicPr/>
                   </pic:nvPicPr>
                   <pic:blipFill>
-                    <a:blip r:embed="rId9"/>
+                    <a:blip r:embed="rId13"/>
                     <a:stretch>
                       <a:fillRect/>
                     </a:stretch>
@@ -9693,7 +9654,7 @@
                   <pic:spPr>
                     <a:xfrm>
                       <a:off x="0" y="0"/>
-                      <a:ext cx="4680000" cy="6410485"/>
+                      <a:ext cx="4320000" cy="5917371"/>
                     </a:xfrm>
                     <a:prstGeom prst="rect"/>
                   </pic:spPr>
@@ -10252,8 +10213,8 @@
       <w:r>
         <w:drawing>
           <wp:inline xmlns:a="http://schemas.openxmlformats.org/drawingml/2006/main" xmlns:pic="http://schemas.openxmlformats.org/drawingml/2006/picture">
-            <wp:extent cx="4680000" cy="4217245"/>
-            <wp:docPr id="1" name="Picture 1"/>
+            <wp:extent cx="4320000" cy="3892841"/>
+            <wp:docPr id="5" name="Picture 5"/>
             <wp:cNvGraphicFramePr>
               <a:graphicFrameLocks noChangeAspect="1"/>
             </wp:cNvGraphicFramePr>
@@ -10265,7 +10226,7 @@
                     <pic:cNvPicPr/>
                   </pic:nvPicPr>
                   <pic:blipFill>
-                    <a:blip r:embed="rId9"/>
+                    <a:blip r:embed="rId14"/>
                     <a:stretch>
                       <a:fillRect/>
                     </a:stretch>
@@ -10273,7 +10234,7 @@
                   <pic:spPr>
                     <a:xfrm>
                       <a:off x="0" y="0"/>
-                      <a:ext cx="4680000" cy="4217245"/>
+                      <a:ext cx="4320000" cy="3892841"/>
                     </a:xfrm>
                     <a:prstGeom prst="rect"/>
                   </pic:spPr>
@@ -10870,8 +10831,8 @@
       <w:r>
         <w:drawing>
           <wp:inline xmlns:a="http://schemas.openxmlformats.org/drawingml/2006/main" xmlns:pic="http://schemas.openxmlformats.org/drawingml/2006/picture">
-            <wp:extent cx="4680000" cy="2201062"/>
-            <wp:docPr id="1" name="Picture 1"/>
+            <wp:extent cx="2880000" cy="1354500"/>
+            <wp:docPr id="6" name="Picture 6"/>
             <wp:cNvGraphicFramePr>
               <a:graphicFrameLocks noChangeAspect="1"/>
             </wp:cNvGraphicFramePr>
@@ -10883,7 +10844,7 @@
                     <pic:cNvPicPr/>
                   </pic:nvPicPr>
                   <pic:blipFill>
-                    <a:blip r:embed="rId9"/>
+                    <a:blip r:embed="rId15"/>
                     <a:stretch>
                       <a:fillRect/>
                     </a:stretch>
@@ -10891,7 +10852,7 @@
                   <pic:spPr>
                     <a:xfrm>
                       <a:off x="0" y="0"/>
-                      <a:ext cx="4680000" cy="2201062"/>
+                      <a:ext cx="2880000" cy="1354500"/>
                     </a:xfrm>
                     <a:prstGeom prst="rect"/>
                   </pic:spPr>
@@ -10925,8 +10886,8 @@
       <w:r>
         <w:drawing>
           <wp:inline xmlns:a="http://schemas.openxmlformats.org/drawingml/2006/main" xmlns:pic="http://schemas.openxmlformats.org/drawingml/2006/picture">
-            <wp:extent cx="4680000" cy="2192454"/>
-            <wp:docPr id="1" name="Picture 1"/>
+            <wp:extent cx="2880000" cy="1349203"/>
+            <wp:docPr id="7" name="Picture 7"/>
             <wp:cNvGraphicFramePr>
               <a:graphicFrameLocks noChangeAspect="1"/>
             </wp:cNvGraphicFramePr>
@@ -10938,7 +10899,7 @@
                     <pic:cNvPicPr/>
                   </pic:nvPicPr>
                   <pic:blipFill>
-                    <a:blip r:embed="rId9"/>
+                    <a:blip r:embed="rId16"/>
                     <a:stretch>
                       <a:fillRect/>
                     </a:stretch>
@@ -10946,7 +10907,7 @@
                   <pic:spPr>
                     <a:xfrm>
                       <a:off x="0" y="0"/>
-                      <a:ext cx="4680000" cy="2192454"/>
+                      <a:ext cx="2880000" cy="1349203"/>
                     </a:xfrm>
                     <a:prstGeom prst="rect"/>
                   </pic:spPr>
@@ -11043,8 +11004,8 @@
       <w:r>
         <w:drawing>
           <wp:inline xmlns:a="http://schemas.openxmlformats.org/drawingml/2006/main" xmlns:pic="http://schemas.openxmlformats.org/drawingml/2006/picture">
-            <wp:extent cx="4680000" cy="2201062"/>
-            <wp:docPr id="1" name="Picture 1"/>
+            <wp:extent cx="4320000" cy="2031750"/>
+            <wp:docPr id="8" name="Picture 8"/>
             <wp:cNvGraphicFramePr>
               <a:graphicFrameLocks noChangeAspect="1"/>
             </wp:cNvGraphicFramePr>
@@ -11056,7 +11017,7 @@
                     <pic:cNvPicPr/>
                   </pic:nvPicPr>
                   <pic:blipFill>
-                    <a:blip r:embed="rId9"/>
+                    <a:blip r:embed="rId17"/>
                     <a:stretch>
                       <a:fillRect/>
                     </a:stretch>
@@ -11064,7 +11025,7 @@
                   <pic:spPr>
                     <a:xfrm>
                       <a:off x="0" y="0"/>
-                      <a:ext cx="4680000" cy="2201062"/>
+                      <a:ext cx="4320000" cy="2031750"/>
                     </a:xfrm>
                     <a:prstGeom prst="rect"/>
                   </pic:spPr>
@@ -11129,8 +11090,8 @@
       <w:r>
         <w:drawing>
           <wp:inline xmlns:a="http://schemas.openxmlformats.org/drawingml/2006/main" xmlns:pic="http://schemas.openxmlformats.org/drawingml/2006/picture">
-            <wp:extent cx="4680000" cy="16396250"/>
-            <wp:docPr id="1" name="Picture 1"/>
+            <wp:extent cx="2880000" cy="10090000"/>
+            <wp:docPr id="9" name="Picture 9"/>
             <wp:cNvGraphicFramePr>
               <a:graphicFrameLocks noChangeAspect="1"/>
             </wp:cNvGraphicFramePr>
@@ -11142,7 +11103,7 @@
                     <pic:cNvPicPr/>
                   </pic:nvPicPr>
                   <pic:blipFill>
-                    <a:blip r:embed="rId9"/>
+                    <a:blip r:embed="rId18"/>
                     <a:stretch>
                       <a:fillRect/>
                     </a:stretch>
@@ -11150,7 +11111,7 @@
                   <pic:spPr>
                     <a:xfrm>
                       <a:off x="0" y="0"/>
-                      <a:ext cx="4680000" cy="16396250"/>
+                      <a:ext cx="2880000" cy="10090000"/>
                     </a:xfrm>
                     <a:prstGeom prst="rect"/>
                   </pic:spPr>
@@ -11215,8 +11176,8 @@
       <w:r>
         <w:drawing>
           <wp:inline xmlns:a="http://schemas.openxmlformats.org/drawingml/2006/main" xmlns:pic="http://schemas.openxmlformats.org/drawingml/2006/picture">
-            <wp:extent cx="4680000" cy="15736947"/>
-            <wp:docPr id="1" name="Picture 1"/>
+            <wp:extent cx="2880000" cy="9684275"/>
+            <wp:docPr id="10" name="Picture 10"/>
             <wp:cNvGraphicFramePr>
               <a:graphicFrameLocks noChangeAspect="1"/>
             </wp:cNvGraphicFramePr>
@@ -11228,7 +11189,7 @@
                     <pic:cNvPicPr/>
                   </pic:nvPicPr>
                   <pic:blipFill>
-                    <a:blip r:embed="rId9"/>
+                    <a:blip r:embed="rId19"/>
                     <a:stretch>
                       <a:fillRect/>
                     </a:stretch>
@@ -11236,7 +11197,7 @@
                   <pic:spPr>
                     <a:xfrm>
                       <a:off x="0" y="0"/>
-                      <a:ext cx="4680000" cy="15736947"/>
+                      <a:ext cx="2880000" cy="9684275"/>
                     </a:xfrm>
                     <a:prstGeom prst="rect"/>
                   </pic:spPr>
@@ -11778,8 +11739,8 @@
       <w:r>
         <w:drawing>
           <wp:inline xmlns:a="http://schemas.openxmlformats.org/drawingml/2006/main" xmlns:pic="http://schemas.openxmlformats.org/drawingml/2006/picture">
-            <wp:extent cx="4680000" cy="2185472"/>
-            <wp:docPr id="1" name="Picture 1"/>
+            <wp:extent cx="4320000" cy="2017358"/>
+            <wp:docPr id="11" name="Picture 11"/>
             <wp:cNvGraphicFramePr>
               <a:graphicFrameLocks noChangeAspect="1"/>
             </wp:cNvGraphicFramePr>
@@ -11791,7 +11752,7 @@
                     <pic:cNvPicPr/>
                   </pic:nvPicPr>
                   <pic:blipFill>
-                    <a:blip r:embed="rId9"/>
+                    <a:blip r:embed="rId20"/>
                     <a:stretch>
                       <a:fillRect/>
                     </a:stretch>
@@ -11799,7 +11760,7 @@
                   <pic:spPr>
                     <a:xfrm>
                       <a:off x="0" y="0"/>
-                      <a:ext cx="4680000" cy="2185472"/>
+                      <a:ext cx="4320000" cy="2017358"/>
                     </a:xfrm>
                     <a:prstGeom prst="rect"/>
                   </pic:spPr>
@@ -11833,8 +11794,8 @@
       <w:r>
         <w:drawing>
           <wp:inline xmlns:a="http://schemas.openxmlformats.org/drawingml/2006/main" xmlns:pic="http://schemas.openxmlformats.org/drawingml/2006/picture">
-            <wp:extent cx="4680000" cy="2191312"/>
-            <wp:docPr id="1" name="Picture 1"/>
+            <wp:extent cx="4320000" cy="2022750"/>
+            <wp:docPr id="12" name="Picture 12"/>
             <wp:cNvGraphicFramePr>
               <a:graphicFrameLocks noChangeAspect="1"/>
             </wp:cNvGraphicFramePr>
@@ -11846,7 +11807,7 @@
                     <pic:cNvPicPr/>
                   </pic:nvPicPr>
                   <pic:blipFill>
-                    <a:blip r:embed="rId9"/>
+                    <a:blip r:embed="rId21"/>
                     <a:stretch>
                       <a:fillRect/>
                     </a:stretch>
@@ -11854,7 +11815,7 @@
                   <pic:spPr>
                     <a:xfrm>
                       <a:off x="0" y="0"/>
-                      <a:ext cx="4680000" cy="2191312"/>
+                      <a:ext cx="4320000" cy="2022750"/>
                     </a:xfrm>
                     <a:prstGeom prst="rect"/>
                   </pic:spPr>

--- a/docs/диплом.docx
+++ b/docs/диплом.docx
@@ -2,6 +2,50 @@
 <file path=word/document.xml><?xml version="1.0" encoding="utf-8"?>
 <w:document xmlns:wpc="http://schemas.microsoft.com/office/word/2010/wordprocessingCanvas" xmlns:mo="http://schemas.microsoft.com/office/mac/office/2008/main" xmlns:mc="http://schemas.openxmlformats.org/markup-compatibility/2006" xmlns:mv="urn:schemas-microsoft-com:mac:vml" xmlns:o="urn:schemas-microsoft-com:office:office" xmlns:r="http://schemas.openxmlformats.org/officeDocument/2006/relationships" xmlns:m="http://schemas.openxmlformats.org/officeDocument/2006/math" xmlns:v="urn:schemas-microsoft-com:vml" xmlns:wp14="http://schemas.microsoft.com/office/word/2010/wordprocessingDrawing" xmlns:wp="http://schemas.openxmlformats.org/drawingml/2006/wordprocessingDrawing" xmlns:w10="urn:schemas-microsoft-com:office:word" xmlns:w="http://schemas.openxmlformats.org/wordprocessingml/2006/main" xmlns:w14="http://schemas.microsoft.com/office/word/2010/wordml" xmlns:wpg="http://schemas.microsoft.com/office/word/2010/wordprocessingGroup" xmlns:wpi="http://schemas.microsoft.com/office/word/2010/wordprocessingInk" xmlns:wne="http://schemas.microsoft.com/office/word/2006/wordml" xmlns:wps="http://schemas.microsoft.com/office/word/2010/wordprocessingShape" mc:Ignorable="w14 wp14">
   <w:body>
+    <w:p>
+      <w:r>
+        <w:br w:type="page"/>
+      </w:r>
+    </w:p>
+    <w:p>
+      <w:pPr>
+        <w:jc w:val="center"/>
+      </w:pPr>
+      <w:r>
+        <w:drawing>
+          <wp:inline xmlns:a="http://schemas.openxmlformats.org/drawingml/2006/main" xmlns:pic="http://schemas.openxmlformats.org/drawingml/2006/picture">
+            <wp:extent cx="5760000" cy="8146562"/>
+            <wp:docPr id="13" name="Picture 13"/>
+            <wp:cNvGraphicFramePr>
+              <a:graphicFrameLocks noChangeAspect="1"/>
+            </wp:cNvGraphicFramePr>
+            <a:graphic>
+              <a:graphicData uri="http://schemas.openxmlformats.org/drawingml/2006/picture">
+                <pic:pic>
+                  <pic:nvPicPr>
+                    <pic:cNvPr id="0" name="title_new.png"/>
+                    <pic:cNvPicPr/>
+                  </pic:nvPicPr>
+                  <pic:blipFill>
+                    <a:blip r:embed="rId22"/>
+                    <a:stretch>
+                      <a:fillRect/>
+                    </a:stretch>
+                  </pic:blipFill>
+                  <pic:spPr>
+                    <a:xfrm>
+                      <a:off x="0" y="0"/>
+                      <a:ext cx="5760000" cy="8146562"/>
+                    </a:xfrm>
+                    <a:prstGeom prst="rect"/>
+                  </pic:spPr>
+                </pic:pic>
+              </a:graphicData>
+            </a:graphic>
+          </wp:inline>
+        </w:drawing>
+      </w:r>
+    </w:p>
     <w:p>
       <w:r>
         <w:br w:type="page"/>

--- a/docs/диплом.docx
+++ b/docs/диплом.docx
@@ -7321,7 +7321,7 @@
       <w:r>
         <w:drawing>
           <wp:inline xmlns:a="http://schemas.openxmlformats.org/drawingml/2006/main" xmlns:pic="http://schemas.openxmlformats.org/drawingml/2006/picture">
-            <wp:extent cx="3600000" cy="7120209"/>
+            <wp:extent cx="3240000" cy="6408188"/>
             <wp:docPr id="2" name="Picture 2"/>
             <wp:cNvGraphicFramePr>
               <a:graphicFrameLocks noChangeAspect="1"/>
@@ -7342,7 +7342,7 @@
                   <pic:spPr>
                     <a:xfrm>
                       <a:off x="0" y="0"/>
-                      <a:ext cx="3600000" cy="7120209"/>
+                      <a:ext cx="3240000" cy="6408188"/>
                     </a:xfrm>
                     <a:prstGeom prst="rect"/>
                   </pic:spPr>
@@ -8007,7 +8007,7 @@
       <w:r>
         <w:drawing>
           <wp:inline xmlns:a="http://schemas.openxmlformats.org/drawingml/2006/main" xmlns:pic="http://schemas.openxmlformats.org/drawingml/2006/picture">
-            <wp:extent cx="5040000" cy="3611396"/>
+            <wp:extent cx="4320000" cy="3095482"/>
             <wp:docPr id="3" name="Picture 3"/>
             <wp:cNvGraphicFramePr>
               <a:graphicFrameLocks noChangeAspect="1"/>
@@ -8028,7 +8028,7 @@
                   <pic:spPr>
                     <a:xfrm>
                       <a:off x="0" y="0"/>
-                      <a:ext cx="5040000" cy="3611396"/>
+                      <a:ext cx="4320000" cy="3095482"/>
                     </a:xfrm>
                     <a:prstGeom prst="rect"/>
                   </pic:spPr>

--- a/docs/диплом.docx
+++ b/docs/диплом.docx
@@ -13056,6 +13056,62 @@
     </w:p>
     <w:p>
       <w:pPr>
+        <w:shd w:val="clear" w:color="auto" w:fill="F2F2F2"/>
+        <w:ind w:left="360"/>
+      </w:pPr>
+      <w:r>
+        <w:rPr>
+          <w:rFonts w:ascii="Courier New" w:hAnsi="Courier New"/>
+          <w:color w:val="1A1A1A"/>
+          <w:sz w:val="16"/>
+        </w:rPr>
+        <w:t>{</w:t>
+        <w:br/>
+        <w:t xml:space="preserve">  "journal": "Nature",</w:t>
+        <w:br/>
+        <w:t xml:space="preserve">  "articles": [</w:t>
+        <w:br/>
+        <w:t xml:space="preserve">    {</w:t>
+        <w:br/>
+        <w:t xml:space="preserve">      "id": "https://openalex.org/W2741809807",</w:t>
+        <w:br/>
+        <w:t xml:space="preserve">      "title": "Attention is All You Need",</w:t>
+        <w:br/>
+        <w:t xml:space="preserve">      "publication_year": 2017,</w:t>
+        <w:br/>
+        <w:t xml:space="preserve">      "doi": "https://doi.org/10.48550/arXiv.1706.03762",</w:t>
+        <w:br/>
+        <w:t xml:space="preserve">      "authorships": [</w:t>
+        <w:br/>
+        <w:t xml:space="preserve">        {</w:t>
+        <w:br/>
+        <w:t xml:space="preserve">          "author": {"display_name": "Ashish Vaswani"},</w:t>
+        <w:br/>
+        <w:t xml:space="preserve">          "institutions": [</w:t>
+        <w:br/>
+        <w:t xml:space="preserve">            {"id": "https://openalex.org/I1291425158",</w:t>
+        <w:br/>
+        <w:t xml:space="preserve">             "display_name": "Google Brain"}</w:t>
+        <w:br/>
+        <w:t xml:space="preserve">          ]</w:t>
+        <w:br/>
+        <w:t xml:space="preserve">        }</w:t>
+        <w:br/>
+        <w:t xml:space="preserve">      ],</w:t>
+        <w:br/>
+        <w:t xml:space="preserve">      "topics": [{"display_name": "Deep Learning", "score": 0.99}],</w:t>
+        <w:br/>
+        <w:t xml:space="preserve">      "keywords": [{"display_name": "transformer", "score": 0.95}]</w:t>
+        <w:br/>
+        <w:t xml:space="preserve">    }</w:t>
+        <w:br/>
+        <w:t xml:space="preserve">  ]</w:t>
+        <w:br/>
+        <w:t>}</w:t>
+      </w:r>
+    </w:p>
+    <w:p>
+      <w:pPr>
         <w:spacing w:before="240" w:after="120"/>
         <w:ind w:firstLine="0"/>
         <w:jc w:val="left"/>
@@ -13119,6 +13175,34 @@
     </w:p>
     <w:p>
       <w:pPr>
+        <w:shd w:val="clear" w:color="auto" w:fill="F2F2F2"/>
+        <w:ind w:left="360"/>
+      </w:pPr>
+      <w:r>
+        <w:rPr>
+          <w:rFonts w:ascii="Courier New" w:hAnsi="Courier New"/>
+          <w:color w:val="1A1A1A"/>
+          <w:sz w:val="16"/>
+        </w:rPr>
+        <w:t>PG_CONFIG = {</w:t>
+        <w:br/>
+        <w:t xml:space="preserve">    "host": "localhost",</w:t>
+        <w:br/>
+        <w:t xml:space="preserve">    "port": 5432,</w:t>
+        <w:br/>
+        <w:t xml:space="preserve">    "dbname": "openalex_db",</w:t>
+        <w:br/>
+        <w:t xml:space="preserve">    "user": "postgres",</w:t>
+        <w:br/>
+        <w:t xml:space="preserve">    "password": "ваш_пароль",</w:t>
+        <w:br/>
+        <w:t xml:space="preserve">    "client_encoding": "utf8",</w:t>
+        <w:br/>
+        <w:t>}</w:t>
+      </w:r>
+    </w:p>
+    <w:p>
+      <w:pPr>
         <w:spacing w:before="240" w:after="120"/>
         <w:ind w:firstLine="0"/>
         <w:jc w:val="left"/>
@@ -13310,6 +13394,321 @@
     </w:p>
     <w:p>
       <w:pPr>
+        <w:shd w:val="clear" w:color="auto" w:fill="F2F2F2"/>
+        <w:ind w:left="360"/>
+      </w:pPr>
+      <w:r>
+        <w:rPr>
+          <w:rFonts w:ascii="Courier New" w:hAnsi="Courier New"/>
+          <w:color w:val="1A1A1A"/>
+          <w:sz w:val="16"/>
+        </w:rPr>
+        <w:t>"""</w:t>
+        <w:br/>
+        <w:t>build_separate_databases.py — загрузка данных из article_data.json в PostgreSQL.</w:t>
+        <w:br/>
+        <w:br/>
+        <w:t>Запуск:</w:t>
+        <w:br/>
+        <w:t xml:space="preserve">    python setup_pg_database.py   # создать таблицы (один раз)</w:t>
+        <w:br/>
+        <w:t xml:space="preserve">    python build_separate_databases.py</w:t>
+        <w:br/>
+        <w:t>"""</w:t>
+        <w:br/>
+        <w:t>import sys</w:t>
+        <w:br/>
+        <w:t>import ijson</w:t>
+        <w:br/>
+        <w:t>import psycopg2</w:t>
+        <w:br/>
+        <w:t>from pathlib import Path</w:t>
+        <w:br/>
+        <w:br/>
+        <w:t>ROOT = Path(__file__).resolve().parent.parent</w:t>
+        <w:br/>
+        <w:t>sys.path.insert(0, str(ROOT))</w:t>
+        <w:br/>
+        <w:t>from pg_config import PG_CONFIG</w:t>
+        <w:br/>
+        <w:br/>
+        <w:t>BASE_DIR = ROOT</w:t>
+        <w:br/>
+        <w:t>JSON_PATH = ROOT / "article_data.json"</w:t>
+        <w:br/>
+        <w:br/>
+        <w:br/>
+        <w:t>def openalex_short_id(value):</w:t>
+        <w:br/>
+        <w:t xml:space="preserve">    result = str(value or "").replace("https://openalex.org/", "")</w:t>
+        <w:br/>
+        <w:t xml:space="preserve">    return result or None</w:t>
+        <w:br/>
+        <w:br/>
+        <w:br/>
+        <w:t>def decode_abstract(index):</w:t>
+        <w:br/>
+        <w:t xml:space="preserve">    if not isinstance(index, dict):</w:t>
+        <w:br/>
+        <w:t xml:space="preserve">        return ""</w:t>
+        <w:br/>
+        <w:t xml:space="preserve">    words = []</w:t>
+        <w:br/>
+        <w:t xml:space="preserve">    for token, positions in index.items():</w:t>
+        <w:br/>
+        <w:t xml:space="preserve">        if not isinstance(positions, list):</w:t>
+        <w:br/>
+        <w:t xml:space="preserve">            continue</w:t>
+        <w:br/>
+        <w:t xml:space="preserve">        for position in positions:</w:t>
+        <w:br/>
+        <w:t xml:space="preserve">            if isinstance(position, int) and position &gt;= 0:</w:t>
+        <w:br/>
+        <w:t xml:space="preserve">                while len(words) &lt;= position:</w:t>
+        <w:br/>
+        <w:t xml:space="preserve">                    words.append("")</w:t>
+        <w:br/>
+        <w:t xml:space="preserve">                words[position] = token</w:t>
+        <w:br/>
+        <w:t xml:space="preserve">    return " ".join(word for word in words if word)</w:t>
+        <w:br/>
+        <w:br/>
+        <w:br/>
+        <w:t>def get_journal_info(article, fallback):</w:t>
+        <w:br/>
+        <w:t xml:space="preserve">    primary_location = article.get("primary_location") or {}</w:t>
+        <w:br/>
+        <w:t xml:space="preserve">    source = primary_location.get("source") or {}</w:t>
+        <w:br/>
+        <w:t xml:space="preserve">    return {</w:t>
+        <w:br/>
+        <w:t xml:space="preserve">        "openalex_id": openalex_short_id(source.get("id")),</w:t>
+        <w:br/>
+        <w:t xml:space="preserve">        "name": (</w:t>
+        <w:br/>
+        <w:t xml:space="preserve">            source.get("display_name")</w:t>
+        <w:br/>
+        <w:t xml:space="preserve">            or primary_location.get("raw_source_name")</w:t>
+        <w:br/>
+        <w:t xml:space="preserve">            or fallback</w:t>
+        <w:br/>
+        <w:t xml:space="preserve">            or "Без журнала"</w:t>
+        <w:br/>
+        <w:t xml:space="preserve">        ),</w:t>
+        <w:br/>
+        <w:t xml:space="preserve">        "issn": source.get("issn_l"),</w:t>
+        <w:br/>
+        <w:t xml:space="preserve">        "publisher": source.get("host_organization_name"),</w:t>
+        <w:br/>
+        <w:t xml:space="preserve">    }</w:t>
+        <w:br/>
+        <w:br/>
+        <w:br/>
+        <w:t>def get_or_insert_journal(cur, info):</w:t>
+        <w:br/>
+        <w:t xml:space="preserve">    openalex_id = info["openalex_id"]</w:t>
+        <w:br/>
+        <w:t xml:space="preserve">    name = info["name"]</w:t>
+        <w:br/>
+        <w:br/>
+        <w:t xml:space="preserve">    if openalex_id:</w:t>
+        <w:br/>
+        <w:t xml:space="preserve">        cur.execute(</w:t>
+        <w:br/>
+        <w:t xml:space="preserve">            """</w:t>
+        <w:br/>
+        <w:t xml:space="preserve">            INSERT INTO journals (openalex_id, name, issn, publisher)</w:t>
+        <w:br/>
+        <w:t xml:space="preserve">            VALUES (%s, %s, %s, %s)</w:t>
+        <w:br/>
+        <w:t xml:space="preserve">            ON CONFLICT (openalex_id) DO UPDATE SET name = EXCLUDED.name</w:t>
+        <w:br/>
+        <w:t xml:space="preserve">            RETURNING journal_id</w:t>
+        <w:br/>
+        <w:t xml:space="preserve">            """,</w:t>
+        <w:br/>
+        <w:t xml:space="preserve">            (openalex_id, name, info["issn"], info["publisher"]),</w:t>
+        <w:br/>
+        <w:t xml:space="preserve">        )</w:t>
+        <w:br/>
+        <w:t xml:space="preserve">        return cur.fetchone()[0]</w:t>
+        <w:br/>
+        <w:br/>
+        <w:t xml:space="preserve">    cur.execute(</w:t>
+        <w:br/>
+        <w:t xml:space="preserve">        "SELECT journal_id FROM journals WHERE name = %s AND openalex_id IS NULL LIMIT 1",</w:t>
+        <w:br/>
+        <w:t xml:space="preserve">        (name,),</w:t>
+        <w:br/>
+        <w:t xml:space="preserve">    )</w:t>
+        <w:br/>
+        <w:t xml:space="preserve">    row = cur.fetchone()</w:t>
+        <w:br/>
+        <w:t xml:space="preserve">    if row:</w:t>
+        <w:br/>
+        <w:t xml:space="preserve">        return row[0]</w:t>
+        <w:br/>
+        <w:t xml:space="preserve">    cur.execute(</w:t>
+        <w:br/>
+        <w:t xml:space="preserve">        "INSERT INTO journals (name, issn, publisher) VALUES (%s, %s, %s) RETURNING journal_id",</w:t>
+        <w:br/>
+        <w:t xml:space="preserve">        (name, info["issn"], info["publisher"]),</w:t>
+        <w:br/>
+        <w:t xml:space="preserve">    )</w:t>
+        <w:br/>
+        <w:t xml:space="preserve">    return cur.fetchone()[0]</w:t>
+        <w:br/>
+        <w:br/>
+        <w:br/>
+        <w:t>def get_or_insert_publication(cur, article, journal_id):</w:t>
+        <w:br/>
+        <w:t xml:space="preserve">    openalex_id = openalex_short_id(</w:t>
+        <w:br/>
+        <w:t xml:space="preserve">        article.get("id")</w:t>
+        <w:br/>
+        <w:t xml:space="preserve">        or (article.get("ids") or {}).get("openalex")</w:t>
+        <w:br/>
+        <w:t xml:space="preserve">    )</w:t>
+        <w:br/>
+        <w:t xml:space="preserve">    title = article.get("title") or article.get("display_name") or "Без названия"</w:t>
+        <w:br/>
+        <w:t xml:space="preserve">    doi = article.get("doi") or None</w:t>
+        <w:br/>
+        <w:t xml:space="preserve">    year = article.get("publication_year") or article.get("year")</w:t>
+        <w:br/>
+        <w:t xml:space="preserve">    pub_type = article.get("type")</w:t>
+        <w:br/>
+        <w:t xml:space="preserve">    cited = article.get("cited_by_count", 0) or 0</w:t>
+        <w:br/>
+        <w:t xml:space="preserve">    abstract = (</w:t>
+        <w:br/>
+        <w:t xml:space="preserve">        article.get("abstract")</w:t>
+        <w:br/>
+        <w:t xml:space="preserve">        or article.get("abstractText")</w:t>
+        <w:br/>
+        <w:t xml:space="preserve">        or decode_abstract(article.get("abstract_inverted_index"))</w:t>
+        <w:br/>
+        <w:t xml:space="preserve">    ) or None</w:t>
+        <w:br/>
+        <w:br/>
+        <w:t xml:space="preserve">    if openalex_id:</w:t>
+        <w:br/>
+        <w:t xml:space="preserve">        cur.execute("SAVEPOINT pub_save")</w:t>
+        <w:br/>
+        <w:t xml:space="preserve">        try:</w:t>
+        <w:br/>
+        <w:t xml:space="preserve">            cur.execute(</w:t>
+        <w:br/>
+        <w:t xml:space="preserve">                """</w:t>
+        <w:br/>
+        <w:t xml:space="preserve">                INSERT INTO publications</w:t>
+        <w:br/>
+        <w:t xml:space="preserve">                    (openalex_id, title, doi, publication_year, publication_type,</w:t>
+        <w:br/>
+        <w:t xml:space="preserve">                     cited_by_count, abstract, journal_id)</w:t>
+        <w:br/>
+        <w:t xml:space="preserve">                VALUES (%s, %s, %s, %s, %s, %s, %s, %s)</w:t>
+        <w:br/>
+        <w:t xml:space="preserve">                ON CONFLICT (openalex_id) DO UPDATE SET cited_by_count = EXCLUDED.cited_by_count</w:t>
+        <w:br/>
+        <w:t xml:space="preserve">                RETURNING publication_id</w:t>
+        <w:br/>
+        <w:t xml:space="preserve">                """,</w:t>
+        <w:br/>
+        <w:t xml:space="preserve">                (openalex_id, title, doi, year, pub_type, cited, abstract, journal_id),</w:t>
+        <w:br/>
+        <w:t xml:space="preserve">            )</w:t>
+        <w:br/>
+        <w:t xml:space="preserve">            pub_id = cur.fetchone()[0]</w:t>
+        <w:br/>
+        <w:t xml:space="preserve">            cur.execute("RELEASE SAVEPOINT pub_save")</w:t>
+        <w:br/>
+        <w:t xml:space="preserve">            return pub_id</w:t>
+        <w:br/>
+        <w:t xml:space="preserve">        except Exception:</w:t>
+        <w:br/>
+        <w:t xml:space="preserve">            cur.execute("ROLLBACK TO SAVEPOINT pub_save")</w:t>
+        <w:br/>
+        <w:t xml:space="preserve">            # doi collision with a different openalex record — look up by openalex_id then doi</w:t>
+        <w:br/>
+        <w:t xml:space="preserve">            cur.execute("SELECT publication_id FROM publications WHERE openalex_id = %s", (openalex_id,))</w:t>
+        <w:br/>
+        <w:t xml:space="preserve">            row = cur.fetchone()</w:t>
+        <w:br/>
+        <w:t xml:space="preserve">            if row:</w:t>
+        <w:br/>
+        <w:t xml:space="preserve">                return row[0]</w:t>
+        <w:br/>
+        <w:t xml:space="preserve">            if doi:</w:t>
+        <w:br/>
+        <w:t xml:space="preserve">                cur.execute("SELECT publication_id FROM publications WHERE doi = %s", (doi,))</w:t>
+        <w:br/>
+        <w:t xml:space="preserve">                row = cur.fetchone()</w:t>
+        <w:br/>
+        <w:t xml:space="preserve">                if row:</w:t>
+        <w:br/>
+        <w:t xml:space="preserve">                    return row[0]</w:t>
+        <w:br/>
+        <w:t xml:space="preserve">            # last resort: insert without doi</w:t>
+        <w:br/>
+        <w:t xml:space="preserve">            cur.execute(</w:t>
+        <w:br/>
+        <w:t xml:space="preserve">                """</w:t>
+        <w:br/>
+        <w:t xml:space="preserve">                INSERT INTO publications</w:t>
+        <w:br/>
+        <w:t xml:space="preserve">                    (openalex_id, title, publication_year, publication_type,</w:t>
+        <w:br/>
+        <w:t xml:space="preserve">                     cited_by_count, abstract, journal_id)</w:t>
+        <w:br/>
+        <w:t xml:space="preserve">                VALUES (%s, %s, %s, %s, %s, %s, %s)</w:t>
+        <w:br/>
+        <w:t xml:space="preserve">                ON CONFLICT (openalex_id) DO UPDATE SET cited_by_count = EXCLUDED.cited_by_count</w:t>
+        <w:br/>
+        <w:t xml:space="preserve">                RETURNING publication_id</w:t>
+        <w:br/>
+        <w:t xml:space="preserve">                """,</w:t>
+        <w:br/>
+        <w:t xml:space="preserve">                (openalex_id, title, year, pub_type, cited, abstract, journal_id),</w:t>
+        <w:br/>
+        <w:t xml:space="preserve">            )</w:t>
+        <w:br/>
+        <w:t xml:space="preserve">            return cur.fetchone()[0]</w:t>
+        <w:br/>
+        <w:br/>
+        <w:t xml:space="preserve">    if doi:</w:t>
+        <w:br/>
+        <w:t xml:space="preserve">        cur.execute("SAVEPOINT pub_save")</w:t>
+        <w:br/>
+        <w:t xml:space="preserve">        try:</w:t>
+        <w:br/>
+        <w:t xml:space="preserve">            cur.execute(</w:t>
+        <w:br/>
+        <w:t xml:space="preserve">                """</w:t>
+        <w:br/>
+        <w:t xml:space="preserve">                INSERT INTO publications</w:t>
+        <w:br/>
+        <w:t xml:space="preserve">                    (title, doi, publication_year, publication_type,</w:t>
+        <w:br/>
+        <w:t xml:space="preserve">                     cited_by_count, abstract, journal_id)</w:t>
+        <w:br/>
+        <w:t xml:space="preserve">                VALUES (%s, %s, %s, %s, %s, %s, %s)</w:t>
+        <w:br/>
+        <w:t xml:space="preserve">                ON CONFLICT (doi) DO UPDATE SET cited_by_count = EXCLUDED.cited_by_count</w:t>
+        <w:br/>
+        <w:t xml:space="preserve">                RETURNING publication_id</w:t>
+        <w:br/>
+        <w:t xml:space="preserve">                """,</w:t>
+        <w:br/>
+        <w:t xml:space="preserve">                (title, doi, year, pub_type, cited, abstract, journal_id),</w:t>
+        <w:br/>
+        <w:t xml:space="preserve">            )</w:t>
+        <w:br/>
+        <w:t xml:space="preserve">            pub_id = cur.fetchone()[0]</w:t>
+      </w:r>
+    </w:p>
+    <w:p>
+      <w:pPr>
         <w:spacing w:before="240" w:after="120"/>
         <w:ind w:firstLine="0"/>
         <w:jc w:val="center"/>
@@ -13321,6 +13720,221 @@
           <w:sz w:val="30"/>
         </w:rPr>
         <w:t>ПРИЛОЖЕНИЕ Б. Схема базы данных (SQL)</w:t>
+      </w:r>
+    </w:p>
+    <w:p>
+      <w:pPr>
+        <w:shd w:val="clear" w:color="auto" w:fill="F2F2F2"/>
+        <w:ind w:left="360"/>
+      </w:pPr>
+      <w:r>
+        <w:rPr>
+          <w:rFonts w:ascii="Courier New" w:hAnsi="Courier New"/>
+          <w:color w:val="1A1A1A"/>
+          <w:sz w:val="16"/>
+        </w:rPr>
+        <w:t>-- =============================================================</w:t>
+        <w:br/>
+        <w:t>-- db.sql — схема базы данных OpenAlex для проекта ВКР.</w:t>
+        <w:br/>
+        <w:t>--</w:t>
+        <w:br/>
+        <w:t>-- Создание БД и применение схемы:</w:t>
+        <w:br/>
+        <w:t>--   createdb -U postgres openalex_db</w:t>
+        <w:br/>
+        <w:t>--   psql -U postgres -d openalex_db -f db.sql</w:t>
+        <w:br/>
+        <w:t>-- =============================================================</w:t>
+        <w:br/>
+        <w:br/>
+        <w:t>DROP TABLE IF EXISTS publication_keywords  CASCADE;</w:t>
+        <w:br/>
+        <w:t>DROP TABLE IF EXISTS publication_topics    CASCADE;</w:t>
+        <w:br/>
+        <w:t>DROP TABLE IF EXISTS publication_authors   CASCADE;</w:t>
+        <w:br/>
+        <w:t>DROP TABLE IF EXISTS affiliations          CASCADE;</w:t>
+        <w:br/>
+        <w:t>DROP TABLE IF EXISTS persons               CASCADE;</w:t>
+        <w:br/>
+        <w:t>DROP TABLE IF EXISTS publications          CASCADE;</w:t>
+        <w:br/>
+        <w:t>DROP TABLE IF EXISTS journals              CASCADE;</w:t>
+        <w:br/>
+        <w:br/>
+        <w:br/>
+        <w:t>-- 1. ЖУРНАЛЫ</w:t>
+        <w:br/>
+        <w:t>CREATE TABLE journals (</w:t>
+        <w:br/>
+        <w:t xml:space="preserve">    journal_id    SERIAL PRIMARY KEY,</w:t>
+        <w:br/>
+        <w:t xml:space="preserve">    openalex_id   TEXT UNIQUE,</w:t>
+        <w:br/>
+        <w:t xml:space="preserve">    name          TEXT NOT NULL,</w:t>
+        <w:br/>
+        <w:t xml:space="preserve">    issn          VARCHAR(20),</w:t>
+        <w:br/>
+        <w:t xml:space="preserve">    publisher     TEXT,</w:t>
+        <w:br/>
+        <w:t xml:space="preserve">    created_at    TIMESTAMP DEFAULT CURRENT_TIMESTAMP</w:t>
+        <w:br/>
+        <w:t>);</w:t>
+        <w:br/>
+        <w:br/>
+        <w:t>CREATE INDEX idx_journals_name ON journals(name);</w:t>
+        <w:br/>
+        <w:br/>
+        <w:br/>
+        <w:t>-- 2. ПУБЛИКАЦИИ</w:t>
+        <w:br/>
+        <w:t>CREATE TABLE publications (</w:t>
+        <w:br/>
+        <w:t xml:space="preserve">    publication_id    SERIAL PRIMARY KEY,</w:t>
+        <w:br/>
+        <w:t xml:space="preserve">    openalex_id       TEXT UNIQUE,</w:t>
+        <w:br/>
+        <w:t xml:space="preserve">    title             TEXT NOT NULL,</w:t>
+        <w:br/>
+        <w:t xml:space="preserve">    doi               TEXT UNIQUE,</w:t>
+        <w:br/>
+        <w:t xml:space="preserve">    publication_year  INTEGER,</w:t>
+        <w:br/>
+        <w:t xml:space="preserve">    publication_type  TEXT,</w:t>
+        <w:br/>
+        <w:t xml:space="preserve">    cited_by_count    INTEGER DEFAULT 0,</w:t>
+        <w:br/>
+        <w:t xml:space="preserve">    abstract          TEXT,</w:t>
+        <w:br/>
+        <w:t xml:space="preserve">    journal_id        INTEGER REFERENCES journals(journal_id) ON DELETE SET NULL,</w:t>
+        <w:br/>
+        <w:t xml:space="preserve">    created_at        TIMESTAMP DEFAULT CURRENT_TIMESTAMP</w:t>
+        <w:br/>
+        <w:t>);</w:t>
+        <w:br/>
+        <w:br/>
+        <w:t>CREATE INDEX idx_publications_year    ON publications(publication_year);</w:t>
+        <w:br/>
+        <w:t>CREATE INDEX idx_publications_journal ON publications(journal_id);</w:t>
+        <w:br/>
+        <w:t>CREATE INDEX idx_publications_title   ON publications(title);</w:t>
+        <w:br/>
+        <w:br/>
+        <w:br/>
+        <w:t>-- 3. ПЕРСОНЫ (авторы)</w:t>
+        <w:br/>
+        <w:t>CREATE TABLE persons (</w:t>
+        <w:br/>
+        <w:t xml:space="preserve">    person_id     SERIAL PRIMARY KEY,</w:t>
+        <w:br/>
+        <w:t xml:space="preserve">    openalex_id   TEXT UNIQUE,</w:t>
+        <w:br/>
+        <w:t xml:space="preserve">    full_name     TEXT NOT NULL,</w:t>
+        <w:br/>
+        <w:t xml:space="preserve">    orcid         TEXT,</w:t>
+        <w:br/>
+        <w:t xml:space="preserve">    created_at    TIMESTAMP DEFAULT CURRENT_TIMESTAMP</w:t>
+        <w:br/>
+        <w:t>);</w:t>
+        <w:br/>
+        <w:br/>
+        <w:t>CREATE INDEX idx_persons_name ON persons(full_name);</w:t>
+        <w:br/>
+        <w:br/>
+        <w:br/>
+        <w:t>-- 4. АФФИЛИАЦИИ</w:t>
+        <w:br/>
+        <w:t>CREATE TABLE affiliations (</w:t>
+        <w:br/>
+        <w:t xml:space="preserve">    affiliation_id  SERIAL PRIMARY KEY,</w:t>
+        <w:br/>
+        <w:t xml:space="preserve">    person_id       INTEGER REFERENCES persons(person_id) ON DELETE CASCADE,</w:t>
+        <w:br/>
+        <w:t xml:space="preserve">    institution_id  TEXT,           -- ID организации в OpenAlex (для geo-обогащения)</w:t>
+        <w:br/>
+        <w:t xml:space="preserve">    institution     TEXT NOT NULL,  -- Название организации</w:t>
+        <w:br/>
+        <w:t xml:space="preserve">    country         VARCHAR(100),</w:t>
+        <w:br/>
+        <w:t xml:space="preserve">    latitude        DOUBLE PRECISION,</w:t>
+        <w:br/>
+        <w:t xml:space="preserve">    longitude       DOUBLE PRECISION,</w:t>
+        <w:br/>
+        <w:t xml:space="preserve">    created_at      TIMESTAMP DEFAULT CURRENT_TIMESTAMP</w:t>
+        <w:br/>
+        <w:t>);</w:t>
+        <w:br/>
+        <w:br/>
+        <w:t>CREATE INDEX idx_affiliations_person      ON affiliations(person_id);</w:t>
+        <w:br/>
+        <w:t>CREATE INDEX idx_affiliations_institution ON affiliations(institution);</w:t>
+        <w:br/>
+        <w:t>CREATE INDEX idx_affiliations_country     ON affiliations(country);</w:t>
+        <w:br/>
+        <w:br/>
+        <w:br/>
+        <w:t>-- 5. СВЯЗЬ публикация ↔ автор</w:t>
+        <w:br/>
+        <w:t>CREATE TABLE publication_authors (</w:t>
+        <w:br/>
+        <w:t xml:space="preserve">    publication_id  INTEGER REFERENCES publications(publication_id) ON DELETE CASCADE,</w:t>
+        <w:br/>
+        <w:t xml:space="preserve">    person_id       INTEGER REFERENCES persons(person_id)           ON DELETE CASCADE,</w:t>
+        <w:br/>
+        <w:t xml:space="preserve">    author_position INTEGER,  -- порядок автора в статье (1 = первый)</w:t>
+        <w:br/>
+        <w:t xml:space="preserve">    PRIMARY KEY (publication_id, person_id)</w:t>
+        <w:br/>
+        <w:t>);</w:t>
+        <w:br/>
+        <w:br/>
+        <w:t>CREATE INDEX idx_publication_authors_publication ON publication_authors(publication_id);</w:t>
+        <w:br/>
+        <w:t>CREATE INDEX idx_publication_authors_person      ON publication_authors(person_id);</w:t>
+        <w:br/>
+        <w:br/>
+        <w:br/>
+        <w:t>-- 6. ТЕМЫ публикаций</w:t>
+        <w:br/>
+        <w:t>CREATE TABLE publication_topics (</w:t>
+        <w:br/>
+        <w:t xml:space="preserve">    id             SERIAL PRIMARY KEY,</w:t>
+        <w:br/>
+        <w:t xml:space="preserve">    publication_id INTEGER REFERENCES publications(publication_id) ON DELETE CASCADE,</w:t>
+        <w:br/>
+        <w:t xml:space="preserve">    topic_name     TEXT NOT NULL,</w:t>
+        <w:br/>
+        <w:t xml:space="preserve">    score          DOUBLE PRECISION</w:t>
+        <w:br/>
+        <w:t>);</w:t>
+        <w:br/>
+        <w:br/>
+        <w:t>CREATE INDEX idx_publication_topics_publication ON publication_topics(publication_id);</w:t>
+        <w:br/>
+        <w:t>CREATE INDEX idx_publication_topics_name        ON publication_topics(topic_name);</w:t>
+        <w:br/>
+        <w:br/>
+        <w:br/>
+        <w:t>-- 7. КЛЮЧЕВЫЕ СЛОВА публикаций</w:t>
+        <w:br/>
+        <w:t>CREATE TABLE publication_keywords (</w:t>
+        <w:br/>
+        <w:t xml:space="preserve">    id             SERIAL PRIMARY KEY,</w:t>
+        <w:br/>
+        <w:t xml:space="preserve">    publication_id INTEGER REFERENCES publications(publication_id) ON DELETE CASCADE,</w:t>
+        <w:br/>
+        <w:t xml:space="preserve">    keyword_name   TEXT NOT NULL,</w:t>
+        <w:br/>
+        <w:t xml:space="preserve">    score          DOUBLE PRECISION</w:t>
+        <w:br/>
+        <w:t>);</w:t>
+        <w:br/>
+        <w:br/>
+        <w:t>CREATE INDEX idx_publication_keywords_publication ON publication_keywords(publication_id);</w:t>
+        <w:br/>
+        <w:t>CREATE INDEX idx_publication_keywords_name        ON publication_keywords(keyword_name);</w:t>
+        <w:br/>
       </w:r>
     </w:p>
     <w:p>

--- a/docs/диплом.docx
+++ b/docs/диплом.docx
@@ -8007,8 +8007,8 @@
       <w:r>
         <w:drawing>
           <wp:inline xmlns:a="http://schemas.openxmlformats.org/drawingml/2006/main" xmlns:pic="http://schemas.openxmlformats.org/drawingml/2006/picture">
-            <wp:extent cx="4320000" cy="3095482"/>
-            <wp:docPr id="3" name="Picture 3"/>
+            <wp:extent cx="5040000" cy="3788862"/>
+            <wp:docPr id="14" name="Picture 14"/>
             <wp:cNvGraphicFramePr>
               <a:graphicFrameLocks noChangeAspect="1"/>
             </wp:cNvGraphicFramePr>
@@ -8016,11 +8016,11 @@
               <a:graphicData uri="http://schemas.openxmlformats.org/drawingml/2006/picture">
                 <pic:pic>
                   <pic:nvPicPr>
-                    <pic:cNvPr id="0" name="er_diagram_new.png"/>
+                    <pic:cNvPr id="0" name="er_diagram_v3.png"/>
                     <pic:cNvPicPr/>
                   </pic:nvPicPr>
                   <pic:blipFill>
-                    <a:blip r:embed="rId12"/>
+                    <a:blip r:embed="rId23"/>
                     <a:stretch>
                       <a:fillRect/>
                     </a:stretch>
@@ -8028,7 +8028,7 @@
                   <pic:spPr>
                     <a:xfrm>
                       <a:off x="0" y="0"/>
-                      <a:ext cx="4320000" cy="3095482"/>
+                      <a:ext cx="5040000" cy="3788862"/>
                     </a:xfrm>
                     <a:prstGeom prst="rect"/>
                   </pic:spPr>

--- a/docs/диплом.docx
+++ b/docs/диплом.docx
@@ -7321,8 +7321,8 @@
       <w:r>
         <w:drawing>
           <wp:inline xmlns:a="http://schemas.openxmlformats.org/drawingml/2006/main" xmlns:pic="http://schemas.openxmlformats.org/drawingml/2006/picture">
-            <wp:extent cx="3240000" cy="6408188"/>
-            <wp:docPr id="2" name="Picture 2"/>
+            <wp:extent cx="5400000" cy="2371607"/>
+            <wp:docPr id="15" name="Picture 15"/>
             <wp:cNvGraphicFramePr>
               <a:graphicFrameLocks noChangeAspect="1"/>
             </wp:cNvGraphicFramePr>
@@ -7330,11 +7330,11 @@
               <a:graphicData uri="http://schemas.openxmlformats.org/drawingml/2006/picture">
                 <pic:pic>
                   <pic:nvPicPr>
-                    <pic:cNvPr id="0" name="fig2_dataflow.png"/>
+                    <pic:cNvPr id="0" name="fig2_dataflow_v2.png"/>
                     <pic:cNvPicPr/>
                   </pic:nvPicPr>
                   <pic:blipFill>
-                    <a:blip r:embed="rId11"/>
+                    <a:blip r:embed="rId24"/>
                     <a:stretch>
                       <a:fillRect/>
                     </a:stretch>
@@ -7342,7 +7342,7 @@
                   <pic:spPr>
                     <a:xfrm>
                       <a:off x="0" y="0"/>
-                      <a:ext cx="3240000" cy="6408188"/>
+                      <a:ext cx="5400000" cy="2371607"/>
                     </a:xfrm>
                     <a:prstGeom prst="rect"/>
                   </pic:spPr>
@@ -9677,8 +9677,8 @@
       <w:r>
         <w:drawing>
           <wp:inline xmlns:a="http://schemas.openxmlformats.org/drawingml/2006/main" xmlns:pic="http://schemas.openxmlformats.org/drawingml/2006/picture">
-            <wp:extent cx="4320000" cy="5917371"/>
-            <wp:docPr id="4" name="Picture 4"/>
+            <wp:extent cx="5400000" cy="2710087"/>
+            <wp:docPr id="16" name="Picture 16"/>
             <wp:cNvGraphicFramePr>
               <a:graphicFrameLocks noChangeAspect="1"/>
             </wp:cNvGraphicFramePr>
@@ -9686,11 +9686,11 @@
               <a:graphicData uri="http://schemas.openxmlformats.org/drawingml/2006/picture">
                 <pic:pic>
                   <pic:nvPicPr>
-                    <pic:cNvPr id="0" name="fig4_dbload.png"/>
+                    <pic:cNvPr id="0" name="fig4_dbload_v2.png"/>
                     <pic:cNvPicPr/>
                   </pic:nvPicPr>
                   <pic:blipFill>
-                    <a:blip r:embed="rId13"/>
+                    <a:blip r:embed="rId25"/>
                     <a:stretch>
                       <a:fillRect/>
                     </a:stretch>
@@ -9698,7 +9698,7 @@
                   <pic:spPr>
                     <a:xfrm>
                       <a:off x="0" y="0"/>
-                      <a:ext cx="4320000" cy="5917371"/>
+                      <a:ext cx="5400000" cy="2710087"/>
                     </a:xfrm>
                     <a:prstGeom prst="rect"/>
                   </pic:spPr>
@@ -10257,8 +10257,8 @@
       <w:r>
         <w:drawing>
           <wp:inline xmlns:a="http://schemas.openxmlformats.org/drawingml/2006/main" xmlns:pic="http://schemas.openxmlformats.org/drawingml/2006/picture">
-            <wp:extent cx="4320000" cy="3892841"/>
-            <wp:docPr id="5" name="Picture 5"/>
+            <wp:extent cx="5400000" cy="3095965"/>
+            <wp:docPr id="17" name="Picture 17"/>
             <wp:cNvGraphicFramePr>
               <a:graphicFrameLocks noChangeAspect="1"/>
             </wp:cNvGraphicFramePr>
@@ -10266,11 +10266,11 @@
               <a:graphicData uri="http://schemas.openxmlformats.org/drawingml/2006/picture">
                 <pic:pic>
                   <pic:nvPicPr>
-                    <pic:cNvPr id="0" name="fig5_geocoding.png"/>
+                    <pic:cNvPr id="0" name="fig5_geocoding_v2.png"/>
                     <pic:cNvPicPr/>
                   </pic:nvPicPr>
                   <pic:blipFill>
-                    <a:blip r:embed="rId14"/>
+                    <a:blip r:embed="rId26"/>
                     <a:stretch>
                       <a:fillRect/>
                     </a:stretch>
@@ -10278,7 +10278,7 @@
                   <pic:spPr>
                     <a:xfrm>
                       <a:off x="0" y="0"/>
-                      <a:ext cx="4320000" cy="3892841"/>
+                      <a:ext cx="5400000" cy="3095965"/>
                     </a:xfrm>
                     <a:prstGeom prst="rect"/>
                   </pic:spPr>

--- a/docs/диплом.docx
+++ b/docs/диплом.docx
@@ -6367,8 +6367,8 @@
       <w:r>
         <w:drawing>
           <wp:inline xmlns:a="http://schemas.openxmlformats.org/drawingml/2006/main" xmlns:pic="http://schemas.openxmlformats.org/drawingml/2006/picture">
-            <wp:extent cx="4320000" cy="1466946"/>
-            <wp:docPr id="1" name="Picture 1"/>
+            <wp:extent cx="5400000" cy="2035368"/>
+            <wp:docPr id="18" name="Picture 18"/>
             <wp:cNvGraphicFramePr>
               <a:graphicFrameLocks noChangeAspect="1"/>
             </wp:cNvGraphicFramePr>
@@ -6376,11 +6376,11 @@
               <a:graphicData uri="http://schemas.openxmlformats.org/drawingml/2006/picture">
                 <pic:pic>
                   <pic:nvPicPr>
-                    <pic:cNvPr id="0" name="fig1_architecture.png"/>
+                    <pic:cNvPr id="0" name="fig1_arch_v2.png"/>
                     <pic:cNvPicPr/>
                   </pic:nvPicPr>
                   <pic:blipFill>
-                    <a:blip r:embed="rId10"/>
+                    <a:blip r:embed="rId27"/>
                     <a:stretch>
                       <a:fillRect/>
                     </a:stretch>
@@ -6388,7 +6388,7 @@
                   <pic:spPr>
                     <a:xfrm>
                       <a:off x="0" y="0"/>
-                      <a:ext cx="4320000" cy="1466946"/>
+                      <a:ext cx="5400000" cy="2035368"/>
                     </a:xfrm>
                     <a:prstGeom prst="rect"/>
                   </pic:spPr>
@@ -7321,8 +7321,8 @@
       <w:r>
         <w:drawing>
           <wp:inline xmlns:a="http://schemas.openxmlformats.org/drawingml/2006/main" xmlns:pic="http://schemas.openxmlformats.org/drawingml/2006/picture">
-            <wp:extent cx="5400000" cy="2371607"/>
-            <wp:docPr id="15" name="Picture 15"/>
+            <wp:extent cx="5400000" cy="2035368"/>
+            <wp:docPr id="19" name="Picture 19"/>
             <wp:cNvGraphicFramePr>
               <a:graphicFrameLocks noChangeAspect="1"/>
             </wp:cNvGraphicFramePr>
@@ -7330,11 +7330,11 @@
               <a:graphicData uri="http://schemas.openxmlformats.org/drawingml/2006/picture">
                 <pic:pic>
                   <pic:nvPicPr>
-                    <pic:cNvPr id="0" name="fig2_dataflow_v2.png"/>
+                    <pic:cNvPr id="0" name="fig2_dataflow_v3.png"/>
                     <pic:cNvPicPr/>
                   </pic:nvPicPr>
                   <pic:blipFill>
-                    <a:blip r:embed="rId24"/>
+                    <a:blip r:embed="rId28"/>
                     <a:stretch>
                       <a:fillRect/>
                     </a:stretch>
@@ -7342,7 +7342,7 @@
                   <pic:spPr>
                     <a:xfrm>
                       <a:off x="0" y="0"/>
-                      <a:ext cx="5400000" cy="2371607"/>
+                      <a:ext cx="5400000" cy="2035368"/>
                     </a:xfrm>
                     <a:prstGeom prst="rect"/>
                   </pic:spPr>
@@ -8007,8 +8007,8 @@
       <w:r>
         <w:drawing>
           <wp:inline xmlns:a="http://schemas.openxmlformats.org/drawingml/2006/main" xmlns:pic="http://schemas.openxmlformats.org/drawingml/2006/picture">
-            <wp:extent cx="5040000" cy="3788862"/>
-            <wp:docPr id="14" name="Picture 14"/>
+            <wp:extent cx="5400000" cy="4052802"/>
+            <wp:docPr id="20" name="Picture 20"/>
             <wp:cNvGraphicFramePr>
               <a:graphicFrameLocks noChangeAspect="1"/>
             </wp:cNvGraphicFramePr>
@@ -8016,11 +8016,11 @@
               <a:graphicData uri="http://schemas.openxmlformats.org/drawingml/2006/picture">
                 <pic:pic>
                   <pic:nvPicPr>
-                    <pic:cNvPr id="0" name="er_diagram_v3.png"/>
+                    <pic:cNvPr id="0" name="er_diagram_v4.png"/>
                     <pic:cNvPicPr/>
                   </pic:nvPicPr>
                   <pic:blipFill>
-                    <a:blip r:embed="rId23"/>
+                    <a:blip r:embed="rId29"/>
                     <a:stretch>
                       <a:fillRect/>
                     </a:stretch>
@@ -8028,7 +8028,7 @@
                   <pic:spPr>
                     <a:xfrm>
                       <a:off x="0" y="0"/>
-                      <a:ext cx="5040000" cy="3788862"/>
+                      <a:ext cx="5400000" cy="4052802"/>
                     </a:xfrm>
                     <a:prstGeom prst="rect"/>
                   </pic:spPr>
@@ -9677,8 +9677,8 @@
       <w:r>
         <w:drawing>
           <wp:inline xmlns:a="http://schemas.openxmlformats.org/drawingml/2006/main" xmlns:pic="http://schemas.openxmlformats.org/drawingml/2006/picture">
-            <wp:extent cx="5400000" cy="2710087"/>
-            <wp:docPr id="16" name="Picture 16"/>
+            <wp:extent cx="5400000" cy="2707845"/>
+            <wp:docPr id="21" name="Picture 21"/>
             <wp:cNvGraphicFramePr>
               <a:graphicFrameLocks noChangeAspect="1"/>
             </wp:cNvGraphicFramePr>
@@ -9686,11 +9686,11 @@
               <a:graphicData uri="http://schemas.openxmlformats.org/drawingml/2006/picture">
                 <pic:pic>
                   <pic:nvPicPr>
-                    <pic:cNvPr id="0" name="fig4_dbload_v2.png"/>
+                    <pic:cNvPr id="0" name="fig4_dbload_v3.png"/>
                     <pic:cNvPicPr/>
                   </pic:nvPicPr>
                   <pic:blipFill>
-                    <a:blip r:embed="rId25"/>
+                    <a:blip r:embed="rId30"/>
                     <a:stretch>
                       <a:fillRect/>
                     </a:stretch>
@@ -9698,7 +9698,7 @@
                   <pic:spPr>
                     <a:xfrm>
                       <a:off x="0" y="0"/>
-                      <a:ext cx="5400000" cy="2710087"/>
+                      <a:ext cx="5400000" cy="2707845"/>
                     </a:xfrm>
                     <a:prstGeom prst="rect"/>
                   </pic:spPr>
@@ -10257,8 +10257,8 @@
       <w:r>
         <w:drawing>
           <wp:inline xmlns:a="http://schemas.openxmlformats.org/drawingml/2006/main" xmlns:pic="http://schemas.openxmlformats.org/drawingml/2006/picture">
-            <wp:extent cx="5400000" cy="3095965"/>
-            <wp:docPr id="17" name="Picture 17"/>
+            <wp:extent cx="5400000" cy="3044085"/>
+            <wp:docPr id="22" name="Picture 22"/>
             <wp:cNvGraphicFramePr>
               <a:graphicFrameLocks noChangeAspect="1"/>
             </wp:cNvGraphicFramePr>
@@ -10266,11 +10266,11 @@
               <a:graphicData uri="http://schemas.openxmlformats.org/drawingml/2006/picture">
                 <pic:pic>
                   <pic:nvPicPr>
-                    <pic:cNvPr id="0" name="fig5_geocoding_v2.png"/>
+                    <pic:cNvPr id="0" name="fig5_geocoding_v3.png"/>
                     <pic:cNvPicPr/>
                   </pic:nvPicPr>
                   <pic:blipFill>
-                    <a:blip r:embed="rId26"/>
+                    <a:blip r:embed="rId31"/>
                     <a:stretch>
                       <a:fillRect/>
                     </a:stretch>
@@ -10278,7 +10278,7 @@
                   <pic:spPr>
                     <a:xfrm>
                       <a:off x="0" y="0"/>
-                      <a:ext cx="5400000" cy="3095965"/>
+                      <a:ext cx="5400000" cy="3044085"/>
                     </a:xfrm>
                     <a:prstGeom prst="rect"/>
                   </pic:spPr>

--- a/docs/диплом.docx
+++ b/docs/диплом.docx
@@ -6368,7 +6368,7 @@
         <w:drawing>
           <wp:inline xmlns:a="http://schemas.openxmlformats.org/drawingml/2006/main" xmlns:pic="http://schemas.openxmlformats.org/drawingml/2006/picture">
             <wp:extent cx="5400000" cy="2035368"/>
-            <wp:docPr id="18" name="Picture 18"/>
+            <wp:docPr id="23" name="Picture 23"/>
             <wp:cNvGraphicFramePr>
               <a:graphicFrameLocks noChangeAspect="1"/>
             </wp:cNvGraphicFramePr>
@@ -6376,11 +6376,11 @@
               <a:graphicData uri="http://schemas.openxmlformats.org/drawingml/2006/picture">
                 <pic:pic>
                   <pic:nvPicPr>
-                    <pic:cNvPr id="0" name="fig1_arch_v2.png"/>
+                    <pic:cNvPr id="0" name="fig1_arch_v3.png"/>
                     <pic:cNvPicPr/>
                   </pic:nvPicPr>
                   <pic:blipFill>
-                    <a:blip r:embed="rId27"/>
+                    <a:blip r:embed="rId32"/>
                     <a:stretch>
                       <a:fillRect/>
                     </a:stretch>
@@ -7322,7 +7322,7 @@
         <w:drawing>
           <wp:inline xmlns:a="http://schemas.openxmlformats.org/drawingml/2006/main" xmlns:pic="http://schemas.openxmlformats.org/drawingml/2006/picture">
             <wp:extent cx="5400000" cy="2035368"/>
-            <wp:docPr id="19" name="Picture 19"/>
+            <wp:docPr id="24" name="Picture 24"/>
             <wp:cNvGraphicFramePr>
               <a:graphicFrameLocks noChangeAspect="1"/>
             </wp:cNvGraphicFramePr>
@@ -7330,11 +7330,11 @@
               <a:graphicData uri="http://schemas.openxmlformats.org/drawingml/2006/picture">
                 <pic:pic>
                   <pic:nvPicPr>
-                    <pic:cNvPr id="0" name="fig2_dataflow_v3.png"/>
+                    <pic:cNvPr id="0" name="fig2_dataflow_v4.png"/>
                     <pic:cNvPicPr/>
                   </pic:nvPicPr>
                   <pic:blipFill>
-                    <a:blip r:embed="rId28"/>
+                    <a:blip r:embed="rId33"/>
                     <a:stretch>
                       <a:fillRect/>
                     </a:stretch>
@@ -8008,7 +8008,7 @@
         <w:drawing>
           <wp:inline xmlns:a="http://schemas.openxmlformats.org/drawingml/2006/main" xmlns:pic="http://schemas.openxmlformats.org/drawingml/2006/picture">
             <wp:extent cx="5400000" cy="4052802"/>
-            <wp:docPr id="20" name="Picture 20"/>
+            <wp:docPr id="25" name="Picture 25"/>
             <wp:cNvGraphicFramePr>
               <a:graphicFrameLocks noChangeAspect="1"/>
             </wp:cNvGraphicFramePr>
@@ -8016,11 +8016,11 @@
               <a:graphicData uri="http://schemas.openxmlformats.org/drawingml/2006/picture">
                 <pic:pic>
                   <pic:nvPicPr>
-                    <pic:cNvPr id="0" name="er_diagram_v4.png"/>
+                    <pic:cNvPr id="0" name="er_diagram_v5.png"/>
                     <pic:cNvPicPr/>
                   </pic:nvPicPr>
                   <pic:blipFill>
-                    <a:blip r:embed="rId29"/>
+                    <a:blip r:embed="rId34"/>
                     <a:stretch>
                       <a:fillRect/>
                     </a:stretch>
@@ -9678,7 +9678,7 @@
         <w:drawing>
           <wp:inline xmlns:a="http://schemas.openxmlformats.org/drawingml/2006/main" xmlns:pic="http://schemas.openxmlformats.org/drawingml/2006/picture">
             <wp:extent cx="5400000" cy="2707845"/>
-            <wp:docPr id="21" name="Picture 21"/>
+            <wp:docPr id="26" name="Picture 26"/>
             <wp:cNvGraphicFramePr>
               <a:graphicFrameLocks noChangeAspect="1"/>
             </wp:cNvGraphicFramePr>
@@ -9686,11 +9686,11 @@
               <a:graphicData uri="http://schemas.openxmlformats.org/drawingml/2006/picture">
                 <pic:pic>
                   <pic:nvPicPr>
-                    <pic:cNvPr id="0" name="fig4_dbload_v3.png"/>
+                    <pic:cNvPr id="0" name="fig4_dbload_v4.png"/>
                     <pic:cNvPicPr/>
                   </pic:nvPicPr>
                   <pic:blipFill>
-                    <a:blip r:embed="rId30"/>
+                    <a:blip r:embed="rId35"/>
                     <a:stretch>
                       <a:fillRect/>
                     </a:stretch>
@@ -10258,7 +10258,7 @@
         <w:drawing>
           <wp:inline xmlns:a="http://schemas.openxmlformats.org/drawingml/2006/main" xmlns:pic="http://schemas.openxmlformats.org/drawingml/2006/picture">
             <wp:extent cx="5400000" cy="3044085"/>
-            <wp:docPr id="22" name="Picture 22"/>
+            <wp:docPr id="27" name="Picture 27"/>
             <wp:cNvGraphicFramePr>
               <a:graphicFrameLocks noChangeAspect="1"/>
             </wp:cNvGraphicFramePr>
@@ -10266,11 +10266,11 @@
               <a:graphicData uri="http://schemas.openxmlformats.org/drawingml/2006/picture">
                 <pic:pic>
                   <pic:nvPicPr>
-                    <pic:cNvPr id="0" name="fig5_geocoding_v3.png"/>
+                    <pic:cNvPr id="0" name="fig5_geocoding_v4.png"/>
                     <pic:cNvPicPr/>
                   </pic:nvPicPr>
                   <pic:blipFill>
-                    <a:blip r:embed="rId31"/>
+                    <a:blip r:embed="rId36"/>
                     <a:stretch>
                       <a:fillRect/>
                     </a:stretch>

--- a/docs/диплом.docx
+++ b/docs/диплом.docx
@@ -12798,7 +12798,7 @@
           <w:i w:val="0"/>
           <w:sz w:val="28"/>
         </w:rPr>
-        <w:t>Boyack K.W., Klavans R. Creation of a highly detailed, dynamic, global model and map of science // Journal of the Association for Information Science and Technology. — 2014. — Vol. 65, № 4. — P. 670–685. DOI: 10.1002/asi.23018</w:t>
+        <w:t>Boyack K.W., Klavans R. Creation of a highly detailed, dynamic, global model and map of science // Journal of the Association for Information Science and Technology. — 2014. — Vol. 65, № 4. — P. 670–685. DOI: 10.1002/asi.22990</w:t>
       </w:r>
     </w:p>
     <w:p>

--- a/docs/диплом.docx
+++ b/docs/диплом.docx
@@ -6367,8 +6367,8 @@
       <w:r>
         <w:drawing>
           <wp:inline xmlns:a="http://schemas.openxmlformats.org/drawingml/2006/main" xmlns:pic="http://schemas.openxmlformats.org/drawingml/2006/picture">
-            <wp:extent cx="5400000" cy="2035368"/>
-            <wp:docPr id="23" name="Picture 23"/>
+            <wp:extent cx="5040000" cy="1711436"/>
+            <wp:docPr id="28" name="Picture 28"/>
             <wp:cNvGraphicFramePr>
               <a:graphicFrameLocks noChangeAspect="1"/>
             </wp:cNvGraphicFramePr>
@@ -6376,11 +6376,11 @@
               <a:graphicData uri="http://schemas.openxmlformats.org/drawingml/2006/picture">
                 <pic:pic>
                   <pic:nvPicPr>
-                    <pic:cNvPr id="0" name="fig1_arch_v3.png"/>
+                    <pic:cNvPr id="0" name="image.png"/>
                     <pic:cNvPicPr/>
                   </pic:nvPicPr>
                   <pic:blipFill>
-                    <a:blip r:embed="rId32"/>
+                    <a:blip r:embed="rId10"/>
                     <a:stretch>
                       <a:fillRect/>
                     </a:stretch>
@@ -6388,7 +6388,7 @@
                   <pic:spPr>
                     <a:xfrm>
                       <a:off x="0" y="0"/>
-                      <a:ext cx="5400000" cy="2035368"/>
+                      <a:ext cx="5040000" cy="1711436"/>
                     </a:xfrm>
                     <a:prstGeom prst="rect"/>
                   </pic:spPr>
@@ -7321,8 +7321,8 @@
       <w:r>
         <w:drawing>
           <wp:inline xmlns:a="http://schemas.openxmlformats.org/drawingml/2006/main" xmlns:pic="http://schemas.openxmlformats.org/drawingml/2006/picture">
-            <wp:extent cx="5400000" cy="2035368"/>
-            <wp:docPr id="24" name="Picture 24"/>
+            <wp:extent cx="3240000" cy="6408188"/>
+            <wp:docPr id="29" name="Picture 29"/>
             <wp:cNvGraphicFramePr>
               <a:graphicFrameLocks noChangeAspect="1"/>
             </wp:cNvGraphicFramePr>
@@ -7330,11 +7330,11 @@
               <a:graphicData uri="http://schemas.openxmlformats.org/drawingml/2006/picture">
                 <pic:pic>
                   <pic:nvPicPr>
-                    <pic:cNvPr id="0" name="fig2_dataflow_v4.png"/>
+                    <pic:cNvPr id="0" name="image.png"/>
                     <pic:cNvPicPr/>
                   </pic:nvPicPr>
                   <pic:blipFill>
-                    <a:blip r:embed="rId33"/>
+                    <a:blip r:embed="rId11"/>
                     <a:stretch>
                       <a:fillRect/>
                     </a:stretch>
@@ -7342,7 +7342,7 @@
                   <pic:spPr>
                     <a:xfrm>
                       <a:off x="0" y="0"/>
-                      <a:ext cx="5400000" cy="2035368"/>
+                      <a:ext cx="3240000" cy="6408188"/>
                     </a:xfrm>
                     <a:prstGeom prst="rect"/>
                   </pic:spPr>
@@ -8007,8 +8007,8 @@
       <w:r>
         <w:drawing>
           <wp:inline xmlns:a="http://schemas.openxmlformats.org/drawingml/2006/main" xmlns:pic="http://schemas.openxmlformats.org/drawingml/2006/picture">
-            <wp:extent cx="5400000" cy="4052802"/>
-            <wp:docPr id="25" name="Picture 25"/>
+            <wp:extent cx="5040000" cy="3788862"/>
+            <wp:docPr id="30" name="Picture 30"/>
             <wp:cNvGraphicFramePr>
               <a:graphicFrameLocks noChangeAspect="1"/>
             </wp:cNvGraphicFramePr>
@@ -8016,11 +8016,11 @@
               <a:graphicData uri="http://schemas.openxmlformats.org/drawingml/2006/picture">
                 <pic:pic>
                   <pic:nvPicPr>
-                    <pic:cNvPr id="0" name="er_diagram_v5.png"/>
+                    <pic:cNvPr id="0" name="image.png"/>
                     <pic:cNvPicPr/>
                   </pic:nvPicPr>
                   <pic:blipFill>
-                    <a:blip r:embed="rId34"/>
+                    <a:blip r:embed="rId23"/>
                     <a:stretch>
                       <a:fillRect/>
                     </a:stretch>
@@ -8028,7 +8028,7 @@
                   <pic:spPr>
                     <a:xfrm>
                       <a:off x="0" y="0"/>
-                      <a:ext cx="5400000" cy="4052802"/>
+                      <a:ext cx="5040000" cy="3788862"/>
                     </a:xfrm>
                     <a:prstGeom prst="rect"/>
                   </pic:spPr>
@@ -9677,8 +9677,8 @@
       <w:r>
         <w:drawing>
           <wp:inline xmlns:a="http://schemas.openxmlformats.org/drawingml/2006/main" xmlns:pic="http://schemas.openxmlformats.org/drawingml/2006/picture">
-            <wp:extent cx="5400000" cy="2707845"/>
-            <wp:docPr id="26" name="Picture 26"/>
+            <wp:extent cx="4320000" cy="5917371"/>
+            <wp:docPr id="31" name="Picture 31"/>
             <wp:cNvGraphicFramePr>
               <a:graphicFrameLocks noChangeAspect="1"/>
             </wp:cNvGraphicFramePr>
@@ -9686,11 +9686,11 @@
               <a:graphicData uri="http://schemas.openxmlformats.org/drawingml/2006/picture">
                 <pic:pic>
                   <pic:nvPicPr>
-                    <pic:cNvPr id="0" name="fig4_dbload_v4.png"/>
+                    <pic:cNvPr id="0" name="image.png"/>
                     <pic:cNvPicPr/>
                   </pic:nvPicPr>
                   <pic:blipFill>
-                    <a:blip r:embed="rId35"/>
+                    <a:blip r:embed="rId13"/>
                     <a:stretch>
                       <a:fillRect/>
                     </a:stretch>
@@ -9698,7 +9698,7 @@
                   <pic:spPr>
                     <a:xfrm>
                       <a:off x="0" y="0"/>
-                      <a:ext cx="5400000" cy="2707845"/>
+                      <a:ext cx="4320000" cy="5917371"/>
                     </a:xfrm>
                     <a:prstGeom prst="rect"/>
                   </pic:spPr>
@@ -10257,8 +10257,8 @@
       <w:r>
         <w:drawing>
           <wp:inline xmlns:a="http://schemas.openxmlformats.org/drawingml/2006/main" xmlns:pic="http://schemas.openxmlformats.org/drawingml/2006/picture">
-            <wp:extent cx="5400000" cy="3044085"/>
-            <wp:docPr id="27" name="Picture 27"/>
+            <wp:extent cx="4320000" cy="3892841"/>
+            <wp:docPr id="32" name="Picture 32"/>
             <wp:cNvGraphicFramePr>
               <a:graphicFrameLocks noChangeAspect="1"/>
             </wp:cNvGraphicFramePr>
@@ -10266,11 +10266,11 @@
               <a:graphicData uri="http://schemas.openxmlformats.org/drawingml/2006/picture">
                 <pic:pic>
                   <pic:nvPicPr>
-                    <pic:cNvPr id="0" name="fig5_geocoding_v4.png"/>
+                    <pic:cNvPr id="0" name="image.png"/>
                     <pic:cNvPicPr/>
                   </pic:nvPicPr>
                   <pic:blipFill>
-                    <a:blip r:embed="rId36"/>
+                    <a:blip r:embed="rId14"/>
                     <a:stretch>
                       <a:fillRect/>
                     </a:stretch>
@@ -10278,7 +10278,7 @@
                   <pic:spPr>
                     <a:xfrm>
                       <a:off x="0" y="0"/>
-                      <a:ext cx="5400000" cy="3044085"/>
+                      <a:ext cx="4320000" cy="3892841"/>
                     </a:xfrm>
                     <a:prstGeom prst="rect"/>
                   </pic:spPr>

--- a/docs/диплом.docx
+++ b/docs/диплом.docx
@@ -151,7 +151,50 @@
       </w:r>
     </w:p>
     <w:p>
-      <w:pPr>
+      <w:pPr/>
+      <w:r>
+        <w:rPr/>
+        <w:br w:type="page"/>
+      </w:r>
+    </w:p>
+    <w:p>
+      <w:pPr>
+        <w:pStyle w:val="Heading1"/>
+        <w:jc w:val="center"/>
+      </w:pPr>
+      <w:r>
+        <w:rPr>
+          <w:rFonts w:ascii="Times New Roman" w:hAnsi="Times New Roman"/>
+          <w:b/>
+          <w:color w:val="000000"/>
+          <w:sz w:val="28"/>
+        </w:rPr>
+        <w:t>СОДЕРЖАНИЕ</w:t>
+      </w:r>
+    </w:p>
+    <w:p>
+      <w:pPr/>
+      <w:r>
+        <w:fldChar w:fldCharType="begin"/>
+        <w:instrText xml:space="preserve"> TOC \o "1-2" \h \z \u </w:instrText>
+        <w:fldChar w:fldCharType="separate"/>
+      </w:r>
+      <w:r>
+        <w:t>[Обновите поле: Ctrl+A → F9]</w:t>
+      </w:r>
+      <w:r>
+        <w:fldChar w:fldCharType="end"/>
+      </w:r>
+    </w:p>
+    <w:p>
+      <w:pPr/>
+      <w:r>
+        <w:br w:type="page"/>
+      </w:r>
+    </w:p>
+    <w:p>
+      <w:pPr>
+        <w:pStyle w:val="Heading1"/>
         <w:spacing w:before="240" w:after="120"/>
         <w:ind w:firstLine="0"/>
         <w:jc w:val="center"/>
@@ -160,7 +203,8 @@
         <w:rPr>
           <w:rFonts w:ascii="Times New Roman" w:hAnsi="Times New Roman"/>
           <w:b/>
-          <w:sz w:val="30"/>
+          <w:color w:val="000000"/>
+          <w:sz w:val="28"/>
         </w:rPr>
         <w:t>ВВЕДЕНИЕ</w:t>
       </w:r>
@@ -1349,6 +1393,7 @@
     <w:p/>
     <w:p>
       <w:pPr>
+        <w:pStyle w:val="Heading1"/>
         <w:spacing w:before="240" w:after="120"/>
         <w:ind w:firstLine="0"/>
         <w:jc w:val="center"/>
@@ -1357,7 +1402,8 @@
         <w:rPr>
           <w:rFonts w:ascii="Times New Roman" w:hAnsi="Times New Roman"/>
           <w:b/>
-          <w:sz w:val="30"/>
+          <w:color w:val="000000"/>
+          <w:sz w:val="28"/>
         </w:rPr>
         <w:t>ГЛАВА I. ОБЗОР СУЩЕСТВУЮЩИХ РЕШЕНИЙ</w:t>
       </w:r>
@@ -1380,6 +1426,7 @@
     </w:p>
     <w:p>
       <w:pPr>
+        <w:pStyle w:val="Heading2"/>
         <w:spacing w:before="240" w:after="120"/>
         <w:ind w:firstLine="0"/>
         <w:jc w:val="left"/>
@@ -1388,7 +1435,8 @@
         <w:rPr>
           <w:rFonts w:ascii="Times New Roman" w:hAnsi="Times New Roman"/>
           <w:b/>
-          <w:sz w:val="28"/>
+          <w:color w:val="000000"/>
+          <w:sz w:val="26"/>
         </w:rPr>
         <w:t>1.1. VOSviewer</w:t>
       </w:r>
@@ -1510,6 +1558,7 @@
     </w:p>
     <w:p>
       <w:pPr>
+        <w:pStyle w:val="Heading2"/>
         <w:spacing w:before="240" w:after="120"/>
         <w:ind w:firstLine="0"/>
         <w:jc w:val="left"/>
@@ -1518,7 +1567,8 @@
         <w:rPr>
           <w:rFonts w:ascii="Times New Roman" w:hAnsi="Times New Roman"/>
           <w:b/>
-          <w:sz w:val="28"/>
+          <w:color w:val="000000"/>
+          <w:sz w:val="26"/>
         </w:rPr>
         <w:t>1.2. CiteSpace</w:t>
       </w:r>
@@ -1640,6 +1690,7 @@
     </w:p>
     <w:p>
       <w:pPr>
+        <w:pStyle w:val="Heading2"/>
         <w:spacing w:before="240" w:after="120"/>
         <w:ind w:firstLine="0"/>
         <w:jc w:val="left"/>
@@ -1648,7 +1699,8 @@
         <w:rPr>
           <w:rFonts w:ascii="Times New Roman" w:hAnsi="Times New Roman"/>
           <w:b/>
-          <w:sz w:val="28"/>
+          <w:color w:val="000000"/>
+          <w:sz w:val="26"/>
         </w:rPr>
         <w:t>1.3. Connected Papers</w:t>
       </w:r>
@@ -1770,6 +1822,7 @@
     </w:p>
     <w:p>
       <w:pPr>
+        <w:pStyle w:val="Heading2"/>
         <w:spacing w:before="240" w:after="120"/>
         <w:ind w:firstLine="0"/>
         <w:jc w:val="left"/>
@@ -1778,7 +1831,8 @@
         <w:rPr>
           <w:rFonts w:ascii="Times New Roman" w:hAnsi="Times New Roman"/>
           <w:b/>
-          <w:sz w:val="28"/>
+          <w:color w:val="000000"/>
+          <w:sz w:val="26"/>
         </w:rPr>
         <w:t>1.4. Bibliometrix / Biblioshiny</w:t>
       </w:r>
@@ -1900,6 +1954,7 @@
     </w:p>
     <w:p>
       <w:pPr>
+        <w:pStyle w:val="Heading2"/>
         <w:spacing w:before="240" w:after="120"/>
         <w:ind w:firstLine="0"/>
         <w:jc w:val="left"/>
@@ -1908,7 +1963,8 @@
         <w:rPr>
           <w:rFonts w:ascii="Times New Roman" w:hAnsi="Times New Roman"/>
           <w:b/>
-          <w:sz w:val="28"/>
+          <w:color w:val="000000"/>
+          <w:sz w:val="26"/>
         </w:rPr>
         <w:t>1.5. Gephi</w:t>
       </w:r>
@@ -1997,6 +2053,7 @@
     </w:p>
     <w:p>
       <w:pPr>
+        <w:pStyle w:val="Heading2"/>
         <w:spacing w:before="240" w:after="120"/>
         <w:ind w:firstLine="0"/>
         <w:jc w:val="left"/>
@@ -2005,7 +2062,8 @@
         <w:rPr>
           <w:rFonts w:ascii="Times New Roman" w:hAnsi="Times New Roman"/>
           <w:b/>
-          <w:sz w:val="28"/>
+          <w:color w:val="000000"/>
+          <w:sz w:val="26"/>
         </w:rPr>
         <w:t>1.6. Lens.org</w:t>
       </w:r>
@@ -2094,6 +2152,7 @@
     </w:p>
     <w:p>
       <w:pPr>
+        <w:pStyle w:val="Heading2"/>
         <w:spacing w:before="240" w:after="120"/>
         <w:ind w:firstLine="0"/>
         <w:jc w:val="left"/>
@@ -2102,7 +2161,8 @@
         <w:rPr>
           <w:rFonts w:ascii="Times New Roman" w:hAnsi="Times New Roman"/>
           <w:b/>
-          <w:sz w:val="28"/>
+          <w:color w:val="000000"/>
+          <w:sz w:val="26"/>
         </w:rPr>
         <w:t>1.7. ResearchRabbit</w:t>
       </w:r>
@@ -2224,6 +2284,7 @@
     </w:p>
     <w:p>
       <w:pPr>
+        <w:pStyle w:val="Heading2"/>
         <w:spacing w:before="240" w:after="120"/>
         <w:ind w:firstLine="0"/>
         <w:jc w:val="left"/>
@@ -2232,7 +2293,8 @@
         <w:rPr>
           <w:rFonts w:ascii="Times New Roman" w:hAnsi="Times New Roman"/>
           <w:b/>
-          <w:sz w:val="28"/>
+          <w:color w:val="000000"/>
+          <w:sz w:val="26"/>
         </w:rPr>
         <w:t>1.8. Inciteful</w:t>
       </w:r>
@@ -2321,6 +2383,7 @@
     </w:p>
     <w:p>
       <w:pPr>
+        <w:pStyle w:val="Heading2"/>
         <w:spacing w:before="240" w:after="120"/>
         <w:ind w:firstLine="0"/>
         <w:jc w:val="left"/>
@@ -2329,7 +2392,8 @@
         <w:rPr>
           <w:rFonts w:ascii="Times New Roman" w:hAnsi="Times New Roman"/>
           <w:b/>
-          <w:sz w:val="28"/>
+          <w:color w:val="000000"/>
+          <w:sz w:val="26"/>
         </w:rPr>
         <w:t>1.9. Litmaps</w:t>
       </w:r>
@@ -2451,6 +2515,7 @@
     </w:p>
     <w:p>
       <w:pPr>
+        <w:pStyle w:val="Heading2"/>
         <w:spacing w:before="240" w:after="120"/>
         <w:ind w:firstLine="0"/>
         <w:jc w:val="left"/>
@@ -2459,7 +2524,8 @@
         <w:rPr>
           <w:rFonts w:ascii="Times New Roman" w:hAnsi="Times New Roman"/>
           <w:b/>
-          <w:sz w:val="28"/>
+          <w:color w:val="000000"/>
+          <w:sz w:val="26"/>
         </w:rPr>
         <w:t>1.10. Сравнительная таблица</w:t>
       </w:r>
@@ -4673,6 +4739,7 @@
     <w:p/>
     <w:p>
       <w:pPr>
+        <w:pStyle w:val="Heading2"/>
         <w:spacing w:before="240" w:after="120"/>
         <w:ind w:firstLine="0"/>
         <w:jc w:val="left"/>
@@ -4681,7 +4748,8 @@
         <w:rPr>
           <w:rFonts w:ascii="Times New Roman" w:hAnsi="Times New Roman"/>
           <w:b/>
-          <w:sz w:val="28"/>
+          <w:color w:val="000000"/>
+          <w:sz w:val="26"/>
         </w:rPr>
         <w:t>1.11. Анализ публикационной активности на реальных данных</w:t>
       </w:r>
@@ -5595,6 +5663,7 @@
     </w:p>
     <w:p>
       <w:pPr>
+        <w:pStyle w:val="Heading2"/>
         <w:spacing w:before="240" w:after="120"/>
         <w:ind w:firstLine="0"/>
         <w:jc w:val="left"/>
@@ -5603,7 +5672,8 @@
         <w:rPr>
           <w:rFonts w:ascii="Times New Roman" w:hAnsi="Times New Roman"/>
           <w:b/>
-          <w:sz w:val="28"/>
+          <w:color w:val="000000"/>
+          <w:sz w:val="26"/>
         </w:rPr>
         <w:t>1.12. Выводы из обзора</w:t>
       </w:r>
@@ -5642,6 +5712,7 @@
     </w:p>
     <w:p>
       <w:pPr>
+        <w:pStyle w:val="Heading1"/>
         <w:spacing w:before="240" w:after="120"/>
         <w:ind w:firstLine="0"/>
         <w:jc w:val="center"/>
@@ -5650,13 +5721,15 @@
         <w:rPr>
           <w:rFonts w:ascii="Times New Roman" w:hAnsi="Times New Roman"/>
           <w:b/>
-          <w:sz w:val="30"/>
+          <w:color w:val="000000"/>
+          <w:sz w:val="28"/>
         </w:rPr>
         <w:t>ГЛАВА II. ТРЕБОВАНИЯ К СИСТЕМЕ</w:t>
       </w:r>
     </w:p>
     <w:p>
       <w:pPr>
+        <w:pStyle w:val="Heading2"/>
         <w:spacing w:before="240" w:after="120"/>
         <w:ind w:firstLine="0"/>
         <w:jc w:val="left"/>
@@ -5665,7 +5738,8 @@
         <w:rPr>
           <w:rFonts w:ascii="Times New Roman" w:hAnsi="Times New Roman"/>
           <w:b/>
-          <w:sz w:val="28"/>
+          <w:color w:val="000000"/>
+          <w:sz w:val="26"/>
         </w:rPr>
         <w:t>2.1. Назначение системы</w:t>
       </w:r>
@@ -5688,6 +5762,7 @@
     </w:p>
     <w:p>
       <w:pPr>
+        <w:pStyle w:val="Heading2"/>
         <w:spacing w:before="240" w:after="120"/>
         <w:ind w:firstLine="0"/>
         <w:jc w:val="left"/>
@@ -5696,7 +5771,8 @@
         <w:rPr>
           <w:rFonts w:ascii="Times New Roman" w:hAnsi="Times New Roman"/>
           <w:b/>
-          <w:sz w:val="28"/>
+          <w:color w:val="000000"/>
+          <w:sz w:val="26"/>
         </w:rPr>
         <w:t>2.2. Функциональные требования</w:t>
       </w:r>
@@ -5847,6 +5923,7 @@
     </w:p>
     <w:p>
       <w:pPr>
+        <w:pStyle w:val="Heading2"/>
         <w:spacing w:before="240" w:after="120"/>
         <w:ind w:firstLine="0"/>
         <w:jc w:val="left"/>
@@ -5855,7 +5932,8 @@
         <w:rPr>
           <w:rFonts w:ascii="Times New Roman" w:hAnsi="Times New Roman"/>
           <w:b/>
-          <w:sz w:val="28"/>
+          <w:color w:val="000000"/>
+          <w:sz w:val="26"/>
         </w:rPr>
         <w:t>2.3. Нефункциональные требования</w:t>
       </w:r>
@@ -5878,6 +5956,7 @@
     </w:p>
     <w:p>
       <w:pPr>
+        <w:pStyle w:val="Heading2"/>
         <w:spacing w:before="240" w:after="120"/>
         <w:ind w:firstLine="0"/>
         <w:jc w:val="left"/>
@@ -5886,7 +5965,8 @@
         <w:rPr>
           <w:rFonts w:ascii="Times New Roman" w:hAnsi="Times New Roman"/>
           <w:b/>
-          <w:sz w:val="28"/>
+          <w:color w:val="000000"/>
+          <w:sz w:val="26"/>
         </w:rPr>
         <w:t>2.4. Технические ограничения</w:t>
       </w:r>
@@ -5957,6 +6037,7 @@
     </w:p>
     <w:p>
       <w:pPr>
+        <w:pStyle w:val="Heading2"/>
         <w:spacing w:before="240" w:after="120"/>
         <w:ind w:firstLine="0"/>
         <w:jc w:val="left"/>
@@ -5965,7 +6046,8 @@
         <w:rPr>
           <w:rFonts w:ascii="Times New Roman" w:hAnsi="Times New Roman"/>
           <w:b/>
-          <w:sz w:val="28"/>
+          <w:color w:val="000000"/>
+          <w:sz w:val="26"/>
         </w:rPr>
         <w:t>2.5. Среда выполнения</w:t>
       </w:r>
@@ -6316,6 +6398,7 @@
     <w:p/>
     <w:p>
       <w:pPr>
+        <w:pStyle w:val="Heading1"/>
         <w:spacing w:before="240" w:after="120"/>
         <w:ind w:firstLine="0"/>
         <w:jc w:val="center"/>
@@ -6324,13 +6407,15 @@
         <w:rPr>
           <w:rFonts w:ascii="Times New Roman" w:hAnsi="Times New Roman"/>
           <w:b/>
-          <w:sz w:val="30"/>
-        </w:rPr>
-        <w:t>ГЛАВА III. АРХИТЕКТУРА СИСТЕМЫ</w:t>
+          <w:color w:val="000000"/>
+          <w:sz w:val="28"/>
+        </w:rPr>
+        <w:t>ГЛАВА III. ПРОЕКТИРОВАНИЕ И РЕАЛИЗАЦИЯ СИСТЕМЫ</w:t>
       </w:r>
     </w:p>
     <w:p>
       <w:pPr>
+        <w:pStyle w:val="Heading2"/>
         <w:spacing w:before="240" w:after="120"/>
         <w:ind w:firstLine="0"/>
         <w:jc w:val="left"/>
@@ -6339,7 +6424,8 @@
         <w:rPr>
           <w:rFonts w:ascii="Times New Roman" w:hAnsi="Times New Roman"/>
           <w:b/>
-          <w:sz w:val="28"/>
+          <w:color w:val="000000"/>
+          <w:sz w:val="26"/>
         </w:rPr>
         <w:t>3.1. Общая структура</w:t>
       </w:r>
@@ -7008,6 +7094,7 @@
     </w:p>
     <w:p>
       <w:pPr>
+        <w:pStyle w:val="Heading2"/>
         <w:spacing w:before="240" w:after="120"/>
         <w:ind w:firstLine="0"/>
         <w:jc w:val="left"/>
@@ -7016,7 +7103,8 @@
         <w:rPr>
           <w:rFonts w:ascii="Times New Roman" w:hAnsi="Times New Roman"/>
           <w:b/>
-          <w:sz w:val="28"/>
+          <w:color w:val="000000"/>
+          <w:sz w:val="26"/>
         </w:rPr>
         <w:t>3.2. Обоснование выбора технологий</w:t>
       </w:r>
@@ -7285,6 +7373,7 @@
     </w:p>
     <w:p>
       <w:pPr>
+        <w:pStyle w:val="Heading2"/>
         <w:spacing w:before="240" w:after="120"/>
         <w:ind w:firstLine="0"/>
         <w:jc w:val="left"/>
@@ -7293,7 +7382,8 @@
         <w:rPr>
           <w:rFonts w:ascii="Times New Roman" w:hAnsi="Times New Roman"/>
           <w:b/>
-          <w:sz w:val="28"/>
+          <w:color w:val="000000"/>
+          <w:sz w:val="26"/>
         </w:rPr>
         <w:t>3.3. Поток данных между модулями</w:t>
       </w:r>
@@ -7590,21 +7680,7 @@
     </w:p>
     <w:p>
       <w:pPr>
-        <w:spacing w:before="240" w:after="120"/>
-        <w:ind w:firstLine="0"/>
-        <w:jc w:val="center"/>
-      </w:pPr>
-      <w:r>
-        <w:rPr>
-          <w:rFonts w:ascii="Times New Roman" w:hAnsi="Times New Roman"/>
-          <w:b/>
-          <w:sz w:val="30"/>
-        </w:rPr>
-        <w:t>ГЛАВА IV. ЗАГРУЗКА ДАННЫХ ИЗ OPENALEX</w:t>
-      </w:r>
-    </w:p>
-    <w:p>
-      <w:pPr>
+        <w:pStyle w:val="Heading2"/>
         <w:spacing w:before="240" w:after="120"/>
         <w:ind w:firstLine="0"/>
         <w:jc w:val="left"/>
@@ -7613,9 +7689,10 @@
         <w:rPr>
           <w:rFonts w:ascii="Times New Roman" w:hAnsi="Times New Roman"/>
           <w:b/>
-          <w:sz w:val="28"/>
-        </w:rPr>
-        <w:t>4.1. Источник данных</w:t>
+          <w:color w:val="000000"/>
+          <w:sz w:val="26"/>
+        </w:rPr>
+        <w:t>3.4. Источник данных</w:t>
       </w:r>
     </w:p>
     <w:p>
@@ -7636,6 +7713,7 @@
     </w:p>
     <w:p>
       <w:pPr>
+        <w:pStyle w:val="Heading2"/>
         <w:spacing w:before="240" w:after="120"/>
         <w:ind w:firstLine="0"/>
         <w:jc w:val="left"/>
@@ -7644,9 +7722,10 @@
         <w:rPr>
           <w:rFonts w:ascii="Times New Roman" w:hAnsi="Times New Roman"/>
           <w:b/>
-          <w:sz w:val="28"/>
-        </w:rPr>
-        <w:t>4.2. Скрипт загрузки: import.py</w:t>
+          <w:color w:val="000000"/>
+          <w:sz w:val="26"/>
+        </w:rPr>
+        <w:t>3.5. Скрипт загрузки данных</w:t>
       </w:r>
     </w:p>
     <w:p>
@@ -7861,21 +7940,7 @@
     </w:p>
     <w:p>
       <w:pPr>
-        <w:spacing w:before="240" w:after="120"/>
-        <w:ind w:firstLine="0"/>
-        <w:jc w:val="center"/>
-      </w:pPr>
-      <w:r>
-        <w:rPr>
-          <w:rFonts w:ascii="Times New Roman" w:hAnsi="Times New Roman"/>
-          <w:b/>
-          <w:sz w:val="30"/>
-        </w:rPr>
-        <w:t>ГЛАВА V. БАЗА ДАННЫХ</w:t>
-      </w:r>
-    </w:p>
-    <w:p>
-      <w:pPr>
+        <w:pStyle w:val="Heading2"/>
         <w:spacing w:before="240" w:after="120"/>
         <w:ind w:firstLine="0"/>
         <w:jc w:val="left"/>
@@ -7884,9 +7949,10 @@
         <w:rPr>
           <w:rFonts w:ascii="Times New Roman" w:hAnsi="Times New Roman"/>
           <w:b/>
-          <w:sz w:val="28"/>
-        </w:rPr>
-        <w:t>5.1. Выбор СУБД</w:t>
+          <w:color w:val="000000"/>
+          <w:sz w:val="26"/>
+        </w:rPr>
+        <w:t>3.6. Выбор СУБД</w:t>
       </w:r>
     </w:p>
     <w:p>
@@ -7971,6 +8037,7 @@
     </w:p>
     <w:p>
       <w:pPr>
+        <w:pStyle w:val="Heading2"/>
         <w:spacing w:before="240" w:after="120"/>
         <w:ind w:firstLine="0"/>
         <w:jc w:val="left"/>
@@ -7979,9 +8046,10 @@
         <w:rPr>
           <w:rFonts w:ascii="Times New Roman" w:hAnsi="Times New Roman"/>
           <w:b/>
-          <w:sz w:val="28"/>
-        </w:rPr>
-        <w:t>5.2. Схема базы данных</w:t>
+          <w:color w:val="000000"/>
+          <w:sz w:val="26"/>
+        </w:rPr>
+        <w:t>3.7. Схема базы данных</w:t>
       </w:r>
     </w:p>
     <w:p>
@@ -9593,6 +9661,7 @@
     </w:p>
     <w:p>
       <w:pPr>
+        <w:pStyle w:val="Heading2"/>
         <w:spacing w:before="240" w:after="120"/>
         <w:ind w:firstLine="0"/>
         <w:jc w:val="left"/>
@@ -9601,9 +9670,10 @@
         <w:rPr>
           <w:rFonts w:ascii="Times New Roman" w:hAnsi="Times New Roman"/>
           <w:b/>
-          <w:sz w:val="28"/>
-        </w:rPr>
-        <w:t>5.3. Загрузка данных</w:t>
+          <w:color w:val="000000"/>
+          <w:sz w:val="26"/>
+        </w:rPr>
+        <w:t>3.8. Загрузка данных</w:t>
       </w:r>
     </w:p>
     <w:p>
@@ -9761,6 +9831,7 @@
     </w:p>
     <w:p>
       <w:pPr>
+        <w:pStyle w:val="Heading2"/>
         <w:spacing w:before="240" w:after="120"/>
         <w:ind w:firstLine="0"/>
         <w:jc w:val="left"/>
@@ -9769,9 +9840,10 @@
         <w:rPr>
           <w:rFonts w:ascii="Times New Roman" w:hAnsi="Times New Roman"/>
           <w:b/>
-          <w:sz w:val="28"/>
-        </w:rPr>
-        <w:t>5.4. Серверный API</w:t>
+          <w:color w:val="000000"/>
+          <w:sz w:val="26"/>
+        </w:rPr>
+        <w:t>3.9. Серверный API</w:t>
       </w:r>
     </w:p>
     <w:p>
@@ -10158,21 +10230,7 @@
     </w:p>
     <w:p>
       <w:pPr>
-        <w:spacing w:before="240" w:after="120"/>
-        <w:ind w:firstLine="0"/>
-        <w:jc w:val="center"/>
-      </w:pPr>
-      <w:r>
-        <w:rPr>
-          <w:rFonts w:ascii="Times New Roman" w:hAnsi="Times New Roman"/>
-          <w:b/>
-          <w:sz w:val="30"/>
-        </w:rPr>
-        <w:t>ГЛАВА VI. ГЕОГРАФИЧЕСКАЯ ПРИВЯЗКА</w:t>
-      </w:r>
-    </w:p>
-    <w:p>
-      <w:pPr>
+        <w:pStyle w:val="Heading2"/>
         <w:spacing w:before="240" w:after="120"/>
         <w:ind w:firstLine="0"/>
         <w:jc w:val="left"/>
@@ -10181,9 +10239,10 @@
         <w:rPr>
           <w:rFonts w:ascii="Times New Roman" w:hAnsi="Times New Roman"/>
           <w:b/>
-          <w:sz w:val="28"/>
-        </w:rPr>
-        <w:t>6.1. Задача геокодирования</w:t>
+          <w:color w:val="000000"/>
+          <w:sz w:val="26"/>
+        </w:rPr>
+        <w:t>3.10. Задача геокодирования</w:t>
       </w:r>
     </w:p>
     <w:p>
@@ -10307,6 +10366,7 @@
     </w:p>
     <w:p>
       <w:pPr>
+        <w:pStyle w:val="Heading2"/>
         <w:spacing w:before="240" w:after="120"/>
         <w:ind w:firstLine="0"/>
         <w:jc w:val="left"/>
@@ -10315,9 +10375,10 @@
         <w:rPr>
           <w:rFonts w:ascii="Times New Roman" w:hAnsi="Times New Roman"/>
           <w:b/>
-          <w:sz w:val="28"/>
-        </w:rPr>
-        <w:t>6.2. Этап 1 — OpenAlex Institutions API</w:t>
+          <w:color w:val="000000"/>
+          <w:sz w:val="26"/>
+        </w:rPr>
+        <w:t>3.11. Этап 1 — OpenAlex Institutions API</w:t>
       </w:r>
     </w:p>
     <w:p>
@@ -10483,6 +10544,7 @@
     </w:p>
     <w:p>
       <w:pPr>
+        <w:pStyle w:val="Heading2"/>
         <w:spacing w:before="240" w:after="120"/>
         <w:ind w:firstLine="0"/>
         <w:jc w:val="left"/>
@@ -10491,9 +10553,10 @@
         <w:rPr>
           <w:rFonts w:ascii="Times New Roman" w:hAnsi="Times New Roman"/>
           <w:b/>
-          <w:sz w:val="28"/>
-        </w:rPr>
-        <w:t>6.3. Этап 2 — геокодирование по строке названия</w:t>
+          <w:color w:val="000000"/>
+          <w:sz w:val="26"/>
+        </w:rPr>
+        <w:t>3.12. Этап 2 — геокодирование по строке названия</w:t>
       </w:r>
     </w:p>
     <w:p>
@@ -10677,6 +10740,7 @@
     </w:p>
     <w:p>
       <w:pPr>
+        <w:pStyle w:val="Heading1"/>
         <w:spacing w:before="240" w:after="120"/>
         <w:ind w:firstLine="0"/>
         <w:jc w:val="center"/>
@@ -10685,13 +10749,15 @@
         <w:rPr>
           <w:rFonts w:ascii="Times New Roman" w:hAnsi="Times New Roman"/>
           <w:b/>
-          <w:sz w:val="30"/>
-        </w:rPr>
-        <w:t>ГЛАВА VII. ВИЗУАЛИЗАЦИЯ И ИНТЕРФЕЙС</w:t>
+          <w:color w:val="000000"/>
+          <w:sz w:val="28"/>
+        </w:rPr>
+        <w:t>ГЛАВА IV. ВИЗУАЛИЗАЦИЯ И ИНТЕРФЕЙС</w:t>
       </w:r>
     </w:p>
     <w:p>
       <w:pPr>
+        <w:pStyle w:val="Heading2"/>
         <w:spacing w:before="240" w:after="120"/>
         <w:ind w:firstLine="0"/>
         <w:jc w:val="left"/>
@@ -10700,9 +10766,10 @@
         <w:rPr>
           <w:rFonts w:ascii="Times New Roman" w:hAnsi="Times New Roman"/>
           <w:b/>
-          <w:sz w:val="28"/>
-        </w:rPr>
-        <w:t>7.1. Структура интерфейса</w:t>
+          <w:color w:val="000000"/>
+          <w:sz w:val="26"/>
+        </w:rPr>
+        <w:t>4.1. Структура интерфейса</w:t>
       </w:r>
     </w:p>
     <w:p>
@@ -10980,6 +11047,7 @@
     </w:p>
     <w:p>
       <w:pPr>
+        <w:pStyle w:val="Heading2"/>
         <w:spacing w:before="240" w:after="120"/>
         <w:ind w:firstLine="0"/>
         <w:jc w:val="left"/>
@@ -10988,9 +11056,10 @@
         <w:rPr>
           <w:rFonts w:ascii="Times New Roman" w:hAnsi="Times New Roman"/>
           <w:b/>
-          <w:sz w:val="28"/>
-        </w:rPr>
-        <w:t>7.2. Карта</w:t>
+          <w:color w:val="000000"/>
+          <w:sz w:val="26"/>
+        </w:rPr>
+        <w:t>4.2. Карта</w:t>
       </w:r>
     </w:p>
     <w:p>
@@ -11098,6 +11167,7 @@
     </w:p>
     <w:p>
       <w:pPr>
+        <w:pStyle w:val="Heading2"/>
         <w:spacing w:before="240" w:after="120"/>
         <w:ind w:firstLine="0"/>
         <w:jc w:val="left"/>
@@ -11106,9 +11176,10 @@
         <w:rPr>
           <w:rFonts w:ascii="Times New Roman" w:hAnsi="Times New Roman"/>
           <w:b/>
-          <w:sz w:val="28"/>
-        </w:rPr>
-        <w:t>7.3. Фасетная фильтрация</w:t>
+          <w:color w:val="000000"/>
+          <w:sz w:val="26"/>
+        </w:rPr>
+        <w:t>4.3. Фасетная фильтрация</w:t>
       </w:r>
     </w:p>
     <w:p>
@@ -11184,6 +11255,7 @@
     </w:p>
     <w:p>
       <w:pPr>
+        <w:pStyle w:val="Heading2"/>
         <w:spacing w:before="240" w:after="120"/>
         <w:ind w:firstLine="0"/>
         <w:jc w:val="left"/>
@@ -11192,9 +11264,10 @@
         <w:rPr>
           <w:rFonts w:ascii="Times New Roman" w:hAnsi="Times New Roman"/>
           <w:b/>
-          <w:sz w:val="28"/>
-        </w:rPr>
-        <w:t>7.4. Детали статьи</w:t>
+          <w:color w:val="000000"/>
+          <w:sz w:val="26"/>
+        </w:rPr>
+        <w:t>4.4. Детали статьи</w:t>
       </w:r>
     </w:p>
     <w:p>
@@ -11270,6 +11343,7 @@
     </w:p>
     <w:p>
       <w:pPr>
+        <w:pStyle w:val="Heading2"/>
         <w:spacing w:before="240" w:after="120"/>
         <w:ind w:firstLine="0"/>
         <w:jc w:val="left"/>
@@ -11278,9 +11352,10 @@
         <w:rPr>
           <w:rFonts w:ascii="Times New Roman" w:hAnsi="Times New Roman"/>
           <w:b/>
-          <w:sz w:val="28"/>
-        </w:rPr>
-        <w:t>7.5. Граф связей</w:t>
+          <w:color w:val="000000"/>
+          <w:sz w:val="26"/>
+        </w:rPr>
+        <w:t>4.5. Граф связей</w:t>
       </w:r>
     </w:p>
     <w:p>
@@ -11920,6 +11995,7 @@
     </w:p>
     <w:p>
       <w:pPr>
+        <w:pStyle w:val="Heading2"/>
         <w:spacing w:before="240" w:after="120"/>
         <w:ind w:firstLine="0"/>
         <w:jc w:val="left"/>
@@ -11928,9 +12004,10 @@
         <w:rPr>
           <w:rFonts w:ascii="Times New Roman" w:hAnsi="Times New Roman"/>
           <w:b/>
-          <w:sz w:val="28"/>
-        </w:rPr>
-        <w:t>7.6. Поиск похожих статей</w:t>
+          <w:color w:val="000000"/>
+          <w:sz w:val="26"/>
+        </w:rPr>
+        <w:t>4.6. Поиск похожих статей</w:t>
       </w:r>
     </w:p>
     <w:p>
@@ -12143,6 +12220,7 @@
     </w:p>
     <w:p>
       <w:pPr>
+        <w:pStyle w:val="Heading1"/>
         <w:spacing w:before="240" w:after="120"/>
         <w:ind w:firstLine="0"/>
         <w:jc w:val="center"/>
@@ -12151,7 +12229,8 @@
         <w:rPr>
           <w:rFonts w:ascii="Times New Roman" w:hAnsi="Times New Roman"/>
           <w:b/>
-          <w:sz w:val="30"/>
+          <w:color w:val="000000"/>
+          <w:sz w:val="28"/>
         </w:rPr>
         <w:t>ЗАКЛЮЧЕНИЕ</w:t>
       </w:r>
@@ -12661,6 +12740,7 @@
     </w:p>
     <w:p>
       <w:pPr>
+        <w:pStyle w:val="Heading1"/>
         <w:spacing w:before="240" w:after="120"/>
         <w:ind w:firstLine="0"/>
         <w:jc w:val="center"/>
@@ -12669,24 +12749,10 @@
         <w:rPr>
           <w:rFonts w:ascii="Times New Roman" w:hAnsi="Times New Roman"/>
           <w:b/>
-          <w:sz w:val="30"/>
+          <w:color w:val="000000"/>
+          <w:sz w:val="28"/>
         </w:rPr>
         <w:t>СПИСОК ИСПОЛЬЗОВАННЫХ ИСТОЧНИКОВ</w:t>
-      </w:r>
-    </w:p>
-    <w:p>
-      <w:pPr>
-        <w:spacing w:before="240" w:after="120"/>
-        <w:ind w:firstLine="0"/>
-        <w:jc w:val="left"/>
-      </w:pPr>
-      <w:r>
-        <w:rPr>
-          <w:rFonts w:ascii="Times New Roman" w:hAnsi="Times New Roman"/>
-          <w:b/>
-          <w:sz w:val="28"/>
-        </w:rPr>
-        <w:t>Научные статьи и монографии</w:t>
       </w:r>
     </w:p>
     <w:p>
@@ -12702,7 +12768,7 @@
           <w:i w:val="0"/>
           <w:sz w:val="28"/>
         </w:rPr>
-        <w:t>Priem J., Piwowar H., Orr R. OpenAlex: A fully-open index of the world's research works, authors, venues, institutions, and concepts // arXiv preprint arXiv:2205.01833. — 2022.</w:t>
+        <w:t>1. Priem J., Piwowar H., Orr R. OpenAlex: A fully-open index of the world's research works, authors, venues, institutions, and concepts // arXiv preprint arXiv:2205.01833. — 2022.</w:t>
       </w:r>
     </w:p>
     <w:p>
@@ -12718,7 +12784,7 @@
           <w:i w:val="0"/>
           <w:sz w:val="28"/>
         </w:rPr>
-        <w:t>van Eck N.J., Waltman L. Software survey: VOSviewer, a computer program for bibliometric mapping // Scientometrics. — 2010. — Vol. 84, № 2. — P. 523–538. DOI: 10.1007/s11192-009-0146-3</w:t>
+        <w:t>2. van Eck N.J., Waltman L. Software survey: VOSviewer, a computer program for bibliometric mapping // Scientometrics. — 2010. — Vol. 84, № 2. — P. 523–538. DOI: 10.1007/s11192-009-0146-3</w:t>
       </w:r>
     </w:p>
     <w:p>
@@ -12734,7 +12800,7 @@
           <w:i w:val="0"/>
           <w:sz w:val="28"/>
         </w:rPr>
-        <w:t>Chen C. CiteSpace II: Detecting and Visualizing Emerging Trends and Transient Patterns in Scientific Literature // Journal of the American Society for Information Science and Technology. — 2006. — Vol. 57, № 3. — P. 359–377. DOI: 10.1002/asi.20317</w:t>
+        <w:t>3. Chen C. CiteSpace II: Detecting and Visualizing Emerging Trends and Transient Patterns in Scientific Literature // Journal of the American Society for Information Science and Technology. — 2006. — Vol. 57, № 3. — P. 359–377. DOI: 10.1002/asi.20317</w:t>
       </w:r>
     </w:p>
     <w:p>
@@ -12750,7 +12816,7 @@
           <w:i w:val="0"/>
           <w:sz w:val="28"/>
         </w:rPr>
-        <w:t>Aria M., Cuccurullo C. bibliometrix: An R-tool for comprehensive science mapping analysis // Journal of Informetrics. — 2017. — Vol. 11, № 4. — P. 959–975. DOI: 10.1016/j.joi.2017.08.007</w:t>
+        <w:t>4. Aria M., Cuccurullo C. bibliometrix: An R-tool for comprehensive science mapping analysis // Journal of Informetrics. — 2017. — Vol. 11, № 4. — P. 959–975. DOI: 10.1016/j.joi.2017.08.007</w:t>
       </w:r>
     </w:p>
     <w:p>
@@ -12766,7 +12832,7 @@
           <w:i w:val="0"/>
           <w:sz w:val="28"/>
         </w:rPr>
-        <w:t>Bastian M., Heymann S., Jacomy M. Gephi: An Open Source Software for Exploring and Manipulating Networks // International AAAI Conference on Web and Social Media. — 2009. — P. 361–362.</w:t>
+        <w:t>5. Bastian M., Heymann S., Jacomy M. Gephi: An Open Source Software for Exploring and Manipulating Networks // International AAAI Conference on Web and Social Media. — 2009. — P. 361–362.</w:t>
       </w:r>
     </w:p>
     <w:p>
@@ -12782,7 +12848,7 @@
           <w:i w:val="0"/>
           <w:sz w:val="28"/>
         </w:rPr>
-        <w:t>Fortunato S. et al. Science of science // Science. — 2018. — Vol. 359, № 6379. DOI: 10.1126/science.aao0185</w:t>
+        <w:t>6. Fortunato S. et al. Science of science // Science. — 2018. — Vol. 359, № 6379. DOI: 10.1126/science.aao0185</w:t>
       </w:r>
     </w:p>
     <w:p>
@@ -12798,7 +12864,7 @@
           <w:i w:val="0"/>
           <w:sz w:val="28"/>
         </w:rPr>
-        <w:t>Boyack K.W., Klavans R. Creation of a highly detailed, dynamic, global model and map of science // Journal of the Association for Information Science and Technology. — 2014. — Vol. 65, № 4. — P. 670–685. DOI: 10.1002/asi.22990</w:t>
+        <w:t>7. Boyack K.W., Klavans R. Creation of a highly detailed, dynamic, global model and map of science // Journal of the Association for Information Science and Technology. — 2014. — Vol. 65, № 4. — P. 670–685. DOI: 10.1002/asi.22990</w:t>
       </w:r>
     </w:p>
     <w:p>
@@ -12814,22 +12880,7 @@
           <w:i w:val="0"/>
           <w:sz w:val="28"/>
         </w:rPr>
-        <w:t>Waltman L., van Eck N.J., Noyons E.C.M. A unified approach to mapping and clustering of bibliometric networks // Journal of Informetrics. — 2010. — Vol. 4, № 4. — P. 629–635. DOI: 10.1016/j.joi.2010.07.002</w:t>
-      </w:r>
-    </w:p>
-    <w:p>
-      <w:pPr>
-        <w:spacing w:before="240" w:after="120"/>
-        <w:ind w:firstLine="0"/>
-        <w:jc w:val="left"/>
-      </w:pPr>
-      <w:r>
-        <w:rPr>
-          <w:rFonts w:ascii="Times New Roman" w:hAnsi="Times New Roman"/>
-          <w:b/>
-          <w:sz w:val="28"/>
-        </w:rPr>
-        <w:t>Документация и технические источники</w:t>
+        <w:t>8. Waltman L., van Eck N.J., Noyons E.C.M. A unified approach to mapping and clustering of bibliometric networks // Journal of Informetrics. — 2010. — Vol. 4, № 4. — P. 629–635. DOI: 10.1016/j.joi.2010.07.002</w:t>
       </w:r>
     </w:p>
     <w:p>
@@ -12845,7 +12896,7 @@
           <w:i w:val="0"/>
           <w:sz w:val="28"/>
         </w:rPr>
-        <w:t>OpenAlex API Documentation. URL: https://docs.openalex.org</w:t>
+        <w:t>9. OpenAlex API Documentation. URL: https://docs.openalex.org</w:t>
       </w:r>
     </w:p>
     <w:p>
@@ -12861,7 +12912,7 @@
           <w:i w:val="0"/>
           <w:sz w:val="28"/>
         </w:rPr>
-        <w:t>PostgreSQL 14 Documentation. URL: https://www.postgresql.org/docs/14/</w:t>
+        <w:t>10. PostgreSQL 14 Documentation. URL: https://www.postgresql.org/docs/14/</w:t>
       </w:r>
     </w:p>
     <w:p>
@@ -12877,7 +12928,7 @@
           <w:i w:val="0"/>
           <w:sz w:val="28"/>
         </w:rPr>
-        <w:t>Plotly Open Source Graphing Library — Python. URL: https://plotly.com/python/</w:t>
+        <w:t>11. Plotly Open Source Graphing Library — Python. URL: https://plotly.com/python/</w:t>
       </w:r>
     </w:p>
     <w:p>
@@ -12893,7 +12944,7 @@
           <w:i w:val="0"/>
           <w:sz w:val="28"/>
         </w:rPr>
-        <w:t>Photon — Geocoder built for OpenStreetMap (Komoot). URL: https://photon.komoot.io</w:t>
+        <w:t>12. Photon — Geocoder built for OpenStreetMap (Komoot). URL: https://photon.komoot.io</w:t>
       </w:r>
     </w:p>
     <w:p>
@@ -12909,7 +12960,7 @@
           <w:i w:val="0"/>
           <w:sz w:val="28"/>
         </w:rPr>
-        <w:t>Python Software Foundation. Python 3 Language Reference. URL: https://docs.python.org/3/</w:t>
+        <w:t>13. Python Software Foundation. Python 3 Language Reference. URL: https://docs.python.org/3/</w:t>
       </w:r>
     </w:p>
     <w:p>
@@ -12925,7 +12976,7 @@
           <w:i w:val="0"/>
           <w:sz w:val="28"/>
         </w:rPr>
-        <w:t>ijson — Iterative JSON parser. URL: https://pypi.org/project/ijson/</w:t>
+        <w:t>14. ijson — Iterative JSON parser. URL: https://pypi.org/project/ijson/</w:t>
       </w:r>
     </w:p>
     <w:p>
@@ -12941,7 +12992,7 @@
           <w:i w:val="0"/>
           <w:sz w:val="28"/>
         </w:rPr>
-        <w:t>psycopg2 — PostgreSQL Database Adapter for Python. URL: https://www.psycopg.org/docs/</w:t>
+        <w:t>15. psycopg2 — PostgreSQL Database Adapter for Python. URL: https://www.psycopg.org/docs/</w:t>
       </w:r>
     </w:p>
     <w:p>
@@ -12957,7 +13008,7 @@
           <w:i w:val="0"/>
           <w:sz w:val="28"/>
         </w:rPr>
-        <w:t>MDN Web Docs — SVG: Scalable Vector Graphics. URL: https://developer.mozilla.org/en-US/docs/Web/SVG</w:t>
+        <w:t>16. MDN Web Docs — SVG: Scalable Vector Graphics. URL: https://developer.mozilla.org/en-US/docs/Web/SVG</w:t>
       </w:r>
     </w:p>
     <w:p>
@@ -12973,7 +13024,7 @@
           <w:i w:val="0"/>
           <w:sz w:val="28"/>
         </w:rPr>
-        <w:t>RFC 1952 — GZIP file format specification version 4.3. URL: https://www.rfc-editor.org/rfc/rfc1952</w:t>
+        <w:t>17. RFC 1952 — GZIP file format specification version 4.3. URL: https://www.rfc-editor.org/rfc/rfc1952</w:t>
       </w:r>
     </w:p>
     <w:p>
@@ -12989,11 +13040,12 @@
           <w:i w:val="0"/>
           <w:sz w:val="28"/>
         </w:rPr>
-        <w:t>Bornmann L., Mutz R. Growth rates of modern science: A bibliometric analysis based on the number of publications and cited references // Journal of the Association for Information Science and Technology. — 2015. — Vol. 66, № 11. — P. 2215–2222. DOI: 10.1002/asi.23329</w:t>
+        <w:t>18. Bornmann L., Mutz R. Growth rates of modern science: A bibliometric analysis based on the number of publications and cited references // Journal of the Association for Information Science and Technology. — 2015. — Vol. 66, № 11. — P. 2215–2222. DOI: 10.1002/asi.23329</w:t>
       </w:r>
     </w:p>
     <w:p>
       <w:pPr>
+        <w:pStyle w:val="Heading1"/>
         <w:spacing w:before="240" w:after="120"/>
         <w:ind w:firstLine="0"/>
         <w:jc w:val="center"/>
@@ -13002,7 +13054,8 @@
         <w:rPr>
           <w:rFonts w:ascii="Times New Roman" w:hAnsi="Times New Roman"/>
           <w:b/>
-          <w:sz w:val="30"/>
+          <w:color w:val="000000"/>
+          <w:sz w:val="28"/>
         </w:rPr>
         <w:t>ПРИЛОЖЕНИЕ А. Пример структуры данных и листинги</w:t>
       </w:r>
@@ -13709,6 +13762,7 @@
     </w:p>
     <w:p>
       <w:pPr>
+        <w:pStyle w:val="Heading1"/>
         <w:spacing w:before="240" w:after="120"/>
         <w:ind w:firstLine="0"/>
         <w:jc w:val="center"/>
@@ -13717,7 +13771,8 @@
         <w:rPr>
           <w:rFonts w:ascii="Times New Roman" w:hAnsi="Times New Roman"/>
           <w:b/>
-          <w:sz w:val="30"/>
+          <w:color w:val="000000"/>
+          <w:sz w:val="28"/>
         </w:rPr>
         <w:t>ПРИЛОЖЕНИЕ Б. Схема базы данных (SQL)</w:t>
       </w:r>

--- a/docs/диплом.docx
+++ b/docs/диплом.docx
@@ -173,17 +173,667 @@
       </w:r>
     </w:p>
     <w:p>
-      <w:pPr/>
-      <w:r>
-        <w:fldChar w:fldCharType="begin"/>
-        <w:instrText xml:space="preserve"> TOC \o "1-2" \h \z \u </w:instrText>
-        <w:fldChar w:fldCharType="separate"/>
-      </w:r>
-      <w:r>
-        <w:t>[Обновите поле: Ctrl+A → F9]</w:t>
-      </w:r>
-      <w:r>
-        <w:fldChar w:fldCharType="end"/>
+      <w:pPr>
+        <w:tabs>
+          <w:tab w:val="right" w:leader="dot" w:pos="9070"/>
+        </w:tabs>
+      </w:pPr>
+      <w:r>
+        <w:rPr>
+          <w:rFonts w:ascii="Times New Roman" w:hAnsi="Times New Roman"/>
+          <w:sz w:val="24"/>
+          <w:szCs w:val="24"/>
+        </w:rPr>
+        <w:t xml:space="preserve">ВВЕДЕНИЕ</w:t>
+      </w:r>
+    </w:p>
+    <w:p>
+      <w:pPr>
+        <w:tabs>
+          <w:tab w:val="right" w:leader="dot" w:pos="9070"/>
+        </w:tabs>
+      </w:pPr>
+      <w:r>
+        <w:rPr>
+          <w:rFonts w:ascii="Times New Roman" w:hAnsi="Times New Roman"/>
+          <w:sz w:val="24"/>
+          <w:szCs w:val="24"/>
+          <w:b/>
+        </w:rPr>
+        <w:t xml:space="preserve">ГЛАВА I. ОБЗОР СУЩЕСТВУЮЩИХ РЕШЕНИЙ</w:t>
+      </w:r>
+    </w:p>
+    <w:p>
+      <w:pPr>
+        <w:tabs>
+          <w:tab w:val="right" w:leader="dot" w:pos="9070"/>
+        </w:tabs>
+      </w:pPr>
+      <w:r>
+        <w:rPr>
+          <w:rFonts w:ascii="Times New Roman" w:hAnsi="Times New Roman"/>
+          <w:sz w:val="24"/>
+          <w:szCs w:val="24"/>
+        </w:rPr>
+        <w:t xml:space="preserve">    1.1. VOSviewer</w:t>
+      </w:r>
+    </w:p>
+    <w:p>
+      <w:pPr>
+        <w:tabs>
+          <w:tab w:val="right" w:leader="dot" w:pos="9070"/>
+        </w:tabs>
+      </w:pPr>
+      <w:r>
+        <w:rPr>
+          <w:rFonts w:ascii="Times New Roman" w:hAnsi="Times New Roman"/>
+          <w:sz w:val="24"/>
+          <w:szCs w:val="24"/>
+        </w:rPr>
+        <w:t xml:space="preserve">    1.2. CiteSpace</w:t>
+      </w:r>
+    </w:p>
+    <w:p>
+      <w:pPr>
+        <w:tabs>
+          <w:tab w:val="right" w:leader="dot" w:pos="9070"/>
+        </w:tabs>
+      </w:pPr>
+      <w:r>
+        <w:rPr>
+          <w:rFonts w:ascii="Times New Roman" w:hAnsi="Times New Roman"/>
+          <w:sz w:val="24"/>
+          <w:szCs w:val="24"/>
+        </w:rPr>
+        <w:t xml:space="preserve">    1.3. Connected Papers</w:t>
+      </w:r>
+    </w:p>
+    <w:p>
+      <w:pPr>
+        <w:tabs>
+          <w:tab w:val="right" w:leader="dot" w:pos="9070"/>
+        </w:tabs>
+      </w:pPr>
+      <w:r>
+        <w:rPr>
+          <w:rFonts w:ascii="Times New Roman" w:hAnsi="Times New Roman"/>
+          <w:sz w:val="24"/>
+          <w:szCs w:val="24"/>
+        </w:rPr>
+        <w:t xml:space="preserve">    1.4. Bibliometrix / Biblioshiny</w:t>
+      </w:r>
+    </w:p>
+    <w:p>
+      <w:pPr>
+        <w:tabs>
+          <w:tab w:val="right" w:leader="dot" w:pos="9070"/>
+        </w:tabs>
+      </w:pPr>
+      <w:r>
+        <w:rPr>
+          <w:rFonts w:ascii="Times New Roman" w:hAnsi="Times New Roman"/>
+          <w:sz w:val="24"/>
+          <w:szCs w:val="24"/>
+        </w:rPr>
+        <w:t xml:space="preserve">    1.5. Gephi</w:t>
+      </w:r>
+    </w:p>
+    <w:p>
+      <w:pPr>
+        <w:tabs>
+          <w:tab w:val="right" w:leader="dot" w:pos="9070"/>
+        </w:tabs>
+      </w:pPr>
+      <w:r>
+        <w:rPr>
+          <w:rFonts w:ascii="Times New Roman" w:hAnsi="Times New Roman"/>
+          <w:sz w:val="24"/>
+          <w:szCs w:val="24"/>
+        </w:rPr>
+        <w:t xml:space="preserve">    1.6. Lens.org</w:t>
+      </w:r>
+    </w:p>
+    <w:p>
+      <w:pPr>
+        <w:tabs>
+          <w:tab w:val="right" w:leader="dot" w:pos="9070"/>
+        </w:tabs>
+      </w:pPr>
+      <w:r>
+        <w:rPr>
+          <w:rFonts w:ascii="Times New Roman" w:hAnsi="Times New Roman"/>
+          <w:sz w:val="24"/>
+          <w:szCs w:val="24"/>
+        </w:rPr>
+        <w:t xml:space="preserve">    1.7. ResearchRabbit</w:t>
+      </w:r>
+    </w:p>
+    <w:p>
+      <w:pPr>
+        <w:tabs>
+          <w:tab w:val="right" w:leader="dot" w:pos="9070"/>
+        </w:tabs>
+      </w:pPr>
+      <w:r>
+        <w:rPr>
+          <w:rFonts w:ascii="Times New Roman" w:hAnsi="Times New Roman"/>
+          <w:sz w:val="24"/>
+          <w:szCs w:val="24"/>
+        </w:rPr>
+        <w:t xml:space="preserve">    1.8. Inciteful</w:t>
+      </w:r>
+    </w:p>
+    <w:p>
+      <w:pPr>
+        <w:tabs>
+          <w:tab w:val="right" w:leader="dot" w:pos="9070"/>
+        </w:tabs>
+      </w:pPr>
+      <w:r>
+        <w:rPr>
+          <w:rFonts w:ascii="Times New Roman" w:hAnsi="Times New Roman"/>
+          <w:sz w:val="24"/>
+          <w:szCs w:val="24"/>
+        </w:rPr>
+        <w:t xml:space="preserve">    1.9. Litmaps</w:t>
+      </w:r>
+    </w:p>
+    <w:p>
+      <w:pPr>
+        <w:tabs>
+          <w:tab w:val="right" w:leader="dot" w:pos="9070"/>
+        </w:tabs>
+      </w:pPr>
+      <w:r>
+        <w:rPr>
+          <w:rFonts w:ascii="Times New Roman" w:hAnsi="Times New Roman"/>
+          <w:sz w:val="24"/>
+          <w:szCs w:val="24"/>
+        </w:rPr>
+        <w:t xml:space="preserve">    1.10. Сравнительная таблица</w:t>
+      </w:r>
+    </w:p>
+    <w:p>
+      <w:pPr>
+        <w:tabs>
+          <w:tab w:val="right" w:leader="dot" w:pos="9070"/>
+        </w:tabs>
+      </w:pPr>
+      <w:r>
+        <w:rPr>
+          <w:rFonts w:ascii="Times New Roman" w:hAnsi="Times New Roman"/>
+          <w:sz w:val="24"/>
+          <w:szCs w:val="24"/>
+        </w:rPr>
+        <w:t xml:space="preserve">    1.11. Анализ публикационной активности на реальных данных</w:t>
+      </w:r>
+    </w:p>
+    <w:p>
+      <w:pPr>
+        <w:tabs>
+          <w:tab w:val="right" w:leader="dot" w:pos="9070"/>
+        </w:tabs>
+      </w:pPr>
+      <w:r>
+        <w:rPr>
+          <w:rFonts w:ascii="Times New Roman" w:hAnsi="Times New Roman"/>
+          <w:sz w:val="24"/>
+          <w:szCs w:val="24"/>
+        </w:rPr>
+        <w:t xml:space="preserve">    1.12. Выводы из обзора</w:t>
+      </w:r>
+    </w:p>
+    <w:p>
+      <w:pPr>
+        <w:tabs>
+          <w:tab w:val="right" w:leader="dot" w:pos="9070"/>
+        </w:tabs>
+      </w:pPr>
+      <w:r>
+        <w:rPr>
+          <w:rFonts w:ascii="Times New Roman" w:hAnsi="Times New Roman"/>
+          <w:sz w:val="24"/>
+          <w:szCs w:val="24"/>
+          <w:b/>
+        </w:rPr>
+        <w:t xml:space="preserve">ГЛАВА II. ТРЕБОВАНИЯ К СИСТЕМЕ</w:t>
+      </w:r>
+    </w:p>
+    <w:p>
+      <w:pPr>
+        <w:tabs>
+          <w:tab w:val="right" w:leader="dot" w:pos="9070"/>
+        </w:tabs>
+      </w:pPr>
+      <w:r>
+        <w:rPr>
+          <w:rFonts w:ascii="Times New Roman" w:hAnsi="Times New Roman"/>
+          <w:sz w:val="24"/>
+          <w:szCs w:val="24"/>
+        </w:rPr>
+        <w:t xml:space="preserve">    2.1. Назначение системы</w:t>
+      </w:r>
+    </w:p>
+    <w:p>
+      <w:pPr>
+        <w:tabs>
+          <w:tab w:val="right" w:leader="dot" w:pos="9070"/>
+        </w:tabs>
+      </w:pPr>
+      <w:r>
+        <w:rPr>
+          <w:rFonts w:ascii="Times New Roman" w:hAnsi="Times New Roman"/>
+          <w:sz w:val="24"/>
+          <w:szCs w:val="24"/>
+        </w:rPr>
+        <w:t xml:space="preserve">    2.2. Функциональные требования</w:t>
+      </w:r>
+    </w:p>
+    <w:p>
+      <w:pPr>
+        <w:tabs>
+          <w:tab w:val="right" w:leader="dot" w:pos="9070"/>
+        </w:tabs>
+      </w:pPr>
+      <w:r>
+        <w:rPr>
+          <w:rFonts w:ascii="Times New Roman" w:hAnsi="Times New Roman"/>
+          <w:sz w:val="24"/>
+          <w:szCs w:val="24"/>
+        </w:rPr>
+        <w:t xml:space="preserve">    2.3. Нефункциональные требования</w:t>
+      </w:r>
+    </w:p>
+    <w:p>
+      <w:pPr>
+        <w:tabs>
+          <w:tab w:val="right" w:leader="dot" w:pos="9070"/>
+        </w:tabs>
+      </w:pPr>
+      <w:r>
+        <w:rPr>
+          <w:rFonts w:ascii="Times New Roman" w:hAnsi="Times New Roman"/>
+          <w:sz w:val="24"/>
+          <w:szCs w:val="24"/>
+        </w:rPr>
+        <w:t xml:space="preserve">    2.4. Технические ограничения</w:t>
+      </w:r>
+    </w:p>
+    <w:p>
+      <w:pPr>
+        <w:tabs>
+          <w:tab w:val="right" w:leader="dot" w:pos="9070"/>
+        </w:tabs>
+      </w:pPr>
+      <w:r>
+        <w:rPr>
+          <w:rFonts w:ascii="Times New Roman" w:hAnsi="Times New Roman"/>
+          <w:sz w:val="24"/>
+          <w:szCs w:val="24"/>
+        </w:rPr>
+        <w:t xml:space="preserve">    2.5. Среда выполнения</w:t>
+      </w:r>
+    </w:p>
+    <w:p>
+      <w:pPr>
+        <w:tabs>
+          <w:tab w:val="right" w:leader="dot" w:pos="9070"/>
+        </w:tabs>
+      </w:pPr>
+      <w:r>
+        <w:rPr>
+          <w:rFonts w:ascii="Times New Roman" w:hAnsi="Times New Roman"/>
+          <w:sz w:val="24"/>
+          <w:szCs w:val="24"/>
+          <w:b/>
+        </w:rPr>
+        <w:t xml:space="preserve">ГЛАВА III. ПРОЕКТИРОВАНИЕ И РЕАЛИЗАЦИЯ СИСТЕМЫ</w:t>
+      </w:r>
+    </w:p>
+    <w:p>
+      <w:pPr>
+        <w:tabs>
+          <w:tab w:val="right" w:leader="dot" w:pos="9070"/>
+        </w:tabs>
+      </w:pPr>
+      <w:r>
+        <w:rPr>
+          <w:rFonts w:ascii="Times New Roman" w:hAnsi="Times New Roman"/>
+          <w:sz w:val="24"/>
+          <w:szCs w:val="24"/>
+        </w:rPr>
+        <w:t xml:space="preserve">    3.1. Общая структура</w:t>
+      </w:r>
+    </w:p>
+    <w:p>
+      <w:pPr>
+        <w:tabs>
+          <w:tab w:val="right" w:leader="dot" w:pos="9070"/>
+        </w:tabs>
+      </w:pPr>
+      <w:r>
+        <w:rPr>
+          <w:rFonts w:ascii="Times New Roman" w:hAnsi="Times New Roman"/>
+          <w:sz w:val="24"/>
+          <w:szCs w:val="24"/>
+        </w:rPr>
+        <w:t xml:space="preserve">    3.2. Обоснование выбора технологий</w:t>
+      </w:r>
+    </w:p>
+    <w:p>
+      <w:pPr>
+        <w:tabs>
+          <w:tab w:val="right" w:leader="dot" w:pos="9070"/>
+        </w:tabs>
+      </w:pPr>
+      <w:r>
+        <w:rPr>
+          <w:rFonts w:ascii="Times New Roman" w:hAnsi="Times New Roman"/>
+          <w:sz w:val="24"/>
+          <w:szCs w:val="24"/>
+        </w:rPr>
+        <w:t xml:space="preserve">    3.3. Поток данных между модулями</w:t>
+      </w:r>
+    </w:p>
+    <w:p>
+      <w:pPr>
+        <w:tabs>
+          <w:tab w:val="right" w:leader="dot" w:pos="9070"/>
+        </w:tabs>
+      </w:pPr>
+      <w:r>
+        <w:rPr>
+          <w:rFonts w:ascii="Times New Roman" w:hAnsi="Times New Roman"/>
+          <w:sz w:val="24"/>
+          <w:szCs w:val="24"/>
+        </w:rPr>
+        <w:t xml:space="preserve">    3.4. Источник данных</w:t>
+      </w:r>
+    </w:p>
+    <w:p>
+      <w:pPr>
+        <w:tabs>
+          <w:tab w:val="right" w:leader="dot" w:pos="9070"/>
+        </w:tabs>
+      </w:pPr>
+      <w:r>
+        <w:rPr>
+          <w:rFonts w:ascii="Times New Roman" w:hAnsi="Times New Roman"/>
+          <w:sz w:val="24"/>
+          <w:szCs w:val="24"/>
+        </w:rPr>
+        <w:t xml:space="preserve">    3.5. Скрипт загрузки данных</w:t>
+      </w:r>
+    </w:p>
+    <w:p>
+      <w:pPr>
+        <w:tabs>
+          <w:tab w:val="right" w:leader="dot" w:pos="9070"/>
+        </w:tabs>
+      </w:pPr>
+      <w:r>
+        <w:rPr>
+          <w:rFonts w:ascii="Times New Roman" w:hAnsi="Times New Roman"/>
+          <w:sz w:val="24"/>
+          <w:szCs w:val="24"/>
+        </w:rPr>
+        <w:t xml:space="preserve">    3.6. Выбор СУБД</w:t>
+      </w:r>
+    </w:p>
+    <w:p>
+      <w:pPr>
+        <w:tabs>
+          <w:tab w:val="right" w:leader="dot" w:pos="9070"/>
+        </w:tabs>
+      </w:pPr>
+      <w:r>
+        <w:rPr>
+          <w:rFonts w:ascii="Times New Roman" w:hAnsi="Times New Roman"/>
+          <w:sz w:val="24"/>
+          <w:szCs w:val="24"/>
+        </w:rPr>
+        <w:t xml:space="preserve">    3.7. Схема базы данных</w:t>
+      </w:r>
+    </w:p>
+    <w:p>
+      <w:pPr>
+        <w:tabs>
+          <w:tab w:val="right" w:leader="dot" w:pos="9070"/>
+        </w:tabs>
+      </w:pPr>
+      <w:r>
+        <w:rPr>
+          <w:rFonts w:ascii="Times New Roman" w:hAnsi="Times New Roman"/>
+          <w:sz w:val="24"/>
+          <w:szCs w:val="24"/>
+        </w:rPr>
+        <w:t xml:space="preserve">    3.8. Загрузка данных</w:t>
+      </w:r>
+    </w:p>
+    <w:p>
+      <w:pPr>
+        <w:tabs>
+          <w:tab w:val="right" w:leader="dot" w:pos="9070"/>
+        </w:tabs>
+      </w:pPr>
+      <w:r>
+        <w:rPr>
+          <w:rFonts w:ascii="Times New Roman" w:hAnsi="Times New Roman"/>
+          <w:sz w:val="24"/>
+          <w:szCs w:val="24"/>
+        </w:rPr>
+        <w:t xml:space="preserve">    3.9. Серверный API</w:t>
+      </w:r>
+    </w:p>
+    <w:p>
+      <w:pPr>
+        <w:tabs>
+          <w:tab w:val="right" w:leader="dot" w:pos="9070"/>
+        </w:tabs>
+      </w:pPr>
+      <w:r>
+        <w:rPr>
+          <w:rFonts w:ascii="Times New Roman" w:hAnsi="Times New Roman"/>
+          <w:sz w:val="24"/>
+          <w:szCs w:val="24"/>
+        </w:rPr>
+        <w:t xml:space="preserve">    3.10. Задача геокодирования</w:t>
+      </w:r>
+    </w:p>
+    <w:p>
+      <w:pPr>
+        <w:tabs>
+          <w:tab w:val="right" w:leader="dot" w:pos="9070"/>
+        </w:tabs>
+      </w:pPr>
+      <w:r>
+        <w:rPr>
+          <w:rFonts w:ascii="Times New Roman" w:hAnsi="Times New Roman"/>
+          <w:sz w:val="24"/>
+          <w:szCs w:val="24"/>
+        </w:rPr>
+        <w:t xml:space="preserve">    3.11. Этап 1 — OpenAlex Institutions API</w:t>
+      </w:r>
+    </w:p>
+    <w:p>
+      <w:pPr>
+        <w:tabs>
+          <w:tab w:val="right" w:leader="dot" w:pos="9070"/>
+        </w:tabs>
+      </w:pPr>
+      <w:r>
+        <w:rPr>
+          <w:rFonts w:ascii="Times New Roman" w:hAnsi="Times New Roman"/>
+          <w:sz w:val="24"/>
+          <w:szCs w:val="24"/>
+        </w:rPr>
+        <w:t xml:space="preserve">    3.12. Этап 2 — геокодирование по строке названия</w:t>
+      </w:r>
+    </w:p>
+    <w:p>
+      <w:pPr>
+        <w:tabs>
+          <w:tab w:val="right" w:leader="dot" w:pos="9070"/>
+        </w:tabs>
+      </w:pPr>
+      <w:r>
+        <w:rPr>
+          <w:rFonts w:ascii="Times New Roman" w:hAnsi="Times New Roman"/>
+          <w:sz w:val="24"/>
+          <w:szCs w:val="24"/>
+          <w:b/>
+        </w:rPr>
+        <w:t xml:space="preserve">ГЛАВА IV. ВИЗУАЛИЗАЦИЯ И ИНТЕРФЕЙС</w:t>
+      </w:r>
+    </w:p>
+    <w:p>
+      <w:pPr>
+        <w:tabs>
+          <w:tab w:val="right" w:leader="dot" w:pos="9070"/>
+        </w:tabs>
+      </w:pPr>
+      <w:r>
+        <w:rPr>
+          <w:rFonts w:ascii="Times New Roman" w:hAnsi="Times New Roman"/>
+          <w:sz w:val="24"/>
+          <w:szCs w:val="24"/>
+        </w:rPr>
+        <w:t xml:space="preserve">    4.1. Структура интерфейса</w:t>
+      </w:r>
+    </w:p>
+    <w:p>
+      <w:pPr>
+        <w:tabs>
+          <w:tab w:val="right" w:leader="dot" w:pos="9070"/>
+        </w:tabs>
+      </w:pPr>
+      <w:r>
+        <w:rPr>
+          <w:rFonts w:ascii="Times New Roman" w:hAnsi="Times New Roman"/>
+          <w:sz w:val="24"/>
+          <w:szCs w:val="24"/>
+        </w:rPr>
+        <w:t xml:space="preserve">    4.2. Карта</w:t>
+      </w:r>
+    </w:p>
+    <w:p>
+      <w:pPr>
+        <w:tabs>
+          <w:tab w:val="right" w:leader="dot" w:pos="9070"/>
+        </w:tabs>
+      </w:pPr>
+      <w:r>
+        <w:rPr>
+          <w:rFonts w:ascii="Times New Roman" w:hAnsi="Times New Roman"/>
+          <w:sz w:val="24"/>
+          <w:szCs w:val="24"/>
+        </w:rPr>
+        <w:t xml:space="preserve">    4.3. Фасетная фильтрация</w:t>
+      </w:r>
+    </w:p>
+    <w:p>
+      <w:pPr>
+        <w:tabs>
+          <w:tab w:val="right" w:leader="dot" w:pos="9070"/>
+        </w:tabs>
+      </w:pPr>
+      <w:r>
+        <w:rPr>
+          <w:rFonts w:ascii="Times New Roman" w:hAnsi="Times New Roman"/>
+          <w:sz w:val="24"/>
+          <w:szCs w:val="24"/>
+        </w:rPr>
+        <w:t xml:space="preserve">    4.4. Детали статьи</w:t>
+      </w:r>
+    </w:p>
+    <w:p>
+      <w:pPr>
+        <w:tabs>
+          <w:tab w:val="right" w:leader="dot" w:pos="9070"/>
+        </w:tabs>
+      </w:pPr>
+      <w:r>
+        <w:rPr>
+          <w:rFonts w:ascii="Times New Roman" w:hAnsi="Times New Roman"/>
+          <w:sz w:val="24"/>
+          <w:szCs w:val="24"/>
+        </w:rPr>
+        <w:t xml:space="preserve">    4.5. Граф связей</w:t>
+      </w:r>
+    </w:p>
+    <w:p>
+      <w:pPr>
+        <w:tabs>
+          <w:tab w:val="right" w:leader="dot" w:pos="9070"/>
+        </w:tabs>
+      </w:pPr>
+      <w:r>
+        <w:rPr>
+          <w:rFonts w:ascii="Times New Roman" w:hAnsi="Times New Roman"/>
+          <w:sz w:val="24"/>
+          <w:szCs w:val="24"/>
+        </w:rPr>
+        <w:t xml:space="preserve">    4.6. Поиск похожих статей</w:t>
+      </w:r>
+    </w:p>
+    <w:p>
+      <w:pPr>
+        <w:tabs>
+          <w:tab w:val="right" w:leader="dot" w:pos="9070"/>
+        </w:tabs>
+      </w:pPr>
+      <w:r>
+        <w:rPr>
+          <w:rFonts w:ascii="Times New Roman" w:hAnsi="Times New Roman"/>
+          <w:sz w:val="24"/>
+          <w:szCs w:val="24"/>
+        </w:rPr>
+        <w:t xml:space="preserve">ЗАКЛЮЧЕНИЕ</w:t>
+      </w:r>
+    </w:p>
+    <w:p>
+      <w:pPr>
+        <w:tabs>
+          <w:tab w:val="right" w:leader="dot" w:pos="9070"/>
+        </w:tabs>
+      </w:pPr>
+      <w:r>
+        <w:rPr>
+          <w:rFonts w:ascii="Times New Roman" w:hAnsi="Times New Roman"/>
+          <w:sz w:val="24"/>
+          <w:szCs w:val="24"/>
+        </w:rPr>
+        <w:t xml:space="preserve">СПИСОК ИСПОЛЬЗОВАННЫХ ИСТОЧНИКОВ</w:t>
+      </w:r>
+    </w:p>
+    <w:p>
+      <w:pPr>
+        <w:tabs>
+          <w:tab w:val="right" w:leader="dot" w:pos="9070"/>
+        </w:tabs>
+      </w:pPr>
+      <w:r>
+        <w:rPr>
+          <w:rFonts w:ascii="Times New Roman" w:hAnsi="Times New Roman"/>
+          <w:sz w:val="24"/>
+          <w:szCs w:val="24"/>
+        </w:rPr>
+        <w:t xml:space="preserve">ПРИЛОЖЕНИЕ А. Пример структуры данных и листинги</w:t>
+      </w:r>
+    </w:p>
+    <w:p>
+      <w:pPr>
+        <w:tabs>
+          <w:tab w:val="right" w:leader="dot" w:pos="9070"/>
+        </w:tabs>
+      </w:pPr>
+      <w:r>
+        <w:rPr>
+          <w:rFonts w:ascii="Times New Roman" w:hAnsi="Times New Roman"/>
+          <w:sz w:val="24"/>
+          <w:szCs w:val="24"/>
+        </w:rPr>
+        <w:t xml:space="preserve">ПРИЛОЖЕНИЕ Б. Схема базы данных (SQL)</w:t>
       </w:r>
     </w:p>
     <w:p>
@@ -237,7 +887,43 @@
           <w:i w:val="0"/>
           <w:sz w:val="28"/>
         </w:rPr>
-        <w:t>По данным каталога OpenAlex [1], в открытом доступе сейчас находится более 250 миллионов научных работ. Борнманн и Мутц показали, что в период 1980–2012 годов число публикаций удваивалось примерно каждые девять лет — около 8–9% в год [18]. При таком объёме привычный поиск по ключевым словам хорошо справляется с задачей «найти конкретную статью», но плохо подходит для вопросов на уровне области: кто с кем сотрудничает, откуда приходят исследования по теме, как она развивалась со временем.</w:t>
+        <w:t xml:space="preserve">По данным каталога OpenAlex </w:t>
+      </w:r>
+      <w:hyperlink w:anchor="ref1">
+        <w:r>
+          <w:rPr>
+            <w:color w:val="1155CC"/>
+            <w:u w:val="single"/>
+          </w:rPr>
+          <w:t>[1]</w:t>
+        </w:r>
+      </w:hyperlink>
+      <w:r>
+        <w:rPr>
+          <w:rFonts w:ascii="Times New Roman" w:hAnsi="Times New Roman"/>
+          <w:b w:val="0"/>
+          <w:i w:val="0"/>
+          <w:sz w:val="28"/>
+        </w:rPr>
+        <w:t xml:space="preserve">, в открытом доступе сейчас находится более 250 миллионов научных работ. Борнманн и Мутц показали, что в период 1980–2012 годов число публикаций удваивалось примерно каждые девять лет — около 8–9% в год </w:t>
+      </w:r>
+      <w:hyperlink w:anchor="ref18">
+        <w:r>
+          <w:rPr>
+            <w:color w:val="1155CC"/>
+            <w:u w:val="single"/>
+          </w:rPr>
+          <w:t>[18]</w:t>
+        </w:r>
+      </w:hyperlink>
+      <w:r>
+        <w:rPr>
+          <w:rFonts w:ascii="Times New Roman" w:hAnsi="Times New Roman"/>
+          <w:b w:val="0"/>
+          <w:i w:val="0"/>
+          <w:sz w:val="28"/>
+        </w:rPr>
+        <w:t xml:space="preserve">. При таком объёме привычный поиск по ключевым словам хорошо справляется с задачей «найти конкретную статью», но плохо подходит для вопросов на уровне области: кто с кем сотрудничает, откуда приходят исследования по теме, как она развивалась со временем.</w:t>
       </w:r>
     </w:p>
     <w:p>
@@ -1454,7 +2140,25 @@
           <w:i w:val="0"/>
           <w:sz w:val="28"/>
         </w:rPr>
-        <w:t>VOSviewer [2] — бесплатная программа для построения и визуализации библиометрических сетей, разработанная Лейденским университетом (Нидерланды). Распространяется как настольное приложение для Windows, macOS и Linux.</w:t>
+        <w:t xml:space="preserve">VOSviewer </w:t>
+      </w:r>
+      <w:hyperlink w:anchor="ref2">
+        <w:r>
+          <w:rPr>
+            <w:color w:val="1155CC"/>
+            <w:u w:val="single"/>
+          </w:rPr>
+          <w:t>[2]</w:t>
+        </w:r>
+      </w:hyperlink>
+      <w:r>
+        <w:rPr>
+          <w:rFonts w:ascii="Times New Roman" w:hAnsi="Times New Roman"/>
+          <w:b w:val="0"/>
+          <w:i w:val="0"/>
+          <w:sz w:val="28"/>
+        </w:rPr>
+        <w:t xml:space="preserve"> — бесплатная программа для построения и визуализации библиометрических сетей, разработанная Лейденским университетом (Нидерланды). Распространяется как настольное приложение для Windows, macOS и Linux.</w:t>
       </w:r>
     </w:p>
     <w:p>
@@ -1586,7 +2290,25 @@
           <w:i w:val="0"/>
           <w:sz w:val="28"/>
         </w:rPr>
-        <w:t>CiteSpace [3] — бесплатное Java-приложение для анализа тенденций и структурных паттернов в научной литературе, разработанное в Университете Дрексела (США).</w:t>
+        <w:t xml:space="preserve">CiteSpace </w:t>
+      </w:r>
+      <w:hyperlink w:anchor="ref3">
+        <w:r>
+          <w:rPr>
+            <w:color w:val="1155CC"/>
+            <w:u w:val="single"/>
+          </w:rPr>
+          <w:t>[3]</w:t>
+        </w:r>
+      </w:hyperlink>
+      <w:r>
+        <w:rPr>
+          <w:rFonts w:ascii="Times New Roman" w:hAnsi="Times New Roman"/>
+          <w:b w:val="0"/>
+          <w:i w:val="0"/>
+          <w:sz w:val="28"/>
+        </w:rPr>
+        <w:t xml:space="preserve"> — бесплатное Java-приложение для анализа тенденций и структурных паттернов в научной литературе, разработанное в Университете Дрексела (США).</w:t>
       </w:r>
     </w:p>
     <w:p>
@@ -1850,7 +2572,25 @@
           <w:i w:val="0"/>
           <w:sz w:val="28"/>
         </w:rPr>
-        <w:t>Bibliometrix [4] — пакет для языка R с открытым исходным кодом (лицензия MIT), предназначенный для количественного анализа научной литературы. Biblioshiny — его веб-интерфейс на основе Shiny.</w:t>
+        <w:t xml:space="preserve">Bibliometrix </w:t>
+      </w:r>
+      <w:hyperlink w:anchor="ref4">
+        <w:r>
+          <w:rPr>
+            <w:color w:val="1155CC"/>
+            <w:u w:val="single"/>
+          </w:rPr>
+          <w:t>[4]</w:t>
+        </w:r>
+      </w:hyperlink>
+      <w:r>
+        <w:rPr>
+          <w:rFonts w:ascii="Times New Roman" w:hAnsi="Times New Roman"/>
+          <w:b w:val="0"/>
+          <w:i w:val="0"/>
+          <w:sz w:val="28"/>
+        </w:rPr>
+        <w:t xml:space="preserve"> — пакет для языка R с открытым исходным кодом (лицензия MIT), предназначенный для количественного анализа научной литературы. Biblioshiny — его веб-интерфейс на основе Shiny.</w:t>
       </w:r>
     </w:p>
     <w:p>
@@ -1982,7 +2722,25 @@
           <w:i w:val="0"/>
           <w:sz w:val="28"/>
         </w:rPr>
-        <w:t>Gephi [5] — бесплатная программа с открытым кодом для визуализации и анализа больших сетей. Поддерживает до 10 миллионов элементов.</w:t>
+        <w:t xml:space="preserve">Gephi </w:t>
+      </w:r>
+      <w:hyperlink w:anchor="ref5">
+        <w:r>
+          <w:rPr>
+            <w:color w:val="1155CC"/>
+            <w:u w:val="single"/>
+          </w:rPr>
+          <w:t>[5]</w:t>
+        </w:r>
+      </w:hyperlink>
+      <w:r>
+        <w:rPr>
+          <w:rFonts w:ascii="Times New Roman" w:hAnsi="Times New Roman"/>
+          <w:b w:val="0"/>
+          <w:i w:val="0"/>
+          <w:sz w:val="28"/>
+        </w:rPr>
+        <w:t xml:space="preserve"> — бесплатная программа с открытым кодом для визуализации и анализа больших сетей. Поддерживает до 10 миллионов элементов.</w:t>
       </w:r>
     </w:p>
     <w:p>
@@ -5691,7 +6449,61 @@
           <w:i w:val="0"/>
           <w:sz w:val="28"/>
         </w:rPr>
-        <w:t>Каждый из рассмотренных инструментов решает отдельные задачи визуализации, однако ни один не сочетает одновременно все необходимые возможности. VOSviewer [2] и CiteSpace [3] мощны, но требуют установки и не имеют алгоритма похожих статей. Connected Papers обладает алгоритмом схожести, но работает только с одной статьёй за раз. Bibliometrix [4] интегрируется с OpenAlex, однако требует знания R. Lens.org предоставляет карту и фильтрацию, но ограничен агрегированными диаграммами.</w:t>
+        <w:t xml:space="preserve">Каждый из рассмотренных инструментов решает отдельные задачи визуализации, однако ни один не сочетает одновременно все необходимые возможности. VOSviewer </w:t>
+      </w:r>
+      <w:hyperlink w:anchor="ref2">
+        <w:r>
+          <w:rPr>
+            <w:color w:val="1155CC"/>
+            <w:u w:val="single"/>
+          </w:rPr>
+          <w:t>[2]</w:t>
+        </w:r>
+      </w:hyperlink>
+      <w:r>
+        <w:rPr>
+          <w:rFonts w:ascii="Times New Roman" w:hAnsi="Times New Roman"/>
+          <w:b w:val="0"/>
+          <w:i w:val="0"/>
+          <w:sz w:val="28"/>
+        </w:rPr>
+        <w:t xml:space="preserve"> и CiteSpace </w:t>
+      </w:r>
+      <w:hyperlink w:anchor="ref3">
+        <w:r>
+          <w:rPr>
+            <w:color w:val="1155CC"/>
+            <w:u w:val="single"/>
+          </w:rPr>
+          <w:t>[3]</w:t>
+        </w:r>
+      </w:hyperlink>
+      <w:r>
+        <w:rPr>
+          <w:rFonts w:ascii="Times New Roman" w:hAnsi="Times New Roman"/>
+          <w:b w:val="0"/>
+          <w:i w:val="0"/>
+          <w:sz w:val="28"/>
+        </w:rPr>
+        <w:t xml:space="preserve"> мощны, но требуют установки и не имеют алгоритма похожих статей. Connected Papers обладает алгоритмом схожести, но работает только с одной статьёй за раз. Bibliometrix </w:t>
+      </w:r>
+      <w:hyperlink w:anchor="ref4">
+        <w:r>
+          <w:rPr>
+            <w:color w:val="1155CC"/>
+            <w:u w:val="single"/>
+          </w:rPr>
+          <w:t>[4]</w:t>
+        </w:r>
+      </w:hyperlink>
+      <w:r>
+        <w:rPr>
+          <w:rFonts w:ascii="Times New Roman" w:hAnsi="Times New Roman"/>
+          <w:b w:val="0"/>
+          <w:i w:val="0"/>
+          <w:sz w:val="28"/>
+        </w:rPr>
+        <w:t xml:space="preserve"> интегрируется с OpenAlex, однако требует знания R. Lens.org предоставляет карту и фильтрацию, но ограничен агрегированными диаграммами.</w:t>
       </w:r>
     </w:p>
     <w:p>
@@ -7122,16 +7934,17 @@
           <w:i w:val="0"/>
           <w:sz w:val="28"/>
         </w:rPr>
-      </w:r>
-      <w:r>
-        <w:rPr>
-          <w:rFonts w:ascii="Times New Roman" w:hAnsi="Times New Roman"/>
-          <w:b/>
-          <w:i w:val="0"/>
-          <w:sz w:val="28"/>
-        </w:rPr>
-        <w:t>Python</w:t>
-      </w:r>
+        <w:t xml:space="preserve">Python выбран для серверной части и скриптов. Стандартная библиотека содержит http.server и json — достаточно для HTTP-сервера без сторонних фреймворков. Из внешних зависимостей использованы только psycopg2 </w:t>
+      </w:r>
+      <w:hyperlink w:anchor="ref15">
+        <w:r>
+          <w:rPr>
+            <w:color w:val="1155CC"/>
+            <w:u w:val="single"/>
+          </w:rPr>
+          <w:t>[15]</w:t>
+        </w:r>
+      </w:hyperlink>
       <w:r>
         <w:rPr>
           <w:rFonts w:ascii="Times New Roman" w:hAnsi="Times New Roman"/>
@@ -7139,15 +7952,17 @@
           <w:i w:val="0"/>
           <w:sz w:val="28"/>
         </w:rPr>
-        <w:t xml:space="preserve"> выбран для серверной части и скриптов. Стандартная библиотека содержит </w:t>
-      </w:r>
-      <w:r>
-        <w:rPr>
-          <w:rFonts w:ascii="Courier New" w:hAnsi="Courier New"/>
-          <w:sz w:val="24"/>
-        </w:rPr>
-        <w:t>http.server</w:t>
-      </w:r>
+        <w:t xml:space="preserve"> для работы с PostgreSQL и ijson </w:t>
+      </w:r>
+      <w:hyperlink w:anchor="ref14">
+        <w:r>
+          <w:rPr>
+            <w:color w:val="1155CC"/>
+            <w:u w:val="single"/>
+          </w:rPr>
+          <w:t>[14]</w:t>
+        </w:r>
+      </w:hyperlink>
       <w:r>
         <w:rPr>
           <w:rFonts w:ascii="Times New Roman" w:hAnsi="Times New Roman"/>
@@ -7155,15 +7970,15 @@
           <w:i w:val="0"/>
           <w:sz w:val="28"/>
         </w:rPr>
-        <w:t xml:space="preserve"> и </w:t>
-      </w:r>
-      <w:r>
-        <w:rPr>
-          <w:rFonts w:ascii="Courier New" w:hAnsi="Courier New"/>
-          <w:sz w:val="24"/>
-        </w:rPr>
-        <w:t>json</w:t>
-      </w:r>
+        <w:t xml:space="preserve"> для потокового чтения JSON.</w:t>
+      </w:r>
+    </w:p>
+    <w:p>
+      <w:pPr>
+        <w:spacing w:after="0"/>
+        <w:ind w:firstLine="709"/>
+        <w:jc w:val="both"/>
+      </w:pPr>
       <w:r>
         <w:rPr>
           <w:rFonts w:ascii="Times New Roman" w:hAnsi="Times New Roman"/>
@@ -7171,15 +7986,17 @@
           <w:i w:val="0"/>
           <w:sz w:val="28"/>
         </w:rPr>
-        <w:t xml:space="preserve"> — достаточно для HTTP-сервера без сторонних фреймворков. Из внешних зависимостей использованы только </w:t>
-      </w:r>
-      <w:r>
-        <w:rPr>
-          <w:rFonts w:ascii="Courier New" w:hAnsi="Courier New"/>
-          <w:sz w:val="24"/>
-        </w:rPr>
-        <w:t>psycopg2</w:t>
-      </w:r>
+        <w:t xml:space="preserve">PostgreSQL </w:t>
+      </w:r>
+      <w:hyperlink w:anchor="ref10">
+        <w:r>
+          <w:rPr>
+            <w:color w:val="1155CC"/>
+            <w:u w:val="single"/>
+          </w:rPr>
+          <w:t>[10]</w:t>
+        </w:r>
+      </w:hyperlink>
       <w:r>
         <w:rPr>
           <w:rFonts w:ascii="Times New Roman" w:hAnsi="Times New Roman"/>
@@ -7187,15 +8004,15 @@
           <w:i w:val="0"/>
           <w:sz w:val="28"/>
         </w:rPr>
-        <w:t xml:space="preserve"> [15] для работы с PostgreSQL и </w:t>
-      </w:r>
-      <w:r>
-        <w:rPr>
-          <w:rFonts w:ascii="Courier New" w:hAnsi="Courier New"/>
-          <w:sz w:val="24"/>
-        </w:rPr>
-        <w:t>ijson</w:t>
-      </w:r>
+        <w:t xml:space="preserve"> выбран потому, что между сущностями проекта (публикации, авторы, журналы, аффилиации) существуют чёткие реляционные связи. Для фасетной фильтрации нужны JOIN-запросы с несколькими условиями — именно это хорошо умеют реляционные СУБД. SQLite не рассматривался из-за ограниченной поддержки параллельных запросов.</w:t>
+      </w:r>
+    </w:p>
+    <w:p>
+      <w:pPr>
+        <w:spacing w:after="0"/>
+        <w:ind w:firstLine="709"/>
+        <w:jc w:val="both"/>
+      </w:pPr>
       <w:r>
         <w:rPr>
           <w:rFonts w:ascii="Times New Roman" w:hAnsi="Times New Roman"/>
@@ -7203,7 +8020,25 @@
           <w:i w:val="0"/>
           <w:sz w:val="28"/>
         </w:rPr>
-        <w:t xml:space="preserve"> [14] для потокового чтения JSON.</w:t>
+        <w:t xml:space="preserve">Plotly </w:t>
+      </w:r>
+      <w:hyperlink w:anchor="ref11">
+        <w:r>
+          <w:rPr>
+            <w:color w:val="1155CC"/>
+            <w:u w:val="single"/>
+          </w:rPr>
+          <w:t>[11]</w:t>
+        </w:r>
+      </w:hyperlink>
+      <w:r>
+        <w:rPr>
+          <w:rFonts w:ascii="Times New Roman" w:hAnsi="Times New Roman"/>
+          <w:b w:val="0"/>
+          <w:i w:val="0"/>
+          <w:sz w:val="28"/>
+        </w:rPr>
+        <w:t xml:space="preserve"> выбран для отображения географической карты (scatter_geo): встроенная поддержка проекций карты мира, интерактивность без дополнительного кода, интеграция в HTML-страницу через CDN.</w:t>
       </w:r>
     </w:p>
     <w:p>
@@ -7219,16 +8054,17 @@
           <w:i w:val="0"/>
           <w:sz w:val="28"/>
         </w:rPr>
-      </w:r>
-      <w:r>
-        <w:rPr>
-          <w:rFonts w:ascii="Times New Roman" w:hAnsi="Times New Roman"/>
-          <w:b/>
-          <w:i w:val="0"/>
-          <w:sz w:val="28"/>
-        </w:rPr>
-        <w:t>PostgreSQL</w:t>
-      </w:r>
+        <w:t xml:space="preserve">Для графа связей выбрана ручная отрисовка в SVG </w:t>
+      </w:r>
+      <w:hyperlink w:anchor="ref16">
+        <w:r>
+          <w:rPr>
+            <w:color w:val="1155CC"/>
+            <w:u w:val="single"/>
+          </w:rPr>
+          <w:t>[16]</w:t>
+        </w:r>
+      </w:hyperlink>
       <w:r>
         <w:rPr>
           <w:rFonts w:ascii="Times New Roman" w:hAnsi="Times New Roman"/>
@@ -7236,7 +8072,7 @@
           <w:i w:val="0"/>
           <w:sz w:val="28"/>
         </w:rPr>
-        <w:t xml:space="preserve"> [10] выбран потому, что между сущностями проекта (публикации, авторы, журналы, аффилиации) существуют чёткие реляционные связи. Для фасетной фильтрации нужны JOIN-запросы с несколькими условиями — именно это хорошо умеют реляционные СУБД. SQLite не рассматривался из-за ограниченной поддержки параллельных запросов.</w:t>
+        <w:t xml:space="preserve"> без внешних библиотек — без D3, без Cytoscape.js. Причина: нужна колоночная раскладка, при которой каждый тип узла занимает предсказуемую вертикальную позицию. Стандартные физические симуляции (force-directed layout) при 70+ узлах дают хаотичную и трудночитаемую картину. Колоночная раскладка детерминирована и остаётся читаемой при любом числе узлов.</w:t>
       </w:r>
     </w:p>
     <w:p>
@@ -7252,16 +8088,17 @@
           <w:i w:val="0"/>
           <w:sz w:val="28"/>
         </w:rPr>
-      </w:r>
-      <w:r>
-        <w:rPr>
-          <w:rFonts w:ascii="Times New Roman" w:hAnsi="Times New Roman"/>
-          <w:b/>
-          <w:i w:val="0"/>
-          <w:sz w:val="28"/>
-        </w:rPr>
-        <w:t>Plotly</w:t>
-      </w:r>
+        <w:t xml:space="preserve">OpenAlex </w:t>
+      </w:r>
+      <w:hyperlink w:anchor="ref1">
+        <w:r>
+          <w:rPr>
+            <w:color w:val="1155CC"/>
+            <w:u w:val="single"/>
+          </w:rPr>
+          <w:t>[1]</w:t>
+        </w:r>
+      </w:hyperlink>
       <w:r>
         <w:rPr>
           <w:rFonts w:ascii="Times New Roman" w:hAnsi="Times New Roman"/>
@@ -7269,106 +8106,7 @@
           <w:i w:val="0"/>
           <w:sz w:val="28"/>
         </w:rPr>
-        <w:t xml:space="preserve"> [11] выбран для отображения географической карты (</w:t>
-      </w:r>
-      <w:r>
-        <w:rPr>
-          <w:rFonts w:ascii="Courier New" w:hAnsi="Courier New"/>
-          <w:sz w:val="24"/>
-        </w:rPr>
-        <w:t>scatter_geo</w:t>
-      </w:r>
-      <w:r>
-        <w:rPr>
-          <w:rFonts w:ascii="Times New Roman" w:hAnsi="Times New Roman"/>
-          <w:b w:val="0"/>
-          <w:i w:val="0"/>
-          <w:sz w:val="28"/>
-        </w:rPr>
-        <w:t>): встроенная поддержка проекций карты мира, интерактивность без дополнительного кода, интеграция в HTML-страницу через CDN.</w:t>
-      </w:r>
-    </w:p>
-    <w:p>
-      <w:pPr>
-        <w:spacing w:after="0"/>
-        <w:ind w:firstLine="709"/>
-        <w:jc w:val="both"/>
-      </w:pPr>
-      <w:r>
-        <w:rPr>
-          <w:rFonts w:ascii="Times New Roman" w:hAnsi="Times New Roman"/>
-          <w:b w:val="0"/>
-          <w:i w:val="0"/>
-          <w:sz w:val="28"/>
-        </w:rPr>
-        <w:t xml:space="preserve">Для </w:t>
-      </w:r>
-      <w:r>
-        <w:rPr>
-          <w:rFonts w:ascii="Times New Roman" w:hAnsi="Times New Roman"/>
-          <w:b/>
-          <w:i w:val="0"/>
-          <w:sz w:val="28"/>
-        </w:rPr>
-        <w:t>графа связей</w:t>
-      </w:r>
-      <w:r>
-        <w:rPr>
-          <w:rFonts w:ascii="Times New Roman" w:hAnsi="Times New Roman"/>
-          <w:b w:val="0"/>
-          <w:i w:val="0"/>
-          <w:sz w:val="28"/>
-        </w:rPr>
-        <w:t xml:space="preserve"> выбрана ручная отрисовка в SVG [16] без внешних библиотек — без D3, без Cytoscape.js. Причина: нужна колоночная раскладка, при которой каждый тип узла занимает предсказуемую вертикальную позицию. Стандартные физические симуляции (force-directed layout) при 70+ узлах дают хаотичную и трудночитаемую картину. Колоночная раскладка детерминирована и остаётся читаемой при любом числе узлов.</w:t>
-      </w:r>
-    </w:p>
-    <w:p>
-      <w:pPr>
-        <w:spacing w:after="0"/>
-        <w:ind w:firstLine="709"/>
-        <w:jc w:val="both"/>
-      </w:pPr>
-      <w:r>
-        <w:rPr>
-          <w:rFonts w:ascii="Times New Roman" w:hAnsi="Times New Roman"/>
-          <w:b w:val="0"/>
-          <w:i w:val="0"/>
-          <w:sz w:val="28"/>
-        </w:rPr>
-      </w:r>
-      <w:r>
-        <w:rPr>
-          <w:rFonts w:ascii="Times New Roman" w:hAnsi="Times New Roman"/>
-          <w:b/>
-          <w:i w:val="0"/>
-          <w:sz w:val="28"/>
-        </w:rPr>
-        <w:t>OpenAlex</w:t>
-      </w:r>
-      <w:r>
-        <w:rPr>
-          <w:rFonts w:ascii="Times New Roman" w:hAnsi="Times New Roman"/>
-          <w:b w:val="0"/>
-          <w:i w:val="0"/>
-          <w:sz w:val="28"/>
-        </w:rPr>
-        <w:t xml:space="preserve"> [1] выбран вместо Semantic Scholar, Crossref или Scopus: сервис бесплатный и не требует регистрации; метаданные полные (авторы, аффилиации с идентификаторами, тематические классификаторы); cursor pagination обеспечивает надёжную выгрузку без дублирований; отдельный эндпоинт </w:t>
-      </w:r>
-      <w:r>
-        <w:rPr>
-          <w:rFonts w:ascii="Courier New" w:hAnsi="Courier New"/>
-          <w:sz w:val="24"/>
-        </w:rPr>
-        <w:t>/institutions</w:t>
-      </w:r>
-      <w:r>
-        <w:rPr>
-          <w:rFonts w:ascii="Times New Roman" w:hAnsi="Times New Roman"/>
-          <w:b w:val="0"/>
-          <w:i w:val="0"/>
-          <w:sz w:val="28"/>
-        </w:rPr>
-        <w:t xml:space="preserve"> позволяет пакетно запрашивать координаты по идентификаторам.</w:t>
+        <w:t xml:space="preserve"> выбран вместо Semantic Scholar, Crossref или Scopus: сервис бесплатный и не требует регистрации; метаданные полные (авторы, аффилиации с идентификаторами, тематические классификаторы); cursor pagination обеспечивает надёжную выгрузку без дублирований; отдельный эндпоинт /institutions позволяет пакетно запрашивать координаты по идентификаторам.</w:t>
       </w:r>
     </w:p>
     <w:p>
@@ -7566,14 +8304,17 @@
           <w:i w:val="0"/>
           <w:sz w:val="28"/>
         </w:rPr>
-      </w:r>
-      <w:r>
-        <w:rPr>
-          <w:rFonts w:ascii="Courier New" w:hAnsi="Courier New"/>
-          <w:sz w:val="24"/>
-        </w:rPr>
-        <w:t>fetch_geo.py</w:t>
-      </w:r>
+        <w:t xml:space="preserve">fetch_geo.py обогащает таблицу affiliations координатами — сначала через OpenAlex /institutions, затем через Photon </w:t>
+      </w:r>
+      <w:hyperlink w:anchor="ref12">
+        <w:r>
+          <w:rPr>
+            <w:color w:val="1155CC"/>
+            <w:u w:val="single"/>
+          </w:rPr>
+          <w:t>[12]</w:t>
+        </w:r>
+      </w:hyperlink>
       <w:r>
         <w:rPr>
           <w:rFonts w:ascii="Times New Roman" w:hAnsi="Times New Roman"/>
@@ -7581,15 +8322,15 @@
           <w:i w:val="0"/>
           <w:sz w:val="28"/>
         </w:rPr>
-        <w:t xml:space="preserve"> обогащает таблицу </w:t>
-      </w:r>
-      <w:r>
-        <w:rPr>
-          <w:rFonts w:ascii="Courier New" w:hAnsi="Courier New"/>
-          <w:sz w:val="24"/>
-        </w:rPr>
-        <w:t>affiliations</w:t>
-      </w:r>
+        <w:t xml:space="preserve"> по текстовой строке.</w:t>
+      </w:r>
+    </w:p>
+    <w:p>
+      <w:pPr>
+        <w:pStyle w:val="ListNumber"/>
+        <w:spacing w:after="0"/>
+        <w:ind w:left="709"/>
+      </w:pPr>
       <w:r>
         <w:rPr>
           <w:rFonts w:ascii="Times New Roman" w:hAnsi="Times New Roman"/>
@@ -7597,15 +8338,17 @@
           <w:i w:val="0"/>
           <w:sz w:val="28"/>
         </w:rPr>
-        <w:t xml:space="preserve"> координатами — сначала через OpenAlex </w:t>
-      </w:r>
-      <w:r>
-        <w:rPr>
-          <w:rFonts w:ascii="Courier New" w:hAnsi="Courier New"/>
-          <w:sz w:val="24"/>
-        </w:rPr>
-        <w:t>/institutions</w:t>
-      </w:r>
+        <w:t xml:space="preserve">openalex_server.py принимает HTTP-запросы, выполняет SQL-запросы с JOIN, сериализует результат в JSON, сжимает gzip </w:t>
+      </w:r>
+      <w:hyperlink w:anchor="ref17">
+        <w:r>
+          <w:rPr>
+            <w:color w:val="1155CC"/>
+            <w:u w:val="single"/>
+          </w:rPr>
+          <w:t>[17]</w:t>
+        </w:r>
+      </w:hyperlink>
       <w:r>
         <w:rPr>
           <w:rFonts w:ascii="Times New Roman" w:hAnsi="Times New Roman"/>
@@ -7613,38 +8356,7 @@
           <w:i w:val="0"/>
           <w:sz w:val="28"/>
         </w:rPr>
-        <w:t>, затем через Photon [12] по текстовой строке.</w:t>
-      </w:r>
-    </w:p>
-    <w:p>
-      <w:pPr>
-        <w:pStyle w:val="ListNumber"/>
-        <w:spacing w:after="0"/>
-        <w:ind w:left="709"/>
-      </w:pPr>
-      <w:r>
-        <w:rPr>
-          <w:rFonts w:ascii="Times New Roman" w:hAnsi="Times New Roman"/>
-          <w:b w:val="0"/>
-          <w:i w:val="0"/>
-          <w:sz w:val="28"/>
-        </w:rPr>
-      </w:r>
-      <w:r>
-        <w:rPr>
-          <w:rFonts w:ascii="Courier New" w:hAnsi="Courier New"/>
-          <w:sz w:val="24"/>
-        </w:rPr>
-        <w:t>openalex_server.py</w:t>
-      </w:r>
-      <w:r>
-        <w:rPr>
-          <w:rFonts w:ascii="Times New Roman" w:hAnsi="Times New Roman"/>
-          <w:b w:val="0"/>
-          <w:i w:val="0"/>
-          <w:sz w:val="28"/>
-        </w:rPr>
-        <w:t xml:space="preserve"> принимает HTTP-запросы, выполняет SQL-запросы с JOIN, сериализует результат в JSON, сжимает gzip [17] и отправляет браузеру.</w:t>
+        <w:t xml:space="preserve"> и отправляет браузеру.</w:t>
       </w:r>
     </w:p>
     <w:p>
@@ -7708,7 +8420,25 @@
           <w:i w:val="0"/>
           <w:sz w:val="28"/>
         </w:rPr>
-        <w:t>Данные загружаются из OpenAlex [1] — открытого каталога научных работ организации OurResearch. Сервис бесплатный, регистрация не нужна, ограничение — не более 10 запросов в секунду.</w:t>
+        <w:t xml:space="preserve">Данные загружаются из OpenAlex </w:t>
+      </w:r>
+      <w:hyperlink w:anchor="ref1">
+        <w:r>
+          <w:rPr>
+            <w:color w:val="1155CC"/>
+            <w:u w:val="single"/>
+          </w:rPr>
+          <w:t>[1]</w:t>
+        </w:r>
+      </w:hyperlink>
+      <w:r>
+        <w:rPr>
+          <w:rFonts w:ascii="Times New Roman" w:hAnsi="Times New Roman"/>
+          <w:b w:val="0"/>
+          <w:i w:val="0"/>
+          <w:sz w:val="28"/>
+        </w:rPr>
+        <w:t xml:space="preserve"> — открытого каталога научных работ организации OurResearch. Сервис бесплатный, регистрация не нужна, ограничение — не более 10 запросов в секунду.</w:t>
       </w:r>
     </w:p>
     <w:p>
@@ -7968,7 +8698,25 @@
           <w:i w:val="0"/>
           <w:sz w:val="28"/>
         </w:rPr>
-        <w:t>Для хранения данных выбрана PostgreSQL [10] — реляционная СУБД с открытым исходным кодом. Реляционная модель здесь естественна: один журнал содержит много статей, одна статья имеет много авторов, один автор может работать в нескольких организациях. Для фасетной фильтрации нужны JOIN-запросы — именно это является сильной стороной реляционных СУБД.</w:t>
+        <w:t xml:space="preserve">Для хранения данных выбрана PostgreSQL </w:t>
+      </w:r>
+      <w:hyperlink w:anchor="ref10">
+        <w:r>
+          <w:rPr>
+            <w:color w:val="1155CC"/>
+            <w:u w:val="single"/>
+          </w:rPr>
+          <w:t>[10]</w:t>
+        </w:r>
+      </w:hyperlink>
+      <w:r>
+        <w:rPr>
+          <w:rFonts w:ascii="Times New Roman" w:hAnsi="Times New Roman"/>
+          <w:b w:val="0"/>
+          <w:i w:val="0"/>
+          <w:sz w:val="28"/>
+        </w:rPr>
+        <w:t xml:space="preserve"> — реляционная СУБД с открытым исходным кодом. Реляционная модель здесь естественна: один журнал содержит много статей, одна статья имеет много авторов, один автор может работать в нескольких организациях. Для фасетной фильтрации нужны JOIN-запросы — именно это является сильной стороной реляционных СУБД.</w:t>
       </w:r>
     </w:p>
     <w:p>
@@ -9689,15 +10437,17 @@
           <w:i w:val="0"/>
           <w:sz w:val="28"/>
         </w:rPr>
-        <w:t xml:space="preserve">Файл </w:t>
-      </w:r>
-      <w:r>
-        <w:rPr>
-          <w:rFonts w:ascii="Courier New" w:hAnsi="Courier New"/>
-          <w:sz w:val="24"/>
-        </w:rPr>
-        <w:t>article_data.json</w:t>
-      </w:r>
+        <w:t xml:space="preserve">Файл article_data.json весит более 200 МБ. Для потокового чтения без загрузки всего файла в память используется библиотека ijson </w:t>
+      </w:r>
+      <w:hyperlink w:anchor="ref14">
+        <w:r>
+          <w:rPr>
+            <w:color w:val="1155CC"/>
+            <w:u w:val="single"/>
+          </w:rPr>
+          <w:t>[14]</w:t>
+        </w:r>
+      </w:hyperlink>
       <w:r>
         <w:rPr>
           <w:rFonts w:ascii="Times New Roman" w:hAnsi="Times New Roman"/>
@@ -9705,23 +10455,7 @@
           <w:i w:val="0"/>
           <w:sz w:val="28"/>
         </w:rPr>
-        <w:t xml:space="preserve"> весит более 200 МБ. Для потокового чтения без загрузки всего файла в память используется библиотека </w:t>
-      </w:r>
-      <w:r>
-        <w:rPr>
-          <w:rFonts w:ascii="Courier New" w:hAnsi="Courier New"/>
-          <w:sz w:val="24"/>
-        </w:rPr>
-        <w:t>ijson</w:t>
-      </w:r>
-      <w:r>
-        <w:rPr>
-          <w:rFonts w:ascii="Times New Roman" w:hAnsi="Times New Roman"/>
-          <w:b w:val="0"/>
-          <w:i w:val="0"/>
-          <w:sz w:val="28"/>
-        </w:rPr>
-        <w:t xml:space="preserve"> [14] — она разбирает JSON объект за объектом. При вставке публикаций применяются savepoint-ы на случай конфликтов уникальных ключей: ситуации, когда два объекта OpenAlex ссылаются на один DOI, встречаются в реальных данных. Savepoint позволяет откатить только конфликтующую вставку, не прерывая транзакцию целиком. Листинг скрипта загрузки приведён в приложении А.</w:t>
+        <w:t xml:space="preserve"> — она разбирает JSON объект за объектом. При вставке публикаций применяются savepoint-ы на случай конфликтов уникальных ключей: ситуации, когда два объекта OpenAlex ссылаются на один DOI, встречаются в реальных данных. Savepoint позволяет откатить только конфликтующую вставку, не прерывая транзакцию целиком. Листинг скрипта загрузки приведён в приложении А.</w:t>
       </w:r>
     </w:p>
     <w:p>
@@ -9859,15 +10593,17 @@
           <w:i w:val="0"/>
           <w:sz w:val="28"/>
         </w:rPr>
-        <w:t xml:space="preserve">Доступ к данным — через Python-сервер </w:t>
-      </w:r>
-      <w:r>
-        <w:rPr>
-          <w:rFonts w:ascii="Courier New" w:hAnsi="Courier New"/>
-          <w:sz w:val="24"/>
-        </w:rPr>
-        <w:t>openalex_server.py</w:t>
-      </w:r>
+        <w:t xml:space="preserve">Доступ к данным — через Python-сервер openalex_server.py на стандартной библиотеке http.server </w:t>
+      </w:r>
+      <w:hyperlink w:anchor="ref13">
+        <w:r>
+          <w:rPr>
+            <w:color w:val="1155CC"/>
+            <w:u w:val="single"/>
+          </w:rPr>
+          <w:t>[13]</w:t>
+        </w:r>
+      </w:hyperlink>
       <w:r>
         <w:rPr>
           <w:rFonts w:ascii="Times New Roman" w:hAnsi="Times New Roman"/>
@@ -9875,23 +10611,7 @@
           <w:i w:val="0"/>
           <w:sz w:val="28"/>
         </w:rPr>
-        <w:t xml:space="preserve"> на стандартной библиотеке </w:t>
-      </w:r>
-      <w:r>
-        <w:rPr>
-          <w:rFonts w:ascii="Courier New" w:hAnsi="Courier New"/>
-          <w:sz w:val="24"/>
-        </w:rPr>
-        <w:t>http.server</w:t>
-      </w:r>
-      <w:r>
-        <w:rPr>
-          <w:rFonts w:ascii="Times New Roman" w:hAnsi="Times New Roman"/>
-          <w:b w:val="0"/>
-          <w:i w:val="0"/>
-          <w:sz w:val="28"/>
-        </w:rPr>
-        <w:t xml:space="preserve"> [13]:</w:t>
+        <w:t xml:space="preserve">:</w:t>
       </w:r>
     </w:p>
     <w:tbl>
@@ -10193,15 +10913,17 @@
           <w:i w:val="0"/>
           <w:sz w:val="28"/>
         </w:rPr>
-        <w:t xml:space="preserve">Ответы сжимаются gzip [17], если клиент передаёт заголовок </w:t>
-      </w:r>
-      <w:r>
-        <w:rPr>
-          <w:rFonts w:ascii="Courier New" w:hAnsi="Courier New"/>
-          <w:sz w:val="24"/>
-        </w:rPr>
-        <w:t>Accept-Encoding: gzip</w:t>
-      </w:r>
+        <w:t xml:space="preserve">Ответы сжимаются gzip </w:t>
+      </w:r>
+      <w:hyperlink w:anchor="ref17">
+        <w:r>
+          <w:rPr>
+            <w:color w:val="1155CC"/>
+            <w:u w:val="single"/>
+          </w:rPr>
+          <w:t>[17]</w:t>
+        </w:r>
+      </w:hyperlink>
       <w:r>
         <w:rPr>
           <w:rFonts w:ascii="Times New Roman" w:hAnsi="Times New Roman"/>
@@ -10209,23 +10931,7 @@
           <w:i w:val="0"/>
           <w:sz w:val="28"/>
         </w:rPr>
-        <w:t xml:space="preserve">. Это решение появилось после того, как при работе с большим JSON-ответом браузер начал прерывать соединение с ошибкой </w:t>
-      </w:r>
-      <w:r>
-        <w:rPr>
-          <w:rFonts w:ascii="Courier New" w:hAnsi="Courier New"/>
-          <w:sz w:val="24"/>
-        </w:rPr>
-        <w:t>ConnectionAbortedError</w:t>
-      </w:r>
-      <w:r>
-        <w:rPr>
-          <w:rFonts w:ascii="Times New Roman" w:hAnsi="Times New Roman"/>
-          <w:b w:val="0"/>
-          <w:i w:val="0"/>
-          <w:sz w:val="28"/>
-        </w:rPr>
-        <w:t>. Сжатие сократило объём передаваемых данных в 5–10 раз.</w:t>
+        <w:t xml:space="preserve">, если клиент передаёт заголовок Accept-Encoding: gzip. Это решение появилось после того, как при работе с большим JSON-ответом браузер начал прерывать соединение с ошибкой ConnectionAbortedError. Сжатие сократило объём передаваемых данных в 5–10 раз.</w:t>
       </w:r>
     </w:p>
     <w:p>
@@ -10394,15 +11100,17 @@
           <w:i w:val="0"/>
           <w:sz w:val="28"/>
         </w:rPr>
-        <w:t xml:space="preserve">Скрипт </w:t>
-      </w:r>
-      <w:r>
-        <w:rPr>
-          <w:rFonts w:ascii="Courier New" w:hAnsi="Courier New"/>
-          <w:sz w:val="24"/>
-        </w:rPr>
-        <w:t>fetch_geo.py</w:t>
-      </w:r>
+        <w:t xml:space="preserve">Скрипт fetch_geo.py собирает все уникальные institution_id из таблицы affiliations и запрашивает их батчами по 100 штук через эндпоинт /institutions </w:t>
+      </w:r>
+      <w:hyperlink w:anchor="ref1">
+        <w:r>
+          <w:rPr>
+            <w:color w:val="1155CC"/>
+            <w:u w:val="single"/>
+          </w:rPr>
+          <w:t>[1]</w:t>
+        </w:r>
+      </w:hyperlink>
       <w:r>
         <w:rPr>
           <w:rFonts w:ascii="Times New Roman" w:hAnsi="Times New Roman"/>
@@ -10410,87 +11118,7 @@
           <w:i w:val="0"/>
           <w:sz w:val="28"/>
         </w:rPr>
-        <w:t xml:space="preserve"> собирает все уникальные </w:t>
-      </w:r>
-      <w:r>
-        <w:rPr>
-          <w:rFonts w:ascii="Courier New" w:hAnsi="Courier New"/>
-          <w:sz w:val="24"/>
-        </w:rPr>
-        <w:t>institution_id</w:t>
-      </w:r>
-      <w:r>
-        <w:rPr>
-          <w:rFonts w:ascii="Times New Roman" w:hAnsi="Times New Roman"/>
-          <w:b w:val="0"/>
-          <w:i w:val="0"/>
-          <w:sz w:val="28"/>
-        </w:rPr>
-        <w:t xml:space="preserve"> из таблицы </w:t>
-      </w:r>
-      <w:r>
-        <w:rPr>
-          <w:rFonts w:ascii="Courier New" w:hAnsi="Courier New"/>
-          <w:sz w:val="24"/>
-        </w:rPr>
-        <w:t>affiliations</w:t>
-      </w:r>
-      <w:r>
-        <w:rPr>
-          <w:rFonts w:ascii="Times New Roman" w:hAnsi="Times New Roman"/>
-          <w:b w:val="0"/>
-          <w:i w:val="0"/>
-          <w:sz w:val="28"/>
-        </w:rPr>
-        <w:t xml:space="preserve"> и запрашивает их батчами по 100 штук через эндпоинт </w:t>
-      </w:r>
-      <w:r>
-        <w:rPr>
-          <w:rFonts w:ascii="Courier New" w:hAnsi="Courier New"/>
-          <w:sz w:val="24"/>
-        </w:rPr>
-        <w:t>/institutions</w:t>
-      </w:r>
-      <w:r>
-        <w:rPr>
-          <w:rFonts w:ascii="Times New Roman" w:hAnsi="Times New Roman"/>
-          <w:b w:val="0"/>
-          <w:i w:val="0"/>
-          <w:sz w:val="28"/>
-        </w:rPr>
-        <w:t xml:space="preserve"> [1]. OpenAlex возвращает JSON с полями </w:t>
-      </w:r>
-      <w:r>
-        <w:rPr>
-          <w:rFonts w:ascii="Courier New" w:hAnsi="Courier New"/>
-          <w:sz w:val="24"/>
-        </w:rPr>
-        <w:t>geo.latitude</w:t>
-      </w:r>
-      <w:r>
-        <w:rPr>
-          <w:rFonts w:ascii="Times New Roman" w:hAnsi="Times New Roman"/>
-          <w:b w:val="0"/>
-          <w:i w:val="0"/>
-          <w:sz w:val="28"/>
-        </w:rPr>
-        <w:t xml:space="preserve"> и </w:t>
-      </w:r>
-      <w:r>
-        <w:rPr>
-          <w:rFonts w:ascii="Courier New" w:hAnsi="Courier New"/>
-          <w:sz w:val="24"/>
-        </w:rPr>
-        <w:t>geo.longitude</w:t>
-      </w:r>
-      <w:r>
-        <w:rPr>
-          <w:rFonts w:ascii="Times New Roman" w:hAnsi="Times New Roman"/>
-          <w:b w:val="0"/>
-          <w:i w:val="0"/>
-          <w:sz w:val="28"/>
-        </w:rPr>
-        <w:t xml:space="preserve"> для каждого учреждения. Между батчами — пауза 0,5 секунды, чтобы не превысить лимит API. Результаты сохраняются в кэш-файл — при повторном запуске уже обработанные идентификаторы не запрашиваются заново.</w:t>
+        <w:t xml:space="preserve">. OpenAlex возвращает JSON с полями geo.latitude и geo.longitude для каждого учреждения. Между батчами — пауза 0,5 секунды, чтобы не превысить лимит API. Результаты сохраняются в кэш-файл — при повторном запуске уже обработанные идентификаторы не запрашиваются заново.</w:t>
       </w:r>
     </w:p>
     <w:p>
@@ -10572,15 +11200,17 @@
           <w:i w:val="0"/>
           <w:sz w:val="28"/>
         </w:rPr>
-        <w:t xml:space="preserve">Для строковых аффилиаций без </w:t>
-      </w:r>
-      <w:r>
-        <w:rPr>
-          <w:rFonts w:ascii="Courier New" w:hAnsi="Courier New"/>
-          <w:sz w:val="24"/>
-        </w:rPr>
-        <w:t>institution_id</w:t>
-      </w:r>
+        <w:t xml:space="preserve">Для строковых аффилиаций без institution_id используется геокодер Photon </w:t>
+      </w:r>
+      <w:hyperlink w:anchor="ref12">
+        <w:r>
+          <w:rPr>
+            <w:color w:val="1155CC"/>
+            <w:u w:val="single"/>
+          </w:rPr>
+          <w:t>[12]</w:t>
+        </w:r>
+      </w:hyperlink>
       <w:r>
         <w:rPr>
           <w:rFonts w:ascii="Times New Roman" w:hAnsi="Times New Roman"/>
@@ -10588,7 +11218,7 @@
           <w:i w:val="0"/>
           <w:sz w:val="28"/>
         </w:rPr>
-        <w:t xml:space="preserve"> используется геокодер Photon [12] от Komoot — бесплатный сервис на основе данных OpenStreetMap.</w:t>
+        <w:t xml:space="preserve"> от Komoot — бесплатный сервис на основе данных OpenStreetMap.</w:t>
       </w:r>
     </w:p>
     <w:p>
@@ -11075,15 +11705,17 @@
           <w:i w:val="0"/>
           <w:sz w:val="28"/>
         </w:rPr>
-        <w:t>Карта строится через Plotly [11] (</w:t>
-      </w:r>
-      <w:r>
-        <w:rPr>
-          <w:rFonts w:ascii="Courier New" w:hAnsi="Courier New"/>
-          <w:sz w:val="24"/>
-        </w:rPr>
-        <w:t>scatter_geo</w:t>
-      </w:r>
+        <w:t xml:space="preserve">Карта строится через Plotly </w:t>
+      </w:r>
+      <w:hyperlink w:anchor="ref11">
+        <w:r>
+          <w:rPr>
+            <w:color w:val="1155CC"/>
+            <w:u w:val="single"/>
+          </w:rPr>
+          <w:t>[11]</w:t>
+        </w:r>
+      </w:hyperlink>
       <w:r>
         <w:rPr>
           <w:rFonts w:ascii="Times New Roman" w:hAnsi="Times New Roman"/>
@@ -11091,7 +11723,7 @@
           <w:i w:val="0"/>
           <w:sz w:val="28"/>
         </w:rPr>
-        <w:t>). Каждая точка — аффилиация автора с известными координатами. На одну публикацию берётся не более пяти точек. Клик по точке открывает детали статьи в правой панели. При изменении фильтров карта перестраивается автоматически. Цвета суши, океана и границ подстраиваются под тему интерфейса.</w:t>
+        <w:t xml:space="preserve"> (scatter_geo). Каждая точка — аффилиация автора с известными координатами. На одну публикацию берётся не более пяти точек. Клик по точке открывает детали статьи в правой панели. При изменении фильтров карта перестраивается автоматически. Цвета суши, океана и границ подстраиваются под тему интерфейса.</w:t>
       </w:r>
     </w:p>
     <w:p>
@@ -11403,7 +12035,25 @@
           <w:i w:val="0"/>
           <w:sz w:val="28"/>
         </w:rPr>
-        <w:t>Граф рисуется в SVG [16] без внешних библиотек. Используется колоночная раскладка: каждый тип узла получает свою вертикальную колонку, узлы распределяются равномерно по высоте. Рёбра рисуются как кривые Безье между центрами узлов. Минимальная высота SVG — 560px; при большем числе узлов область прокручивается.</w:t>
+        <w:t xml:space="preserve">Граф рисуется в SVG </w:t>
+      </w:r>
+      <w:hyperlink w:anchor="ref16">
+        <w:r>
+          <w:rPr>
+            <w:color w:val="1155CC"/>
+            <w:u w:val="single"/>
+          </w:rPr>
+          <w:t>[16]</w:t>
+        </w:r>
+      </w:hyperlink>
+      <w:r>
+        <w:rPr>
+          <w:rFonts w:ascii="Times New Roman" w:hAnsi="Times New Roman"/>
+          <w:b w:val="0"/>
+          <w:i w:val="0"/>
+          <w:sz w:val="28"/>
+        </w:rPr>
+        <w:t xml:space="preserve"> без внешних библиотек. Используется колоночная раскладка: каждый тип узла получает свою вертикальную колонку, узлы распределяются равномерно по высоте. Рёбра рисуются как кривые Безье между центрами узлов. Минимальная высота SVG — 560px; при большем числе узлов область прокручивается.</w:t>
       </w:r>
     </w:p>
     <w:p>
@@ -12248,7 +12898,25 @@
           <w:i w:val="0"/>
           <w:sz w:val="28"/>
         </w:rPr>
-        <w:t>В ходе выпускной квалификационной работы разработано веб-приложение для анализа и визуализации научных публикаций по метаданным из OpenAlex [1].</w:t>
+        <w:t xml:space="preserve">В ходе выпускной квалификационной работы разработано веб-приложение для анализа и визуализации научных публикаций по метаданным из OpenAlex </w:t>
+      </w:r>
+      <w:hyperlink w:anchor="ref1">
+        <w:r>
+          <w:rPr>
+            <w:color w:val="1155CC"/>
+            <w:u w:val="single"/>
+          </w:rPr>
+          <w:t>[1]</w:t>
+        </w:r>
+      </w:hyperlink>
+      <w:r>
+        <w:rPr>
+          <w:rFonts w:ascii="Times New Roman" w:hAnsi="Times New Roman"/>
+          <w:b w:val="0"/>
+          <w:i w:val="0"/>
+          <w:sz w:val="28"/>
+        </w:rPr>
+        <w:t xml:space="preserve">.</w:t>
       </w:r>
     </w:p>
     <w:p>
@@ -12264,17 +12932,17 @@
           <w:i w:val="0"/>
           <w:sz w:val="28"/>
         </w:rPr>
-        <w:t xml:space="preserve">Выполнено следующее. Написан скрипт загрузки данных через cursor pagination, собравший </w:t>
-      </w:r>
-      <w:r>
-        <w:rPr>
-          <w:rFonts w:ascii="Times New Roman" w:hAnsi="Times New Roman"/>
-          <w:b/>
-          <w:i w:val="0"/>
-          <w:sz w:val="28"/>
-        </w:rPr>
-        <w:t>9 994 публикации</w:t>
-      </w:r>
+        <w:t xml:space="preserve">Выполнено следующее. Написан скрипт загрузки данных через cursor pagination, собравший 9 994 публикации с полными метаданными. Спроектирована реляционная база данных PostgreSQL </w:t>
+      </w:r>
+      <w:hyperlink w:anchor="ref10">
+        <w:r>
+          <w:rPr>
+            <w:color w:val="1155CC"/>
+            <w:u w:val="single"/>
+          </w:rPr>
+          <w:t>[10]</w:t>
+        </w:r>
+      </w:hyperlink>
       <w:r>
         <w:rPr>
           <w:rFonts w:ascii="Times New Roman" w:hAnsi="Times New Roman"/>
@@ -12282,17 +12950,17 @@
           <w:i w:val="0"/>
           <w:sz w:val="28"/>
         </w:rPr>
-        <w:t xml:space="preserve"> с полными метаданными. Спроектирована реляционная база данных PostgreSQL [10] из </w:t>
-      </w:r>
-      <w:r>
-        <w:rPr>
-          <w:rFonts w:ascii="Times New Roman" w:hAnsi="Times New Roman"/>
-          <w:b/>
-          <w:i w:val="0"/>
-          <w:sz w:val="28"/>
-        </w:rPr>
-        <w:t>7 таблиц</w:t>
-      </w:r>
+        <w:t xml:space="preserve"> из 7 таблиц со связями, ограничениями целостности и каскадными удалениями; при загрузке применялись savepoint-ы для устойчивости к конфликтам уникальных ключей. Написан серверный API на Python </w:t>
+      </w:r>
+      <w:hyperlink w:anchor="ref13">
+        <w:r>
+          <w:rPr>
+            <w:color w:val="1155CC"/>
+            <w:u w:val="single"/>
+          </w:rPr>
+          <w:t>[13]</w:t>
+        </w:r>
+      </w:hyperlink>
       <w:r>
         <w:rPr>
           <w:rFonts w:ascii="Times New Roman" w:hAnsi="Times New Roman"/>
@@ -12300,17 +12968,17 @@
           <w:i w:val="0"/>
           <w:sz w:val="28"/>
         </w:rPr>
-        <w:t xml:space="preserve"> со связями, ограничениями целостности и каскадными удалениями; при загрузке применялись savepoint-ы для устойчивости к конфликтам уникальных ключей. Написан серверный API на Python [13] с gzip-сжатием [17] ответов. Геокодирование аффилиаций двумя методами — через OpenAlex Institutions API и через Photon [12] — дало итоговое покрытие </w:t>
-      </w:r>
-      <w:r>
-        <w:rPr>
-          <w:rFonts w:ascii="Times New Roman" w:hAnsi="Times New Roman"/>
-          <w:b/>
-          <w:i w:val="0"/>
-          <w:sz w:val="28"/>
-        </w:rPr>
-        <w:t>80,8% (8 077 из 9 994 публикаций)</w:t>
-      </w:r>
+        <w:t xml:space="preserve"> с gzip-сжатием </w:t>
+      </w:r>
+      <w:hyperlink w:anchor="ref17">
+        <w:r>
+          <w:rPr>
+            <w:color w:val="1155CC"/>
+            <w:u w:val="single"/>
+          </w:rPr>
+          <w:t>[17]</w:t>
+        </w:r>
+      </w:hyperlink>
       <w:r>
         <w:rPr>
           <w:rFonts w:ascii="Times New Roman" w:hAnsi="Times New Roman"/>
@@ -12318,7 +12986,61 @@
           <w:i w:val="0"/>
           <w:sz w:val="28"/>
         </w:rPr>
-        <w:t xml:space="preserve"> при пороге 75%. Реализована интерактивная карта на Plotly [11] с поддержкой тёмной и светлой темы, граф связей с пятью режимами отображения в SVG [16] без внешних библиотек, алгоритм поиска похожих статей по взвешенному баллу из пяти признаков, браузерный интерфейс с фасетной фильтрацией.</w:t>
+        <w:t xml:space="preserve"> ответов. Геокодирование аффилиаций двумя методами — через OpenAlex Institutions API и через Photon </w:t>
+      </w:r>
+      <w:hyperlink w:anchor="ref12">
+        <w:r>
+          <w:rPr>
+            <w:color w:val="1155CC"/>
+            <w:u w:val="single"/>
+          </w:rPr>
+          <w:t>[12]</w:t>
+        </w:r>
+      </w:hyperlink>
+      <w:r>
+        <w:rPr>
+          <w:rFonts w:ascii="Times New Roman" w:hAnsi="Times New Roman"/>
+          <w:b w:val="0"/>
+          <w:i w:val="0"/>
+          <w:sz w:val="28"/>
+        </w:rPr>
+        <w:t xml:space="preserve"> — дало итоговое покрытие 80,8% (8 077 из 9 994 публикаций) при пороге 75%. Реализована интерактивная карта на Plotly </w:t>
+      </w:r>
+      <w:hyperlink w:anchor="ref11">
+        <w:r>
+          <w:rPr>
+            <w:color w:val="1155CC"/>
+            <w:u w:val="single"/>
+          </w:rPr>
+          <w:t>[11]</w:t>
+        </w:r>
+      </w:hyperlink>
+      <w:r>
+        <w:rPr>
+          <w:rFonts w:ascii="Times New Roman" w:hAnsi="Times New Roman"/>
+          <w:b w:val="0"/>
+          <w:i w:val="0"/>
+          <w:sz w:val="28"/>
+        </w:rPr>
+        <w:t xml:space="preserve"> с поддержкой тёмной и светлой темы, граф связей с пятью режимами отображения в SVG </w:t>
+      </w:r>
+      <w:hyperlink w:anchor="ref16">
+        <w:r>
+          <w:rPr>
+            <w:color w:val="1155CC"/>
+            <w:u w:val="single"/>
+          </w:rPr>
+          <w:t>[16]</w:t>
+        </w:r>
+      </w:hyperlink>
+      <w:r>
+        <w:rPr>
+          <w:rFonts w:ascii="Times New Roman" w:hAnsi="Times New Roman"/>
+          <w:b w:val="0"/>
+          <w:i w:val="0"/>
+          <w:sz w:val="28"/>
+        </w:rPr>
+        <w:t xml:space="preserve"> без внешних библиотек, алгоритм поиска похожих статей по взвешенному баллу из пяти признаков, браузерный интерфейс с фасетной фильтрацией.</w:t>
       </w:r>
     </w:p>
     <w:p>
@@ -12735,7 +13457,43 @@
           <w:i w:val="0"/>
           <w:sz w:val="28"/>
         </w:rPr>
-        <w:t>Возможные направления дальнейшего развития: реализация полнотекстового поиска по аннотациям, добавление экспорта графа в форматы VOSviewer [2] и Gephi [5], переход на серверный рендеринг графа для поддержки наборов свыше 10 000 публикаций.</w:t>
+        <w:t xml:space="preserve">Возможные направления дальнейшего развития: реализация полнотекстового поиска по аннотациям, добавление экспорта графа в форматы VOSviewer </w:t>
+      </w:r>
+      <w:hyperlink w:anchor="ref2">
+        <w:r>
+          <w:rPr>
+            <w:color w:val="1155CC"/>
+            <w:u w:val="single"/>
+          </w:rPr>
+          <w:t>[2]</w:t>
+        </w:r>
+      </w:hyperlink>
+      <w:r>
+        <w:rPr>
+          <w:rFonts w:ascii="Times New Roman" w:hAnsi="Times New Roman"/>
+          <w:b w:val="0"/>
+          <w:i w:val="0"/>
+          <w:sz w:val="28"/>
+        </w:rPr>
+        <w:t xml:space="preserve"> и Gephi </w:t>
+      </w:r>
+      <w:hyperlink w:anchor="ref5">
+        <w:r>
+          <w:rPr>
+            <w:color w:val="1155CC"/>
+            <w:u w:val="single"/>
+          </w:rPr>
+          <w:t>[5]</w:t>
+        </w:r>
+      </w:hyperlink>
+      <w:r>
+        <w:rPr>
+          <w:rFonts w:ascii="Times New Roman" w:hAnsi="Times New Roman"/>
+          <w:b w:val="0"/>
+          <w:i w:val="0"/>
+          <w:sz w:val="28"/>
+        </w:rPr>
+        <w:t xml:space="preserve">, переход на серверный рендеринг графа для поддержки наборов свыше 10 000 публикаций.</w:t>
       </w:r>
     </w:p>
     <w:p>
@@ -12761,6 +13519,7 @@
         <w:spacing w:after="0"/>
         <w:ind w:left="709"/>
       </w:pPr>
+      <w:bookmarkStart w:id="5001" w:name="ref1"/>
       <w:r>
         <w:rPr>
           <w:rFonts w:ascii="Times New Roman" w:hAnsi="Times New Roman"/>
@@ -12770,6 +13529,7 @@
         </w:rPr>
         <w:t>1. Priem J., Piwowar H., Orr R. OpenAlex: A fully-open index of the world's research works, authors, venues, institutions, and concepts // arXiv preprint arXiv:2205.01833. — 2022.</w:t>
       </w:r>
+      <w:bookmarkEnd w:id="5001"/>
     </w:p>
     <w:p>
       <w:pPr>
@@ -12777,6 +13537,7 @@
         <w:spacing w:after="0"/>
         <w:ind w:left="709"/>
       </w:pPr>
+      <w:bookmarkStart w:id="5002" w:name="ref2"/>
       <w:r>
         <w:rPr>
           <w:rFonts w:ascii="Times New Roman" w:hAnsi="Times New Roman"/>
@@ -12786,6 +13547,7 @@
         </w:rPr>
         <w:t>2. van Eck N.J., Waltman L. Software survey: VOSviewer, a computer program for bibliometric mapping // Scientometrics. — 2010. — Vol. 84, № 2. — P. 523–538. DOI: 10.1007/s11192-009-0146-3</w:t>
       </w:r>
+      <w:bookmarkEnd w:id="5002"/>
     </w:p>
     <w:p>
       <w:pPr>
@@ -12793,6 +13555,7 @@
         <w:spacing w:after="0"/>
         <w:ind w:left="709"/>
       </w:pPr>
+      <w:bookmarkStart w:id="5003" w:name="ref3"/>
       <w:r>
         <w:rPr>
           <w:rFonts w:ascii="Times New Roman" w:hAnsi="Times New Roman"/>
@@ -12802,6 +13565,7 @@
         </w:rPr>
         <w:t>3. Chen C. CiteSpace II: Detecting and Visualizing Emerging Trends and Transient Patterns in Scientific Literature // Journal of the American Society for Information Science and Technology. — 2006. — Vol. 57, № 3. — P. 359–377. DOI: 10.1002/asi.20317</w:t>
       </w:r>
+      <w:bookmarkEnd w:id="5003"/>
     </w:p>
     <w:p>
       <w:pPr>
@@ -12809,6 +13573,7 @@
         <w:spacing w:after="0"/>
         <w:ind w:left="709"/>
       </w:pPr>
+      <w:bookmarkStart w:id="5004" w:name="ref4"/>
       <w:r>
         <w:rPr>
           <w:rFonts w:ascii="Times New Roman" w:hAnsi="Times New Roman"/>
@@ -12818,6 +13583,7 @@
         </w:rPr>
         <w:t>4. Aria M., Cuccurullo C. bibliometrix: An R-tool for comprehensive science mapping analysis // Journal of Informetrics. — 2017. — Vol. 11, № 4. — P. 959–975. DOI: 10.1016/j.joi.2017.08.007</w:t>
       </w:r>
+      <w:bookmarkEnd w:id="5004"/>
     </w:p>
     <w:p>
       <w:pPr>
@@ -12825,6 +13591,7 @@
         <w:spacing w:after="0"/>
         <w:ind w:left="709"/>
       </w:pPr>
+      <w:bookmarkStart w:id="5005" w:name="ref5"/>
       <w:r>
         <w:rPr>
           <w:rFonts w:ascii="Times New Roman" w:hAnsi="Times New Roman"/>
@@ -12834,6 +13601,7 @@
         </w:rPr>
         <w:t>5. Bastian M., Heymann S., Jacomy M. Gephi: An Open Source Software for Exploring and Manipulating Networks // International AAAI Conference on Web and Social Media. — 2009. — P. 361–362.</w:t>
       </w:r>
+      <w:bookmarkEnd w:id="5005"/>
     </w:p>
     <w:p>
       <w:pPr>
@@ -12841,6 +13609,7 @@
         <w:spacing w:after="0"/>
         <w:ind w:left="709"/>
       </w:pPr>
+      <w:bookmarkStart w:id="5006" w:name="ref6"/>
       <w:r>
         <w:rPr>
           <w:rFonts w:ascii="Times New Roman" w:hAnsi="Times New Roman"/>
@@ -12850,6 +13619,7 @@
         </w:rPr>
         <w:t>6. Fortunato S. et al. Science of science // Science. — 2018. — Vol. 359, № 6379. DOI: 10.1126/science.aao0185</w:t>
       </w:r>
+      <w:bookmarkEnd w:id="5006"/>
     </w:p>
     <w:p>
       <w:pPr>
@@ -12857,6 +13627,7 @@
         <w:spacing w:after="0"/>
         <w:ind w:left="709"/>
       </w:pPr>
+      <w:bookmarkStart w:id="5007" w:name="ref7"/>
       <w:r>
         <w:rPr>
           <w:rFonts w:ascii="Times New Roman" w:hAnsi="Times New Roman"/>
@@ -12866,6 +13637,7 @@
         </w:rPr>
         <w:t>7. Boyack K.W., Klavans R. Creation of a highly detailed, dynamic, global model and map of science // Journal of the Association for Information Science and Technology. — 2014. — Vol. 65, № 4. — P. 670–685. DOI: 10.1002/asi.22990</w:t>
       </w:r>
+      <w:bookmarkEnd w:id="5007"/>
     </w:p>
     <w:p>
       <w:pPr>
@@ -12873,6 +13645,7 @@
         <w:spacing w:after="0"/>
         <w:ind w:left="709"/>
       </w:pPr>
+      <w:bookmarkStart w:id="5008" w:name="ref8"/>
       <w:r>
         <w:rPr>
           <w:rFonts w:ascii="Times New Roman" w:hAnsi="Times New Roman"/>
@@ -12882,6 +13655,7 @@
         </w:rPr>
         <w:t>8. Waltman L., van Eck N.J., Noyons E.C.M. A unified approach to mapping and clustering of bibliometric networks // Journal of Informetrics. — 2010. — Vol. 4, № 4. — P. 629–635. DOI: 10.1016/j.joi.2010.07.002</w:t>
       </w:r>
+      <w:bookmarkEnd w:id="5008"/>
     </w:p>
     <w:p>
       <w:pPr>
@@ -12889,6 +13663,7 @@
         <w:spacing w:after="0"/>
         <w:ind w:left="709"/>
       </w:pPr>
+      <w:bookmarkStart w:id="5009" w:name="ref9"/>
       <w:r>
         <w:rPr>
           <w:rFonts w:ascii="Times New Roman" w:hAnsi="Times New Roman"/>
@@ -12898,6 +13673,7 @@
         </w:rPr>
         <w:t>9. OpenAlex API Documentation. URL: https://docs.openalex.org</w:t>
       </w:r>
+      <w:bookmarkEnd w:id="5009"/>
     </w:p>
     <w:p>
       <w:pPr>
@@ -12905,6 +13681,7 @@
         <w:spacing w:after="0"/>
         <w:ind w:left="709"/>
       </w:pPr>
+      <w:bookmarkStart w:id="5010" w:name="ref10"/>
       <w:r>
         <w:rPr>
           <w:rFonts w:ascii="Times New Roman" w:hAnsi="Times New Roman"/>
@@ -12914,6 +13691,7 @@
         </w:rPr>
         <w:t>10. PostgreSQL 14 Documentation. URL: https://www.postgresql.org/docs/14/</w:t>
       </w:r>
+      <w:bookmarkEnd w:id="5010"/>
     </w:p>
     <w:p>
       <w:pPr>
@@ -12921,6 +13699,7 @@
         <w:spacing w:after="0"/>
         <w:ind w:left="709"/>
       </w:pPr>
+      <w:bookmarkStart w:id="5011" w:name="ref11"/>
       <w:r>
         <w:rPr>
           <w:rFonts w:ascii="Times New Roman" w:hAnsi="Times New Roman"/>
@@ -12930,6 +13709,7 @@
         </w:rPr>
         <w:t>11. Plotly Open Source Graphing Library — Python. URL: https://plotly.com/python/</w:t>
       </w:r>
+      <w:bookmarkEnd w:id="5011"/>
     </w:p>
     <w:p>
       <w:pPr>
@@ -12937,6 +13717,7 @@
         <w:spacing w:after="0"/>
         <w:ind w:left="709"/>
       </w:pPr>
+      <w:bookmarkStart w:id="5012" w:name="ref12"/>
       <w:r>
         <w:rPr>
           <w:rFonts w:ascii="Times New Roman" w:hAnsi="Times New Roman"/>
@@ -12946,6 +13727,7 @@
         </w:rPr>
         <w:t>12. Photon — Geocoder built for OpenStreetMap (Komoot). URL: https://photon.komoot.io</w:t>
       </w:r>
+      <w:bookmarkEnd w:id="5012"/>
     </w:p>
     <w:p>
       <w:pPr>
@@ -12953,6 +13735,7 @@
         <w:spacing w:after="0"/>
         <w:ind w:left="709"/>
       </w:pPr>
+      <w:bookmarkStart w:id="5013" w:name="ref13"/>
       <w:r>
         <w:rPr>
           <w:rFonts w:ascii="Times New Roman" w:hAnsi="Times New Roman"/>
@@ -12962,6 +13745,7 @@
         </w:rPr>
         <w:t>13. Python Software Foundation. Python 3 Language Reference. URL: https://docs.python.org/3/</w:t>
       </w:r>
+      <w:bookmarkEnd w:id="5013"/>
     </w:p>
     <w:p>
       <w:pPr>
@@ -12969,6 +13753,7 @@
         <w:spacing w:after="0"/>
         <w:ind w:left="709"/>
       </w:pPr>
+      <w:bookmarkStart w:id="5014" w:name="ref14"/>
       <w:r>
         <w:rPr>
           <w:rFonts w:ascii="Times New Roman" w:hAnsi="Times New Roman"/>
@@ -12978,6 +13763,7 @@
         </w:rPr>
         <w:t>14. ijson — Iterative JSON parser. URL: https://pypi.org/project/ijson/</w:t>
       </w:r>
+      <w:bookmarkEnd w:id="5014"/>
     </w:p>
     <w:p>
       <w:pPr>
@@ -12985,6 +13771,7 @@
         <w:spacing w:after="0"/>
         <w:ind w:left="709"/>
       </w:pPr>
+      <w:bookmarkStart w:id="5015" w:name="ref15"/>
       <w:r>
         <w:rPr>
           <w:rFonts w:ascii="Times New Roman" w:hAnsi="Times New Roman"/>
@@ -12994,6 +13781,7 @@
         </w:rPr>
         <w:t>15. psycopg2 — PostgreSQL Database Adapter for Python. URL: https://www.psycopg.org/docs/</w:t>
       </w:r>
+      <w:bookmarkEnd w:id="5015"/>
     </w:p>
     <w:p>
       <w:pPr>
@@ -13001,6 +13789,7 @@
         <w:spacing w:after="0"/>
         <w:ind w:left="709"/>
       </w:pPr>
+      <w:bookmarkStart w:id="5016" w:name="ref16"/>
       <w:r>
         <w:rPr>
           <w:rFonts w:ascii="Times New Roman" w:hAnsi="Times New Roman"/>
@@ -13010,6 +13799,7 @@
         </w:rPr>
         <w:t>16. MDN Web Docs — SVG: Scalable Vector Graphics. URL: https://developer.mozilla.org/en-US/docs/Web/SVG</w:t>
       </w:r>
+      <w:bookmarkEnd w:id="5016"/>
     </w:p>
     <w:p>
       <w:pPr>
@@ -13017,6 +13807,7 @@
         <w:spacing w:after="0"/>
         <w:ind w:left="709"/>
       </w:pPr>
+      <w:bookmarkStart w:id="5017" w:name="ref17"/>
       <w:r>
         <w:rPr>
           <w:rFonts w:ascii="Times New Roman" w:hAnsi="Times New Roman"/>
@@ -13026,6 +13817,7 @@
         </w:rPr>
         <w:t>17. RFC 1952 — GZIP file format specification version 4.3. URL: https://www.rfc-editor.org/rfc/rfc1952</w:t>
       </w:r>
+      <w:bookmarkEnd w:id="5017"/>
     </w:p>
     <w:p>
       <w:pPr>
@@ -13033,6 +13825,7 @@
         <w:spacing w:after="0"/>
         <w:ind w:left="709"/>
       </w:pPr>
+      <w:bookmarkStart w:id="5018" w:name="ref18"/>
       <w:r>
         <w:rPr>
           <w:rFonts w:ascii="Times New Roman" w:hAnsi="Times New Roman"/>
@@ -13042,6 +13835,7 @@
         </w:rPr>
         <w:t>18. Bornmann L., Mutz R. Growth rates of modern science: A bibliometric analysis based on the number of publications and cited references // Journal of the Association for Information Science and Technology. — 2015. — Vol. 66, № 11. — P. 2215–2222. DOI: 10.1002/asi.23329</w:t>
       </w:r>
+      <w:bookmarkEnd w:id="5018"/>
     </w:p>
     <w:p>
       <w:pPr>

--- a/docs/диплом.docx
+++ b/docs/диплом.docx
@@ -652,7 +652,7 @@
           <w:sz w:val="24"/>
           <w:szCs w:val="24"/>
         </w:rPr>
-        <w:t xml:space="preserve">    3.11. Этап 1 — OpenAlex Institutions API</w:t>
+        <w:t xml:space="preserve">    3.11. Этап 1 — Приоритизация</w:t>
       </w:r>
     </w:p>
     <w:p>
@@ -667,7 +667,22 @@
           <w:sz w:val="24"/>
           <w:szCs w:val="24"/>
         </w:rPr>
-        <w:t xml:space="preserve">    3.12. Этап 2 — геокодирование по строке названия</w:t>
+        <w:t xml:space="preserve">    3.12. Этап 2 — OpenAlex Institutions API</w:t>
+      </w:r>
+    </w:p>
+    <w:p>
+      <w:pPr>
+        <w:tabs>
+          <w:tab w:val="right" w:leader="dot" w:pos="9070"/>
+        </w:tabs>
+      </w:pPr>
+      <w:r>
+        <w:rPr>
+          <w:rFonts w:ascii="Times New Roman" w:hAnsi="Times New Roman"/>
+          <w:sz w:val="24"/>
+          <w:szCs w:val="24"/>
+        </w:rPr>
+        <w:t xml:space="preserve">    3.13. Этап 3 — геокодирование по строке названия</w:t>
       </w:r>
     </w:p>
     <w:p>
@@ -10980,7 +10995,7 @@
           <w:i w:val="0"/>
           <w:sz w:val="28"/>
         </w:rPr>
-        <w:t xml:space="preserve">Геокодирование проходит в два этапа, потому что не все аффилиации в базе устроены одинаково. Часть из них имеет </w:t>
+        <w:t xml:space="preserve">Геокодирование проходит в три этапа. На первом этапе аффилиации сортируются по приоритету. На втором — для записей с </w:t>
       </w:r>
       <w:r>
         <w:rPr>
@@ -10996,7 +11011,7 @@
           <w:i w:val="0"/>
           <w:sz w:val="28"/>
         </w:rPr>
-        <w:t xml:space="preserve"> — ссылку на запись в каталоге OpenAlex. Для таких можно запросить координаты напрямую. Остальные записаны только строкой названия — для них используется геокодер по тексту.</w:t>
+        <w:t xml:space="preserve"> — координаты запрашиваются через API OpenAlex. На третьем — аффилиации без идентификатора геокодируются по строке названия.</w:t>
       </w:r>
     </w:p>
     <w:p>
@@ -11073,6 +11088,28 @@
     <w:p>
       <w:pPr>
         <w:pStyle w:val="Heading2"/>
+      </w:pPr>
+      <w:r>
+        <w:t>3.11. Этап 1 — Приоритизация</w:t>
+      </w:r>
+    </w:p>
+    <w:p>
+      <w:pPr>
+        <w:pStyle w:val="Normal"/>
+        <w:ind w:firstLine="720"/>
+      </w:pPr>
+      <w:r>
+        <w:rPr>
+          <w:rFonts w:ascii="Times New Roman" w:hAnsi="Times New Roman"/>
+          <w:sz w:val="24"/>
+          <w:szCs w:val="24"/>
+        </w:rPr>
+        <w:t>Скрипт fetch_geo.py собирает все уникальные аффилиации из таблицы affiliations и сортирует их по убыванию числа публикаций, в которых они встречаются. Такой порядок обеспечивает максимальный прирост покрытия с каждым батчем: первыми геокодируются «тяжёлые» организации, от которых зависит наибольшее число публикаций без координат.</w:t>
+      </w:r>
+    </w:p>
+    <w:p>
+      <w:pPr>
+        <w:pStyle w:val="Heading2"/>
         <w:spacing w:before="240" w:after="120"/>
         <w:ind w:firstLine="0"/>
         <w:jc w:val="left"/>
@@ -11084,7 +11121,7 @@
           <w:color w:val="000000"/>
           <w:sz w:val="26"/>
         </w:rPr>
-        <w:t>3.11. Этап 1 — OpenAlex Institutions API</w:t>
+        <w:t>3.12. Этап 2 — OpenAlex Institutions API</w:t>
       </w:r>
     </w:p>
     <w:p>
@@ -11134,22 +11171,6 @@
           <w:i w:val="0"/>
           <w:sz w:val="28"/>
         </w:rPr>
-        <w:t>Порядок обработки выбирается по приоритету: сначала организации, которые встречаются у авторов наибольшего числа публикаций без координат. Это позволяет максимально быстро увеличить покрытие карты.</w:t>
-      </w:r>
-    </w:p>
-    <w:p>
-      <w:pPr>
-        <w:spacing w:after="0"/>
-        <w:ind w:firstLine="709"/>
-        <w:jc w:val="both"/>
-      </w:pPr>
-      <w:r>
-        <w:rPr>
-          <w:rFonts w:ascii="Times New Roman" w:hAnsi="Times New Roman"/>
-          <w:b w:val="0"/>
-          <w:i w:val="0"/>
-          <w:sz w:val="28"/>
-        </w:rPr>
       </w:r>
       <w:r>
         <w:rPr>
@@ -11158,7 +11179,7 @@
           <w:i w:val="0"/>
           <w:sz w:val="28"/>
         </w:rPr>
-        <w:t>Результат первого этапа:</w:t>
+        <w:t>Результат второго этапа:</w:t>
       </w:r>
       <w:r>
         <w:rPr>
@@ -11184,7 +11205,7 @@
           <w:color w:val="000000"/>
           <w:sz w:val="26"/>
         </w:rPr>
-        <w:t>3.12. Этап 2 — геокодирование по строке названия</w:t>
+        <w:t>3.13. Этап 3 — геокодирование по строке названия</w:t>
       </w:r>
     </w:p>
     <w:p>
@@ -11322,7 +11343,7 @@
           <w:i w:val="0"/>
           <w:sz w:val="28"/>
         </w:rPr>
-        <w:t>Результат второго этапа:</w:t>
+        <w:t>Результат третьего этапа:</w:t>
       </w:r>
       <w:r>
         <w:rPr>

--- a/docs/диплом.docx
+++ b/docs/диплом.docx
@@ -3,19 +3,15 @@
 <w:document xmlns:wpc="http://schemas.microsoft.com/office/word/2010/wordprocessingCanvas" xmlns:mo="http://schemas.microsoft.com/office/mac/office/2008/main" xmlns:mc="http://schemas.openxmlformats.org/markup-compatibility/2006" xmlns:mv="urn:schemas-microsoft-com:mac:vml" xmlns:o="urn:schemas-microsoft-com:office:office" xmlns:r="http://schemas.openxmlformats.org/officeDocument/2006/relationships" xmlns:m="http://schemas.openxmlformats.org/officeDocument/2006/math" xmlns:v="urn:schemas-microsoft-com:vml" xmlns:wp14="http://schemas.microsoft.com/office/word/2010/wordprocessingDrawing" xmlns:wp="http://schemas.openxmlformats.org/drawingml/2006/wordprocessingDrawing" xmlns:w10="urn:schemas-microsoft-com:office:word" xmlns:w="http://schemas.openxmlformats.org/wordprocessingml/2006/main" xmlns:w14="http://schemas.microsoft.com/office/word/2010/wordml" xmlns:wpg="http://schemas.microsoft.com/office/word/2010/wordprocessingGroup" xmlns:wpi="http://schemas.microsoft.com/office/word/2010/wordprocessingInk" xmlns:wne="http://schemas.microsoft.com/office/word/2006/wordml" xmlns:wps="http://schemas.microsoft.com/office/word/2010/wordprocessingShape" mc:Ignorable="w14 wp14">
   <w:body>
     <w:p>
-      <w:r>
-        <w:br w:type="page"/>
-      </w:r>
-    </w:p>
-    <w:p>
       <w:pPr>
         <w:jc w:val="center"/>
+        <w:spacing w:before="0" w:after="0"/>
       </w:pPr>
       <w:r>
         <w:drawing>
           <wp:inline xmlns:a="http://schemas.openxmlformats.org/drawingml/2006/main" xmlns:pic="http://schemas.openxmlformats.org/drawingml/2006/picture">
-            <wp:extent cx="5760000" cy="8146562"/>
-            <wp:docPr id="13" name="Picture 13"/>
+            <wp:extent cx="5760000" cy="8142915"/>
+            <wp:docPr id="33" name="Picture 33"/>
             <wp:cNvGraphicFramePr>
               <a:graphicFrameLocks noChangeAspect="1"/>
             </wp:cNvGraphicFramePr>
@@ -23,11 +19,11 @@
               <a:graphicData uri="http://schemas.openxmlformats.org/drawingml/2006/picture">
                 <pic:pic>
                   <pic:nvPicPr>
-                    <pic:cNvPr id="0" name="title_new.png"/>
+                    <pic:cNvPr id="0" name="title_page.png"/>
                     <pic:cNvPicPr/>
                   </pic:nvPicPr>
                   <pic:blipFill>
-                    <a:blip r:embed="rId22"/>
+                    <a:blip r:embed="rId37"/>
                     <a:stretch>
                       <a:fillRect/>
                     </a:stretch>
@@ -35,7 +31,7 @@
                   <pic:spPr>
                     <a:xfrm>
                       <a:off x="0" y="0"/>
-                      <a:ext cx="5760000" cy="8146562"/>
+                      <a:ext cx="5760000" cy="8142915"/>
                     </a:xfrm>
                     <a:prstGeom prst="rect"/>
                   </pic:spPr>
@@ -49,41 +45,6 @@
     <w:p>
       <w:r>
         <w:br w:type="page"/>
-      </w:r>
-    </w:p>
-    <w:p>
-      <w:r>
-        <w:br w:type="page"/>
-      </w:r>
-    </w:p>
-    <w:p>
-      <w:pPr>
-        <w:spacing w:before="240" w:after="120"/>
-        <w:ind w:firstLine="0"/>
-        <w:jc w:val="center"/>
-      </w:pPr>
-      <w:r>
-        <w:rPr>
-          <w:rFonts w:ascii="Times New Roman" w:hAnsi="Times New Roman"/>
-          <w:b/>
-          <w:sz w:val="32"/>
-        </w:rPr>
-        <w:t>ВЫПУСКНАЯ КВАЛИФИКАЦИОННАЯ РАБОТА</w:t>
-      </w:r>
-    </w:p>
-    <w:p>
-      <w:pPr>
-        <w:spacing w:before="240" w:after="120"/>
-        <w:ind w:firstLine="0"/>
-        <w:jc w:val="center"/>
-      </w:pPr>
-      <w:r>
-        <w:rPr>
-          <w:rFonts w:ascii="Times New Roman" w:hAnsi="Times New Roman"/>
-          <w:b/>
-          <w:sz w:val="30"/>
-        </w:rPr>
-        <w:t>Визуализация науки на основе метаданных публикаций и журналов</w:t>
       </w:r>
     </w:p>
     <w:p>
